--- a/zaini_case_audit_output/outputs/word/documents/118_المسحوبات 1436 (zip).docx
+++ b/zaini_case_audit_output/outputs/word/documents/118_المسحوبات 1436 (zip).docx
@@ -53,6 +53,20 @@
         <w:t>[مخرج آلي / Script Output - سماوي]  [مخرج آلي يحتاج مراجعة بشرية - وردي]</w:t>
       </w:r>
     </w:p>
+    <w:p>
+      <w:pPr>
+        <w:jc w:val="right"/>
+        <w:bidi/>
+      </w:pPr>
+      <w:r>
+        <w:rPr>
+          <w:b w:val="0"/>
+          <w:i/>
+          <w:color w:val="C00000"/>
+        </w:rPr>
+        <w:t>[نص ممسوح OCR صُحِّح ترتيبه آلياً — قد يحتوي أخطاء طفيفة]</w:t>
+      </w:r>
+    </w:p>
     <w:p/>
     <w:p>
       <w:pPr>
@@ -1406,7 +1420,7 @@
           <w:b w:val="0"/>
           <w:i w:val="0"/>
         </w:rPr>
-        <w:t>لأسباب صحية.الدواء المباع لايرد ولا يستبدل</w:t>
+        <w:t>لدبتسي الو دريال عابملا ءاودلا.ةيحص بابسأل</w:t>
         <w:br/>
         <w:t>‎For safety reasons, sold medications will not be returned or exchanged‏</w:t>
       </w:r>
@@ -1751,7 +1765,7 @@
           <w:b w:val="0"/>
           <w:i w:val="0"/>
         </w:rPr>
-        <w:t>‏لأسباب صحية,الدواء المباع لايرد ‎Vg‏ يستبدل</w:t>
+        <w:t>لدبتسي ‏Vg‎ دريال عابملا ءاودلا,ةيحص بابسأل‏</w:t>
         <w:br/>
         <w:t>‎For safety reasons, sold medications will not be returned or exchanged‏</w:t>
       </w:r>
@@ -2251,7 +2265,7 @@
         <w:br/>
         <w:t>© ‏اسم الشركة شركة المياء الوطنية‎ :</w:t>
         <w:br/>
-        <w:t>‏ينا‎ ٍْ</w:t>
+        <w:t>‏ينا‎ ٍْ</w:t>
       </w:r>
     </w:p>
     <w:p>
@@ -5764,7 +5778,7 @@
           <w:b w:val="0"/>
           <w:i w:val="0"/>
         </w:rPr>
-        <w:t>سابعاً : الدفعات وطريقة السداد</w:t>
+        <w:t>دادسلا ةقيرطو تاعفدلا : ًاعباس</w:t>
         <w:br/>
         <w:t>‎.١‏ تم الإتفاق بين الطرفين على أن يتم سداد القيمة الإيجارية بالكامل و رسوم التأمين</w:t>
         <w:br/>
@@ -5856,7 +5870,7 @@
         <w:br/>
         <w:t>عمل نوافذ أو أبواب أو أن يسد شيئا مما هو قائم آو يبني أو يركب إنشاءات جديدة أو يعدل في</w:t>
         <w:br/>
-        <w:t>إنشاءات وتمديدات الماء والكهرباء إلا بالموافقة الخطية المسبقة من الطرف ‎SSVI‏ وعليه فإن</w:t>
+        <w:t>نإف هيلعو ‏SSVI‎ فرطلا نم ةقبسملا ةيطخلا ةقفاوملاب الإ ءابرهكلاو ءاملا تاديدمتو تاءاشنإ</w:t>
         <w:br/>
         <w:t>كل الإنشاءآت أو التغيرات أو التجهيزات التي يقوم بعملها الطرف الثاني بالعين المؤجرة بعد</w:t>
         <w:br/>

--- a/zaini_case_audit_output/outputs/word/documents/118_المسحوبات 1436 (zip).docx
+++ b/zaini_case_audit_output/outputs/word/documents/118_المسحوبات 1436 (zip).docx
@@ -78,7 +78,7 @@
           <w:b w:val="0"/>
           <w:i w:val="0"/>
         </w:rPr>
-        <w:t>[أرشيف 1LxIWcYRRnnGiCJpgxVhOvu7yLZC6Y0Pk.zip - عدد الملفات الداخلية: 20 - طريقة: zip]</w:t>
+        <w:t>[zip :ةقيرط - 20 :ةيلخادلا تافلملا ددع - 1LxIWcYRRnnGiCJpgxVhOvu7yLZC6Y0Pk.zip فيشرأ]</w:t>
       </w:r>
     </w:p>
     <w:p>
@@ -95,7 +95,7 @@
         <w:br/>
         <w:t>[صفحة 1 - OCR]</w:t>
         <w:br/>
-        <w:t>شركة أوزكوالمحدودة ‎١‏ التاريخ : 2015/7/1 م 01:28:46</w:t>
+        <w:t>01:28:46 م 2015/7/1 : خيراتلا ‏١‎ ةدودحملاوكزوأ ةكرش</w:t>
         <w:br/>
         <w:t>‎Le‏ 55"؛ ه جدة ‎VVOVE‏ صفحة رقم : 1 3</w:t>
       </w:r>
@@ -123,11 +123,11 @@
           <w:b w:val="0"/>
           <w:i w:val="0"/>
         </w:rPr>
-        <w:t>مسلسل: 971 التاريخ :2015/7/1 اليوميةالفرعية : المسلسل :</w:t>
+        <w:t>: لسلسملا : ةيعرفلاةيمويلا :2015/7/1 خيراتلا 971 :لسلسم</w:t>
         <w:br/>
         <w:t>رقم القيد: 971 شرح القيد: مصاريف منزل الشيخ/ احمد زينى عن شهر يونيه ‎٠١1‏</w:t>
         <w:br/>
-        <w:t>‏الشرمح</w:t>
+        <w:t>حمرشلا‏</w:t>
         <w:br/>
         <w:t>‏10095160 .الشيخ أحمد عباس زيني مصاريف منزل الشيخ/ احمد زينى عن</w:t>
         <w:br/>
@@ -161,7 +161,7 @@
           <w:b w:val="0"/>
           <w:i w:val="0"/>
         </w:rPr>
-        <w:t>المراجع</w:t>
+        <w:t>عجارملا</w:t>
       </w:r>
     </w:p>
     <w:p>
@@ -189,7 +189,7 @@
         </w:rPr>
         <w:t>[صفحة 2 - OCR]</w:t>
         <w:br/>
-        <w:t>0260 CO. LTD. ‏شركة أوزكو المحدودة‎</w:t>
+        <w:t>‎ةدودحملا وكزوأ ةكرش‏ LTD. CO. 0260</w:t>
         <w:br/>
         <w:t>JEDDAH - OZCO BUILDING ‏جدة - عمارة أوزكو‎</w:t>
         <w:br/>
@@ -219,9 +219,9 @@
           <w:b w:val="0"/>
           <w:i w:val="0"/>
         </w:rPr>
-        <w:t>يال المواقق : 14155/:4/14اه</w:t>
-        <w:br/>
-        <w:t>يصرف الى المكرم : الشيخ أحمد زيني</w:t>
+        <w:t>ها14155/:4/14 : ققاوملا لاي</w:t>
+        <w:br/>
+        <w:t>ينيز دمحأ خيشلا : مركملا ىلا فرصي</w:t>
         <w:br/>
         <w:t>مبلغ فقط وقدره : خمسون الف وسبعمائة ريل لاغير.</w:t>
         <w:br/>
@@ -253,20 +253,20 @@
         </w:rPr>
         <w:t>[صفحة 3 - OCR]</w:t>
         <w:br/>
-        <w:t>اشركة أوزكو المحدودة</w:t>
-      </w:r>
-    </w:p>
-    <w:p>
-      <w:pPr>
-        <w:jc w:val="right"/>
-        <w:bidi/>
-      </w:pPr>
-      <w:r>
-        <w:rPr>
-          <w:b w:val="0"/>
-          <w:i w:val="0"/>
-        </w:rPr>
-        <w:t>المخصصات والمساعدات الشهرية للشيوخ والاقارب وموظفين سابقين .... الخ</w:t>
+        <w:t>ةدودحملا وكزوأ ةكرشا</w:t>
+      </w:r>
+    </w:p>
+    <w:p>
+      <w:pPr>
+        <w:jc w:val="right"/>
+        <w:bidi/>
+      </w:pPr>
+      <w:r>
+        <w:rPr>
+          <w:b w:val="0"/>
+          <w:i w:val="0"/>
+        </w:rPr>
+        <w:t>خلا .... نيقباس نيفظومو براقالاو خويشلل ةيرهشلا تادعاسملاو تاصصخملا</w:t>
       </w:r>
     </w:p>
     <w:p>
@@ -305,50 +305,50 @@
           <w:b w:val="0"/>
           <w:i w:val="0"/>
         </w:rPr>
-        <w:t>‎a‏ هم ‎om‏ فى &lt; اج ام</w:t>
-      </w:r>
-    </w:p>
-    <w:p>
-      <w:pPr>
-        <w:jc w:val="right"/>
-        <w:bidi/>
-      </w:pPr>
-      <w:r>
-        <w:rPr>
-          <w:b w:val="0"/>
-          <w:i w:val="0"/>
-        </w:rPr>
-        <w:t>‏عائلة المرحوم محمد الخجلب</w:t>
-        <w:br/>
-        <w:t>السر ‎deal‏ ادريس</w:t>
-      </w:r>
-    </w:p>
-    <w:p>
-      <w:pPr>
-        <w:jc w:val="right"/>
-        <w:bidi/>
-      </w:pPr>
-      <w:r>
-        <w:rPr>
-          <w:b w:val="0"/>
-          <w:i w:val="0"/>
-        </w:rPr>
-        <w:t>‏عائلة المرحوم هارون انجي</w:t>
-        <w:br/>
-        <w:t>عاتلة المرحوم علي جوجو</w:t>
-      </w:r>
-    </w:p>
-    <w:p>
-      <w:pPr>
-        <w:jc w:val="right"/>
-        <w:bidi/>
-      </w:pPr>
-      <w:r>
-        <w:rPr>
-          <w:b w:val="0"/>
-          <w:i w:val="0"/>
-        </w:rPr>
-        <w:t>‏عائلة المرحوم محمد ‎alls‏ بافضل</w:t>
+        <w:t>ما جا &gt; ىف ‏om‎ مه ‏a‎</w:t>
+      </w:r>
+    </w:p>
+    <w:p>
+      <w:pPr>
+        <w:jc w:val="right"/>
+        <w:bidi/>
+      </w:pPr>
+      <w:r>
+        <w:rPr>
+          <w:b w:val="0"/>
+          <w:i w:val="0"/>
+        </w:rPr>
+        <w:t>بلجخلا دمحم موحرملا ةلئاع‏</w:t>
+        <w:br/>
+        <w:t>سيردا ‏deal‎ رسلا</w:t>
+      </w:r>
+    </w:p>
+    <w:p>
+      <w:pPr>
+        <w:jc w:val="right"/>
+        <w:bidi/>
+      </w:pPr>
+      <w:r>
+        <w:rPr>
+          <w:b w:val="0"/>
+          <w:i w:val="0"/>
+        </w:rPr>
+        <w:t>يجنا نوراه موحرملا ةلئاع‏</w:t>
+        <w:br/>
+        <w:t>وجوج يلع موحرملا ةلتاع</w:t>
+      </w:r>
+    </w:p>
+    <w:p>
+      <w:pPr>
+        <w:jc w:val="right"/>
+        <w:bidi/>
+      </w:pPr>
+      <w:r>
+        <w:rPr>
+          <w:b w:val="0"/>
+          <w:i w:val="0"/>
+        </w:rPr>
+        <w:t>لضفاب ‏alls‎ دمحم موحرملا ةلئاع‏</w:t>
       </w:r>
     </w:p>
     <w:p>
@@ -378,7 +378,7 @@
           <w:b w:val="0"/>
           <w:i w:val="0"/>
         </w:rPr>
-        <w:t>‏السيدة / سهام حسن زيني</w:t>
+        <w:t>ينيز نسح ماهس / ةديسلا‏</w:t>
         <w:br/>
         <w:t>بنات / علياء محمد راجح</w:t>
         <w:br/>
@@ -421,9 +421,9 @@
           <w:b w:val="0"/>
           <w:i w:val="0"/>
         </w:rPr>
-        <w:t>‏الجمعية الخيرية لتحفيظ القرإن الكريم - دار ام حميد دف زيني</w:t>
-        <w:br/>
-        <w:t>الجمعية الخيرية لتحفيظ القران الكريم الجموم</w:t>
+        <w:t>ينيز فد ديمح ما راد - ميركلا نإرقلا ظيفحتل ةيريخلا ةيعمجلا‏</w:t>
+        <w:br/>
+        <w:t>مومجلا ميركلا نارقلا ظيفحتل ةيريخلا ةيعمجلا</w:t>
       </w:r>
     </w:p>
     <w:p>
@@ -449,7 +449,7 @@
           <w:b w:val="0"/>
           <w:i w:val="0"/>
         </w:rPr>
-        <w:t>‏حرم المرحوم فطين الحبيشي</w:t>
+        <w:t>يشيبحلا نيطف موحرملا مرح‏</w:t>
         <w:br/>
         <w:t>عائلة المرحوم يوسف لطفي</w:t>
       </w:r>
@@ -464,7 +464,7 @@
           <w:b w:val="0"/>
           <w:i w:val="0"/>
         </w:rPr>
-        <w:t>‏عائلة المرحوم حامد رزق حسن رجب</w:t>
+        <w:t>بجر نسح قزر دماح موحرملا ةلئاع‏</w:t>
       </w:r>
     </w:p>
     <w:p>
@@ -479,20 +479,20 @@
         </w:rPr>
         <w:t>‏انور باحبيشان</w:t>
         <w:br/>
-        <w:t>عائلة المرحوم عبدالل داوود انجي</w:t>
-      </w:r>
-    </w:p>
-    <w:p>
-      <w:pPr>
-        <w:jc w:val="right"/>
-        <w:bidi/>
-      </w:pPr>
-      <w:r>
-        <w:rPr>
-          <w:b w:val="0"/>
-          <w:i w:val="0"/>
-        </w:rPr>
-        <w:t>‏رسوم تكاليف مصاريف الجامعة لاحفاد مرزوقه</w:t>
+        <w:t>يجنا دوواد للادبع موحرملا ةلئاع</w:t>
+      </w:r>
+    </w:p>
+    <w:p>
+      <w:pPr>
+        <w:jc w:val="right"/>
+        <w:bidi/>
+      </w:pPr>
+      <w:r>
+        <w:rPr>
+          <w:b w:val="0"/>
+          <w:i w:val="0"/>
+        </w:rPr>
+        <w:t>هقوزرم دافحال ةعماجلا فيراصم فيلاكت موسر‏</w:t>
       </w:r>
     </w:p>
     <w:p>
@@ -535,7 +535,7 @@
         <w:br/>
         <w:t>[صفحة 1 - OCR]</w:t>
         <w:br/>
-        <w:t>شركة أوزكو المحدودة التاريخ : 2015/7/13 م 02:55:46</w:t>
+        <w:t>02:55:46 م 2015/7/13 : خيراتلا ةدودحملا وكزوأ ةكرش</w:t>
         <w:br/>
         <w:t>ص.ب 15" ؛ ه جدة ‎YVOVE‏ صفحةرقم: 1[ | 0</w:t>
         <w:br/>
@@ -552,9 +552,9 @@
           <w:b w:val="0"/>
           <w:i w:val="0"/>
         </w:rPr>
-        <w:t>التاريخ :2015/7/13 اليوميةالفرعية :</w:t>
-        <w:br/>
-        <w:t>القيدء مصاريف ادويه_للشيخ/احمد زينى بواسطة فضل بشير</w:t>
+        <w:t>: ةيعرفلاةيمويلا :2015/7/13 خيراتلا</w:t>
+        <w:br/>
+        <w:t>ريشب لضف ةطساوب ىنيز دمحا/خيشلل_هيودا فيراصم ءديقلا</w:t>
       </w:r>
     </w:p>
     <w:p>
@@ -580,7 +580,7 @@
           <w:b w:val="0"/>
           <w:i w:val="0"/>
         </w:rPr>
-        <w:t>2,312 2,312 | : ‏الأجمالى‎</w:t>
+        <w:t>‎ىلامجألا‏ : | 312,2 312,2</w:t>
         <w:br/>
         <w:t>‎sash</w:t>
       </w:r>
@@ -597,7 +597,7 @@
         </w:rPr>
         <w:t>[صفحة 2 - OCR]</w:t>
         <w:br/>
-        <w:t>شركة أوزكو المحدودة ‎OZCO CO. LTD.‏</w:t>
+        <w:t>‏LTD. CO. OZCO‎ ةدودحملا وكزوأ ةكرش</w:t>
         <w:br/>
         <w:t>جدة - عمارة أوزكو ‎JEDDAH - 0200 BUILDING‏</w:t>
       </w:r>
@@ -614,11 +614,11 @@
         </w:rPr>
         <w:t>قف : ‎"50587١15‏ فاكس : 50558415 ‎TEL. 6065216 FAX‏</w:t>
         <w:br/>
-        <w:t>التاريخ : 1501/17١ام‏</w:t>
+        <w:t>‏ما1501/17١ : خيراتلا</w:t>
         <w:br/>
         <w:t>ريال 0 افو تالاه</w:t>
         <w:br/>
-        <w:t>يصرف الى المكرم : فضل بشير</w:t>
+        <w:t>ريشب لضف : مركملا ىلا فرصي</w:t>
       </w:r>
     </w:p>
     <w:p>
@@ -680,7 +680,7 @@
         </w:rPr>
         <w:t>[صفحة 3 - OCR]</w:t>
         <w:br/>
-        <w:t>OZCO CO. LTD. ‏شركة أوزكو المحدودة‎</w:t>
+        <w:t>‎ةدودحملا وكزوأ ةكرش‏ LTD. CO. OZCO</w:t>
         <w:br/>
         <w:t>JEDDAH - 0260 BUILDING ‏جدة - عمارة أوزكو‎</w:t>
         <w:br/>
@@ -712,7 +712,7 @@
           <w:b w:val="0"/>
           <w:i w:val="0"/>
         </w:rPr>
-        <w:t>ا المواقق : 11457/:5/57ه</w:t>
+        <w:t>ه11457/:5/57 : ققاوملا ا</w:t>
       </w:r>
     </w:p>
     <w:p>
@@ -738,7 +738,7 @@
           <w:b w:val="0"/>
           <w:i w:val="0"/>
         </w:rPr>
-        <w:t>يصرف الى المكرم : فضل بشير</w:t>
+        <w:t>ريشب لضف : مركملا ىلا فرصي</w:t>
         <w:br/>
         <w:t>مبلغ فقط وقدره : الفان وثلاثمائة واثنا عشرة ربد لاغير.</w:t>
         <w:br/>
@@ -789,7 +789,7 @@
         <w:br/>
         <w:t>Alnafidi Pharmacy *</w:t>
         <w:br/>
-        <w:t>‏صيدلةة النهدي‎</w:t>
+        <w:t>‎يدهنلا ةةلديص‏</w:t>
         <w:br/>
         <w:t>Jeddah, Saudi. Arabia</w:t>
         <w:br/>
@@ -906,7 +906,7 @@
         </w:rPr>
         <w:t>46.90 18 30659</w:t>
         <w:br/>
-        <w:t>)18.76( 00% ,40 الخصم ‎pte‏ المفة</w:t>
+        <w:t>ةفملا ‏pte‎ مصخلا 40, %00 )18.76(</w:t>
       </w:r>
     </w:p>
     <w:p>
@@ -938,7 +938,7 @@
         </w:rPr>
         <w:t>Contour Gluco Monitor Strips. 50P 360. 00</w:t>
         <w:br/>
-        <w:t>03 Sa ‏قفد وال‎ geist ty yank Jo ‏امس‎</w:t>
+        <w:t>‎سما‏ Jo yank ty geist ‎لاو دفق‏ Sa 03</w:t>
       </w:r>
     </w:p>
     <w:p>
@@ -989,9 +989,9 @@
         <w:br/>
         <w:t>484.19</w:t>
         <w:br/>
-        <w:t>اجمالي طرق الدفع 484.19</w:t>
-        <w:br/>
-        <w:t>الإمبلغ المسشحق 0.00</w:t>
+        <w:t>484.19 عفدلا قرط يلامجا</w:t>
+        <w:br/>
+        <w:t>0.00 قحشسملا غلبمإلا</w:t>
         <w:br/>
         <w:t>رقم بطاقة نهديك ‏ 101586773</w:t>
       </w:r>
@@ -1019,7 +1019,7 @@
           <w:b w:val="0"/>
           <w:i w:val="0"/>
         </w:rPr>
-        <w:t>بالوروض الشهربة و خمم</w:t>
+        <w:t>ممخ و ةبرهشلا ضورولاب</w:t>
         <w:br/>
         <w:t>النقاط الاضافية على عروكي ‎Gases‏</w:t>
         <w:br/>
@@ -1036,13 +1036,13 @@
           <w:b w:val="0"/>
           <w:i w:val="0"/>
         </w:rPr>
-        <w:t>الاستيدال فى خلال أسدرع فقط ‎OT‏</w:t>
-        <w:br/>
-        <w:t>‏يشترط رجود الفائورة</w:t>
+        <w:t>‏OT‎ طقف عردسأ لالخ ىف لاديتسالا</w:t>
+        <w:br/>
+        <w:t>ةروئافلا دوجر طرتشي‏</w:t>
         <w:br/>
         <w:t>البضاعة ‎FH‏ الاترد ولا ‎os dew‏</w:t>
         <w:br/>
-        <w:t>”الى ‎Gua‏ ج. ‎apn, aged Tale Gade Gy ok‏</w:t>
+        <w:t>‏ok Gy Gade Tale aged ,apn‎ .ج ‏Gua‎ ىلا”</w:t>
       </w:r>
     </w:p>
     <w:p>
@@ -1111,7 +1111,7 @@
         </w:rPr>
         <w:t>wow .nahdt . sa’</w:t>
         <w:br/>
-        <w:t>‏المجاني‎ adh</w:t>
+        <w:t>adh ‎يناجملا‏</w:t>
         <w:br/>
         <w:t>8001191198</w:t>
       </w:r>
@@ -1317,7 +1317,7 @@
         <w:br/>
         <w:t>auSh</w:t>
         <w:br/>
-        <w:t>‏المركر الله درل‎</w:t>
+        <w:t>‎لرد هللا ركرملا‏</w:t>
         <w:br/>
         <w:t>International Medical Center</w:t>
       </w:r>
@@ -1347,7 +1347,7 @@
           <w:b w:val="0"/>
           <w:i w:val="0"/>
         </w:rPr>
-        <w:t>MR No. : 022723 : ‏الملف الطبي‎ ,)) Invoice No : 13984676 : ‏رهم الفاتورة‎</w:t>
+        <w:t>‎ةروتافلا مهر‏ : 13984676 : No Invoice ((, ‎يبطلا فلملا‏ : 022723 : No. MR</w:t>
         <w:br/>
         <w:t>Patient Name : AHMED ABASS ZAINY Invoice Date : 14/06/2015 : ‏تاريخ الغاتورة‎</w:t>
         <w:br/>
@@ -1357,7 +1357,7 @@
         <w:br/>
         <w:t>Code Description Discount Patient Total</w:t>
         <w:br/>
-        <w:t>‏الإإحمالىي ء الوصف الرمز‎</w:t>
+        <w:t>‎زمرلا فصولا ء يىلامحإإلا‏</w:t>
         <w:br/>
         <w:t>PHO: 31 | Ascorbic Acid (Vitamin © 1 g Effervescent Tablet 9.45 3.00 28.35 00 28.35</w:t>
         <w:br/>
@@ -1379,7 +1379,7 @@
         <w:br/>
         <w:t>{ATROVENT 500 mcg)</w:t>
         <w:br/>
-        <w:t>PHO1001623 | levoTHYROXINE 25 ‏وعم‎ Tablet (EUTHYROX 25 17.08 1.90 17,05 00 ‘00|</w:t>
+        <w:t>|00‘ 00 05,17 1.90 17.08 25 EUTHYROX) Tablet ‎معو‏ 25 levoTHYROXINE | PHO1001623</w:t>
         <w:br/>
         <w:t>| meq)</w:t>
         <w:br/>
@@ -1399,7 +1399,7 @@
         <w:br/>
         <w:t>Total Invoice Amount 2,195.75 ‘00 669.75</w:t>
         <w:br/>
-        <w:t>‏الإحمالي‎</w:t>
+        <w:t>‎يلامحإلا‏</w:t>
         <w:br/>
         <w:t>‎Created Date 26/14/2015 21:17:25</w:t>
         <w:br/>
@@ -1420,7 +1420,7 @@
           <w:b w:val="0"/>
           <w:i w:val="0"/>
         </w:rPr>
-        <w:t>لدبتسي الو دريال عابملا ءاودلا.ةيحص بابسأل</w:t>
+        <w:t>لأسباب صحية.الدواء المباع لايرد ولا يستبدل</w:t>
         <w:br/>
         <w:t>‎For safety reasons, sold medications will not be returned or exchanged‏</w:t>
       </w:r>
@@ -1448,7 +1448,7 @@
           <w:b w:val="0"/>
           <w:i w:val="0"/>
         </w:rPr>
-        <w:t>Se GA ATS Te Ae ell ‏المميلكة العربية السعودية‎ FESS ‏جدة‎ TAY we at</w:t>
+        <w:t>at we TAY ‎ةدج‏ FESS ‎ةيدوعسلا ةيبرعلا ةكليمملا‏ ell Ae Te ATS GA Se</w:t>
       </w:r>
     </w:p>
     <w:p>
@@ -1476,7 +1476,7 @@
         </w:rPr>
         <w:t>[صفحة 7 - OCR]</w:t>
         <w:br/>
-        <w:t>المركز الطبي الصولي</w:t>
+        <w:t>يلوصلا يبطلا زكرملا</w:t>
         <w:br/>
         <w:t>‎International Medical Center‏</w:t>
         <w:br/>
@@ -1525,20 +1525,20 @@
         <w:br/>
         <w:t>تاريخ الفاتورة :</w:t>
         <w:br/>
-        <w:t>الطبيب طارق يوسف</w:t>
-      </w:r>
-    </w:p>
-    <w:p>
-      <w:pPr>
-        <w:jc w:val="right"/>
-        <w:bidi/>
-      </w:pPr>
-      <w:r>
-        <w:rPr>
-          <w:b w:val="0"/>
-          <w:i w:val="0"/>
-        </w:rPr>
-        <w:t>194187 : ‏الملف الطبي‎ 05,1 Invoice No :</w:t>
+        <w:t>فسوي قراط بيبطلا</w:t>
+      </w:r>
+    </w:p>
+    <w:p>
+      <w:pPr>
+        <w:jc w:val="right"/>
+        <w:bidi/>
+      </w:pPr>
+      <w:r>
+        <w:rPr>
+          <w:b w:val="0"/>
+          <w:i w:val="0"/>
+        </w:rPr>
+        <w:t>: No Invoice 1,05 ‎يبطلا فلملا‏ : 194187</w:t>
         <w:br/>
         <w:t>AATEQAH MOHAMAD ALHARAZI Invoice Date :</w:t>
       </w:r>
@@ -1553,7 +1553,7 @@
           <w:b w:val="0"/>
           <w:i w:val="0"/>
         </w:rPr>
-        <w:t>‎Physician : T. YOUSEF‏ الأسم المريض : عاتقه محمد الحرازي</w:t>
+        <w:t>يزارحلا دمحم هقتاع : ضيرملا مسألا ‏YOUSEF T. : Physician‎</w:t>
         <w:br/>
         <w:t>‎Clinic Name: NEUROLOGY CLINIC‏</w:t>
       </w:r>
@@ -1596,7 +1596,7 @@
           <w:b w:val="0"/>
           <w:i w:val="0"/>
         </w:rPr>
-        <w:t>‏الوصف</w:t>
+        <w:t>فصولا‏</w:t>
       </w:r>
     </w:p>
     <w:p>
@@ -1666,7 +1666,7 @@
         <w:br/>
         <w:t>Total Invoice Amount 663.70 00] 56.70</w:t>
         <w:br/>
-        <w:t>‏الإحمالي‎</w:t>
+        <w:t>‎يلامحإلا‏</w:t>
       </w:r>
     </w:p>
     <w:p>
@@ -1795,7 +1795,7 @@
         </w:rPr>
         <w:t>[صفحة 8 - OCR]</w:t>
         <w:br/>
-        <w:t>‎al‏ الطبي الدولي</w:t>
+        <w:t>يلودلا يبطلا ‏al‎</w:t>
         <w:br/>
         <w:t>‎International Medical Center‏</w:t>
       </w:r>
@@ -1879,7 +1879,7 @@
         </w:rPr>
         <w:t>‎١ Total Invoice Amount 53.13</w:t>
         <w:br/>
-        <w:t>‏الإحمالي‎</w:t>
+        <w:t>‎يلامحإلا‏</w:t>
       </w:r>
     </w:p>
     <w:p>
@@ -2003,7 +2003,7 @@
           <w:b w:val="0"/>
           <w:i w:val="0"/>
         </w:rPr>
-        <w:t>شركة أوزكو المحدودة ‎Coa‏ التاريخ : 2015/1/7 ص 11:03:39</w:t>
+        <w:t>11:03:39 ص 2015/1/7 : خيراتلا ‏Coa‎ ةدودحملا وكزوأ ةكرش</w:t>
         <w:br/>
         <w:t>ص.ب 2495955 جدة 4 ‎VON‏ صفحة رقم : 1 ’</w:t>
       </w:r>
@@ -2018,20 +2018,20 @@
           <w:b w:val="0"/>
           <w:i w:val="0"/>
         </w:rPr>
-        <w:t>ال 13 لزان</w:t>
-      </w:r>
-    </w:p>
-    <w:p>
-      <w:pPr>
-        <w:jc w:val="right"/>
-        <w:bidi/>
-      </w:pPr>
-      <w:r>
-        <w:rPr>
-          <w:b w:val="0"/>
-          <w:i w:val="0"/>
-        </w:rPr>
-        <w:t>التلاريخ : 2015/1/7 اليوميةالفرعية : المسلسل : : |</w:t>
+        <w:t>نازل 13 لا</w:t>
+      </w:r>
+    </w:p>
+    <w:p>
+      <w:pPr>
+        <w:jc w:val="right"/>
+        <w:bidi/>
+      </w:pPr>
+      <w:r>
+        <w:rPr>
+          <w:b w:val="0"/>
+          <w:i w:val="0"/>
+        </w:rPr>
+        <w:t>| : : لسلسملا : ةيعرفلاةيمويلا 2015/1/7 : خيرالتلا</w:t>
         <w:br/>
         <w:t>|</w:t>
       </w:r>
@@ -2074,7 +2074,7 @@
         </w:rPr>
         <w:t>سداد فاتورة مياه فيلا ش ‎٠‏ احمد زينى 25,096 ا</w:t>
         <w:br/>
-        <w:t>حسب الفاتورةالمرفقة</w:t>
+        <w:t>ةقفرملاةروتافلا بسح</w:t>
       </w:r>
     </w:p>
     <w:p>
@@ -2100,33 +2100,33 @@
           <w:b w:val="0"/>
           <w:i w:val="0"/>
         </w:rPr>
-        <w:t>احسب الفاتورةالمرفقة</w:t>
-      </w:r>
-    </w:p>
-    <w:p>
-      <w:pPr>
-        <w:jc w:val="right"/>
-        <w:bidi/>
-      </w:pPr>
-      <w:r>
-        <w:rPr>
-          <w:b w:val="0"/>
-          <w:i w:val="0"/>
-        </w:rPr>
-        <w:t>الأجمالى : | 25,096 25,096</w:t>
-      </w:r>
-    </w:p>
-    <w:p>
-      <w:pPr>
-        <w:jc w:val="right"/>
-        <w:bidi/>
-      </w:pPr>
-      <w:r>
-        <w:rPr>
-          <w:b w:val="0"/>
-          <w:i w:val="0"/>
-        </w:rPr>
-        <w:t>إجمالى اليومية العامة: || 25,096 25,096</w:t>
+        <w:t>ةقفرملاةروتافلا بسحا</w:t>
+      </w:r>
+    </w:p>
+    <w:p>
+      <w:pPr>
+        <w:jc w:val="right"/>
+        <w:bidi/>
+      </w:pPr>
+      <w:r>
+        <w:rPr>
+          <w:b w:val="0"/>
+          <w:i w:val="0"/>
+        </w:rPr>
+        <w:t>096,25 096,25 | : ىلامجألا</w:t>
+      </w:r>
+    </w:p>
+    <w:p>
+      <w:pPr>
+        <w:jc w:val="right"/>
+        <w:bidi/>
+      </w:pPr>
+      <w:r>
+        <w:rPr>
+          <w:b w:val="0"/>
+          <w:i w:val="0"/>
+        </w:rPr>
+        <w:t>096,25 096,25 || :ةماعلا ةيمويلا ىلامجإ</w:t>
       </w:r>
     </w:p>
     <w:p>
@@ -2141,7 +2141,7 @@
         </w:rPr>
         <w:t>[صفحة 2 - OCR]</w:t>
         <w:br/>
-        <w:t>شركة أوزكو المحدودة ‎CO. LTD.‏ 0260</w:t>
+        <w:t>0260 ‏LTD. CO.‎ ةدودحملا وكزوأ ةكرش</w:t>
       </w:r>
     </w:p>
     <w:p>
@@ -2193,20 +2193,20 @@
           <w:b w:val="0"/>
           <w:i w:val="0"/>
         </w:rPr>
-        <w:t>‎Jew‏ الموافق : 1157/:5/11ه</w:t>
-      </w:r>
-    </w:p>
-    <w:p>
-      <w:pPr>
-        <w:jc w:val="right"/>
-        <w:bidi/>
-      </w:pPr>
-      <w:r>
-        <w:rPr>
-          <w:b w:val="0"/>
-          <w:i w:val="0"/>
-        </w:rPr>
-        <w:t>‏يصرف الى المكرم : مندوب شركة المياة الوطنية</w:t>
+        <w:t>ه1157/:5/11 : قفاوملا ‏Jew‎</w:t>
+      </w:r>
+    </w:p>
+    <w:p>
+      <w:pPr>
+        <w:jc w:val="right"/>
+        <w:bidi/>
+      </w:pPr>
+      <w:r>
+        <w:rPr>
+          <w:b w:val="0"/>
+          <w:i w:val="0"/>
+        </w:rPr>
+        <w:t>ةينطولا ةايملا ةكرش بودنم : مركملا ىلا فرصي‏</w:t>
         <w:br/>
         <w:t>مبلغ فقط وقدره : خمسة وعشرون الف وستة وتسعون ريل لاغير.</w:t>
         <w:br/>
@@ -2238,7 +2238,7 @@
           <w:b w:val="0"/>
           <w:i w:val="0"/>
         </w:rPr>
-        <w:t>samba @) ‏سامبا‎</w:t>
+        <w:t>‎ابماس‏ (@ samba</w:t>
       </w:r>
     </w:p>
     <w:p>
@@ -2253,17 +2253,17 @@
         </w:rPr>
         <w:t>ne</w:t>
         <w:br/>
-        <w:t>1 ‏نسخة من تفاصيل العملية- مدفوعات سداد‎</w:t>
-        <w:br/>
-        <w:t>2015-01-07 : ‏تاريخ العملية‎</w:t>
+        <w:t>‎دادس تاعوفدم -ةيلمعلا ليصافت نم ةخسن‏ 1</w:t>
+        <w:br/>
+        <w:t>‎ةيلمعلا خيرات‏ : 2015-01-07</w:t>
         <w:br/>
         <w:t>‏من حاب رقم ووم مر‎</w:t>
         <w:br/>
-        <w:t>ve ‏الإسم الرمزي ! الشيخ احمد‎</w:t>
+        <w:t>‎دمحا خيشلا ! يزمرلا مسإلا‏ ve</w:t>
         <w:br/>
         <w:t>0468112222 : ied ‏رقم‎ 0:</w:t>
         <w:br/>
-        <w:t>© ‏اسم الشركة شركة المياء الوطنية‎ :</w:t>
+        <w:t>: ‎ةينطولا ءايملا ةكرش ةكرشلا مسا‏ ©</w:t>
         <w:br/>
         <w:t>‏ينا‎ ٍْ</w:t>
       </w:r>
@@ -2301,7 +2301,7 @@
         <w:br/>
         <w:t>0</w:t>
         <w:br/>
-        <w:t>‏بالغرب متنك‎ Lola ‏إٍ‎</w:t>
+        <w:t>‎ٍإ‏ Lola ‎كنتم برغلاب‏</w:t>
         <w:br/>
         <w:t>‎i</w:t>
         <w:br/>
@@ -2369,7 +2369,7 @@
           <w:b w:val="0"/>
           <w:i w:val="0"/>
         </w:rPr>
-        <w:t>المحاسيبةه :</w:t>
+        <w:t>: هةبيساحملا</w:t>
       </w:r>
     </w:p>
     <w:p>
@@ -2395,7 +2395,7 @@
           <w:b w:val="0"/>
           <w:i w:val="0"/>
         </w:rPr>
-        <w:t>مرفق لسعادتكم فاتورة المياه بمبلغ 25,096 ‎Shy‏ » نرجو التكرم بسداد الفاتورة على</w:t>
+        <w:t>ىلع ةروتافلا دادسب مركتلا وجرن « ‏Shy‎ 096,25 غلبمب هايملا ةروتاف مكتداعسل قفرم</w:t>
       </w:r>
     </w:p>
     <w:p>
@@ -2410,7 +2410,7 @@
         </w:rPr>
         <w:t>وشكراً ».» 4ك</w:t>
         <w:br/>
-        <w:t>يوسف الصوري</w:t>
+        <w:t>يروصلا فسوي</w:t>
         <w:br/>
         <w:t>‎Pree Cok‏</w:t>
       </w:r>
@@ -2470,35 +2470,35 @@
         <w:br/>
         <w:t>‏ف الحساب  ‎FB‏ ع ‎١538(1855+‏ عدنان احمد ‎ani‏ سكنيء 0468112222 ,25,096.00 ‎SAR‏ ©</w:t>
         <w:br/>
-        <w:t>الرصيد الحالي 20010</w:t>
-        <w:br/>
-        <w:t>العقار ‎NAHDAT AL-HADER, AL RAWDHAH 1, Jeddah, 21111 (ik‏ (رقم توصيلة العقار @</w:t>
+        <w:t>20010 يلاحلا ديصرلا</w:t>
+        <w:br/>
+        <w:t>@ راقعلا ةليصوت مقر) ‏ik) 21111 ,Jeddah ,1 RAWDHAH AL ,AL-HADER NAHDAT‎ راقعلا</w:t>
         <w:br/>
         <w:t>‎-NK000880012900005‏ +(</w:t>
         <w:br/>
         <w:t>-المعلومات المالية -معلومات العميل</w:t>
         <w:br/>
-        <w:t>الرصيد الحالي 25,096,00 ‎EBs SAR‏ | معرف الحساب ل م١٠‏</w:t>
-        <w:br/>
-        <w:t>آخر دفع 7 ‎Es SAR 17,445.00 .\ s¥o/\‏ | العميل الرئيسي ‎ie‏ مسا ‎“ows‏</w:t>
+        <w:t>‏١٠م ل باسحلا فرعم | ‏SAR EBs‎ 00,096,25 يلاحلا ديصرلا</w:t>
+        <w:br/>
+        <w:t>‏ows“‎ اسم ‏ie‎ يسيئرلا ليمعلا | ‏\o/¥s \. 445.00,17 SAR Es‎ 7 عفد رخآ</w:t>
         <w:br/>
         <w:t>‏آخر فوترة ‎SAR 2,671.00 1576/٠١/7‏ تاريخ الاستحقاق ‎/1١/5١‏ هنا | تاريخ الإعداد ل</w:t>
         <w:br/>
         <w:t>‎lene‏ م | قسم خدمة جدة</w:t>
         <w:br/>
-        <w:t>الفاتورة السابقة 570/03/55 1« 16,298.00 ‎SAR‏ معلومات العملاء</w:t>
-        <w:br/>
-        <w:t>‎١‏ :6 | فئة العميل سكني</w:t>
+        <w:t>ءالمعلا تامولعم ‏SAR‎ 298.00,16 »1 570/03/55 ةقباسلا ةروتافلا</w:t>
+        <w:br/>
+        <w:t>ينكس ليمعلا ةئف | :6 ‏١‎</w:t>
         <w:br/>
         <w:t>نكما | دورة الفاتورة ‎Jeddah Quarterly - Day10‏</w:t>
         <w:br/>
         <w:t>‘ تصنيف الائتمان</w:t>
         <w:br/>
-        <w:t>‎p\‏ سرار ‎ah‏ 6 | الحالي ‎Vers‏</w:t>
+        <w:t>‏Vers‎ يلاحلا | 6 ‏ah‎ رارس ‏\p‎</w:t>
         <w:br/>
         <w:t>‎\N, Ue 7‏ بيهم | تاريخ مراجعة ‎HVT‏ فل</w:t>
         <w:br/>
-        <w:t>م , الائتمان التالي</w:t>
+        <w:t>يلاتلا نامتئالا , م</w:t>
         <w:br/>
         <w:t>سما ‎Ce‏ بع | رقم الحساب لل</w:t>
         <w:br/>
@@ -2508,57 +2508,57 @@
         <w:br/>
         <w:t>‏“8 رسا م مم</w:t>
         <w:br/>
-        <w:t>.يم | آخر رسالة تم ‎Bill Upload, Sadad Bill Upload Outbound‏</w:t>
-        <w:br/>
-        <w:t>ارسالها لسداد ‎«Message Type, XAI‏ إتمام</w:t>
+        <w:t>‏Outbound Upload Bill Sadad ,Upload Bill‎ مت ةلاسر رخآ | مي.</w:t>
+        <w:br/>
+        <w:t>مامتإ ‏XAI ,Type Message»‎ دادسل اهلاسرا</w:t>
         <w:br/>
         <w:t>اخر تحديث ‎Au‏</w:t>
         <w:br/>
-        <w:t>‎oO en cing Gr‏ ال ل 0ن</w:t>
+        <w:t>ن0 ل لا ‏Gr cing en oO‎</w:t>
         <w:br/>
         <w:t>‎pe‏ ارقم اشمتراك ‎YeVITV4+ + S0¥E‏</w:t>
         <w:br/>
-        <w:t>‎Ee‏ | رقم الجوال ‎O00AV1 ١‏</w:t>
-        <w:br/>
-        <w:t>‎Expt‏ | الهوية الوطنية 11</w:t>
+        <w:t>‏١ O00AV1‎ لاوجلا مقر | ‏Ee‎</w:t>
+        <w:br/>
+        <w:t>11 ةينطولا ةيوهلا | ‏Expt‎</w:t>
         <w:br/>
         <w:t>معلومات العقار</w:t>
         <w:br/>
-        <w:t>-التاريخ المالي للحساب</w:t>
-        <w:br/>
-        <w:t>تاريخ المتأخرات نوع المعاملة المالية المبلغ الحالي الرصيد الحالي المبلغ المستحق الرصيد المستحق</w:t>
-        <w:br/>
-        <w:t>جع مقطع الفاتورة ‎SAR25,096.00 SAR25,165.00|  SAR25,096.00/  SAR25,165.00‏</w:t>
-        <w:br/>
-        <w:t>‎Be‏ مقطع الفاتورة ‎SAR69.00- SAR16,229.00 SAR69.00-|  SAR16,229.00‏</w:t>
-        <w:br/>
-        <w:t>م 02/11/1435 مقطع الدفع ‎SAR16,298.00- SAR17,445.00-} SAR16,298.00-| SAR17,445.00-‏</w:t>
-        <w:br/>
-        <w:t>‎ee‏ 02/10/1435 | إلغاء مقطع الفاتورة ‎SAR2,671.00- SAR1,147.00/  SAR2,671.00-‏ 2010</w:t>
-        <w:br/>
-        <w:t>02/10/1435 | مقطع الفاتورة ‎SAR3,818,00 SAR2,671.00 SAR3,818.00]  SAR2,671.00‏</w:t>
-        <w:br/>
-        <w:t>‎eng‏ 23/06/1435 | إلغاء مقطع الفاتورة ‎SAR1,147.00 SAR16,298.00- SAR1,147.00‏</w:t>
-        <w:br/>
-        <w:t>0 23/06/1435 مقطع الفاتورة ‎SAR17,445.00 SAR16,298.00]  SAR17,445.00 xX‏</w:t>
+        <w:t>باسحلل يلاملا خيراتلا-</w:t>
+        <w:br/>
+        <w:t>قحتسملا ديصرلا قحتسملا غلبملا يلاحلا ديصرلا يلاحلا غلبملا ةيلاملا ةلماعملا عون تارخأتملا خيرات</w:t>
+        <w:br/>
+        <w:t>‏165.00,SAR25  096.00/,SAR25  |165.00,SAR25 096.00,SAR25‎ ةروتافلا عطقم عج</w:t>
+        <w:br/>
+        <w:t>‏229.00,SAR16  |SAR69.00- 229.00,SAR16 SAR69.00-‎ ةروتافلا عطقم ‏Be‎</w:t>
+        <w:br/>
+        <w:t>‏445.00-,SAR17 |298.00-,SAR16 {445.00-,SAR17 298.00-,SAR16‎ عفدلا عطقم 02/11/1435 م</w:t>
+        <w:br/>
+        <w:t>2010 ‏671.00-,SAR2  147.00/,SAR1 671.00-,SAR2‎ ةروتافلا عطقم ءاغلإ | 02/10/1435 ‏ee‎</w:t>
+        <w:br/>
+        <w:t>‏671.00,SAR2  [818.00,SAR3 671.00,SAR2 00,818,SAR3‎ ةروتافلا عطقم | 02/10/1435</w:t>
+        <w:br/>
+        <w:t>‏147.00,SAR1 298.00-,SAR16 147.00,SAR1‎ ةروتافلا عطقم ءاغلإ | 23/06/1435 ‏eng‎</w:t>
+        <w:br/>
+        <w:t>‏xX 445.00,SAR17  [298.00,SAR16 445.00,SAR17‎ ةروتافلا عطقم 23/06/1435 0</w:t>
         <w:br/>
         <w:t>&amp; 20/03/1435 | مقطع ‎SAR1,147.00 SAR1,147.00 SAR1,147.00|  SART;147.00 d,gilall‏</w:t>
         <w:br/>
         <w:t>‎By‏ 1 | مقطع ‎SARO.0O SAR11,426.00- -SARQ.00] SAR11,426.00- gall‏</w:t>
         <w:br/>
-        <w:t>‎Ee‏ 08/02/1435 | مقطع الفاتورة ‎SAR11,426.00 SAR5,839.00 SAR11 426.00] SAR5,839.00‏</w:t>
-        <w:br/>
-        <w:t>م 25/12/1434 مقطع الفاتورة ‎SAR5,587.00 2050 SARS,587.00}  SAR5,587.00‏</w:t>
-        <w:br/>
-        <w:t>‎Qe‏ 08/04/1434 | مقطع الدفع ‎SARO.00 SAR4,860.00- SARO.00] — SAR4,860.00-‏</w:t>
-        <w:br/>
-        <w:t>6 12/03/1434 | مقطع الفاتورة ‎SAR4,860.00 SAR4,860.00 SAR4,860.00]  SAR4,860.00‏</w:t>
-        <w:br/>
-        <w:t>‎Ce:‏ 14/11/1433 مقطع الدفع ‎SARO.00 SAR3,429.50- SARO.00} 2 SAR3,429.50-‏</w:t>
-        <w:br/>
-        <w:t>“السجل التاريخي للفواتير'" ‎ey‏</w:t>
-        <w:br/>
-        <w:t>‏*لرسم البياني للفاتورة</w:t>
+        <w:t>‏839.00,SAR5 [426.00 SAR11 839.00,SAR5 426.00,SAR11‎ ةروتافلا عطقم | 08/02/1435 ‏Ee‎</w:t>
+        <w:br/>
+        <w:t>‏587.00,SAR5  {587.00,SARS 2050 587.00,SAR5‎ ةروتافلا عطقم 25/12/1434 م</w:t>
+        <w:br/>
+        <w:t>‏860.00-,SAR4 — [SARO.00 860.00-,SAR4 SARO.00‎ عفدلا عطقم | 08/04/1434 ‏Qe‎</w:t>
+        <w:br/>
+        <w:t>‏860.00,SAR4  [860.00,SAR4 860.00,SAR4 860.00,SAR4‎ ةروتافلا عطقم | 12/03/1434 6</w:t>
+        <w:br/>
+        <w:t>‏429.50-,SAR3 2 {SARO.00 429.50-,SAR3 SARO.00‎ عفدلا عطقم 14/11/1433 ‏Ce:‎</w:t>
+        <w:br/>
+        <w:t>‏ey‎ "'ريتاوفلل يخيراتلا لجسلا“</w:t>
+        <w:br/>
+        <w:t>ةروتافلل ينايبلا مسرل*‏</w:t>
         <w:br/>
         <w:t>+الاستهلاك المفوتر</w:t>
         <w:br/>
@@ -2592,7 +2592,7 @@
         <w:br/>
         <w:t>[صفحة 1 - OCR]</w:t>
         <w:br/>
-        <w:t>شركة اوزكوو المحدودة</w:t>
+        <w:t>ةدودحملا ووكزوا ةكرش</w:t>
         <w:br/>
         <w:t>ص.ب 549455 ‎VVONE Bae‏</w:t>
       </w:r>
@@ -2650,20 +2650,20 @@
           <w:b w:val="0"/>
           <w:i w:val="0"/>
         </w:rPr>
-        <w:t>اليومية تفصيلى ‎a‏ .</w:t>
-      </w:r>
-    </w:p>
-    <w:p>
-      <w:pPr>
-        <w:jc w:val="right"/>
-        <w:bidi/>
-      </w:pPr>
-      <w:r>
-        <w:rPr>
-          <w:b w:val="0"/>
-          <w:i w:val="0"/>
-        </w:rPr>
-        <w:t>التاريخ :2015/1/29 اليوميةالفرعية :</w:t>
+        <w:t>. ‏a‎ ىليصفت ةيمويلا</w:t>
+      </w:r>
+    </w:p>
+    <w:p>
+      <w:pPr>
+        <w:jc w:val="right"/>
+        <w:bidi/>
+      </w:pPr>
+      <w:r>
+        <w:rPr>
+          <w:b w:val="0"/>
+          <w:i w:val="0"/>
+        </w:rPr>
+        <w:t>: ةيعرفلاةيمويلا :2015/1/29 خيراتلا</w:t>
         <w:br/>
         <w:t>شرح القيد؛ مصاريف منزل الشيخ/احمد زينى عن شهر يناير ‎7١14‏</w:t>
       </w:r>
@@ -2725,7 +2725,7 @@
         </w:rPr>
         <w:t>ل م 50,700 507000 ا</w:t>
         <w:br/>
-        <w:t>الى ‎a‏</w:t>
+        <w:t>‏a‎ ىلا</w:t>
       </w:r>
     </w:p>
     <w:p>
@@ -2753,7 +2753,7 @@
           <w:b w:val="0"/>
           <w:i w:val="0"/>
         </w:rPr>
-        <w:t>شركة أوزكو المحدودة</w:t>
+        <w:t>ةدودحملا وكزوأ ةكرش</w:t>
         <w:br/>
         <w:t>جدة - عمارة أوزكو</w:t>
       </w:r>
@@ -2781,7 +2781,7 @@
           <w:b w:val="0"/>
           <w:i w:val="0"/>
         </w:rPr>
-        <w:t>يصرف الى المكرم : الشيخ أسامه أحمد زيني</w:t>
+        <w:t>ينيز دمحأ هماسأ خيشلا : مركملا ىلا فرصي</w:t>
         <w:br/>
         <w:t>مبلغ فقط وقدره : خمسون الف وسبعمائة ريل لاغير.</w:t>
         <w:br/>
@@ -2798,7 +2798,7 @@
           <w:b w:val="0"/>
           <w:i w:val="0"/>
         </w:rPr>
-        <w:t>المستلم</w:t>
+        <w:t>ملتسملا</w:t>
       </w:r>
     </w:p>
     <w:p>
@@ -2837,7 +2837,7 @@
           <w:b w:val="0"/>
           <w:i w:val="0"/>
         </w:rPr>
-        <w:t>اسم الحساب</w:t>
+        <w:t>باسحلا مسا</w:t>
       </w:r>
     </w:p>
     <w:p>
@@ -2878,9 +2878,9 @@
           <w:b w:val="0"/>
           <w:i w:val="0"/>
         </w:rPr>
-        <w:t>‎eu‏ ءام</w:t>
-        <w:br/>
-        <w:t>الموافق 4/07 :/41 اه</w:t>
+        <w:t>ماء ‏eu‎</w:t>
+        <w:br/>
+        <w:t>ها :/41 4/07 قفاوملا</w:t>
       </w:r>
     </w:p>
     <w:p>
@@ -2897,7 +2897,7 @@
         <w:br/>
         <w:t>[صفحة 1 - OCR]</w:t>
         <w:br/>
-        <w:t>شركة أوزكو المحدودة التاريخ : 2015/2/10 ص 09:02:52</w:t>
+        <w:t>09:02:52 ص 2015/2/10 : خيراتلا ةدودحملا وكزوأ ةكرش</w:t>
         <w:br/>
         <w:t>ص.ب 5147956 ‎baa‏ 54 181؟ صفحةرقم !و</w:t>
       </w:r>
@@ -2912,9 +2912,9 @@
           <w:b w:val="0"/>
           <w:i w:val="0"/>
         </w:rPr>
-        <w:t>القاريخ :2015/2/10 اليوميةالفرعية : المسلسل :</w:t>
-        <w:br/>
-        <w:t>شر شرع القيد :فاتورة المركز الطبى الدولى والخاصة بعلاج الشيخ/احمد زينى والمرفقة</w:t>
+        <w:t>: لسلسملا : ةيعرفلاةيمويلا :2015/2/10 خيراقلا</w:t>
+        <w:br/>
+        <w:t>ةقفرملاو ىنيز دمحا/خيشلا جالعب ةصاخلاو ىلودلا ىبطلا زكرملا ةروتاف: ديقلا عرش رش</w:t>
       </w:r>
     </w:p>
     <w:p>
@@ -2940,11 +2940,11 @@
           <w:b w:val="0"/>
           <w:i w:val="0"/>
         </w:rPr>
-        <w:t>‎pull, 10095160‏ باس زيب فاتورة ‎5S pall‏ الطبى الدولى والخاصة 30,000</w:t>
+        <w:t>000,30 ةصاخلاو ىلودلا ىبطلا ‏pall 5S‎ ةروتاف بيز ساب ‏10095160 ,pull‎</w:t>
         <w:br/>
         <w:t>بعلاج الشيخ/احمد زينى وال</w:t>
         <w:br/>
-        <w:t>10011000 ندوق رئيسي - جدة فاتورة ‎5S yall‏ الطبى الدولى والخاصة 30,000</w:t>
+        <w:t>000,30 ةصاخلاو ىلودلا ىبطلا ‏yall 5S‎ ةروتاف ةدج - يسيئر قودن 10011000</w:t>
         <w:br/>
         <w:t>بعلاج الشيخ/احمد زينى وال</w:t>
         <w:br/>
@@ -3030,7 +3030,7 @@
         </w:rPr>
         <w:t>oC)</w:t>
         <w:br/>
-        <w:t>yall ‏المركز الطبي‎</w:t>
+        <w:t>‎يبطلا زكرملا‏ yall</w:t>
       </w:r>
     </w:p>
     <w:p>
@@ -3267,7 +3267,7 @@
         </w:rPr>
         <w:t>ime.med.sa</w:t>
         <w:br/>
-        <w:t>PANDY Moe Ns Ska ATT Va Me ee BTL e ‏المملكة العربية السعودية‎ 5١441 ‏جدة‎ TIWY ‏ص ب‎</w:t>
+        <w:t>‎ب ص‏ TIWY ‎ةدج‏ 5١441 ‎ةيدوعسلا ةيبرعلا ةكلمملا‏ e BTL ee Me Va ATT Ska Ns Moe PANDY</w:t>
         <w:br/>
         <w:t>PO. Box 2172 Jeddah 21451, Saudi Arabia, Tel. +906 2 6509000 Fax: +966 2 6509001</w:t>
       </w:r>
@@ -3312,7 +3312,7 @@
           <w:b w:val="0"/>
           <w:i w:val="0"/>
         </w:rPr>
-        <w:t>شركة أوزكو المحدودة</w:t>
+        <w:t>ةدودحملا وكزوأ ةكرش</w:t>
         <w:br/>
         <w:t>جدة - عمارة أوزكو</w:t>
       </w:r>
@@ -3355,11 +3355,11 @@
           <w:b w:val="0"/>
           <w:i w:val="0"/>
         </w:rPr>
-        <w:t>يصرف الى المكرم : خالد كوفال</w:t>
+        <w:t>لافوك دلاخ : مركملا ىلا فرصي</w:t>
         <w:br/>
         <w:t>مبلغ فقط وقدره :_ثلاثون الف ربد لاغير.</w:t>
         <w:br/>
-        <w:t>وذلك عبارة عن : قاتورة المركز الطبي الدولي الخاصه بعلاج الشيخ أحمد زيني</w:t>
+        <w:t>ينيز دمحأ خيشلا جالعب هصاخلا يلودلا يبطلا زكرملا ةروتاق : نع ةرابع كلذو</w:t>
       </w:r>
     </w:p>
     <w:p>
@@ -3385,7 +3385,7 @@
           <w:b w:val="0"/>
           <w:i w:val="0"/>
         </w:rPr>
-        <w:t>اسم الحساب رقم الحساب</w:t>
+        <w:t>باسحلا مقر باسحلا مسا</w:t>
       </w:r>
     </w:p>
     <w:p>
@@ -3400,7 +3400,7 @@
         </w:rPr>
         <w:t>‎Bs‏ بجت</w:t>
         <w:br/>
-        <w:t>الشيخ أحمد عباس زيني 10095160 فاتورة المركز الطبي الدولي الخاصه بعلاج الشيخ احمد</w:t>
+        <w:t>دمحا خيشلا جالعب هصاخلا يلودلا يبطلا زكرملا ةروتاف 10095160 ينيز سابع دمحأ خيشلا</w:t>
         <w:br/>
         <w:t>-</w:t>
       </w:r>
@@ -3445,7 +3445,7 @@
           <w:b w:val="0"/>
           <w:i w:val="0"/>
         </w:rPr>
-        <w:t>٠ ‏المحاسبة‎</w:t>
+        <w:t>‎ةبساحملا‏ ٠</w:t>
       </w:r>
     </w:p>
     <w:p>
@@ -3460,20 +3460,20 @@
         </w:rPr>
         <w:t>نرجو التكرم بصرف مبلغ 30,000 ‎Sy‏ (ثلاثون ألف ‎(Sy‏ 1285 تحت</w:t>
         <w:br/>
-        <w:t>حساب الرعاية المنزلية الخاصة بالشيخ أحمد عباس زيني في مستشفى المركز</w:t>
-      </w:r>
-    </w:p>
-    <w:p>
-      <w:pPr>
-        <w:jc w:val="right"/>
-        <w:bidi/>
-      </w:pPr>
-      <w:r>
-        <w:rPr>
-          <w:b w:val="0"/>
-          <w:i w:val="0"/>
-        </w:rPr>
-        <w:t>الطبية الدولي وقيد المبلغ على حساب سعادته.</w:t>
+        <w:t>زكرملا ىفشتسم يف ينيز سابع دمحأ خيشلاب ةصاخلا ةيلزنملا ةياعرلا باسح</w:t>
+      </w:r>
+    </w:p>
+    <w:p>
+      <w:pPr>
+        <w:jc w:val="right"/>
+        <w:bidi/>
+      </w:pPr>
+      <w:r>
+        <w:rPr>
+          <w:b w:val="0"/>
+          <w:i w:val="0"/>
+        </w:rPr>
+        <w:t>.هتداعس باسح ىلع غلبملا ديقو يلودلا ةيبطلا</w:t>
         <w:br/>
         <w:t>‎coe Say‏ كر</w:t>
         <w:br/>
@@ -3490,7 +3490,7 @@
           <w:b w:val="0"/>
           <w:i w:val="0"/>
         </w:rPr>
-        <w:t>تعميد بالموافقة</w:t>
+        <w:t>ةقفاوملاب ديمعت</w:t>
         <w:br/>
         <w:t>2 4</w:t>
       </w:r>
@@ -3509,7 +3509,7 @@
         <w:br/>
         <w:t>[صفحة 1 - OCR]</w:t>
         <w:br/>
-        <w:t>شركة أوزكو المحصدودة التباريّخ : 2015/2/25 ص 10:30:35</w:t>
+        <w:t>10:30:35 ص 2015/2/25 : خّيرابتلا ةدودصحملا وكزوأ ةكرش</w:t>
         <w:br/>
         <w:t>ص.ب 5495 جدة ‎٠ VVOVE‏ صفحة رقم : 1</w:t>
         <w:br/>
@@ -3526,9 +3526,9 @@
           <w:b w:val="0"/>
           <w:i w:val="0"/>
         </w:rPr>
-        <w:t>التلاريخ : 2015/2/25 اليوميةالفرعية : المسلسل :</w:t>
-        <w:br/>
-        <w:t>شر لبد مصاريف ‎ts 7 a ce‏</w:t>
+        <w:t>: لسلسملا : ةيعرفلاةيمويلا 2015/2/25 : خيرالتلا</w:t>
+        <w:br/>
+        <w:t>‏ce a 7 ts‎ فيراصم دبل رش</w:t>
       </w:r>
     </w:p>
     <w:p>
@@ -3549,7 +3549,7 @@
         <w:br/>
         <w:t>شهر فبرايره01؟</w:t>
         <w:br/>
-        <w:t>الأجبالى : [50700 7001 507001 أ</w:t>
+        <w:t>أ 507001 7001 50700] : ىلابجألا</w:t>
         <w:br/>
         <w:t>‎ET‏</w:t>
       </w:r>
@@ -3579,7 +3579,7 @@
         </w:rPr>
         <w:t>[صفحة 2 - OCR]</w:t>
         <w:br/>
-        <w:t>OZCO CO. LTD. ‏شركة أوزكو المحدودة‎</w:t>
+        <w:t>‎ةدودحملا وكزوأ ةكرش‏ LTD. CO. OZCO</w:t>
         <w:br/>
         <w:t>JEDDAH - OZCO BUILDING ‏جدة - عمارة أوزكو‎</w:t>
       </w:r>
@@ -3620,20 +3620,20 @@
           <w:b w:val="0"/>
           <w:i w:val="0"/>
         </w:rPr>
-        <w:t>‏رسال الموافى ‎١5:‏</w:t>
-      </w:r>
-    </w:p>
-    <w:p>
-      <w:pPr>
-        <w:jc w:val="right"/>
-        <w:bidi/>
-      </w:pPr>
-      <w:r>
-        <w:rPr>
-          <w:b w:val="0"/>
-          <w:i w:val="0"/>
-        </w:rPr>
-        <w:t>‏يصرف الى المكرم : الشيخ أحمد زيني</w:t>
+        <w:t>‏١5:‎ ىفاوملا لاسر‏</w:t>
+      </w:r>
+    </w:p>
+    <w:p>
+      <w:pPr>
+        <w:jc w:val="right"/>
+        <w:bidi/>
+      </w:pPr>
+      <w:r>
+        <w:rPr>
+          <w:b w:val="0"/>
+          <w:i w:val="0"/>
+        </w:rPr>
+        <w:t>ينيز دمحأ خيشلا : مركملا ىلا فرصي‏</w:t>
         <w:br/>
         <w:t>مبلغ فقط وقدرد : خمسون الف وسبعمانة ريال لاغير.</w:t>
       </w:r>
@@ -3691,9 +3691,9 @@
         </w:rPr>
         <w:t>[صفحة 3 - OCR]</w:t>
         <w:br/>
-        <w:t>شركة ‎Si‏ المحدودة</w:t>
-        <w:br/>
-        <w:t>المخصصات والمساعدات الشهرية للشيوخ والاقارب وموظفين سابقين .... الخ</w:t>
+        <w:t>ةدودحملا ‏Si‎ ةكرش</w:t>
+        <w:br/>
+        <w:t>خلا .... نيقباس نيفظومو براقالاو خويشلل ةيرهشلا تادعاسملاو تاصصخملا</w:t>
       </w:r>
     </w:p>
     <w:p>
@@ -3747,7 +3747,7 @@
           <w:b w:val="0"/>
           <w:i w:val="0"/>
         </w:rPr>
-        <w:t>شام هدام نام &gt; _ خا م6</w:t>
+        <w:t>6م اخ _ &lt; مان ماده ماش</w:t>
       </w:r>
     </w:p>
     <w:p>
@@ -3775,20 +3775,20 @@
         </w:rPr>
         <w:t>‏عن طريق علي زيذ</w:t>
         <w:br/>
-        <w:t>الجمعية الخيرية لتحفيظ القران الكريم - دار أم حميد دف زيني</w:t>
-      </w:r>
-    </w:p>
-    <w:p>
-      <w:pPr>
-        <w:jc w:val="right"/>
-        <w:bidi/>
-      </w:pPr>
-      <w:r>
-        <w:rPr>
-          <w:b w:val="0"/>
-          <w:i w:val="0"/>
-        </w:rPr>
-        <w:t>‏عائلة المرحوم باسم البلبيسي</w:t>
+        <w:t>ينيز فد ديمح مأ راد - ميركلا نارقلا ظيفحتل ةيريخلا ةيعمجلا</w:t>
+      </w:r>
+    </w:p>
+    <w:p>
+      <w:pPr>
+        <w:jc w:val="right"/>
+        <w:bidi/>
+      </w:pPr>
+      <w:r>
+        <w:rPr>
+          <w:b w:val="0"/>
+          <w:i w:val="0"/>
+        </w:rPr>
+        <w:t>يسيبلبلا مساب موحرملا ةلئاع‏</w:t>
         <w:br/>
         <w:t>إورتة المرحوم أبو بكر كنجو أمصساعدة شهرية ‎55٠0‏ يك تفع في نهاية ‎NV gh‏</w:t>
       </w:r>
@@ -3820,7 +3820,7 @@
         <w:br/>
         <w:t>[صفحة 1 - OCR]</w:t>
         <w:br/>
-        <w:t>شركة أوزكوالمحدودة , التفاريخ : 2015/2/25 ص 11:05:57</w:t>
+        <w:t>11:05:57 ص 2015/2/25 : خيرافتلا , ةدودحملاوكزوأ ةكرش</w:t>
         <w:br/>
         <w:t>‎ge‏ 5459 جدة ‎١114‏ ١؟‏ صفحة رقم : 1</w:t>
         <w:br/>
@@ -3837,7 +3837,7 @@
           <w:b w:val="0"/>
           <w:i w:val="0"/>
         </w:rPr>
-        <w:t>280 0202020202022 التسساريخ :2015/2/25 اليوميةالفرعية :</w:t>
+        <w:t>: ةيعرفلاةيمويلا :2015/2/25 خيراسستلا 0202020202022 280</w:t>
         <w:br/>
         <w:t>شرح القيد:رواتب العاملين بفيلا ش ‎٠‏ احمد زينى عن شهر فبرايره 1؟</w:t>
       </w:r>
@@ -3914,7 +3914,7 @@
         </w:rPr>
         <w:t>[صفحة 2 - OCR]</w:t>
         <w:br/>
-        <w:t>شركة أوزكو المحدودة</w:t>
+        <w:t>ةدودحملا وكزوأ ةكرش</w:t>
       </w:r>
     </w:p>
     <w:p>
@@ -3968,20 +3968,20 @@
           <w:b w:val="0"/>
           <w:i w:val="0"/>
         </w:rPr>
-        <w:t>ريسسال</w:t>
-      </w:r>
-    </w:p>
-    <w:p>
-      <w:pPr>
-        <w:jc w:val="right"/>
-        <w:bidi/>
-      </w:pPr>
-      <w:r>
-        <w:rPr>
-          <w:b w:val="0"/>
-          <w:i w:val="0"/>
-        </w:rPr>
-        <w:t>يصرف الى المكرم : مذكورين</w:t>
+        <w:t>لاسسير</w:t>
+      </w:r>
+    </w:p>
+    <w:p>
+      <w:pPr>
+        <w:jc w:val="right"/>
+        <w:bidi/>
+      </w:pPr>
+      <w:r>
+        <w:rPr>
+          <w:b w:val="0"/>
+          <w:i w:val="0"/>
+        </w:rPr>
+        <w:t>نيروكذم : مركملا ىلا فرصي</w:t>
         <w:br/>
         <w:t>مبلغ فقط وقدره : ستة عشرة الف وسبعمانة وأربعة وعشرون ربال لاغير.</w:t>
         <w:br/>
@@ -3998,7 +3998,7 @@
           <w:b w:val="0"/>
           <w:i w:val="0"/>
         </w:rPr>
-        <w:t>10095160 رواتب شهر فبراير 75١٠م‏ للعاملين بالفيلا حسب المرقق</w:t>
+        <w:t>ققرملا بسح اليفلاب نيلماعلل ‏م75١٠ رياربف رهش بتاور 10095160</w:t>
       </w:r>
     </w:p>
     <w:p>
@@ -4295,7 +4295,7 @@
           <w:b w:val="0"/>
           <w:i w:val="0"/>
         </w:rPr>
-        <w:t>npr? he ‏عم‎ iat</w:t>
+        <w:t>iat ‎مع‏ he ?npr</w:t>
       </w:r>
     </w:p>
     <w:p>
@@ -4489,7 +4489,7 @@
         <w:br/>
         <w:t>[صفحة 1 - OCR]</w:t>
         <w:br/>
-        <w:t>شركة أوزكو المحدودة التاريخ : 2015/3/3 ص 08:58:05</w:t>
+        <w:t>08:58:05 ص 2015/3/3 : خيراتلا ةدودحملا وكزوأ ةكرش</w:t>
         <w:br/>
         <w:t>‎Sap 08144 ge‏ 5186114 &gt; صفحة رقم : 1</w:t>
       </w:r>
@@ -4517,7 +4517,7 @@
           <w:b w:val="0"/>
           <w:i w:val="0"/>
         </w:rPr>
-        <w:t>التتلاريخ :2015/3/3 اليوميةالفرعية :</w:t>
+        <w:t>: ةيعرفلاةيمويلا :2015/3/3 خيرالتتلا</w:t>
         <w:br/>
         <w:t>شرح الفيد: تحويل الى ام القرى عقد ايجار فيلا ابحر من</w:t>
       </w:r>
@@ -4538,7 +4538,7 @@
         <w:br/>
         <w:t>/من ‎7١15/17/86‏ الى5 ‎7١0‏</w:t>
         <w:br/>
-        <w:t>‏10031100 سامبا - الحساب الجاري تحويل الى ام القرى عقد ايجار فيلا ابحر 150,000</w:t>
+        <w:t>000,150 رحبا اليف راجيا دقع ىرقلا ما ىلا ليوحت يراجلا باسحلا - ابماس 10031100‏</w:t>
         <w:br/>
         <w:t>‎VAVO MVD ENING Cal‏</w:t>
       </w:r>
@@ -4553,7 +4553,7 @@
           <w:b w:val="0"/>
           <w:i w:val="0"/>
         </w:rPr>
-        <w:t>150,000 150,000 | : ‏الأجمالسسى‎</w:t>
+        <w:t>‎ىسسلامجألا‏ : | 000,150 000,150</w:t>
         <w:br/>
         <w:t>‎So</w:t>
       </w:r>
@@ -4576,23 +4576,23 @@
         <w:br/>
         <w:t>“MONEY TR. APPLICATION ‏استمارة طلب تحويل / شيك مصرفى‎</w:t>
         <w:br/>
-        <w:t>Date: a 5 : ‏التارية‎ cane 0 a</w:t>
+        <w:t>a 0 cane ‎ةيراتلا‏ : 5 a Date:</w:t>
         <w:br/>
         <w:t>gia tet ‏لتاريخ‎ Branch — want .: ‏الفرع‎</w:t>
         <w:br/>
-        <w:t>‎) ‏العملة ححص‎ Amount alu! &gt; Please Issue: : ‏الرجاء اصدار‎</w:t>
-        <w:br/>
-        <w:t>- Sarte ‏ل | حواله سريع‎</w:t>
+        <w:t>‎رادصا ءاجرلا‏ : Issue: Please &lt; !alu Amount ‎صحح ةلمعلا‏ (‎</w:t>
+        <w:br/>
+        <w:t>‎عيرس هلاوح | ل‏ Sarte -</w:t>
         <w:br/>
         <w:t>| Draft ‏شيك مصرفي‎ ![</w:t>
         <w:br/>
-        <w:t>5515000 Von yee Telex Transfer ‏حوائة بالتلك‎ 7]</w:t>
-        <w:br/>
-        <w:t>Amount in words ‏المبلغ بالأحرف‎ Account to account transfer ‏تحويل من حساب الى حساب آخر‎ ::</w:t>
-        <w:br/>
-        <w:t>a ae shoe ed a ag | Against Payment By: ‏طريقة الد‎</w:t>
-        <w:br/>
-        <w:t>ace ‏فقط مائة وحمسون الق يال لإ‎ 3 3</w:t>
+        <w:t>[7 ‎كلتلاب ةئاوح‏ Transfer Telex yee Von 5515000</w:t>
+        <w:br/>
+        <w:t>:: ‎رخآ باسح ىلا باسح نم ليوحت‏ transfer account to Account ‎فرحألاب غلبملا‏ words in Amount</w:t>
+        <w:br/>
+        <w:t>‎دلا ةقيرط‏ By: Payment Against | ag a ed shoe ae a</w:t>
+        <w:br/>
+        <w:t>3 3 ‎إل لاي قلا نوسمحو ةئام طقف‏ ace</w:t>
         <w:br/>
         <w:t>7 No.: : ‏بواسطة شيك رقم‎</w:t>
         <w:br/>
@@ -4661,7 +4661,7 @@
           <w:b w:val="0"/>
           <w:i w:val="0"/>
         </w:rPr>
-        <w:t>تفاصيل التحويل المستفيد</w:t>
+        <w:t>ديفتسملا ليوحتلا ليصافت</w:t>
       </w:r>
     </w:p>
     <w:p>
@@ -4713,7 +4713,7 @@
           <w:b w:val="0"/>
           <w:i w:val="0"/>
         </w:rPr>
-        <w:t>الرقم العالمى للحساب المصرك : : ‎Benceficiary's IBAN‏</w:t>
+        <w:t>‏IBAN s'Benceficiary‎ : : كرصملا باسحلل ىملاعلا مقرلا</w:t>
       </w:r>
     </w:p>
     <w:p>
@@ -4752,9 +4752,9 @@
           <w:b w:val="0"/>
           <w:i w:val="0"/>
         </w:rPr>
-        <w:t>تطبق الشروط والأحكام الواردة خلذ ‎voll‏</w:t>
-        <w:br/>
-        <w:t>‎aa pal‏ التفاصيل. يمكن مراجعة الجز</w:t>
+        <w:t>‏voll‎ ذلخ ةدراولا ماكحألاو طورشلا قبطت</w:t>
+        <w:br/>
+        <w:t>زجلا ةعجارم نكمي .ليصافتلا ‏pal aa‎</w:t>
         <w:br/>
         <w:t>‎ww samba.com Lele‏</w:t>
       </w:r>
@@ -4771,7 +4771,7 @@
         </w:rPr>
         <w:t>اقر بأتني على علم وأوافق على الر</w:t>
         <w:br/>
-        <w:t>الرسوم الخاصة ‎velit‏</w:t>
+        <w:t>‏velit‎ ةصاخلا موسرلا</w:t>
       </w:r>
     </w:p>
     <w:p>
@@ -4786,7 +4786,7 @@
         </w:rPr>
         <w:t>‎wid!‏ وذح و ه اتشافية تح أئ</w:t>
         <w:br/>
-        <w:t>ع الخاص بالشروط والأحكام &amp; موقع</w:t>
+        <w:t>عقوم &amp; ماكحألاو طورشلاب صاخلا ع</w:t>
       </w:r>
     </w:p>
     <w:p>
@@ -4825,7 +4825,7 @@
           <w:b w:val="0"/>
           <w:i w:val="0"/>
         </w:rPr>
-        <w:t>‎9 ‏المجول:‎ oun!</w:t>
+        <w:t>!oun ‎:لوجملا‏ 9‎</w:t>
       </w:r>
     </w:p>
     <w:p>
@@ -4864,7 +4864,7 @@
           <w:b w:val="0"/>
           <w:i w:val="0"/>
         </w:rPr>
-        <w:t>‏مجموعة سامبا المالية شركة مساهمة سعودية راس المال ‎ocr‏ مليون ريال سعودي . السجل التحاري 4</w:t>
+        <w:t>4 يراحتلا لجسلا . يدوعس لاير نويلم ‏ocr‎ لاملا سار ةيدوعس ةمهاسم ةكرش ةيلاملا ابماس ةعومجم‏</w:t>
         <w:br/>
         <w:t>‎PO Box 833. Riyadh 11421 Kingdom of Saudi Arabea Tel: +908 11 477 4770 Fax: 4986 11 479.9402‏</w:t>
       </w:r>
@@ -4908,21 +4908,21 @@
         <w:br/>
         <w:t>‎1</w:t>
         <w:br/>
-        <w:t>‎Purpose of Remittance ‏الغرض من التحويل‎ For Bank Use Only ‏لاستخدام البنك فقط‎</w:t>
-        <w:br/>
-        <w:t>tect 50 sas 8 3 ‏(ريال سعودى) سعر الصرف‎ ALLEL! ‏القيمة‎</w:t>
+        <w:t>‎طقف كنبلا مادختسال‏ Only Use Bank For ‎ليوحتلا نم ضرغلا‏ Remittance of Purpose‎</w:t>
+        <w:br/>
+        <w:t>‎ةميقلا‏ !ALLEL ‎فرصلا رعس (ىدوعس لاير)‏ 3 8 sas 50 tect</w:t>
         <w:br/>
         <w:t>‎1 05700 se 1 ab ‏ته‎ ١ ‏ت لأغراض‎ te: 5 ‏سعودي‎</w:t>
         <w:br/>
         <w:t>‎This information is for statistical purpose only  طقف ‏هذه المعلومات لأغراض احصائيه‎ Exchange Rale Counter Value (SAR)</w:t>
         <w:br/>
-        <w:t>1.23) Import Finance Payment ‏مدفوعات تمويل الواردات.‎ ..١</w:t>
-        <w:br/>
-        <w:t>2.11 Remitunce by Foreign Firms For Imports, Lay ‏تحاويل الشركات الأجلبية للخارج استيراد‎ 0.9] 7</w:t>
-        <w:br/>
-        <w:t>3.77 Remittance by Foreign Firms Other Purposes..g &gt;! ‏تحاويل الشركات الأجنبية للخارج أغراض‎ _...*</w:t>
-        <w:br/>
-        <w:t>‏ك4‎ Personal Remittances by Individuals - Saudi. gages - ‏شحخحصية من قبل الأفراد‎ Sales ot ‏تكاليف مناولة‎</w:t>
+        <w:t>..١ ‎.تادراولا ليومت تاعوفدم‏ Payment Finance Import (1.23</w:t>
+        <w:br/>
+        <w:t>7 [0.9 ‎داريتسا جراخلل ةيبلجألا تاكرشلا ليواحت‏ Lay ,Imports For Firms Foreign by Remitunce 2.11</w:t>
+        <w:br/>
+        <w:t>*_... ‎ضارغأ جراخلل ةيبنجألا تاكرشلا ليواحت‏ !&lt; Purposes..g Other Firms Foreign by Remittance 3.77</w:t>
+        <w:br/>
+        <w:t>‎ةلوانم فيلاكت‏ ot Sales ‎دارفألا لبق نم ةيصحخحش‏ - gages Saudi. - Individuals by Remittances Personal ‎4ك‏</w:t>
         <w:br/>
         <w:t>30 Personal Remittances by Individuals - Non-Saudi.. sagen ‏شخصية من قبل الأفراك - غير‎ bab Soe Handing ‏كمض‎</w:t>
         <w:br/>
@@ -5197,7 +5197,7 @@
           <w:b w:val="0"/>
           <w:i w:val="0"/>
         </w:rPr>
-        <w:t>‎ely‏ على طلب مدام الشيخ أحمد زيني ‎ge ie‏ التكرم بعمل تحويل بمبلغ</w:t>
+        <w:t>غلبمب ليوحت لمعب مركتلا ‏ie ge‎ ينيز دمحأ خيشلا مادم بلط ىلع ‏ely‎</w:t>
         <w:br/>
         <w:t>0 ريال بإسم ‎alls; UM ALQURA DEVELOPMENT CO‏ قيمة</w:t>
         <w:br/>
@@ -5242,7 +5242,7 @@
           <w:b w:val="0"/>
           <w:i w:val="0"/>
         </w:rPr>
-        <w:t>‏يوسف الصوري</w:t>
+        <w:t>يروصلا فسوي‏</w:t>
       </w:r>
     </w:p>
     <w:p>
@@ -5281,7 +5281,7 @@
           <w:b w:val="0"/>
           <w:i w:val="0"/>
         </w:rPr>
-        <w:t>‏تعميد بالموافقة</w:t>
+        <w:t>ةقفاوملاب ديمعت‏</w:t>
       </w:r>
     </w:p>
     <w:p>
@@ -5328,7 +5328,7 @@
           <w:b w:val="0"/>
           <w:i w:val="0"/>
         </w:rPr>
-        <w:t>‎.١‏ السادة/شركة أم القرى للإعمار المحدودة سجل تجاري رقم : » و عنوانها جدة - شارع</w:t>
+        <w:t>عراش - ةدج اهناونع و « : مقر يراجت لجس ةدودحملا رامعإلل ىرقلا مأ ةكرش/ةداسلا ‏.١‎</w:t>
         <w:br/>
         <w:t>الميناء برج أبار وزيني ص.ب. ‎٠‏ جدة ‎5١4577‏ هاتف ‎TEVef ee‏ فاكس ‎1١4517‏</w:t>
       </w:r>
@@ -5360,7 +5360,7 @@
         <w:br/>
         <w:t>‏/ ....... هفل صادر من ‎Baa‏ وعنوانه: ‎Gye‏ ب ....... رمز بريدي ....... مدينة جدة ‎G‏</w:t>
         <w:br/>
-        <w:t>‏هاتف : .............. سقاكس: ....................... جوال : 011ص</w:t>
+        <w:t>ص011 : لاوج ....................... :سكاقس .............. : فتاه‏</w:t>
       </w:r>
     </w:p>
     <w:p>
@@ -5478,7 +5478,7 @@
         </w:rPr>
         <w:t>‏بموجب هذا العقد أجر الطرف الأول للطرف الثاني فيلا رقم (6) للعائلات فقط من العين</w:t>
         <w:br/>
-        <w:t>المؤجرة الكاتنة في مجمع آل سالم » ويقر الطرف الثاني بغرض استعمالها ( للترفيه وليس لغرض</w:t>
+        <w:t>ضرغل سيلو هيفرتلل ) اهلامعتسا ضرغب يناثلا فرطلا رقيو « ملاس لآ عمجم يف ةنتاكلا ةرجؤملا</w:t>
         <w:br/>
         <w:t>سكني) ويلتزم الطرف الثاني بأن لا يستعمل العين المؤجرة إلا في الغرض المذكور وفي نطاق</w:t>
         <w:br/>
@@ -5497,7 +5497,7 @@
           <w:b w:val="0"/>
           <w:i w:val="0"/>
         </w:rPr>
-        <w:t>‏عقد تأجير مجمع السالم بأبحر الجنوبية ‎١‏</w:t>
+        <w:t>‏١‎ ةيبونجلا رحبأب ملاسلا عمجم ريجأت دقع‏</w:t>
       </w:r>
     </w:p>
     <w:p>
@@ -5523,7 +5523,7 @@
           <w:b w:val="0"/>
           <w:i w:val="0"/>
         </w:rPr>
-        <w:t>‏يرج 'بار ‎ed:‏ الدور التاسع - ب +دلا6 ‎5١455 Sue‏ - الملكة العربية السدودية - تليفون : ‎LLYOAOY‏ 33017 + - فاكس :1215855 ‎ce + STE‏ 10501507105</w:t>
+        <w:t>10501507105 ‏STE + ce‎ :1215855 سكاف - + 33017 ‏LLYOAOY‎ : نوفيلت - ةيدودسلا ةيبرعلا ةكلملا - ‏Sue 5١455‎ 6الد+ ب - عساتلا رودلا ‏ed:‎ راب' جري‏</w:t>
       </w:r>
     </w:p>
     <w:p>
@@ -5579,22 +5579,22 @@
           <w:b w:val="0"/>
           <w:i w:val="0"/>
         </w:rPr>
-        <w:t>ثالثا: معاينة العين المؤجرة</w:t>
-        <w:br/>
-        <w:t>يقر الطرف الثاني بأنه عاين العين المؤجرة معاينة تامة نافية للجهالة وكذلك الأماكن المجاورة له</w:t>
-      </w:r>
-    </w:p>
-    <w:p>
-      <w:pPr>
-        <w:jc w:val="right"/>
-        <w:bidi/>
-      </w:pPr>
-      <w:r>
-        <w:rPr>
-          <w:b w:val="0"/>
-          <w:i w:val="0"/>
-        </w:rPr>
-        <w:t>والممرات المؤديه إليه والمرافق والمنافع والأقسام والخدمات والأجزاء المشتركة المخصصة</w:t>
+        <w:t>ةرجؤملا نيعلا ةنياعم :اثلاث</w:t>
+        <w:br/>
+        <w:t>هل ةرواجملا نكامألا كلذكو ةلاهجلل ةيفان ةمات ةنياعم ةرجؤملا نيعلا نياع هنأب يناثلا فرطلا رقي</w:t>
+      </w:r>
+    </w:p>
+    <w:p>
+      <w:pPr>
+        <w:jc w:val="right"/>
+        <w:bidi/>
+      </w:pPr>
+      <w:r>
+        <w:rPr>
+          <w:b w:val="0"/>
+          <w:i w:val="0"/>
+        </w:rPr>
+        <w:t>ةصصخملا ةكرتشملا ءازجألاو تامدخلاو ماسقألاو عفانملاو قفارملاو هيلإ هيدؤملا تارمملاو</w:t>
         <w:br/>
         <w:t>للخدمات والمناقع داخل المجمع وخارجه؛ كما أنه قد تأكد من مساحته وحدوده وأوصافه وتجهيزاته</w:t>
       </w:r>
@@ -5609,22 +5609,22 @@
           <w:b w:val="0"/>
           <w:i w:val="0"/>
         </w:rPr>
-        <w:t>ومرافقه الداخلية والخارجية وغير ذلك من العناصر الأساسية اللازمة لإستعماله وقد وجدها مطابقة ‎ceo‏</w:t>
-      </w:r>
-    </w:p>
-    <w:p>
-      <w:pPr>
-        <w:jc w:val="right"/>
-        <w:bidi/>
-      </w:pPr>
-      <w:r>
-        <w:rPr>
-          <w:b w:val="0"/>
-          <w:i w:val="0"/>
-        </w:rPr>
-        <w:t>لرغباته وصالحة ومناسبة وملائمة من كافة الوجوه لتحقيق الغرض الذي تم إستئجار العين من أجله</w:t>
-        <w:br/>
-        <w:t>وأنه سيقبل العين المؤجرة بالحالة والأوصاف المتفق على تسليمها دون أية ملاحظات .</w:t>
+        <w:t>‏ceo‎ ةقباطم اهدجو دقو هلامعتسإل ةمزاللا ةيساسألا رصانعلا نم كلذ ريغو ةيجراخلاو ةيلخادلا هقفارمو</w:t>
+      </w:r>
+    </w:p>
+    <w:p>
+      <w:pPr>
+        <w:jc w:val="right"/>
+        <w:bidi/>
+      </w:pPr>
+      <w:r>
+        <w:rPr>
+          <w:b w:val="0"/>
+          <w:i w:val="0"/>
+        </w:rPr>
+        <w:t>هلجأ نم نيعلا راجئتسإ مت يذلا ضرغلا قيقحتل هوجولا ةفاك نم ةمئالمو ةبسانمو ةحلاصو هتابغرل</w:t>
+        <w:br/>
+        <w:t>. تاظحالم ةيأ نود اهميلست ىلع قفتملا فاصوألاو ةلاحلاب ةرجؤملا نيعلا لبقيس هنأو</w:t>
       </w:r>
     </w:p>
     <w:p>
@@ -5652,43 +5652,43 @@
         </w:rPr>
         <w:t>مدة العقد هي سنة ميلاديه تبدأ من ‎٠:‏ 5١11/17/1١1م‏ + وتنتهي بنهاية : ‎01١7/17/15‏ 7م. ويلتزم</w:t>
         <w:br/>
-        <w:t>الطرف الثاني في حال إنتهاء مدة العقد بتسليم العين المؤجرة بموجب محضر تسليم وبالحالة التي</w:t>
+        <w:t>يتلا ةلاحلابو ميلست رضحم بجومب ةرجؤملا نيعلا ميلستب دقعلا ةدم ءاهتنإ لاح يف يناثلا فرطلا</w:t>
         <w:br/>
         <w:t>إستلمها عليهاء وفي حال تأخر الطرف الثاني في تسليم العين المؤجرة إلى الطرف الأول بعد مدة</w:t>
         <w:br/>
-        <w:t>العقد فسيتم إحتساب أي مدة يشغل خلالها الطرف الثاني العين المؤجرة بعد إنتهاء مدة العقد (أيامأ</w:t>
+        <w:t>أمايأ) دقعلا ةدم ءاهتنإ دعب ةرجؤملا نيعلا يناثلا فرطلا اهلالخ لغشي ةدم يأ باستحإ متيسف دقعلا</w:t>
         <w:br/>
         <w:t>أو شهوراً) بضعف القيمة المنصوص عليها في المادة ‎Ladle‏ من هذا ‎ciel‏ بالإضافة إلى</w:t>
         <w:br/>
         <w:t>التعويضات اللازمة جبرا للأضرار التي لحقت بالطرف الأول والتي ترتبت على عدم إخلائه للعين</w:t>
         <w:br/>
-        <w:t>المؤجرة في الوقت المحدد رسميا.</w:t>
-      </w:r>
-    </w:p>
-    <w:p>
-      <w:pPr>
-        <w:jc w:val="right"/>
-        <w:bidi/>
-      </w:pPr>
-      <w:r>
-        <w:rPr>
-          <w:b w:val="0"/>
-          <w:i w:val="0"/>
-        </w:rPr>
-        <w:t>خامساً : القيمة الإيجارية</w:t>
-      </w:r>
-    </w:p>
-    <w:p>
-      <w:pPr>
-        <w:jc w:val="right"/>
-        <w:bidi/>
-      </w:pPr>
-      <w:r>
-        <w:rPr>
-          <w:b w:val="0"/>
-          <w:i w:val="0"/>
-        </w:rPr>
-        <w:t>تم الإتفاق بين الطرفين أن القيمة الإيجارية السنوية للعين المؤجرة هي ‎)١15١٠٠٠(‏ مائة وخمسون</w:t>
+        <w:t>.ايمسر ددحملا تقولا يف ةرجؤملا</w:t>
+      </w:r>
+    </w:p>
+    <w:p>
+      <w:pPr>
+        <w:jc w:val="right"/>
+        <w:bidi/>
+      </w:pPr>
+      <w:r>
+        <w:rPr>
+          <w:b w:val="0"/>
+          <w:i w:val="0"/>
+        </w:rPr>
+        <w:t>ةيراجيإلا ةميقلا : ًاسماخ</w:t>
+      </w:r>
+    </w:p>
+    <w:p>
+      <w:pPr>
+        <w:jc w:val="right"/>
+        <w:bidi/>
+      </w:pPr>
+      <w:r>
+        <w:rPr>
+          <w:b w:val="0"/>
+          <w:i w:val="0"/>
+        </w:rPr>
+        <w:t>نوسمخو ةئام ‏)١15١٠٠٠(‎ يه ةرجؤملا نيعلل ةيونسلا ةيراجيإلا ةميقلا نأ نيفرطلا نيب قافتإلا مت</w:t>
         <w:br/>
         <w:t>ألف ‎hy‏ . بالإضافة إلى )+ 461( من قيمة العقد تأمين مسترد .</w:t>
       </w:r>
@@ -5705,9 +5705,9 @@
         </w:rPr>
         <w:t>وتستحق هذه المبالغ قبل بداية كل سنة إيجارية بثلاثون يوماً.</w:t>
         <w:br/>
-        <w:t>سادساً: التأمين المسترد</w:t>
-        <w:br/>
-        <w:t>يدفع الطرف الثاني للطرف الأول النسبه الموضحه في البند الخامس من هذا العقد مرة واحدة</w:t>
+        <w:t>درتسملا نيمأتلا :ًاسداس</w:t>
+        <w:br/>
+        <w:t>ةدحاو ةرم دقعلا اذه نم سماخلا دنبلا يف هحضوملا هبسنلا لوألا فرطلل يناثلا فرطلا عفدي</w:t>
       </w:r>
     </w:p>
     <w:p>
@@ -5735,20 +5735,20 @@
           <w:b w:val="0"/>
           <w:i w:val="0"/>
         </w:rPr>
-        <w:t>عقد تأجير مجمع السالم بابحر الجنوبية 0</w:t>
-      </w:r>
-    </w:p>
-    <w:p>
-      <w:pPr>
-        <w:jc w:val="right"/>
-        <w:bidi/>
-      </w:pPr>
-      <w:r>
-        <w:rPr>
-          <w:b w:val="0"/>
-          <w:i w:val="0"/>
-        </w:rPr>
-        <w:t>103501551537 ‏جدة 51575 - المملكة العربية السعودية - تليفون : 741/0481 4337 + - فاكس : 711/1857 4735 + - سات‎ 67٠١ ‏برج أبار وزيتي - الدور التاسع - ص.ب‎</w:t>
+        <w:t>0 ةيبونجلا رحباب ملاسلا عمجم ريجأت دقع</w:t>
+      </w:r>
+    </w:p>
+    <w:p>
+      <w:pPr>
+        <w:jc w:val="right"/>
+        <w:bidi/>
+      </w:pPr>
+      <w:r>
+        <w:rPr>
+          <w:b w:val="0"/>
+          <w:i w:val="0"/>
+        </w:rPr>
+        <w:t>‎ب.ص - عساتلا رودلا - يتيزو رابأ جرب‏ 67٠١ ‎تاس - + 4735 711/1857 : سكاف - + 4337 741/0481 : نوفيلت - ةيدوعسلا ةيبرعلا ةكلمملا - 51575 ةدج‏ 103501551537</w:t>
         <w:br/>
         <w:t>Abbar &amp; Zainy Tower 9th Floor - P.O. Box 5700 Jeddah 21432 - Kingdom of Saudi Arabia - Tel. : +966 2 6475857 - Fax : +966 2 6472622 - C.R. 4030162266</w:t>
       </w:r>
@@ -5780,7 +5780,7 @@
         </w:rPr>
         <w:t>دادسلا ةقيرطو تاعفدلا : ًاعباس</w:t>
         <w:br/>
-        <w:t>‎.١‏ تم الإتفاق بين الطرفين على أن يتم سداد القيمة الإيجارية بالكامل و رسوم التأمين</w:t>
+        <w:t>نيمأتلا موسر و لماكلاب ةيراجيإلا ةميقلا دادس متي نأ ىلع نيفرطلا نيب قافتإلا مت ‏.١‎</w:t>
         <w:br/>
         <w:t>بشيكات بنكية بإسم الطرف الأول عند توقيع العقد :</w:t>
       </w:r>
@@ -5808,7 +5808,7 @@
           <w:b w:val="0"/>
           <w:i w:val="0"/>
         </w:rPr>
-        <w:t>يقر الطرف الثاني بعدم أحقيته في تأجير العين المؤجرة عليه أو تقبيلها من الباطن أو التنازل عن</w:t>
+        <w:t>نع لزانتلا وأ نطابلا نم اهليبقت وأ هيلع ةرجؤملا نيعلا ريجأت يف هتيقحأ مدعب يناثلا فرطلا رقي</w:t>
       </w:r>
     </w:p>
     <w:p>
@@ -5834,7 +5834,7 @@
           <w:b w:val="0"/>
           <w:i w:val="0"/>
         </w:rPr>
-        <w:t>الإتفاق والحصول على موافقة كتابية من الطرف الأول» وفي حالة مخالفة الطرف الثاني لهذا</w:t>
+        <w:t>اذهل يناثلا فرطلا ةفلاخم ةلاح يفو «لوألا فرطلا نم ةيباتك ةقفاوم ىلع لوصحلاو قافتإلا</w:t>
         <w:br/>
         <w:t>الإلتزام الجوهري فأنه يحق للطرف الأول فسخ هذا العقد دون الحاجة إلى توجيه إنذار للطرف</w:t>
         <w:br/>
@@ -5866,15 +5866,15 @@
           <w:b w:val="0"/>
           <w:i w:val="0"/>
         </w:rPr>
-        <w:t>_- يلتزم الطرف الثاني بعدم إدخال أية تعديلات في أوصاف العين المؤجرة أو ترتيبها الداخلي أو</w:t>
+        <w:t>وأ يلخادلا اهبيترت وأ ةرجؤملا نيعلا فاصوأ يف تاليدعت ةيأ لاخدإ مدعب يناثلا فرطلا مزتلي _-</w:t>
         <w:br/>
         <w:t>عمل نوافذ أو أبواب أو أن يسد شيئا مما هو قائم آو يبني أو يركب إنشاءات جديدة أو يعدل في</w:t>
         <w:br/>
-        <w:t>نإف هيلعو ‏SSVI‎ فرطلا نم ةقبسملا ةيطخلا ةقفاوملاب الإ ءابرهكلاو ءاملا تاديدمتو تاءاشنإ</w:t>
-        <w:br/>
-        <w:t>كل الإنشاءآت أو التغيرات أو التجهيزات التي يقوم بعملها الطرف الثاني بالعين المؤجرة بعد</w:t>
-        <w:br/>
-        <w:t>أخذ موافقة خطية من الطرف الأولء تعتبر ملكا للطرف الأول ويحظر على الطرف الثاني</w:t>
+        <w:t>إنشاءات وتمديدات الماء والكهرباء إلا بالموافقة الخطية المسبقة من الطرف ‎SSVI‏ وعليه فإن</w:t>
+        <w:br/>
+        <w:t>دعب ةرجؤملا نيعلاب يناثلا فرطلا اهلمعب موقي يتلا تازيهجتلا وأ تاريغتلا وأ تآءاشنإلا لك</w:t>
+        <w:br/>
+        <w:t>يناثلا فرطلا ىلع رظحيو لوألا فرطلل اكلم ربتعت ءلوألا فرطلا نم ةيطخ ةقفاوم ذخأ</w:t>
         <w:br/>
         <w:t>نزعها أو تغييرها بدون موافقة الطرف الأول الخطية وال كان مسئولا عن تصرفهه مما يلزمه</w:t>
         <w:br/>
@@ -5891,13 +5891,13 @@
           <w:b w:val="0"/>
           <w:i w:val="0"/>
         </w:rPr>
-        <w:t>Cc ‏يلتزم الطرف الثاني بعدم وضع أثقال على أرض العين المؤجرة تزيد حمولتها عن‎ ١</w:t>
-        <w:br/>
-        <w:t>‏وذلك طبقاً للمواصفات الخاصة بالمبنى ويكون الطرف الثاني مسئولاً مسئولية‎ Yala glSt ٠</w:t>
-        <w:br/>
-        <w:t>‏كاملة عن أي تلفيات أو أضرار بالمبنى أو الأشخاص بسبب قيامه بوضع أثقال تزيد عن الحدود‎</w:t>
-        <w:br/>
-        <w:t>‏كانت هذه المسئولية تمثل تكاليف إصلاح أو‎ ol gan ‏المسموح بها أو أي أجهزة تسبب إهتزازات‎</w:t>
+        <w:t>١ ‎نع اهتلومح ديزت ةرجؤملا نيعلا ضرأ ىلع لاقثأ عضو مدعب يناثلا فرطلا مزتلي‏ Cc</w:t>
+        <w:br/>
+        <w:t>٠ glSt Yala ‎ةيلوئسم ًالوئسم يناثلا فرطلا نوكيو ىنبملاب ةصاخلا تافصاوملل ًاقبط كلذو‏</w:t>
+        <w:br/>
+        <w:t>‎دودحلا نع ديزت لاقثأ عضوب همايق ببسب صاخشألا وأ ىنبملاب رارضأ وأ تايفلت يأ نع ةلماك‏</w:t>
+        <w:br/>
+        <w:t>‎تازازتهإ ببست ةزهجأ يأ وأ اهب حومسملا‏ gan ol ‎وأ حالصإ فيلاكت لثمت ةيلوئسملا هذه تناك‏</w:t>
         <w:br/>
         <w:t>‏تعويضات أو مسائلة قانونية أو أي مستولية أخرى.‎</w:t>
       </w:r>
@@ -5912,65 +5912,65 @@
           <w:b w:val="0"/>
           <w:i w:val="0"/>
         </w:rPr>
-        <w:t>؟- ايلتزم الطرف الثاني بالمحافظة على العين المؤجرة من حيث النظافة والمظهر العام داخلياً</w:t>
-        <w:br/>
-        <w:t>وخارجياً ‎igh‏ مدة سريان هذا العقده ‎Gly‏ يبذل قصارى جهده وجهود العاملين التابعين له</w:t>
-        <w:br/>
-        <w:t>لضمان إستمرارها بالحالة الممتازة التي تسلمها بها.</w:t>
-      </w:r>
-    </w:p>
-    <w:p>
-      <w:pPr>
-        <w:jc w:val="right"/>
-        <w:bidi/>
-      </w:pPr>
-      <w:r>
-        <w:rPr>
-          <w:b w:val="0"/>
-          <w:i w:val="0"/>
-        </w:rPr>
-        <w:t>4- يلتزم الطرف الثاني بالتقيد بالأنظمة والتعليمات والقوانين السائدة في المملكة العربيه السعودية</w:t>
-      </w:r>
-    </w:p>
-    <w:p>
-      <w:pPr>
-        <w:jc w:val="right"/>
-        <w:bidi/>
-      </w:pPr>
-      <w:r>
-        <w:rPr>
-          <w:b w:val="0"/>
-          <w:i w:val="0"/>
-        </w:rPr>
-        <w:t>0- يلتزم الطرف الثاني بعدم إزعاج الجيران أو الإساءة إليهم أو إرتكابه (هو أو العاملين لديه)</w:t>
-        <w:br/>
-        <w:t>أعمال في العين المؤجرة تتنافى مع الآداب والأخلاق والعادات والتقاليد السائدة في البلاد؛</w:t>
-      </w:r>
-    </w:p>
-    <w:p>
-      <w:pPr>
-        <w:jc w:val="right"/>
-        <w:bidi/>
-      </w:pPr>
-      <w:r>
-        <w:rPr>
-          <w:b w:val="0"/>
-          <w:i w:val="0"/>
-        </w:rPr>
-        <w:t>عقد تأجير مجمع السالم ‎jal‏ الجنوبية 0</w:t>
-      </w:r>
-    </w:p>
-    <w:p>
-      <w:pPr>
-        <w:jc w:val="right"/>
-        <w:bidi/>
-      </w:pPr>
-      <w:r>
-        <w:rPr>
-          <w:b w:val="0"/>
-          <w:i w:val="0"/>
-        </w:rPr>
-        <w:t>1057115580 ‏فاكس : 3617/57 43017 جح سات‎ - = ATV 1 35418461 : ‏اجدة 51451 - المسلكة العربية السعودية - تليفون‎ 57٠0 ‏زيمني - الدور التاميع - صاب‎</w:t>
+        <w:t>ًايلخاد ماعلا رهظملاو ةفاظنلا ثيح نم ةرجؤملا نيعلا ىلع ةظفاحملاب يناثلا فرطلا مزتليا -؟</w:t>
+        <w:br/>
+        <w:t>هل نيعباتلا نيلماعلا دوهجو هدهج ىراصق لذبي ‏Gly‎ هدقعلا اذه نايرس ةدم ‏igh‎ ًايجراخو</w:t>
+        <w:br/>
+        <w:t>.اهب اهملست يتلا ةزاتمملا ةلاحلاب اهرارمتسإ نامضل</w:t>
+      </w:r>
+    </w:p>
+    <w:p>
+      <w:pPr>
+        <w:jc w:val="right"/>
+        <w:bidi/>
+      </w:pPr>
+      <w:r>
+        <w:rPr>
+          <w:b w:val="0"/>
+          <w:i w:val="0"/>
+        </w:rPr>
+        <w:t>ةيدوعسلا هيبرعلا ةكلمملا يف ةدئاسلا نيناوقلاو تاميلعتلاو ةمظنألاب ديقتلاب يناثلا فرطلا مزتلي 4-</w:t>
+      </w:r>
+    </w:p>
+    <w:p>
+      <w:pPr>
+        <w:jc w:val="right"/>
+        <w:bidi/>
+      </w:pPr>
+      <w:r>
+        <w:rPr>
+          <w:b w:val="0"/>
+          <w:i w:val="0"/>
+        </w:rPr>
+        <w:t>(هيدل نيلماعلا وأ وه) هباكترإ وأ مهيلإ ةءاسإلا وأ ناريجلا جاعزإ مدعب يناثلا فرطلا مزتلي 0-</w:t>
+        <w:br/>
+        <w:t>؛دالبلا يف ةدئاسلا ديلاقتلاو تاداعلاو قالخألاو بادآلا عم ىفانتت ةرجؤملا نيعلا يف لامعأ</w:t>
+      </w:r>
+    </w:p>
+    <w:p>
+      <w:pPr>
+        <w:jc w:val="right"/>
+        <w:bidi/>
+      </w:pPr>
+      <w:r>
+        <w:rPr>
+          <w:b w:val="0"/>
+          <w:i w:val="0"/>
+        </w:rPr>
+        <w:t>0 ةيبونجلا ‏jal‎ ملاسلا عمجم ريجأت دقع</w:t>
+      </w:r>
+    </w:p>
+    <w:p>
+      <w:pPr>
+        <w:jc w:val="right"/>
+        <w:bidi/>
+      </w:pPr>
+      <w:r>
+        <w:rPr>
+          <w:b w:val="0"/>
+          <w:i w:val="0"/>
+        </w:rPr>
+        <w:t>‎باص - عيماتلا رودلا - ينميز‏ 57٠0 ‎نوفيلت - ةيدوعسلا ةيبرعلا ةكلسملا - 51451 ةدجا‏ : 35418461 1 ATV = - ‎تاس حج 43017 3617/57 : سكاف‏ 1057115580</w:t>
         <w:br/>
         <w:t>Abbar &amp; Zainy Tower Sth Fioor - 5.0. Box 5700 Jeddizh 21432 - Kingdom of Saudi Arabia - Tel. : +966 2 6475657 - Fer. . +866 2 6472522 - CR. 40301</w:t>
       </w:r>
@@ -5991,7 +5991,7 @@
         <w:br/>
         <w:t>‏في إعتبار هذا العقد‎ Gall ‏وللطرف الأول في حالة مخالفة الطرف الثاني لأحكام هذه المادة‎</w:t>
         <w:br/>
-        <w:t>‏أو طلب إزالة أسباب المخالفة وتعويضه عما‎ cds gall ‏لاغيا ومفسوخا وطلب إخلاء العين‎</w:t>
+        <w:t>‎نيعلا ءالخإ بلطو اخوسفمو ايغال‏ gall cds ‎امع هضيوعتو ةفلاخملا بابسأ ةلازإ بلط وأ‏</w:t>
         <w:br/>
         <w:t>‏يكون قد ترتب عليها من أضرارء كما يكون الطرف الثاني مسئولا أيضا عن كل ماقد يقع من‎</w:t>
       </w:r>
@@ -6021,20 +6021,20 @@
         </w:rPr>
         <w:t>5 يلتزم الطرف الثاني بعدم إستعمال مكبرات الصوت أو أية أجهزة إذاعية أو موسيقى بحيث</w:t>
         <w:br/>
-        <w:t>تسمع خارج العين المؤجرة.</w:t>
-      </w:r>
-    </w:p>
-    <w:p>
-      <w:pPr>
-        <w:jc w:val="right"/>
-        <w:bidi/>
-      </w:pPr>
-      <w:r>
-        <w:rPr>
-          <w:b w:val="0"/>
-          <w:i w:val="0"/>
-        </w:rPr>
-        <w:t>5 يلتزم الطرف الثاني بعدم شغل ممرات المجمع والمرافق المشتركة مع باقي المستأجرين أو</w:t>
+        <w:t>.ةرجؤملا نيعلا جراخ عمست</w:t>
+      </w:r>
+    </w:p>
+    <w:p>
+      <w:pPr>
+        <w:jc w:val="right"/>
+        <w:bidi/>
+      </w:pPr>
+      <w:r>
+        <w:rPr>
+          <w:b w:val="0"/>
+          <w:i w:val="0"/>
+        </w:rPr>
+        <w:t>وأ نيرجأتسملا يقاب عم ةكرتشملا قفارملاو عمجملا تارمم لغش مدعب يناثلا فرطلا مزتلي 5</w:t>
         <w:br/>
         <w:t>غير ذلك من الأماكن أو إعاقة الحركة الطبيعية فيها .</w:t>
       </w:r>
@@ -6049,7 +6049,7 @@
           <w:b w:val="0"/>
           <w:i w:val="0"/>
         </w:rPr>
-        <w:t>‎=A‏ يلتزم الطرف الثاذ بعدم الاحتفاظ في العين المؤجرة أو الممرات أو الدرج أو إي مكان من</w:t>
+        <w:t>نم ناكم يإ وأ جردلا وأ تارمملا وأ ةرجؤملا نيعلا يف ظافتحالا مدعب ذاثلا فرطلا مزتلي ‏A=‎</w:t>
         <w:br/>
         <w:t>المجمع بالأسلحة ‎af‏ أنواعها أو بمواد ملتهبة أو متفجرة أو مواد قابلة للاشتعال أو ضارة</w:t>
       </w:r>
@@ -6064,22 +6064,22 @@
           <w:b w:val="0"/>
           <w:i w:val="0"/>
         </w:rPr>
-        <w:t>‏بالصحة سواء بعلمه أو بعلم أحد العاملين لديه» وإذا ثبت غير ذلك يكون وحده المسؤول أمام يي</w:t>
-      </w:r>
-    </w:p>
-    <w:p>
-      <w:pPr>
-        <w:jc w:val="right"/>
-        <w:bidi/>
-      </w:pPr>
-      <w:r>
-        <w:rPr>
-          <w:b w:val="0"/>
-          <w:i w:val="0"/>
-        </w:rPr>
-        <w:t>‏الجهات الرسمية أو أية جهة ‎Gal‏ بها ضبررا جراء ذلك» ويخلي الطرف الثاني مسؤولية</w:t>
-        <w:br/>
-        <w:t>الطرف الأول من أية حقوق قانونية أو مالية خاصة أو عامة قد تنشأ بسبب مخالفة هذا البلد.</w:t>
+        <w:t>يي مامأ لوؤسملا هدحو نوكي كلذ ريغ تبث اذإو «هيدل نيلماعلا دحأ ملعب وأ هملعب ءاوس ةحصلاب‏</w:t>
+      </w:r>
+    </w:p>
+    <w:p>
+      <w:pPr>
+        <w:jc w:val="right"/>
+        <w:bidi/>
+      </w:pPr>
+      <w:r>
+        <w:rPr>
+          <w:b w:val="0"/>
+          <w:i w:val="0"/>
+        </w:rPr>
+        <w:t>ةيلوؤسم يناثلا فرطلا يلخيو «كلذ ءارج ارربض اهب ‏Gal‎ ةهج ةيأ وأ ةيمسرلا تاهجلا‏</w:t>
+        <w:br/>
+        <w:t>.دلبلا اذه ةفلاخم ببسب أشنت دق ةماع وأ ةصاخ ةيلام وأ ةينوناق قوقح ةيأ نم لوألا فرطلا</w:t>
       </w:r>
     </w:p>
     <w:p>
@@ -6096,35 +6096,35 @@
         <w:br/>
         <w:t>أضرار تصيب العين المؤجرة أو أي جزء من المجمع تسبب فيه هو أو أي من تابعيه سواء</w:t>
         <w:br/>
-        <w:t>عن طريق العمد أو خطأ أو الإهمال.</w:t>
-      </w:r>
-    </w:p>
-    <w:p>
-      <w:pPr>
-        <w:jc w:val="right"/>
-        <w:bidi/>
-      </w:pPr>
-      <w:r>
-        <w:rPr>
-          <w:b w:val="0"/>
-          <w:i w:val="0"/>
-        </w:rPr>
-        <w:t>‎٠‏ يلتزم الطرف الثاني بالمحافظة على جميع التجهيزات الميكانيكية والكهربائية وغيرها من</w:t>
-        <w:br/>
-        <w:t>التجهيزات والواجهات إن وجدت في العين ‎ym pall‏</w:t>
-      </w:r>
-    </w:p>
-    <w:p>
-      <w:pPr>
-        <w:jc w:val="right"/>
-        <w:bidi/>
-      </w:pPr>
-      <w:r>
-        <w:rPr>
-          <w:b w:val="0"/>
-          <w:i w:val="0"/>
-        </w:rPr>
-        <w:t>‎١‏ يلتزم الطرف الثاني بالسماح للطرف الأول أو من ينوب عنه بالدخول إلى العين المؤجرة في</w:t>
+        <w:t>.لامهإلا وأ أطخ وأ دمعلا قيرط نع</w:t>
+      </w:r>
+    </w:p>
+    <w:p>
+      <w:pPr>
+        <w:jc w:val="right"/>
+        <w:bidi/>
+      </w:pPr>
+      <w:r>
+        <w:rPr>
+          <w:b w:val="0"/>
+          <w:i w:val="0"/>
+        </w:rPr>
+        <w:t>نم اهريغو ةيئابرهكلاو ةيكيناكيملا تازيهجتلا عيمج ىلع ةظفاحملاب يناثلا فرطلا مزتلي ‏٠‎</w:t>
+        <w:br/>
+        <w:t>‏pall ym‎ نيعلا يف تدجو نإ تاهجاولاو تازيهجتلا</w:t>
+      </w:r>
+    </w:p>
+    <w:p>
+      <w:pPr>
+        <w:jc w:val="right"/>
+        <w:bidi/>
+      </w:pPr>
+      <w:r>
+        <w:rPr>
+          <w:b w:val="0"/>
+          <w:i w:val="0"/>
+        </w:rPr>
+        <w:t>يف ةرجؤملا نيعلا ىلإ لوخدلاب هنع بوني نم وأ لوألا فرطلل حامسلاب يناثلا فرطلا مزتلي ‏١‎</w:t>
         <w:br/>
         <w:t>أوقات الدوام الرسمي للمعاينة والفحص عن أي خالل لإجراء أي إصلاحات لازمة أو تعديلات</w:t>
         <w:br/>
@@ -6138,7 +6138,7 @@
         <w:br/>
         <w:t>وفي حالة عدم تنفيذ هذه التعديلات من قبل الطرف الثاني فانه يحق للطرف الأول إرسال</w:t>
         <w:br/>
-        <w:t>مندوبين من طرفه للقيام بهذه الأعمال على نفقة الطرف الثاني بعد إخطار الطرف الثاني ‎Cc‏</w:t>
+        <w:t>‏Cc‎ يناثلا فرطلا راطخإ دعب يناثلا فرطلا ةقفن ىلع لامعألا هذهب مايقلل هفرط نم نيبودنم</w:t>
         <w:br/>
         <w:t>‏كتابيا بذلك»</w:t>
       </w:r>
@@ -6168,7 +6168,7 @@
           <w:b w:val="0"/>
           <w:i w:val="0"/>
         </w:rPr>
-        <w:t>‏وخلافه من الأشياء الموجودة بالعين المؤجرة رهنا وضمانا لسداد كامل المتأخرات المستحقة ويحق</w:t>
+        <w:t>قحيو ةقحتسملا تارخأتملا لماك دادسل انامضو انهر ةرجؤملا نيعلاب ةدوجوملا ءايشألا نم هفالخو‏</w:t>
       </w:r>
     </w:p>
     <w:p>
@@ -6194,20 +6194,20 @@
           <w:b w:val="0"/>
           <w:i w:val="0"/>
         </w:rPr>
-        <w:t>‎. ‏يلتزم الطرف الثاني بعدم السماح بدخول الزوار في حال عدم تواجده في المجمع‎ -١</w:t>
-      </w:r>
-    </w:p>
-    <w:p>
-      <w:pPr>
-        <w:jc w:val="right"/>
-        <w:bidi/>
-      </w:pPr>
-      <w:r>
-        <w:rPr>
-          <w:b w:val="0"/>
-          <w:i w:val="0"/>
-        </w:rPr>
-        <w:t>‏5 1- يلتزم الطرف الثاني بإستخدام موقف واحد فقط من مواقف المجمع لإيقاف سيارته الخاصة .</w:t>
+        <w:t>-١ ‎عمجملا يف هدجاوت مدع لاح يف راوزلا لوخدب حامسلا مدعب يناثلا فرطلا مزتلي‏ .‎</w:t>
+      </w:r>
+    </w:p>
+    <w:p>
+      <w:pPr>
+        <w:jc w:val="right"/>
+        <w:bidi/>
+      </w:pPr>
+      <w:r>
+        <w:rPr>
+          <w:b w:val="0"/>
+          <w:i w:val="0"/>
+        </w:rPr>
+        <w:t>. ةصاخلا هترايس فاقيإل عمجملا فقاوم نم طقف دحاو فقوم مادختسإب يناثلا فرطلا مزتلي 1- 5‏</w:t>
       </w:r>
     </w:p>
     <w:p>
@@ -6235,20 +6235,20 @@
           <w:b w:val="0"/>
           <w:i w:val="0"/>
         </w:rPr>
-        <w:t>‏عقد تأجير مجمع السالم بابحر الجنوبية 0</w:t>
-      </w:r>
-    </w:p>
-    <w:p>
-      <w:pPr>
-        <w:jc w:val="right"/>
-        <w:bidi/>
-      </w:pPr>
-      <w:r>
-        <w:rPr>
-          <w:b w:val="0"/>
-          <w:i w:val="0"/>
-        </w:rPr>
-        <w:t>‎101115550 ‏المملكة العربية السعودية - تليغون : 5416/6801 3 537 2 = فأكس :51105877 53317 جد سات‎ - 147+ Bee 01٠١ ‏وزيتي - الدور التاسع - حن.ب‎ ay! we</w:t>
+        <w:t>0 ةيبونجلا رحباب ملاسلا عمجم ريجأت دقع‏</w:t>
+      </w:r>
+    </w:p>
+    <w:p>
+      <w:pPr>
+        <w:jc w:val="right"/>
+        <w:bidi/>
+      </w:pPr>
+      <w:r>
+        <w:rPr>
+          <w:b w:val="0"/>
+          <w:i w:val="0"/>
+        </w:rPr>
+        <w:t>we !ay ‎ب.نح - عساتلا رودلا - يتيزو‏ 01٠١ Bee +147 - ‎تاس دج 53317 :51105877 سكأف = 2 537 3 5416/6801 : نوغيلت - ةيدوعسلا ةيبرعلا ةكلمملا‏ 101115550‎</w:t>
       </w:r>
     </w:p>
     <w:p>
@@ -6291,9 +6291,9 @@
         </w:rPr>
         <w:t>208 يلتزم الطرف الثاني في حالة نشوب حريق لا سمح الله بسببه أو بسبب أحد تابعيه وتسبب في</w:t>
         <w:br/>
-        <w:t>ضرر وخسائر للطرف الأول والغير من ‎ail yall‏ المجاوره له بالمجمع بدقع جميع التعويضات</w:t>
-        <w:br/>
-        <w:t>المادية المستحقة للطرف الأول والغير.</w:t>
+        <w:t>تاضيوعتلا عيمج عقدب عمجملاب هل هرواجملا ‏yall ail‎ نم ريغلاو لوألا فرطلل رئاسخو ررض</w:t>
+        <w:br/>
+        <w:t>.ريغلاو لوألا فرطلل ةقحتسملا ةيداملا</w:t>
       </w:r>
     </w:p>
     <w:p>
@@ -6308,59 +6308,59 @@
         </w:rPr>
         <w:t>21 يلتزم الطرف الثاني بعد السماح بتواجد أكثر من خمسة أشخاص ‎Gully‏ المؤجره في نفس</w:t>
         <w:br/>
-        <w:t>الوقت ,</w:t>
-      </w:r>
-    </w:p>
-    <w:p>
-      <w:pPr>
-        <w:jc w:val="right"/>
-        <w:bidi/>
-      </w:pPr>
-      <w:r>
-        <w:rPr>
-          <w:b w:val="0"/>
-          <w:i w:val="0"/>
-        </w:rPr>
-        <w:t>عاشرأ : إلتزامات الطرف الأول</w:t>
-      </w:r>
-    </w:p>
-    <w:p>
-      <w:pPr>
-        <w:jc w:val="right"/>
-        <w:bidi/>
-      </w:pPr>
-      <w:r>
-        <w:rPr>
-          <w:b w:val="0"/>
-          <w:i w:val="0"/>
-        </w:rPr>
-        <w:t>‎-١‏ يلتزم الطرف الأول بالقيام بكامل أعمال الخدمات العامة والصيانة والنظافة للمناطق العامة</w:t>
-      </w:r>
-    </w:p>
-    <w:p>
-      <w:pPr>
-        <w:jc w:val="right"/>
-        <w:bidi/>
-      </w:pPr>
-      <w:r>
-        <w:rPr>
-          <w:b w:val="0"/>
-          <w:i w:val="0"/>
-        </w:rPr>
-        <w:t>‏بالمجمع كالممرات والمرافق العامه والمشتركه دون تراخي وذلك مراعاة لمصلحة جميع ‎ce‏</w:t>
-      </w:r>
-    </w:p>
-    <w:p>
-      <w:pPr>
-        <w:jc w:val="right"/>
-        <w:bidi/>
-      </w:pPr>
-      <w:r>
-        <w:rPr>
-          <w:b w:val="0"/>
-          <w:i w:val="0"/>
-        </w:rPr>
-        <w:t>‏المستأجرين.</w:t>
+        <w:t>, تقولا</w:t>
+      </w:r>
+    </w:p>
+    <w:p>
+      <w:pPr>
+        <w:jc w:val="right"/>
+        <w:bidi/>
+      </w:pPr>
+      <w:r>
+        <w:rPr>
+          <w:b w:val="0"/>
+          <w:i w:val="0"/>
+        </w:rPr>
+        <w:t>لوألا فرطلا تامازتلإ : أرشاع</w:t>
+      </w:r>
+    </w:p>
+    <w:p>
+      <w:pPr>
+        <w:jc w:val="right"/>
+        <w:bidi/>
+      </w:pPr>
+      <w:r>
+        <w:rPr>
+          <w:b w:val="0"/>
+          <w:i w:val="0"/>
+        </w:rPr>
+        <w:t>ةماعلا قطانملل ةفاظنلاو ةنايصلاو ةماعلا تامدخلا لامعأ لماكب مايقلاب لوألا فرطلا مزتلي ‏-١‎</w:t>
+      </w:r>
+    </w:p>
+    <w:p>
+      <w:pPr>
+        <w:jc w:val="right"/>
+        <w:bidi/>
+      </w:pPr>
+      <w:r>
+        <w:rPr>
+          <w:b w:val="0"/>
+          <w:i w:val="0"/>
+        </w:rPr>
+        <w:t>‏ce‎ عيمج ةحلصمل ةاعارم كلذو يخارت نود هكرتشملاو هماعلا قفارملاو تارمملاك عمجملاب‏</w:t>
+      </w:r>
+    </w:p>
+    <w:p>
+      <w:pPr>
+        <w:jc w:val="right"/>
+        <w:bidi/>
+      </w:pPr>
+      <w:r>
+        <w:rPr>
+          <w:b w:val="0"/>
+          <w:i w:val="0"/>
+        </w:rPr>
+        <w:t>.نيرجأتسملا‏</w:t>
       </w:r>
     </w:p>
     <w:p>
@@ -6386,22 +6386,22 @@
           <w:b w:val="0"/>
           <w:i w:val="0"/>
         </w:rPr>
-        <w:t>‏؟- يلتزم الطرف الأول بتأمين صيانة الأجهزة الكهربائية والميكانيكية بما فيها التكييف</w:t>
-        <w:br/>
-        <w:t>والتليفونات وشبكات المياه والصرف الصحي للأماكن والخدمات العامة.</w:t>
-      </w:r>
-    </w:p>
-    <w:p>
-      <w:pPr>
-        <w:jc w:val="right"/>
-        <w:bidi/>
-      </w:pPr>
-      <w:r>
-        <w:rPr>
-          <w:b w:val="0"/>
-          <w:i w:val="0"/>
-        </w:rPr>
-        <w:t>‏4- يلتزم الطرف الأول بتأمين تشغيل الخدمات العامة كدورات المياه وتنظيم المواقف وغيرها</w:t>
+        <w:t>فييكتلا اهيف امب ةيكيناكيملاو ةيئابرهكلا ةزهجألا ةنايص نيمأتب لوألا فرطلا مزتلي -؟‏</w:t>
+        <w:br/>
+        <w:t>.ةماعلا تامدخلاو نكامألل يحصلا فرصلاو هايملا تاكبشو تانوفيلتلاو</w:t>
+      </w:r>
+    </w:p>
+    <w:p>
+      <w:pPr>
+        <w:jc w:val="right"/>
+        <w:bidi/>
+      </w:pPr>
+      <w:r>
+        <w:rPr>
+          <w:b w:val="0"/>
+          <w:i w:val="0"/>
+        </w:rPr>
+        <w:t>اهريغو فقاوملا ميظنتو هايملا تارودك ةماعلا تامدخلا ليغشت نيمأتب لوألا فرطلا مزتلي 4-‏</w:t>
         <w:br/>
         <w:t>من الخدمات الضرورية.</w:t>
       </w:r>
@@ -6416,7 +6416,7 @@
           <w:b w:val="0"/>
           <w:i w:val="0"/>
         </w:rPr>
-        <w:t>‏م يلتزم الطرف الأول بسداد مستحقات الكهرباء والمياه في مواعيدها دون تأخير .</w:t>
+        <w:t>. ريخأت نود اهديعاوم يف هايملاو ءابرهكلا تاقحتسم دادسب لوألا فرطلا مزتلي م‏</w:t>
       </w:r>
     </w:p>
     <w:p>
@@ -6446,49 +6446,49 @@
         <w:br/>
         <w:t>دون إتخاذ أي أجراءات قضائية أو نظامية فسخ هذا العقد ويعتبر توقيع الطرف الثاني على العقد</w:t>
         <w:br/>
-        <w:t>تصريحاً ‎aie‏ بدخول الطرف الأول العين المؤجرة وإسقاط لحق الإدعاء بأي حق أو مطلب يترتب</w:t>
+        <w:t>بترتي بلطم وأ قح يأب ءاعدإلا قحل طاقسإو ةرجؤملا نيعلا لوألا فرطلا لوخدب ‏aie‎ ًاحيرصت</w:t>
         <w:br/>
         <w:t>على دخول الطرف الأول أو أحد ممثليه إلى العين المؤجرة لإستلامها وفي هذه الحالة يجب على</w:t>
         <w:br/>
-        <w:t>الطرف الأول القيام بجرد محتويات العين المؤجرة بحضور شاهدين وتكون محتواياتها الثابتة</w:t>
+        <w:t>ةتباثلا اهتاياوتحم نوكتو نيدهاش روضحب ةرجؤملا نيعلا تايوتحم درجب مايقلا لوألا فرطلا</w:t>
         <w:br/>
         <w:t>بالجرد تحت يد الطرف الأول كضمان للحقوق المستمدة من العقدء ويعتبر التوقيع على هذا العقد</w:t>
         <w:br/>
-        <w:t>1( للطرف الأول بالتصرف في المحتويات بالبيع أو تسليمها إلى الطرف الثاني بعد إستيفاء كافة</w:t>
-        <w:br/>
-        <w:t>الإلتزامات المتسحقة عليه» ويلتزم الطرف الثاني بتحمل جميع الأضرار والمصروفات الإدارية</w:t>
+        <w:t>ةفاك ءافيتسإ دعب يناثلا فرطلا ىلإ اهميلست وأ عيبلاب تايوتحملا يف فرصتلاب لوألا فرطلل )1</w:t>
+        <w:br/>
+        <w:t>ةيرادإلا تافورصملاو رارضألا عيمج لمحتب يناثلا فرطلا مزتليو «هيلع ةقحستملا تامازتلإلا</w:t>
         <w:br/>
         <w:t>والقضاتية التي تكبدها الطرف الأول من جراء إخلال الطرف الثاني بمواد العقد مع عدم أحقية</w:t>
         <w:br/>
-        <w:t>الطرف الثاني في الرجوع على الطرف الأول بأي تعويضات أو المطالبة بإعادة أو إسترداد أي</w:t>
-        <w:br/>
-        <w:t>مبالغ يكون قد دفعها للطرف الأول.</w:t>
-      </w:r>
-    </w:p>
-    <w:p>
-      <w:pPr>
-        <w:jc w:val="right"/>
-        <w:bidi/>
-      </w:pPr>
-      <w:r>
-        <w:rPr>
-          <w:b w:val="0"/>
-          <w:i w:val="0"/>
-        </w:rPr>
-        <w:t>‏عقد تأجير مجمع السالم بأبحر الجنوبية 3</w:t>
-      </w:r>
-    </w:p>
-    <w:p>
-      <w:pPr>
-        <w:jc w:val="right"/>
-        <w:bidi/>
-      </w:pPr>
-      <w:r>
-        <w:rPr>
-          <w:b w:val="0"/>
-          <w:i w:val="0"/>
-        </w:rPr>
-        <w:t>‎15 1355105 ‏تليفون : لامكا 5515 + = فاكس 511745 5337 جح ست‎ - Apogee! ‏الملكة العربية‎ - 5١4537 ‏جدة‎ OV ‏ني - الدور التاسع - حس.ب‎</w:t>
+        <w:t>يأ دادرتسإ وأ ةداعإب ةبلاطملا وأ تاضيوعت يأب لوألا فرطلا ىلع عوجرلا يف يناثلا فرطلا</w:t>
+        <w:br/>
+        <w:t>.لوألا فرطلل اهعفد دق نوكي غلابم</w:t>
+      </w:r>
+    </w:p>
+    <w:p>
+      <w:pPr>
+        <w:jc w:val="right"/>
+        <w:bidi/>
+      </w:pPr>
+      <w:r>
+        <w:rPr>
+          <w:b w:val="0"/>
+          <w:i w:val="0"/>
+        </w:rPr>
+        <w:t>3 ةيبونجلا رحبأب ملاسلا عمجم ريجأت دقع‏</w:t>
+      </w:r>
+    </w:p>
+    <w:p>
+      <w:pPr>
+        <w:jc w:val="right"/>
+        <w:bidi/>
+      </w:pPr>
+      <w:r>
+        <w:rPr>
+          <w:b w:val="0"/>
+          <w:i w:val="0"/>
+        </w:rPr>
+        <w:t>‎ب.سح - عساتلا رودلا - ين‏ OV ‎ةدج‏ 5١4537 - ‎ةيبرعلا ةكلملا‏ !Apogee - ‎تس حج 5337 511745 سكاف = + 5515 اكمال : نوفيلت‏ 1355105 15‎</w:t>
         <w:br/>
         <w:t>Abbar &amp; Zainy Tower 9th Fioor - P.O. Box 5700 Jeddah 21432 - Kingcom of Saudi Arabi@ - Tel. : +966 2 6475857 - Fax | +966 2 6472622 - C.F. 4999162265</w:t>
       </w:r>
@@ -6518,7 +6518,7 @@
           <w:b w:val="0"/>
           <w:i w:val="0"/>
         </w:rPr>
-        <w:t>12 القين*اليؤجرة بعد تعويض الطرف الأول وإيفائه بكافة حقوقه عن أي أعطال أو أضرار ‎pedi‏ من</w:t>
+        <w:t>نم ‏pedi‎ رارضأ وأ لاطعأ يأ نع هقوقح ةفاكب هئافيإو لوألا فرطلا ضيوعت دعب ةرجؤيلا*نيقلا 12</w:t>
         <w:br/>
         <w:t>فسخ العقد وذلك إذا وقع أي من الأمور التالية:</w:t>
       </w:r>
@@ -6584,20 +6584,20 @@
         <w:br/>
         <w:t>العقد للمدة الباقية من العقد لأي شخص آخر وبالأجرة التي يراها ولا يحق للطرف الثاني</w:t>
         <w:br/>
-        <w:t>المطالبة بأي تعويض من أجرة العين عن المدة الباقية.</w:t>
-      </w:r>
-    </w:p>
-    <w:p>
-      <w:pPr>
-        <w:jc w:val="right"/>
-        <w:bidi/>
-      </w:pPr>
-      <w:r>
-        <w:rPr>
-          <w:b w:val="0"/>
-          <w:i w:val="0"/>
-        </w:rPr>
-        <w:t>‎it‏ عشر: أحكام عامة</w:t>
+        <w:t>.ةيقابلا ةدملا نع نيعلا ةرجأ نم ضيوعت يأب ةبلاطملا</w:t>
+      </w:r>
+    </w:p>
+    <w:p>
+      <w:pPr>
+        <w:jc w:val="right"/>
+        <w:bidi/>
+      </w:pPr>
+      <w:r>
+        <w:rPr>
+          <w:b w:val="0"/>
+          <w:i w:val="0"/>
+        </w:rPr>
+        <w:t>ةماع ماكحأ :رشع ‏it‎</w:t>
       </w:r>
     </w:p>
     <w:p>
@@ -6651,7 +6651,7 @@
         </w:rPr>
         <w:t>‏يبقى هذا العقد ساري المفعول وملزم للطرف الثاني بكافة بنوده وأحكامه في حال إنتقال ملكية</w:t>
         <w:br/>
-        <w:t>العين المؤجرة إلى مالك آخر أو دخول شركاء جدد.</w:t>
+        <w:t>.ددج ءاكرش لوخد وأ رخآ كلام ىلإ ةرجؤملا نيعلا</w:t>
       </w:r>
     </w:p>
     <w:p>
@@ -6666,13 +6666,13 @@
         </w:rPr>
         <w:t>‏عند فسخ العقد أو انتهاء مدته يؤول للطرف الأول كل ما يكون قد أدخله الطرف الثاني في</w:t>
         <w:br/>
-        <w:t>العين المؤجرة من إضافات وزيادات أو تحسينات ثايتة وذلك بدون أي تعويضات للطرف</w:t>
-        <w:br/>
-        <w:t>الثاني والذي عليه تسليم العين المؤجرة مع جميع الإضافات والزيادات والتحسينات المذكورة</w:t>
-        <w:br/>
-        <w:t>بحالة جيدة وصالحة للاستخدام فيما عدا الديكورات المتحركة والمنقولات الخاصة بالطرف</w:t>
-        <w:br/>
-        <w:t>الثاني وسوف يقوم الطرف الأول بإصلاح أي نقص أو تلف أو ضرر أحدثه بالعين المؤجرة و</w:t>
+        <w:t>فرطلل تاضيوعت يأ نودب كلذو ةتياث تانيسحت وأ تادايزو تافاضإ نم ةرجؤملا نيعلا</w:t>
+        <w:br/>
+        <w:t>ةروكذملا تانيسحتلاو تادايزلاو تافاضإلا عيمج عم ةرجؤملا نيعلا ميلست هيلع يذلاو يناثلا</w:t>
+        <w:br/>
+        <w:t>فرطلاب ةصاخلا تالوقنملاو ةكرحتملا تاروكيدلا ادع اميف مادختسالل ةحلاصو ةديج ةلاحب</w:t>
+        <w:br/>
+        <w:t>و ةرجؤملا نيعلاب هثدحأ ررض وأ فلت وأ صقن يأ حالصإب لوألا فرطلا موقي فوسو يناثلا</w:t>
         <w:br/>
         <w:t>يحسم ما أنفقه في هذا الصدد من مبلغ الضمان المقبوض من الطرف الثاني والمنصوص عليه</w:t>
         <w:br/>
@@ -6689,19 +6689,19 @@
           <w:b w:val="0"/>
           <w:i w:val="0"/>
         </w:rPr>
-        <w:t>‏على الطرف الثاني إتخاذ جميع التدابير والإحتياطات اللازمة لتجنب تعرض الطرف الأول أو</w:t>
+        <w:t>وأ لوألا فرطلا ضرعت بنجتل ةمزاللا تاطايتحإلاو ريبادتلا عيمج ذاختإ يناثلا فرطلا ىلع‏</w:t>
         <w:br/>
         <w:t>العين المؤجرة أو الغير لأي توع من أنواع الضررء وفي حالة نشوب حريق أو أي ضرر (لا</w:t>
         <w:br/>
-        <w:t>قدر الله) بالعين المؤجرة ‎GY‏ سبب من الأسباب يرجع للطرف الثانى أو تابعيه أو مورديه»</w:t>
-        <w:br/>
-        <w:t>يتحمل الطرف الثاني المسئولية الكاملة عن جميع هذه الأضرار والخسائر التي قد تصيب</w:t>
-        <w:br/>
-        <w:t>الطرف الأول والغير من جراء ذلك ويلتزم الطرف الثاني بكافة التعويضات المادية</w:t>
-        <w:br/>
-        <w:t>والإعتبارية المستحقة عن ذلك؛ وينشأ هذا الإلتزام على الطرف الثاني فور إستلامه للعين</w:t>
-        <w:br/>
-        <w:t>المؤجرة.</w:t>
+        <w:t>«هيدروم وأ هيعبات وأ ىناثلا فرطلل عجري بابسألا نم ببس ‏GY‎ ةرجؤملا نيعلاب (هللا ردق</w:t>
+        <w:br/>
+        <w:t>بيصت دق يتلا رئاسخلاو رارضألا هذه عيمج نع ةلماكلا ةيلوئسملا يناثلا فرطلا لمحتي</w:t>
+        <w:br/>
+        <w:t>ةيداملا تاضيوعتلا ةفاكب يناثلا فرطلا مزتليو كلذ ءارج نم ريغلاو لوألا فرطلا</w:t>
+        <w:br/>
+        <w:t>نيعلل همالتسإ روف يناثلا فرطلا ىلع مازتلإلا اذه أشنيو ؛كلذ نع ةقحتسملا ةيرابتعإلاو</w:t>
+        <w:br/>
+        <w:t>.ةرجؤملا</w:t>
       </w:r>
     </w:p>
     <w:p>
@@ -6729,33 +6729,33 @@
           <w:b w:val="0"/>
           <w:i w:val="0"/>
         </w:rPr>
-        <w:t>‏عقد تأجير مجمع السالم بابحر الجنوبية ‎١‏</w:t>
-      </w:r>
-    </w:p>
-    <w:p>
-      <w:pPr>
-        <w:jc w:val="right"/>
-        <w:bidi/>
-      </w:pPr>
-      <w:r>
-        <w:rPr>
-          <w:b w:val="0"/>
-          <w:i w:val="0"/>
-        </w:rPr>
-        <w:t>‏برج ابار وزيني - الدور التاسع ‎soso‏</w:t>
-      </w:r>
-    </w:p>
-    <w:p>
-      <w:pPr>
-        <w:jc w:val="right"/>
-        <w:bidi/>
-      </w:pPr>
-      <w:r>
-        <w:rPr>
-          <w:b w:val="0"/>
-          <w:i w:val="0"/>
-        </w:rPr>
-        <w:t>‎1071015130 cae 4317 341/1871: GaSe - + 9335 511762881: ‏السلكة العربية السعودية - تليفون‎ - 51457 bug ave</w:t>
+        <w:t>‏١‎ ةيبونجلا رحباب ملاسلا عمجم ريجأت دقع‏</w:t>
+      </w:r>
+    </w:p>
+    <w:p>
+      <w:pPr>
+        <w:jc w:val="right"/>
+        <w:bidi/>
+      </w:pPr>
+      <w:r>
+        <w:rPr>
+          <w:b w:val="0"/>
+          <w:i w:val="0"/>
+        </w:rPr>
+        <w:t>‏soso‎ عساتلا رودلا - ينيزو رابا جرب‏</w:t>
+      </w:r>
+    </w:p>
+    <w:p>
+      <w:pPr>
+        <w:jc w:val="right"/>
+        <w:bidi/>
+      </w:pPr>
+      <w:r>
+        <w:rPr>
+          <w:b w:val="0"/>
+          <w:i w:val="0"/>
+        </w:rPr>
+        <w:t>ave bug 51457 - ‎نوفيلت - ةيدوعسلا ةيبرعلا ةكلسلا‏ 511762881: 9335 + - GaSe 341/1871: 4317 cae 1071015130‎</w:t>
       </w:r>
     </w:p>
     <w:p>
@@ -6785,7 +6785,7 @@
         <w:br/>
         <w:t>2 بنتونلوف) عن تنفيذ جميع الإلتزامات الواردة في هذا العقد ولا يجوز بأي حال من الأحوال تجزئة</w:t>
         <w:br/>
-        <w:t>العين المؤجرة من قبل الورثة أو الشركاء.</w:t>
+        <w:t>.ءاكرشلا وأ ةثرولا لبق نم ةرجؤملا نيعلا</w:t>
       </w:r>
     </w:p>
     <w:p>
@@ -6850,13 +6850,13 @@
           <w:b w:val="0"/>
           <w:i w:val="0"/>
         </w:rPr>
-        <w:t>تنحصر مسئولية الطرف الأول في القيام بأعمال الصيانة الضرورية التي تمس سلامة المبنى</w:t>
-        <w:br/>
-        <w:t>وأعمال النظافة للساحات والممرات المشتركة كما يوفر الحراسة الأمنية العامة للمركزء ولا</w:t>
+        <w:t>ىنبملا ةمالس سمت يتلا ةيرورضلا ةنايصلا لامعأب مايقلا يف لوألا فرطلا ةيلوئسم رصحنت</w:t>
+        <w:br/>
+        <w:t>الو ءزكرملل ةماعلا ةينمألا ةسارحلا رفوي امك ةكرتشملا تارمملاو تاحاسلل ةفاظنلا لامعأو</w:t>
         <w:br/>
         <w:t>يلزم ذلك الطرف الأول بأي مسئوليته مباشرة عن تعرض الطرف الثاني لأي تلف أو فقدان</w:t>
         <w:br/>
-        <w:t>داخل العين المؤجرة له .</w:t>
+        <w:t>. هل ةرجؤملا نيعلا لخاد</w:t>
       </w:r>
     </w:p>
     <w:p>
@@ -6875,7 +6875,7 @@
         <w:br/>
         <w:t>‏مكتسباً للطرف الثاني» كما لا يعتبر مواققة ضمنية لما وقع من مخالفة بأحكام هذا العقد من</w:t>
         <w:br/>
-        <w:t>قبل الطرف الثاني» مالم يصدر بمثل هذه المخالفة موافقة خطية من الطرف الأول.</w:t>
+        <w:t>.لوألا فرطلا نم ةيطخ ةقفاوم ةفلاخملا هذه لثمب ردصي ملام «يناثلا فرطلا لبق</w:t>
       </w:r>
     </w:p>
     <w:p>
@@ -6890,9 +6890,9 @@
         </w:rPr>
         <w:t>من المتفق عليه بين الطرفين أن الطرف الأول غير مسئول تجاه الطرف الثاني أو تابعية عن</w:t>
         <w:br/>
-        <w:t>أي أضرار يمكن أن تقع نتيجة إنقطاع التيار الكهربائي أو المياه أو لوقف أجهزة تكييف</w:t>
-        <w:br/>
-        <w:t>الهواء» أو أي أضرار تقع نتيجة قوة قاهرة أو حادث فجائي مؤقت.</w:t>
+        <w:t>فييكت ةزهجأ فقول وأ هايملا وأ يئابرهكلا رايتلا عاطقنإ ةجيتن عقت نأ نكمي رارضأ يأ</w:t>
+        <w:br/>
+        <w:t>.تقؤم يئاجف ثداح وأ ةرهاق ةوق ةجيتن عقت رارضأ يأ وأ «ءاوهلا</w:t>
       </w:r>
     </w:p>
     <w:p>
@@ -6939,61 +6939,61 @@
           <w:b w:val="0"/>
           <w:i w:val="0"/>
         </w:rPr>
-        <w:t>‎٠‏ للطرف الأول الحق في إستخدام المساحات العامة أو أي جزء منها واتخاذ القرارات التي</w:t>
-      </w:r>
-    </w:p>
-    <w:p>
-      <w:pPr>
-        <w:jc w:val="right"/>
-        <w:bidi/>
-      </w:pPr>
-      <w:r>
-        <w:rPr>
-          <w:b w:val="0"/>
-          <w:i w:val="0"/>
-        </w:rPr>
-        <w:t>‏تخص استخدامها وبخاصة تلك المتعلقة بتنشيط المركزء ولا يجوز للطرف الثاني استخدام</w:t>
-        <w:br/>
-        <w:t>المساحات العامة خارج نطاق العين المؤجرة إلا بموافقة الطرف الأول الخطية على ذلك.</w:t>
-      </w:r>
-    </w:p>
-    <w:p>
-      <w:pPr>
-        <w:jc w:val="right"/>
-        <w:bidi/>
-      </w:pPr>
-      <w:r>
-        <w:rPr>
-          <w:b w:val="0"/>
-          <w:i w:val="0"/>
-        </w:rPr>
-        <w:t>‎١‏ للطرف الأول ‎Gall‏ في القيام بأي تعديل أو إضافة أو خلافه في أعمال الإنشاء أو التجهيزات</w:t>
-      </w:r>
-    </w:p>
-    <w:p>
-      <w:pPr>
-        <w:jc w:val="right"/>
-        <w:bidi/>
-      </w:pPr>
-      <w:r>
-        <w:rPr>
-          <w:b w:val="0"/>
-          <w:i w:val="0"/>
-        </w:rPr>
-        <w:t>‏الموجودة بالمجمع في الداخل والخارج.</w:t>
-      </w:r>
-    </w:p>
-    <w:p>
-      <w:pPr>
-        <w:jc w:val="right"/>
-        <w:bidi/>
-      </w:pPr>
-      <w:r>
-        <w:rPr>
-          <w:b w:val="0"/>
-          <w:i w:val="0"/>
-        </w:rPr>
-        <w:t>‏7- للطرف الأول ‎Goll‏ في وضع اللوائح والتعليمات الخاصة بتنظيم أعمال وإدارة وتشغيل</w:t>
+        <w:t>يتلا تارارقلا ذاختاو اهنم ءزج يأ وأ ةماعلا تاحاسملا مادختسإ يف قحلا لوألا فرطلل ‏٠‎</w:t>
+      </w:r>
+    </w:p>
+    <w:p>
+      <w:pPr>
+        <w:jc w:val="right"/>
+        <w:bidi/>
+      </w:pPr>
+      <w:r>
+        <w:rPr>
+          <w:b w:val="0"/>
+          <w:i w:val="0"/>
+        </w:rPr>
+        <w:t>مادختسا يناثلا فرطلل زوجي الو ءزكرملا طيشنتب ةقلعتملا كلت ةصاخبو اهمادختسا صخت‏</w:t>
+        <w:br/>
+        <w:t>.كلذ ىلع ةيطخلا لوألا فرطلا ةقفاومب الإ ةرجؤملا نيعلا قاطن جراخ ةماعلا تاحاسملا</w:t>
+      </w:r>
+    </w:p>
+    <w:p>
+      <w:pPr>
+        <w:jc w:val="right"/>
+        <w:bidi/>
+      </w:pPr>
+      <w:r>
+        <w:rPr>
+          <w:b w:val="0"/>
+          <w:i w:val="0"/>
+        </w:rPr>
+        <w:t>تازيهجتلا وأ ءاشنإلا لامعأ يف هفالخ وأ ةفاضإ وأ ليدعت يأب مايقلا يف ‏Gall‎ لوألا فرطلل ‏١‎</w:t>
+      </w:r>
+    </w:p>
+    <w:p>
+      <w:pPr>
+        <w:jc w:val="right"/>
+        <w:bidi/>
+      </w:pPr>
+      <w:r>
+        <w:rPr>
+          <w:b w:val="0"/>
+          <w:i w:val="0"/>
+        </w:rPr>
+        <w:t>.جراخلاو لخادلا يف عمجملاب ةدوجوملا‏</w:t>
+      </w:r>
+    </w:p>
+    <w:p>
+      <w:pPr>
+        <w:jc w:val="right"/>
+        <w:bidi/>
+      </w:pPr>
+      <w:r>
+        <w:rPr>
+          <w:b w:val="0"/>
+          <w:i w:val="0"/>
+        </w:rPr>
+        <w:t>ليغشتو ةرادإو لامعأ ميظنتب ةصاخلا تاميلعتلاو حئاوللا عضو يف ‏Goll‎ لوألا فرطلل 7-‏</w:t>
       </w:r>
     </w:p>
     <w:p>
@@ -7032,15 +7032,15 @@
           <w:b w:val="0"/>
           <w:i w:val="0"/>
         </w:rPr>
-        <w:t>‏وصيانة ونظافة المجمع وتعديلها وتغييرها بالحذف أو الإضافة في أي وقت خلال فترة سريان</w:t>
+        <w:t>نايرس ةرتف لالخ تقو يأ يف ةفاضإلا وأ فذحلاب اهرييغتو اهليدعتو عمجملا ةفاظنو ةنايصو‏</w:t>
         <w:br/>
         <w:t>العقد كما له ‎Gall‏ في إصدار أي تعليمات أو توجيهات أو رسوم بين الحين والآخر</w:t>
         <w:br/>
         <w:t>للمستأجرين قد يراها ضرورية لضمان حسن تشغيل وإدارة المجمع وعلى الطرف الثاني</w:t>
         <w:br/>
-        <w:t>التقيد بهذه التعليمات أو التوجيهات بمجرد إستلامه لها دون أي إعتراض من ‎cule‏ الطرف</w:t>
-        <w:br/>
-        <w:t>الثاذ</w:t>
+        <w:t>فرطلا ‏cule‎ نم ضارتعإ يأ نود اهل همالتسإ درجمب تاهيجوتلا وأ تاميلعتلا هذهب ديقتلا</w:t>
+        <w:br/>
+        <w:t>ذاثلا</w:t>
       </w:r>
     </w:p>
     <w:p>
@@ -7068,9 +7068,9 @@
           <w:b w:val="0"/>
           <w:i w:val="0"/>
         </w:rPr>
-        <w:t>‏للطرف الأول أو ممثليه ‎Gall‏ في إيفاد المستأجرين الجدد لمعاينة العين المؤجرة في أوقات</w:t>
-        <w:br/>
-        <w:t>العمل المعتادة دون أي إعتراض من الطرف الثاني طالما يحملون خطاباً من الطرف الأول</w:t>
+        <w:t>تاقوأ يف ةرجؤملا نيعلا ةنياعمل ددجلا نيرجأتسملا دافيإ يف ‏Gall‎ هيلثمم وأ لوألا فرطلل‏</w:t>
+        <w:br/>
+        <w:t>لوألا فرطلا نم ًاباطخ نولمحي املاط يناثلا فرطلا نم ضارتعإ يأ نود ةداتعملا لمعلا</w:t>
         <w:br/>
         <w:t>وذلك في في حالة إنتهاء العقد أو عدم الرغبة في تجديده أو فسخه أو إنهائه لأي سبب من</w:t>
       </w:r>
@@ -7085,33 +7085,33 @@
           <w:b w:val="0"/>
           <w:i w:val="0"/>
         </w:rPr>
-        <w:t>‏عقد ‎ald‏ مجمع السالم بأبحر الجنوبية 4</w:t>
-      </w:r>
-    </w:p>
-    <w:p>
-      <w:pPr>
-        <w:jc w:val="right"/>
-        <w:bidi/>
-      </w:pPr>
-      <w:r>
-        <w:rPr>
-          <w:b w:val="0"/>
-          <w:i w:val="0"/>
-        </w:rPr>
-        <w:t>‏برج أبار وزيني - الدور التاسمع - صءب ‎Sue 07٠١‏ 31157 - الملكة العربية السعودية - تليفون : 331028407 43305 + - فاكس :5111857 5337 جح ست 1015157155</w:t>
-      </w:r>
-    </w:p>
-    <w:p>
-      <w:pPr>
-        <w:jc w:val="right"/>
-        <w:bidi/>
-      </w:pPr>
-      <w:r>
-        <w:rPr>
-          <w:b w:val="0"/>
-          <w:i w:val="0"/>
-        </w:rPr>
-        <w:t>‎Abbar &amp; Zainy Tower 9th Floor - ‏بنع‎ Box 5700 Jeddah 21432 - Kingdom of Saudi Arabia - Tel. ١ +966 2 6475857 - Fax | +966 2 6572322 - CR. 4950162266</w:t>
+        <w:t>4 ةيبونجلا رحبأب ملاسلا عمجم ‏ald‎ دقع‏</w:t>
+      </w:r>
+    </w:p>
+    <w:p>
+      <w:pPr>
+        <w:jc w:val="right"/>
+        <w:bidi/>
+      </w:pPr>
+      <w:r>
+        <w:rPr>
+          <w:b w:val="0"/>
+          <w:i w:val="0"/>
+        </w:rPr>
+        <w:t>1015157155 تس حج 5337 :5111857 سكاف - + 43305 331028407 : نوفيلت - ةيدوعسلا ةيبرعلا ةكلملا - 31157 ‏07٠١ Sue‎ بءص - عمساتلا رودلا - ينيزو رابأ جرب‏</w:t>
+      </w:r>
+    </w:p>
+    <w:p>
+      <w:pPr>
+        <w:jc w:val="right"/>
+        <w:bidi/>
+      </w:pPr>
+      <w:r>
+        <w:rPr>
+          <w:b w:val="0"/>
+          <w:i w:val="0"/>
+        </w:rPr>
+        <w:t>4950162266 CR. - 6572322 2 966+ | Fax - 6475857 2 966+ ١ Tel. - Arabia Saudi of Kingdom - 21432 Jeddah 5700 Box ‎عنب‏ - Floor 9th Tower Zainy &amp; Abbar‎</w:t>
       </w:r>
     </w:p>
     <w:p>
@@ -7139,20 +7139,20 @@
           <w:b w:val="0"/>
           <w:i w:val="0"/>
         </w:rPr>
-        <w:t>الأسباب وتسري نفس هذه الشروط على دخول العين المؤجرة في حالة معاينة المبنى بغرض بيعه»</w:t>
-      </w:r>
-    </w:p>
-    <w:p>
-      <w:pPr>
-        <w:jc w:val="right"/>
-        <w:bidi/>
-      </w:pPr>
-      <w:r>
-        <w:rPr>
-          <w:b w:val="0"/>
-          <w:i w:val="0"/>
-        </w:rPr>
-        <w:t>وفي حال إعتراض الطرف الثاني يتحمل كافة الأضرار المترتبة على ذلك.</w:t>
+        <w:t>«هعيب ضرغب ىنبملا ةنياعم ةلاح يف ةرجؤملا نيعلا لوخد ىلع طورشلا هذه سفن يرستو بابسألا</w:t>
+      </w:r>
+    </w:p>
+    <w:p>
+      <w:pPr>
+        <w:jc w:val="right"/>
+        <w:bidi/>
+      </w:pPr>
+      <w:r>
+        <w:rPr>
+          <w:b w:val="0"/>
+          <w:i w:val="0"/>
+        </w:rPr>
+        <w:t>.كلذ ىلع ةبترتملا رارضألا ةفاك لمحتي يناثلا فرطلا ضارتعإ لاح يفو</w:t>
       </w:r>
     </w:p>
     <w:p>
@@ -7218,7 +7218,7 @@
           <w:b w:val="0"/>
           <w:i w:val="0"/>
         </w:rPr>
-        <w:t>- لايحق للطرف الثاني بتواجد أكثر من خمسة أشخاص داخل العين المؤجرة في نفس الوقت .</w:t>
+        <w:t>. تقولا سفن يف ةرجؤملا نيعلا لخاد صاخشأ ةسمخ نم رثكأ دجاوتب يناثلا فرطلل قحيال -</w:t>
       </w:r>
     </w:p>
     <w:p>
@@ -7233,11 +7233,11 @@
         </w:rPr>
         <w:t>4 حرر هذا العقد من نسختين بيد كل طرف نسخة منه للعمل بموجبها. وقد وقع الطرفان على</w:t>
         <w:br/>
-        <w:t>جميع النسخ المذكورة في اليوم والتاريخ المثبتين ‎coded‏ وأذنا لمن يشهد ‎ably‏ خير الشاهدين</w:t>
+        <w:t>نيدهاشلا ريخ ‏ably‎ دهشي نمل انذأو ‏coded‎ نيتبثملا خيراتلاو مويلا يف ةروكذملا خسنلا عيمج</w:t>
         <w:br/>
         <w:t>وعلى ذلك جرى التوقيع بتوفيق الله ..</w:t>
         <w:br/>
-        <w:t>الطرف الأول الطرف الثاني</w:t>
+        <w:t>يناثلا فرطلا لوألا فرطلا</w:t>
       </w:r>
     </w:p>
     <w:p>
@@ -7276,20 +7276,20 @@
           <w:b w:val="0"/>
           <w:i w:val="0"/>
         </w:rPr>
-        <w:t>عقد تاجير مجمع السالم بأبحر الجنوبية ‎A‏</w:t>
-      </w:r>
-    </w:p>
-    <w:p>
-      <w:pPr>
-        <w:jc w:val="right"/>
-        <w:bidi/>
-      </w:pPr>
-      <w:r>
-        <w:rPr>
-          <w:b w:val="0"/>
-          <w:i w:val="0"/>
-        </w:rPr>
-        <w:t>ي - الدور التأسع - عس.ب ‎Bae OV‏ 31155 - التلكة الدربية السدودية - تليفون : 3102807 63305 + - شأكس :1611475 5خ جح سات 1051155</w:t>
+        <w:t>‏A‎ ةيبونجلا رحبأب ملاسلا عمجم ريجات دقع</w:t>
+      </w:r>
+    </w:p>
+    <w:p>
+      <w:pPr>
+        <w:jc w:val="right"/>
+        <w:bidi/>
+      </w:pPr>
+      <w:r>
+        <w:rPr>
+          <w:b w:val="0"/>
+          <w:i w:val="0"/>
+        </w:rPr>
+        <w:t>1051155 تاس حج خ5 :1611475 سكأش - + 63305 3102807 : نوفيلت - ةيدودسلا ةيبردلا ةكلتلا - 31155 ‏OV Bae‎ ب.سع - عسأتلا رودلا - ي</w:t>
       </w:r>
     </w:p>
     <w:p>
@@ -7332,50 +7332,50 @@
         </w:rPr>
         <w:t>١ MONEY-TRANGFER / DRAFT JSSUANCE APPLICATION ‏استمارة طلب تحويل / شيك مصرفي‎</w:t>
         <w:br/>
-        <w:t>"Date: ate A Al shh id : ‏التاريخ‎ Branch ‏الفرع : الأند لمر‎</w:t>
+        <w:t>‎رمل دنألا : عرفلا‏ Branch ‎خيراتلا‏ : id shh Al A ate Date:"</w:t>
         <w:br/>
         <w:t>Currency lest Amount | itll Please Issue: rghtuatele Mo.</w:t>
         <w:br/>
-        <w:t>© Sarie ‏حواله سريع‎ Le”</w:t>
+        <w:t>”Le ‎عيرس هلاوح‏ Sarie ©</w:t>
         <w:br/>
         <w:t>‏شيك مصرفي ألما 1“ كل‎ ][</w:t>
         <w:br/>
-        <w:t>‏ريال سعود ي‎ ~ - (3 Telex Transter WSL ‏ل] حوالة‎</w:t>
+        <w:t>‎ةلاوح [ل‏ WSL Transter Telex 3) - ~ ‎ي دوعس لاير‏</w:t>
         <w:br/>
         <w:t>Amount in words ‏[آ المبلغ بالأحرف‎ Account to account transfer ‏تحويل من حساب إلى حساب آخر‎ £1</w:t>
         <w:br/>
-        <w:t>ets we be ‏وذ‎ Atle ‏فقط‎ Against Payment By: : ‏طريقة الدفع‎</w:t>
+        <w:t>‎عفدلا ةقيرط‏ : By: Payment Against ‎طقف‏ Atle ‎ذو‏ be we ets</w:t>
         <w:br/>
         <w:t>Cj Cheek No.: ‏بواسطة شيك رقم‎ 1</w:t>
         <w:br/>
         <w:t>‏لا‎ Debit Account No.: f¥s 65 ‏بالقيد على حساب رقم‎ 7</w:t>
         <w:br/>
-        <w:t>Remittance Details ‏تفاصيل التحويل المستفيد‎</w:t>
-        <w:br/>
-        <w:t>Beneficiary's Name: ‏اسم المستفيد:‎ | Beneficiary's Bank: ‏الأهلي التجاريى‎ Bayt ‏بنك المستفيد:‎</w:t>
+        <w:t>‎ديفتسملا ليوحتلا ليصافت‏ Details Remittance</w:t>
+        <w:br/>
+        <w:t>‎:ديفتسملا كنب‏ Bayt ‎ىيراجتلا يلهألا‏ Bank: s'Beneficiary | ‎:ديفتسملا مسا‏ Name: s'Beneficiary</w:t>
         <w:br/>
         <w:t>WMM AL QURA DEVELOPMENT CO_ LED. a -</w:t>
         <w:br/>
-        <w:t>Tel. No.: ‏رقم الهاتف:‎ | Beneficiary's IBAN : BZ peal ‏الرقم العالمي للحساب‎</w:t>
+        <w:t>‎باسحلل يملاعلا مقرلا‏ peal BZ : IBAN s'Beneficiary | ‎:فتاهلا مقر‏ No.: Tel.</w:t>
         <w:br/>
         <w:t>Address: ‏العنوان:‎ 1 1 1</w:t>
         <w:br/>
-        <w:t>Bank's Address: : ‏نوان البنك‎</w:t>
-        <w:br/>
-        <w:t>Zipcode gaat ‏الرمز‎ City______atnatl ank's Address : ‏عنوان البنك‎</w:t>
-      </w:r>
-    </w:p>
-    <w:p>
-      <w:pPr>
-        <w:jc w:val="right"/>
-        <w:bidi/>
-      </w:pPr>
-      <w:r>
-        <w:rPr>
-          <w:b w:val="0"/>
-          <w:i w:val="0"/>
-        </w:rPr>
-        <w:t>Country: 44 staal ‏البلد‎ State ‏هط‎ sayy! | City ‏المدينة جده‎ Country ‏ابد الممعودية‎</w:t>
+        <w:t>‎كنبلا ناون‏ : Address: s'Bank</w:t>
+        <w:br/>
+        <w:t>‎كنبلا ناونع‏ : Address s'ank City______atnatl ‎زمرلا‏ gaat Zipcode</w:t>
+      </w:r>
+    </w:p>
+    <w:p>
+      <w:pPr>
+        <w:jc w:val="right"/>
+        <w:bidi/>
+      </w:pPr>
+      <w:r>
+        <w:rPr>
+          <w:b w:val="0"/>
+          <w:i w:val="0"/>
+        </w:rPr>
+        <w:t>‎ةيدوعمملا دبا‏ Country ‎هدج ةنيدملا‏ City | !sayy ‎طه‏ State ‎دلبلا‏ staal 44 Country:</w:t>
       </w:r>
     </w:p>
     <w:p>
@@ -7414,7 +7414,7 @@
           <w:b w:val="0"/>
           <w:i w:val="0"/>
         </w:rPr>
-        <w:t>Please effect the above transaction for my/our account and risk and subject, gay ‏الرجاء إجراء المعاملة المذكورة أعلاه على حسابي / حسابنا ومسئوليتي / مسئوليتنا‎</w:t>
+        <w:t>‎انتيلوئسم / يتيلوئسمو انباسح / يباسح ىلع هالعأ ةروكذملا ةلماعملا ءارجإ ءاجرلا‏ gay ,subject and risk and account my/our for transaction above the effect Please</w:t>
         <w:br/>
         <w:t>to the conditions on the reverse of this form which /we have read and understood ‏أخذنا علما بها‎ / ously ‏قرأتها / قرأناها‎ ally ‏الشروط المبينة على ظهر هذا التموذج‎</w:t>
       </w:r>
@@ -7433,7 +7433,7 @@
         <w:br/>
         <w:t>Remitter's Name: ‏وأولاده‎ wa ‏إسم المحول: شركة أحمد‎</w:t>
         <w:br/>
-        <w:t>Remitter's Signature: 1 ca NN ‏توقيع المحول: بي‎</w:t>
+        <w:t>‎يب :لوحملا عيقوت‏ NN ca 1 Signature: s'Remitter</w:t>
         <w:br/>
         <w:t>Telephone No.: ‏رقم الهاتف:‎</w:t>
       </w:r>
@@ -7461,17 +7461,17 @@
           <w:b w:val="0"/>
           <w:i w:val="0"/>
         </w:rPr>
-        <w:t>Name &amp; ID No.: 11١1دد‎ 90/589 ‏بارا‎ ey da ‏الأسم و رقم الهوية عبدالغقور‎</w:t>
+        <w:t>‎روقغلادبع ةيوهلا مقر و مسألا‏ da ey ‎اراب‏ 90/589 ‎دد11١1 No.: ID &amp; Name</w:t>
         <w:br/>
         <w:t>ate and Place of Issuance sts ‏تاريخ ومكان الإصدار‎ 3</w:t>
         <w:br/>
         <w:t>“Address : a 3 1 ‏العنوان:‎ 5</w:t>
         <w:br/>
-        <w:t>Sponsor's Address and Telephone No.: ‏عنوان وهاتف الكفيل: عمارة أوزكو حي الخالدية‎ 3</w:t>
-        <w:br/>
-        <w:t>Purpose of Remittance ‏الغرض من التحويل‎ For Bank Use Only ‏د لإستخدام البنك فقط‎</w:t>
-        <w:br/>
-        <w:t>a 50 woe 2 1 ‏القيمة المقابلة (ريا‎ &gt;</w:t>
+        <w:t>3 ‎ةيدلاخلا يح وكزوأ ةرامع :ليفكلا فتاهو ناونع‏ No.: Telephone and Address s'Sponsor</w:t>
+        <w:br/>
+        <w:t>‎طقف كنبلا مادختسإل د‏ Only Use Bank For ‎ليوحتلا نم ضرغلا‏ Remittance of Purpose</w:t>
+        <w:br/>
+        <w:t>&lt; ‎اير) ةلباقملا ةميقلا‏ 1 2 woe 50 a</w:t>
         <w:br/>
         <w:t>This information is for ~*~ ‏(ريال سعودي) سعر الصرف‎ ab 9</w:t>
         <w:br/>
@@ -7499,7 +7499,7 @@
         <w:br/>
         <w:t>0-1 1</w:t>
         <w:br/>
-        <w:t>= ‏ل‎ Sales to Government Agencies ‏مبيعات للهيئات الحكومية‎ [ 3</w:t>
+        <w:t>3 ] ‎ةيموكحلا تائيهلل تاعيبم‏ Agencies Government to Sales ‎ل‏ =</w:t>
         <w:br/>
         <w:t>G Others ‏جح أخرى‎ 3</w:t>
         <w:br/>
@@ -7516,7 +7516,7 @@
           <w:b w:val="0"/>
           <w:i w:val="0"/>
         </w:rPr>
-        <w:t>AVIVA ET ‏فاكس‎ + 133 1 229 477١ : ‏المملكة العربية السعودية هاتف‎ !!4!١ Gab STARE ye ‏:المركز الرئيسي : الرياض‎ ٠١1٠١80514 ‏ملبون ريال سعودي . السجل التجاري‎ 4.0٠٠ ‏المال‎ ty ‏المالية شركة مساهمة سعودية‎ lial ‏مجموعة‎</w:t>
+        <w:t>‎ةعومجم‏ lial ‎ةيدوعس ةمهاسم ةكرش ةيلاملا‏ ty ‎لاملا‏ 4.0٠٠ ‎يراجتلا لجسلا . يدوعس لاير نوبلم‏ ٠١1٠١80514 ‎ضايرلا : يسيئرلا زكرملا:‏ ye STARE Gab ١!4!! ‎فتاه ةيدوعسلا ةيبرعلا ةكلمملا‏ : 477١ 229 1 133 + ‎سكاف‏ ET AVIVA</w:t>
         <w:br/>
         <w:t>‎‘Samba Financial Group Saudi Joint Stock Company Capital SR. 9,000 Million, Commercial Reg. No 1010035319 ‏لمعا‎ Office : Riyadh P.O Box 833, Riyadh 11421 Kingdom of Saudi Arabia Tel: +966 1477 4770 Fax #966 14792</w:t>
       </w:r>
@@ -7548,7 +7548,7 @@
         <w:br/>
         <w:t>[صفحة 1 - OCR]</w:t>
         <w:br/>
-        <w:t>شركة أوزكو المحدودة</w:t>
+        <w:t>ةدودحملا وكزوأ ةكرش</w:t>
         <w:br/>
         <w:t>‎151١8114 Bae 5455 ye‏</w:t>
       </w:r>
@@ -7621,7 +7621,7 @@
           <w:b w:val="0"/>
           <w:i w:val="0"/>
         </w:rPr>
-        <w:t>التاريخ :2015/3/18 اليوميةالفرعية :</w:t>
+        <w:t>: ةيعرفلاةيمويلا :2015/3/18 خيراتلا</w:t>
         <w:br/>
         <w:t>شرح القيد :اجرة تركيب قماش كنب وكراسى فيلا ش ‎٠‏ احمد زينى ‎ao‏</w:t>
       </w:r>
@@ -7663,7 +7663,7 @@
         </w:rPr>
         <w:t>[صفحة 2 - OCR]</w:t>
         <w:br/>
-        <w:t>شركة أوزكو المحدودة ‎CO. LTD.‏ 0200</w:t>
+        <w:t>0200 ‏LTD. CO.‎ ةدودحملا وكزوأ ةكرش</w:t>
         <w:br/>
         <w:t>جدة - عمارة أوزكو ‎JEDDAH - 0260 BUILDING‏</w:t>
       </w:r>
@@ -7691,7 +7691,7 @@
           <w:b w:val="0"/>
           <w:i w:val="0"/>
         </w:rPr>
-        <w:t>‎tanh‏ , مرك ءام</w:t>
+        <w:t>ماء كرم , ‏tanh‎</w:t>
       </w:r>
     </w:p>
     <w:p>
@@ -7706,7 +7706,7 @@
         </w:rPr>
         <w:t>‏ريال لموافق : 451/:5/14اه</w:t>
         <w:br/>
-        <w:t>يصرف الى المكرم : بابر علي</w:t>
+        <w:t>يلع رباب : مركملا ىلا فرصي</w:t>
         <w:br/>
         <w:t>مبلغ ‎bid‏ وقدره : ثمانية عشرة الف وستمائة ريال لاغير.</w:t>
         <w:br/>
@@ -7935,7 +7935,7 @@
         <w:br/>
         <w:t>[صفحة 1 - OCR]</w:t>
         <w:br/>
-        <w:t>شركة أوزكو المحدودة ‎١‏ التاريخ : 2015,4/25 م02 :01:42</w:t>
+        <w:t>:01:42 02م 4/25,2015 : خيراتلا ‏١‎ ةدودحملا وكزوأ ةكرش</w:t>
         <w:br/>
         <w:t>ص_ ب 14"49ه جدة ‎YVOVE‏ |" صفحةرقم:1 ‎٠‏</w:t>
       </w:r>
@@ -7963,7 +7963,7 @@
           <w:b w:val="0"/>
           <w:i w:val="0"/>
         </w:rPr>
-        <w:t>التاريخ :2015/3/25 اليوميةالفرعية</w:t>
+        <w:t>ةيعرفلاةيمويلا :2015/3/25 خيراتلا</w:t>
         <w:br/>
         <w:t>‎say a‏ دفعة نقدا ت كل ‎an‏ لميزلية ‎Laan‏ بالشيخ)احمد زيني في</w:t>
       </w:r>
@@ -8027,7 +8027,7 @@
         </w:rPr>
         <w:t>[صفحة 2 - OCR]</w:t>
         <w:br/>
-        <w:t>شركة أوزكو المحدودة ‎CO. LTD.‏ 0260</w:t>
+        <w:t>0260 ‏LTD. CO.‎ ةدودحملا وكزوأ ةكرش</w:t>
         <w:br/>
         <w:t>جدة - عمارة أوزكو ‎JEDDAH - OZCO BUILDING‏</w:t>
       </w:r>
@@ -8055,65 +8055,65 @@
           <w:b w:val="0"/>
           <w:i w:val="0"/>
         </w:rPr>
-        <w:t>التاريخ , 7ه ادام</w:t>
-      </w:r>
-    </w:p>
-    <w:p>
-      <w:pPr>
-        <w:jc w:val="right"/>
-        <w:bidi/>
-      </w:pPr>
-      <w:r>
-        <w:rPr>
-          <w:b w:val="0"/>
-          <w:i w:val="0"/>
-        </w:rPr>
-        <w:t>ريال الموافق : ‎4535/07/٠5‏ اه</w:t>
-      </w:r>
-    </w:p>
-    <w:p>
-      <w:pPr>
-        <w:jc w:val="right"/>
-        <w:bidi/>
-      </w:pPr>
-      <w:r>
-        <w:rPr>
-          <w:b w:val="0"/>
-          <w:i w:val="0"/>
-        </w:rPr>
-        <w:t>يصرف الى المكرم : مستشفي المركز الطبية الدولي مناولة خالد كوفال</w:t>
+        <w:t>مادا ه7 , خيراتلا</w:t>
+      </w:r>
+    </w:p>
+    <w:p>
+      <w:pPr>
+        <w:jc w:val="right"/>
+        <w:bidi/>
+      </w:pPr>
+      <w:r>
+        <w:rPr>
+          <w:b w:val="0"/>
+          <w:i w:val="0"/>
+        </w:rPr>
+        <w:t>ها ‏4535/07/٠5‎ : قفاوملا لاير</w:t>
+      </w:r>
+    </w:p>
+    <w:p>
+      <w:pPr>
+        <w:jc w:val="right"/>
+        <w:bidi/>
+      </w:pPr>
+      <w:r>
+        <w:rPr>
+          <w:b w:val="0"/>
+          <w:i w:val="0"/>
+        </w:rPr>
+        <w:t>لافوك دلاخ ةلوانم يلودلا ةيبطلا زكرملا يفشتسم : مركملا ىلا فرصي</w:t>
         <w:br/>
         <w:t>مبلغ فقط وقدره : ثلاثون الف ربال لاغير.</w:t>
         <w:br/>
-        <w:t>وذلك عبارة عن : مصاريف الرعاية الصحية مستشفي المركز الطبية الدوني كالمرفق ‏ .</w:t>
-      </w:r>
-    </w:p>
-    <w:p>
-      <w:pPr>
-        <w:jc w:val="right"/>
-        <w:bidi/>
-      </w:pPr>
-      <w:r>
-        <w:rPr>
-          <w:b w:val="0"/>
-          <w:i w:val="0"/>
-        </w:rPr>
-        <w:t>المستلم</w:t>
-      </w:r>
-    </w:p>
-    <w:p>
-      <w:pPr>
-        <w:jc w:val="right"/>
-        <w:bidi/>
-      </w:pPr>
-      <w:r>
-        <w:rPr>
-          <w:b w:val="0"/>
-          <w:i w:val="0"/>
-        </w:rPr>
-        <w:t>‎PSII af 117‏ ترق اليا ار</w:t>
-        <w:br/>
-        <w:t>المجموع</w:t>
+        <w:t>. ‏ قفرملاك ينودلا ةيبطلا زكرملا يفشتسم ةيحصلا ةياعرلا فيراصم : نع ةرابع كلذو</w:t>
+      </w:r>
+    </w:p>
+    <w:p>
+      <w:pPr>
+        <w:jc w:val="right"/>
+        <w:bidi/>
+      </w:pPr>
+      <w:r>
+        <w:rPr>
+          <w:b w:val="0"/>
+          <w:i w:val="0"/>
+        </w:rPr>
+        <w:t>ملتسملا</w:t>
+      </w:r>
+    </w:p>
+    <w:p>
+      <w:pPr>
+        <w:jc w:val="right"/>
+        <w:bidi/>
+      </w:pPr>
+      <w:r>
+        <w:rPr>
+          <w:b w:val="0"/>
+          <w:i w:val="0"/>
+        </w:rPr>
+        <w:t>را ايلا قرت ‏117 af PSII‎</w:t>
+        <w:br/>
+        <w:t>عومجملا</w:t>
       </w:r>
     </w:p>
     <w:p>
@@ -8156,7 +8156,7 @@
           <w:b w:val="0"/>
           <w:i w:val="0"/>
         </w:rPr>
-        <w:t>المحاسيهة :</w:t>
+        <w:t>: ةهيساحملا</w:t>
       </w:r>
     </w:p>
     <w:p>
@@ -8171,7 +8171,7 @@
         </w:rPr>
         <w:t>نرجو التكرم بصرف مبلغ 30,000 ريال (ثلاثون ألف ‎(Shy‏ نقداً تحت حساب</w:t>
         <w:br/>
-        <w:t>الرعاية المنزلية الخاصة بالشيخ أحمد عباس زيني في مستشفى المركز الطبية الدولي</w:t>
+        <w:t>يلودلا ةيبطلا زكرملا ىفشتسم يف ينيز سابع دمحأ خيشلاب ةصاخلا ةيلزنملا ةياعرلا</w:t>
         <w:br/>
         <w:t>وقيد المبلغ على حساب سعادته.</w:t>
       </w:r>
@@ -8398,7 +8398,7 @@
           <w:b w:val="0"/>
           <w:i w:val="0"/>
         </w:rPr>
-        <w:t>المركر الطبي الصولي</w:t>
+        <w:t>يلوصلا يبطلا ركرملا</w:t>
       </w:r>
     </w:p>
     <w:p>
@@ -8872,7 +8872,7 @@
           <w:b w:val="0"/>
           <w:i w:val="0"/>
         </w:rPr>
-        <w:t>ص ب 172؟ جدة ‎2١151‏ المملكة العربية السعودية ‎ANT Tae Sl 4557 50:5١ ale‏</w:t>
+        <w:t>‏ale 50:5١ 4557 Sl Tae ANT‎ ةيدوعسلا ةيبرعلا ةكلمملا ‏2١151‎ ةدج ؟172 ب ص</w:t>
       </w:r>
     </w:p>
     <w:p>
@@ -9090,7 +9090,7 @@
           <w:b w:val="0"/>
           <w:i w:val="0"/>
         </w:rPr>
-        <w:t>بيج اام يه</w:t>
+        <w:t>هي ماا جيب</w:t>
       </w:r>
     </w:p>
     <w:p>
@@ -9116,7 +9116,7 @@
           <w:b w:val="0"/>
           <w:i w:val="0"/>
         </w:rPr>
-        <w:t>المركز الطبي الصولي</w:t>
+        <w:t>يلوصلا يبطلا زكرملا</w:t>
       </w:r>
     </w:p>
     <w:p>
@@ -9171,7 +9171,7 @@
         </w:rPr>
         <w:t>ime.med.sa</w:t>
         <w:br/>
-        <w:t>ATR horde Sy ySle 4555 د١5‎ ..0١:فناه ‏المملكة العربية السعودية‎ 145١ ‏جدة‎ 11١5 ‏ص ب‎</w:t>
+        <w:t>‎ب ص‏ 11١5 ‎ةدج‏ 145١ ‎ةيدوعسلا ةيبرعلا ةكلمملا‏ هانف..0١: ‎١5د 4555 ySle Sy horde ATR</w:t>
         <w:br/>
         <w:t>P.O. Box 21</w:t>
       </w:r>
@@ -9203,7 +9203,7 @@
         <w:br/>
         <w:t>[صفحة 1 - OCR]</w:t>
         <w:br/>
-        <w:t>شركة أوزكو المحدودة التاريخ : 2015/3/26 ص 10:58:18</w:t>
+        <w:t>10:58:18 ص 2015/3/26 : خيراتلا ةدودحملا وكزوأ ةكرش</w:t>
         <w:br/>
         <w:t>ص.ب 54854 جدة 51514 صفكة رقم : 1</w:t>
         <w:br/>
@@ -9237,7 +9237,7 @@
           <w:b w:val="0"/>
           <w:i w:val="0"/>
         </w:rPr>
-        <w:t>التللساريخ :2015/3/26 اليوميةالفرعية :</w:t>
+        <w:t>: ةيعرفلاةيمويلا :2015/3/26 خيراسللتلا</w:t>
         <w:br/>
         <w:t>شرح القبد:,مصاريف منزل الشيخ/احمد زينى عن شهر مارس5١١٠‏</w:t>
       </w:r>
@@ -9271,7 +9271,7 @@
           <w:b w:val="0"/>
           <w:i w:val="0"/>
         </w:rPr>
-        <w:t>الأجمالى : | 50,700 50,700</w:t>
+        <w:t>700,50 700,50 | : ىلامجألا</w:t>
         <w:br/>
         <w:t>ل اديعس</w:t>
       </w:r>
@@ -9290,20 +9290,20 @@
         <w:br/>
         <w:t>‎eu‏ ; للم</w:t>
         <w:br/>
-        <w:t>الموافق : ‎SET YY‏</w:t>
-      </w:r>
-    </w:p>
-    <w:p>
-      <w:pPr>
-        <w:jc w:val="right"/>
-        <w:bidi/>
-      </w:pPr>
-      <w:r>
-        <w:rPr>
-          <w:b w:val="0"/>
-          <w:i w:val="0"/>
-        </w:rPr>
-        <w:t>‏يصرف الى المكرم :.. الشيخ أحمد زيني</w:t>
+        <w:t>‏YY SET‎ : قفاوملا</w:t>
+      </w:r>
+    </w:p>
+    <w:p>
+      <w:pPr>
+        <w:jc w:val="right"/>
+        <w:bidi/>
+      </w:pPr>
+      <w:r>
+        <w:rPr>
+          <w:b w:val="0"/>
+          <w:i w:val="0"/>
+        </w:rPr>
+        <w:t>ينيز دمحأ خيشلا :.. مركملا ىلا فرصي‏</w:t>
         <w:br/>
         <w:t>مبلغ فقط وقدره : خمسون آلف وسبعمائة ربك لاغير.</w:t>
         <w:br/>
@@ -9324,7 +9324,7 @@
         <w:br/>
         <w:t>[صفحة 1 - OCR]</w:t>
         <w:br/>
-        <w:t>شركة أوزكو المحدودة * : التاريخ : 2015/3/26 ص 11:15:04</w:t>
+        <w:t>11:15:04 ص 2015/3/26 : خيراتلا : * ةدودحملا وكزوأ ةكرش</w:t>
         <w:br/>
         <w:t>‎٠ 7 1186114 ban 5417955 ga‏ صفحة رقم : 1</w:t>
       </w:r>
@@ -9339,7 +9339,7 @@
           <w:b w:val="0"/>
           <w:i w:val="0"/>
         </w:rPr>
-        <w:t>التاريسخ : 2015/3/26 اليوميةالفرعية :</w:t>
+        <w:t>: ةيعرفلاةيمويلا 2015/3/26 : خسيراتلا</w:t>
       </w:r>
     </w:p>
     <w:p>
@@ -9436,7 +9436,7 @@
         </w:rPr>
         <w:t>[صفحة 2 - OCR]</w:t>
         <w:br/>
-        <w:t>OZCO CO. LTD. ‏شركة أوزكو المحدودة‎</w:t>
+        <w:t>‎ةدودحملا وكزوأ ةكرش‏ LTD. CO. OZCO</w:t>
         <w:br/>
         <w:t>JEDDAH - 0260 BUILDING ‏جدة - عمارة أوزكو‎</w:t>
         <w:br/>
@@ -9455,22 +9455,22 @@
         </w:rPr>
         <w:t>أمر صرف نقدي</w:t>
         <w:br/>
-        <w:t>التاريخ : ارام</w:t>
-      </w:r>
-    </w:p>
-    <w:p>
-      <w:pPr>
-        <w:jc w:val="right"/>
-        <w:bidi/>
-      </w:pPr>
-      <w:r>
-        <w:rPr>
-          <w:b w:val="0"/>
-          <w:i w:val="0"/>
-        </w:rPr>
-        <w:t>يدن الموافق + 451/01/07 ١ه‏</w:t>
-        <w:br/>
-        <w:t>يصرف الى المكرم : مذكورين</w:t>
+        <w:t>مارا : خيراتلا</w:t>
+      </w:r>
+    </w:p>
+    <w:p>
+      <w:pPr>
+        <w:jc w:val="right"/>
+        <w:bidi/>
+      </w:pPr>
+      <w:r>
+        <w:rPr>
+          <w:b w:val="0"/>
+          <w:i w:val="0"/>
+        </w:rPr>
+        <w:t>‏ه١ 451/01/07 + قفاوملا ندي</w:t>
+        <w:br/>
+        <w:t>نيروكذم : مركملا ىلا فرصي</w:t>
       </w:r>
     </w:p>
     <w:p>
@@ -9509,7 +9509,7 @@
           <w:b w:val="0"/>
           <w:i w:val="0"/>
         </w:rPr>
-        <w:t>اسم الحساب</w:t>
+        <w:t>باسحلا مسا</w:t>
         <w:br/>
         <w:t>‎ere‏</w:t>
       </w:r>
@@ -9556,7 +9556,7 @@
         <w:br/>
         <w:t>“ 0 4 J 0</w:t>
         <w:br/>
-        <w:t>[mf ‏الك لل‎ [en i ee ‏1ه 1 1591 1ك 1ك‎</w:t>
+        <w:t>‎ك1 ك1 1591 1 ه1‏ ee i en] ‎لل كلا‏ mf]</w:t>
         <w:br/>
         <w:t>eus</w:t>
         <w:br/>
@@ -9586,7 +9586,7 @@
         <w:br/>
         <w:t>STP TD ‏مرحم صمب عشم وي‎</w:t>
         <w:br/>
-        <w:t>0 ‏يسيم بيعم‎ yor ‏مم‎ Ie Aas</w:t>
+        <w:t>Aas Ie ‎مم‏ yor ‎معيب ميسي‏ 0</w:t>
         <w:br/>
         <w:t>‏لياس‎</w:t>
       </w:r>
@@ -9648,7 +9648,7 @@
           <w:b w:val="0"/>
           <w:i w:val="0"/>
         </w:rPr>
-        <w:t>— = تقرير رام 801009 2 2</w:t>
+        <w:t>2 2 801009 مار ريرقت = —</w:t>
         <w:br/>
         <w:t>لشفا 0</w:t>
       </w:r>
@@ -9717,7 +9717,7 @@
         </w:rPr>
         <w:t>[صفحة 2 - OCR]</w:t>
         <w:br/>
-        <w:t>0260 CO. LTD. ‏شركة أوزكو المحدودة‎</w:t>
+        <w:t>‎ةدودحملا وكزوأ ةكرش‏ LTD. CO. 0260</w:t>
         <w:br/>
         <w:t>JEDDAH - 0260 BUILDING</w:t>
       </w:r>
@@ -9812,24 +9812,24 @@
           <w:b w:val="0"/>
           <w:i w:val="0"/>
         </w:rPr>
-        <w:t>يصرف الى المكرم : مستشفي الدولي مناولة خائد كوفال</w:t>
+        <w:t>لافوك دئاخ ةلوانم يلودلا يفشتسم : مركملا ىلا فرصي</w:t>
         <w:br/>
         <w:t>مبلغ فقط وقدره : عشرون الف رياد لاغير.</w:t>
         <w:br/>
-        <w:t>وذلك عبارة عن : دفعة نقدا لمركز الطبي الدولي تحت حساب الرعاية المنزلية حسب المرفق.</w:t>
-      </w:r>
-    </w:p>
-    <w:p>
-      <w:pPr>
-        <w:jc w:val="right"/>
-        <w:bidi/>
-      </w:pPr>
-      <w:r>
-        <w:rPr>
-          <w:b w:val="0"/>
-          <w:i w:val="0"/>
-        </w:rPr>
-        <w:t>المستلم</w:t>
+        <w:t>.قفرملا بسح ةيلزنملا ةياعرلا باسح تحت يلودلا يبطلا زكرمل ادقن ةعفد : نع ةرابع كلذو</w:t>
+      </w:r>
+    </w:p>
+    <w:p>
+      <w:pPr>
+        <w:jc w:val="right"/>
+        <w:bidi/>
+      </w:pPr>
+      <w:r>
+        <w:rPr>
+          <w:b w:val="0"/>
+          <w:i w:val="0"/>
+        </w:rPr>
+        <w:t>ملتسملا</w:t>
       </w:r>
     </w:p>
     <w:p>
@@ -9894,7 +9894,7 @@
           <w:b w:val="0"/>
           <w:i w:val="0"/>
         </w:rPr>
-        <w:t>دفعة نقدا لمزكز الدولي تحت حساب الرعاية المنزلية</w:t>
+        <w:t>ةيلزنملا ةياعرلا باسح تحت يلودلا زكزمل ادقن ةعفد</w:t>
       </w:r>
     </w:p>
     <w:p>
@@ -9963,11 +9963,11 @@
           <w:b w:val="0"/>
           <w:i w:val="0"/>
         </w:rPr>
-        <w:t>المحاسية :</w:t>
+        <w:t>: ةيساحملا</w:t>
         <w:br/>
         <w:t>نرجو التكرم بصرف مبلغ 20,000 ‎Jk‏ (عشرون ألف ‎(Sky‏ نقد تحت حساب</w:t>
         <w:br/>
-        <w:t>الرعاية المنزلية الخاصة بالشيخ أحمد عباس زيني في مستشفى المركز الطبية الدولي</w:t>
+        <w:t>يلودلا ةيبطلا زكرملا ىفشتسم يف ينيز سابع دمحأ خيشلاب ةصاخلا ةيلزنملا ةياعرلا</w:t>
       </w:r>
     </w:p>
     <w:p>
@@ -9995,7 +9995,7 @@
         </w:rPr>
         <w:t>[صفحة 4 - OCR]</w:t>
         <w:br/>
-        <w:t>المركز الطبي الدولي</w:t>
+        <w:t>يلودلا يبطلا زكرملا</w:t>
         <w:br/>
         <w:t>‎International Medical Center‏</w:t>
         <w:br/>
@@ -10259,7 +10259,7 @@
           <w:b w:val="0"/>
           <w:i w:val="0"/>
         </w:rPr>
-        <w:t>55-589 510 هدة أه!!؟ المملكة العربية السعودية ‎AST a Ge ike‏ فاكس 56:56 ‎ANT‏</w:t>
+        <w:t>‏ANT‎ 56:56 سكاف ‏ike Ge a AST‎ ةيدوعسلا ةيبرعلا ةكلمملا ؟!!هأ ةده 510 55-589</w:t>
       </w:r>
     </w:p>
     <w:p>
@@ -10287,7 +10287,7 @@
         </w:rPr>
         <w:t>[صفحة 5 - OCR]</w:t>
         <w:br/>
-        <w:t>المركز الطبي الحولي</w:t>
+        <w:t>يلوحلا يبطلا زكرملا</w:t>
       </w:r>
     </w:p>
     <w:p>
@@ -10335,7 +10335,7 @@
         <w:br/>
         <w:t>ime.med.sa</w:t>
         <w:br/>
-        <w:t>‏ككف‎ ENO Ree al AT Te hee Bile ‏المملكة العربية السعودية‎ 1١48١ ‏جدة‎ TNT ‏ص ب‎</w:t>
+        <w:t>‎ب ص‏ TNT ‎ةدج‏ 1١48١ ‎ةيدوعسلا ةيبرعلا ةكلمملا‏ Bile hee Te AT al Ree ENO ‎فكك‏</w:t>
       </w:r>
     </w:p>
     <w:p>
@@ -10365,9 +10365,9 @@
         <w:br/>
         <w:t>[صفحة 1 - OCR]</w:t>
         <w:br/>
-        <w:t>شركة أوزكو المحدودة التساريخ : 2015/4/12 ص 09:15:33</w:t>
-        <w:br/>
-        <w:t>صب 0744 ‎Bap‏ 4 ١1١؟‏ صنمةرمم, 1 :</w:t>
+        <w:t>09:15:33 ص 2015/4/12 : خيراستلا ةدودحملا وكزوأ ةكرش</w:t>
+        <w:br/>
+        <w:t>: 1 ,ممرةمنص ‏؟١1١ 4 ‏Bap‎ 0744 بص</w:t>
         <w:br/>
         <w:t>ال ‎ff‏ رقم , 2401009</w:t>
       </w:r>
@@ -10408,7 +10408,7 @@
           <w:b w:val="0"/>
           <w:i w:val="0"/>
         </w:rPr>
-        <w:t>sah ‏الى‎</w:t>
+        <w:t>‎ىلا‏ sah</w:t>
       </w:r>
     </w:p>
     <w:p>
@@ -10457,7 +10457,7 @@
         <w:br/>
         <w:t>‎Against this cheque 1 5000 . ehochange .‏</w:t>
         <w:br/>
-        <w:t>إدفعوا بموجب هذا الشيك لأمر السادة / بلالمبت ديكور ‎Pay to-the ofder of‏</w:t>
+        <w:t>‏of ofder to-the Pay‎ روكيد تبملالب / ةداسلا رمأل كيشلا اذه بجومب اوعفدإ</w:t>
         <w:br/>
         <w:t>ميل 0259 فقط ستون الف وتسعمائة ‎diy‏ لاغير 46 ‎The amount of‏</w:t>
       </w:r>
@@ -10500,7 +10500,7 @@
         </w:rPr>
         <w:t>OZCO COMPANY LTD</w:t>
         <w:br/>
-        <w:t>JEDDAH a Signature ‏التوقية‎</w:t>
+        <w:t>‎ةيقوتلا‏ Signature a JEDDAH</w:t>
         <w:br/>
         <w:t>‎8 ١</w:t>
       </w:r>
@@ -10562,20 +10562,20 @@
         <w:br/>
         <w:t>‏بإادست ديكور‎ ١</w:t>
         <w:br/>
-        <w:t>Pladest deco: 2070 ‏ديال اه قم‎ Hs</w:t>
-      </w:r>
-    </w:p>
-    <w:p>
-      <w:pPr>
-        <w:jc w:val="right"/>
-        <w:bidi/>
-      </w:pPr>
-      <w:r>
-        <w:rPr>
-          <w:b w:val="0"/>
-          <w:i w:val="0"/>
-        </w:rPr>
-        <w:t>اما 0 التابيخ ‎Q‏ / ب /ضاام</w:t>
+        <w:t>Hs ‎مق ها لايد‏ 2070 deco: Pladest</w:t>
+      </w:r>
+    </w:p>
+    <w:p>
+      <w:pPr>
+        <w:jc w:val="right"/>
+        <w:bidi/>
+      </w:pPr>
+      <w:r>
+        <w:rPr>
+          <w:b w:val="0"/>
+          <w:i w:val="0"/>
+        </w:rPr>
+        <w:t>مااض/ ب / ‏Q‎ خيباتلا 0 اما</w:t>
         <w:br/>
         <w:t>528 ل ‎TT‏ — &amp; ,~~</w:t>
         <w:br/>
@@ -10656,7 +10656,7 @@
           <w:b w:val="0"/>
           <w:i w:val="0"/>
         </w:rPr>
-        <w:t>ليت ‎ce abe‏ 0235586 - مصندوق يريد ‎Zu 2٠+‏ 516417 الممكلة العربية السعودية</w:t>
+        <w:t>ةيدوعسلا ةيبرعلا ةلكمملا 516417 ‏+2٠ Zu‎ ديري قودنصم - 0235586 ‏abe ce‎ تيل</w:t>
       </w:r>
     </w:p>
     <w:p>
@@ -10699,9 +10699,9 @@
         </w:rPr>
         <w:t>الموضوع :عرض أسعار توريد وتركيب سجاد صوف 100 50</w:t>
         <w:br/>
-        <w:t>الشيخ / أسامة زيني المحترم</w:t>
-        <w:br/>
-        <w:t>يعد التحية.</w:t>
+        <w:t>مرتحملا ينيز ةماسأ / خيشلا</w:t>
+        <w:br/>
+        <w:t>.ةيحتلا دعي</w:t>
         <w:br/>
         <w:t>إشارة إلى الموضوع أعلاه وبناءً على طلبكم يسرنا تقديم عرض أسعارنا وفق التالي :</w:t>
       </w:r>
@@ -10716,7 +10716,7 @@
           <w:b w:val="0"/>
           <w:i w:val="0"/>
         </w:rPr>
-        <w:t># الوصف الكمية | الوحدة ‎ert‏</w:t>
+        <w:t>‏ert‎ ةدحولا | ةيمكلا فصولا #</w:t>
       </w:r>
     </w:p>
     <w:p>
@@ -10783,7 +10783,7 @@
           <w:b w:val="0"/>
           <w:i w:val="0"/>
         </w:rPr>
-        <w:t>الشروط:</w:t>
+        <w:t>:طورشلا</w:t>
         <w:br/>
         <w:t>أ- 9670 مقدما.</w:t>
         <w:br/>
@@ -10815,20 +10815,20 @@
         </w:rPr>
         <w:t>نرجو أن ينال عرض أسعارنا هذا قبولكم</w:t>
         <w:br/>
-        <w:t>وتقبلوا وافر التحية ‎go&gt;‏</w:t>
-      </w:r>
-    </w:p>
-    <w:p>
-      <w:pPr>
-        <w:jc w:val="right"/>
-        <w:bidi/>
-      </w:pPr>
-      <w:r>
-        <w:rPr>
-          <w:b w:val="0"/>
-          <w:i w:val="0"/>
-        </w:rPr>
-        <w:t>مؤسسة التطوير المخطط - ‎BECK E LV VVEAV rca. os‏ 578 - صتدوق بريد ‎OVW‏ جدة ‎5١9415‏ الممكلة العربية السعودية</w:t>
+        <w:t>‏&lt;go‎ ةيحتلا رفاو اولبقتو</w:t>
+      </w:r>
+    </w:p>
+    <w:p>
+      <w:pPr>
+        <w:jc w:val="right"/>
+        <w:bidi/>
+      </w:pPr>
+      <w:r>
+        <w:rPr>
+          <w:b w:val="0"/>
+          <w:i w:val="0"/>
+        </w:rPr>
+        <w:t>ةيدوعسلا ةيبرعلا ةلكمملا ‏5١9415‎ ةدج ‏OVW‎ ديرب قودتص - 578 ‏os rca. VVEAV LV E BECK‎ - ططخملا ريوطتلا ةسسؤم</w:t>
         <w:br/>
         <w:t>هاتف: ‎FAMILY UY OVAL yu Sh - FATTY VY OLNA / FATVY VY SM‏</w:t>
         <w:br/>
@@ -11123,7 +11123,7 @@
           <w:b w:val="0"/>
           <w:i w:val="0"/>
         </w:rPr>
-        <w:t>الموضوع: سجاد الصوف لمنزل الوالد .</w:t>
+        <w:t>. دلاولا لزنمل فوصلا داجس :عوضوملا</w:t>
       </w:r>
     </w:p>
     <w:p>
@@ -11138,7 +11138,7 @@
         </w:rPr>
         <w:t>[صفحة 6 - OCR]</w:t>
         <w:br/>
-        <w:t>أرفق لسعادتكم عرض أسعار سجاد الصوف لمنزل الوالد بعد أن تم الإتفاق على سعز</w:t>
+        <w:t>زعس ىلع قافتإلا مت نأ دعب دلاولا لزنمل فوصلا داجس راعسأ ضرع مكتداعسل قفرأ</w:t>
       </w:r>
     </w:p>
     <w:p>
@@ -11190,48 +11190,48 @@
           <w:b w:val="0"/>
           <w:i w:val="0"/>
         </w:rPr>
-        <w:t>يتم تسليمهم الشيك يوم الأحد القادم إن شاء الله وذلك للإسراع بعمل السجاد وتركيبه</w:t>
-        <w:br/>
-        <w:t>بالسرعة الممكن.</w:t>
-      </w:r>
-    </w:p>
-    <w:p>
-      <w:pPr>
-        <w:jc w:val="right"/>
-        <w:bidi/>
-      </w:pPr>
-      <w:r>
-        <w:rPr>
-          <w:b w:val="0"/>
-          <w:i w:val="0"/>
-        </w:rPr>
-        <w:t>نرجو العلم</w:t>
-      </w:r>
-    </w:p>
-    <w:p>
-      <w:pPr>
-        <w:jc w:val="right"/>
-        <w:bidi/>
-      </w:pPr>
-      <w:r>
-        <w:rPr>
-          <w:b w:val="0"/>
-          <w:i w:val="0"/>
-        </w:rPr>
-        <w:t>وتقبلوا خالص تحياتنا</w:t>
-      </w:r>
-    </w:p>
-    <w:p>
-      <w:pPr>
-        <w:jc w:val="right"/>
-        <w:bidi/>
-      </w:pPr>
-      <w:r>
-        <w:rPr>
-          <w:b w:val="0"/>
-          <w:i w:val="0"/>
-        </w:rPr>
-        <w:t>يوسف الصوري</w:t>
+        <w:t>هبيكرتو داجسلا لمعب عارسإلل كلذو هللا ءاش نإ مداقلا دحألا موي كيشلا مهميلست متي</w:t>
+        <w:br/>
+        <w:t>.نكمملا ةعرسلاب</w:t>
+      </w:r>
+    </w:p>
+    <w:p>
+      <w:pPr>
+        <w:jc w:val="right"/>
+        <w:bidi/>
+      </w:pPr>
+      <w:r>
+        <w:rPr>
+          <w:b w:val="0"/>
+          <w:i w:val="0"/>
+        </w:rPr>
+        <w:t>ملعلا وجرن</w:t>
+      </w:r>
+    </w:p>
+    <w:p>
+      <w:pPr>
+        <w:jc w:val="right"/>
+        <w:bidi/>
+      </w:pPr>
+      <w:r>
+        <w:rPr>
+          <w:b w:val="0"/>
+          <w:i w:val="0"/>
+        </w:rPr>
+        <w:t>انتايحت صلاخ اولبقتو</w:t>
+      </w:r>
+    </w:p>
+    <w:p>
+      <w:pPr>
+        <w:jc w:val="right"/>
+        <w:bidi/>
+      </w:pPr>
+      <w:r>
+        <w:rPr>
+          <w:b w:val="0"/>
+          <w:i w:val="0"/>
+        </w:rPr>
+        <w:t>يروصلا فسوي</w:t>
       </w:r>
     </w:p>
     <w:p>
@@ -11304,7 +11304,7 @@
           <w:b w:val="0"/>
           <w:i w:val="0"/>
         </w:rPr>
-        <w:t>‏يوسف الصوري</w:t>
+        <w:t>يروصلا فسوي‏</w:t>
       </w:r>
     </w:p>
     <w:p>
@@ -11334,7 +11334,7 @@
           <w:b w:val="0"/>
           <w:i w:val="0"/>
         </w:rPr>
-        <w:t>‎ga‏ التكرم بعمل شيك ‎Sky 60,900 Abe‏ للسادة/ بلادست ديكور ‎Pladest decor‏ وذلك</w:t>
+        <w:t>كلذو ‏decor Pladest‎ روكيد تسدالب /ةداسلل ‏Abe 900,60 Sky‎ كيش لمعب مركتلا ‏ga‎</w:t>
         <w:br/>
         <w:t>دفعة مقدمة لتوريد وتركيب 70 متر مربع من سجاد الصوف النيوزلندي لون واحد سماكة 11</w:t>
         <w:br/>
@@ -11368,7 +11368,7 @@
         </w:rPr>
         <w:t>‏= سف | 3</w:t>
         <w:br/>
-        <w:t>‎ST‏ يوسف الصوري</w:t>
+        <w:t>يروصلا فسوي ‏ST‎</w:t>
       </w:r>
     </w:p>
     <w:p>
@@ -11411,7 +11411,7 @@
         </w:rPr>
         <w:t>الموضوع :عرض أسعار توريد وتركيب سجاد صوف 100 20</w:t>
         <w:br/>
-        <w:t>الشيخ / أسامة ‎we‏ المحترم</w:t>
+        <w:t>مرتحملا ‏we‎ ةماسأ / خيشلا</w:t>
         <w:br/>
         <w:t>بعد ‎Aged‏</w:t>
       </w:r>
@@ -11497,7 +11497,7 @@
           <w:b w:val="0"/>
           <w:i w:val="0"/>
         </w:rPr>
-        <w:t># الوصف الكمبة الوحدة</w:t>
+        <w:t>ةدحولا ةبمكلا فصولا #</w:t>
         <w:br/>
         <w:t>/</w:t>
         <w:br/>
@@ -11511,15 +11511,15 @@
         <w:br/>
         <w:t>خصم 5,150 -</w:t>
         <w:br/>
-        <w:t>المجموع ‎Susy)‏ السعودي) $9,000</w:t>
+        <w:t>000,9$ (يدوعسلا ‏(Susy‎ عومجملا</w:t>
         <w:br/>
         <w:t>***فقط تسعة ومانون ألف لف ريال لا ' غير ***</w:t>
         <w:br/>
         <w:t>‎a re ee — eee‏ 00</w:t>
         <w:br/>
-        <w:t>الشروط: &gt; عاق احور ‎Leer‏</w:t>
-        <w:br/>
-        <w:t>‏[1- الدفعات : 7 - مهن</w:t>
+        <w:t>‏Leer‎ روحا قاع &lt; :طورشلا</w:t>
+        <w:br/>
+        <w:t>نهم - 7 : تاعفدلا 1-]‏</w:t>
         <w:br/>
         <w:t>‎sly NN Bei IN «I‏ لوص ‎Stee‏</w:t>
         <w:br/>
@@ -11529,7 +11529,7 @@
         <w:br/>
         <w:t>نرجو أن ينال عرض أسعارنا هذا قبولكم ‎Zan‏</w:t>
         <w:br/>
-        <w:t>‏وتقبلوا وافر التحية ,.</w:t>
+        <w:t>., ةيحتلا رفاو اولبقتو‏</w:t>
         <w:br/>
         <w:t>‎(tam 0‏</w:t>
         <w:br/>
@@ -11539,7 +11539,7 @@
         <w:br/>
         <w:t>‏كر تسر</w:t>
         <w:br/>
-        <w:t>مؤسسة ‎aah‏ المخطمل - سنا : 1050131433 لعثاح.: ‎OWA‏ صتدوق بريد ‎51١55‏ حدم ‎5١1015‏ الممكلة ‎Ay pall‏ السمودية</w:t>
+        <w:t>ةيدومسلا ‏pall Ay‎ ةلكمملا ‏5١1015‎ مدح ‏51١55‎ ديرب قودتص ‏OWA‎ .:حاثعل 1050131433 : انس - لمطخملا ‏aah‎ ةسسؤم</w:t>
         <w:br/>
         <w:t>‎Sls eA Ve yuo? Vor Va SAN Lo bo‏ | لوت ‎4VlVY VIN‏</w:t>
       </w:r>
@@ -11573,7 +11573,7 @@
         <w:br/>
         <w:t>[صفحة 1 - OCR]</w:t>
         <w:br/>
-        <w:t>08:11:01 ‏التساريخ : 2015/4/16 ص‎ ia wants</w:t>
+        <w:t>wants ia ‎ص 2015/4/16 : خيراستلا‏ 08:11:01</w:t>
       </w:r>
     </w:p>
     <w:p>
@@ -11601,22 +11601,22 @@
           <w:b w:val="0"/>
           <w:i w:val="0"/>
         </w:rPr>
-        <w:t>التساريسخ : 2015/4/16 اليوميةالفرعية : :</w:t>
-        <w:br/>
-        <w:t>القيد؛ ايداع المبلغ فى المركز الطبى الدولى مقابل العناية المنزلية للشيخ/احمد</w:t>
-      </w:r>
-    </w:p>
-    <w:p>
-      <w:pPr>
-        <w:jc w:val="right"/>
-        <w:bidi/>
-      </w:pPr>
-      <w:r>
-        <w:rPr>
-          <w:b w:val="0"/>
-          <w:i w:val="0"/>
-        </w:rPr>
-        <w:t>ايداع المبلغ فى المركز الطبى الدولى مقاب</w:t>
+        <w:t>: : ةيعرفلاةيمويلا 2015/4/16 : خسيراستلا</w:t>
+        <w:br/>
+        <w:t>دمحا/خيشلل ةيلزنملا ةيانعلا لباقم ىلودلا ىبطلا زكرملا ىف غلبملا عاديا ؛ديقلا</w:t>
+      </w:r>
+    </w:p>
+    <w:p>
+      <w:pPr>
+        <w:jc w:val="right"/>
+        <w:bidi/>
+      </w:pPr>
+      <w:r>
+        <w:rPr>
+          <w:b w:val="0"/>
+          <w:i w:val="0"/>
+        </w:rPr>
+        <w:t>باقم ىلودلا ىبطلا زكرملا ىف غلبملا عاديا</w:t>
         <w:br/>
         <w:t>العناية المنزلية ل</w:t>
       </w:r>
@@ -11633,7 +11633,7 @@
         </w:rPr>
         <w:t>[صفحة 2 - OCR]</w:t>
         <w:br/>
-        <w:t>OZCO CO. LTD. ‏شركة أوزكو المحدودة‎</w:t>
+        <w:t>‎ةدودحملا وكزوأ ةكرش‏ LTD. CO. OZCO</w:t>
         <w:br/>
         <w:t>JEDDAH - 0200 BUILDING</w:t>
       </w:r>
@@ -11678,7 +11678,7 @@
           <w:b w:val="0"/>
           <w:i w:val="0"/>
         </w:rPr>
-        <w:t>ayers yy, ‏الموافق‎</w:t>
+        <w:t>‎قفاوملا‏ ,yy ayers</w:t>
       </w:r>
     </w:p>
     <w:p>
@@ -11719,7 +11719,7 @@
         </w:rPr>
         <w:t>Veceeeyes</w:t>
         <w:br/>
-        <w:t>‏يصرف الى المكرم : مندوب المركز الطبي الدولي‎</w:t>
+        <w:t>‎يلودلا يبطلا زكرملا بودنم : مركملا ىلا فرصي‏</w:t>
       </w:r>
     </w:p>
     <w:p>
@@ -11745,7 +11745,7 @@
           <w:b w:val="0"/>
           <w:i w:val="0"/>
         </w:rPr>
-        <w:t>وذلك عبارة عن : ايداع المبلغ في المركز الطبي الدوني مقابل العناية المنزلية حسب المرفق</w:t>
+        <w:t>قفرملا بسح ةيلزنملا ةيانعلا لباقم ينودلا يبطلا زكرملا يف غلبملا عاديا : نع ةرابع كلذو</w:t>
       </w:r>
     </w:p>
     <w:p>
@@ -11760,7 +11760,7 @@
         </w:rPr>
         <w:t>pa</w:t>
         <w:br/>
-        <w:t>pe ‏تتا الم#‎</w:t>
+        <w:t>‎#ملا اتت‏ pe</w:t>
       </w:r>
     </w:p>
     <w:p>
@@ -11788,7 +11788,7 @@
         </w:rPr>
         <w:t>[صفحة 3 - OCR]</w:t>
         <w:br/>
-        <w:t>المركز الحطبي الحولي</w:t>
+        <w:t>يلوحلا يبطحلا زكرملا</w:t>
       </w:r>
     </w:p>
     <w:p>
@@ -12305,7 +12305,7 @@
           <w:b w:val="0"/>
           <w:i w:val="0"/>
         </w:rPr>
-        <w:t>AVION WSU TYAN Aho ‏المملكة العربية السعودية‎ VON Bae 110١7 ‏ص ب‎</w:t>
+        <w:t>‎ب ص‏ 110١7 Bae VON ‎ةيدوعسلا ةيبرعلا ةكلمملا‏ Aho TYAN WSU AVION</w:t>
         <w:br/>
         <w:t>PO. Box 2172 Jeddah 21451, Saudi Arabia, Tel. +966 2 6509000 Fax: +966 2 6509001</w:t>
       </w:r>
@@ -12339,9 +12339,9 @@
         </w:rPr>
         <w:t>نرجو التكرم بصرف مبلغ 60,000 ‎Shy‏ (ستون ألف ‎(Shy‏ نقداً تحت حساب</w:t>
         <w:br/>
-        <w:t>الرعاية المنزلية الخاصة بالشيخ أحمد عباس زيني (الممرضات) في مستشفى المركز</w:t>
-        <w:br/>
-        <w:t>الطبى الدولي بناء على طلب السيدة/ أم زياد وقيد المبلغ على حساب سعادته.</w:t>
+        <w:t>زكرملا ىفشتسم يف (تاضرمملا) ينيز سابع دمحأ خيشلاب ةصاخلا ةيلزنملا ةياعرلا</w:t>
+        <w:br/>
+        <w:t>.هتداعس باسح ىلع غلبملا ديقو دايز مأ /ةديسلا بلط ىلع ءانب يلودلا ىبطلا</w:t>
       </w:r>
     </w:p>
     <w:p>
@@ -12356,7 +12356,7 @@
         </w:rPr>
         <w:t>وشكراً ‎ace‏</w:t>
         <w:br/>
-        <w:t>‏يوسف الصوري</w:t>
+        <w:t>يروصلا فسوي‏</w:t>
         <w:br/>
         <w:t>‎ea‏ ©</w:t>
       </w:r>
@@ -12388,7 +12388,7 @@
           <w:b w:val="0"/>
           <w:i w:val="0"/>
         </w:rPr>
-        <w:t>شركة أوزكوالمحدودة</w:t>
+        <w:t>ةدودحملاوكزوأ ةكرش</w:t>
         <w:br/>
         <w:t>.ب 0498455 جدة ‎١4‏</w:t>
         <w:br/>
@@ -12407,7 +12407,7 @@
           <w:b w:val="0"/>
           <w:i w:val="0"/>
         </w:rPr>
-        <w:t>:00427 البوميةالفرعية :</w:t>
+        <w:t>: ةيعرفلاةيموبلا :00427</w:t>
       </w:r>
     </w:p>
     <w:p>
@@ -12467,7 +12467,7 @@
           <w:b w:val="0"/>
           <w:i w:val="0"/>
         </w:rPr>
-        <w:t>- نهاية التقري</w:t>
+        <w:t>يرقتلا ةياهن -</w:t>
       </w:r>
     </w:p>
     <w:p>
@@ -12482,7 +12482,7 @@
         </w:rPr>
         <w:t>[صفحة 2 - OCR]</w:t>
         <w:br/>
-        <w:t>OZCO CO. LTD. ‏شركة أوزكو المحدودة‎</w:t>
+        <w:t>‎ةدودحملا وكزوأ ةكرش‏ LTD. CO. OZCO</w:t>
         <w:br/>
         <w:t>JEDDAH - 0200 BUILDING sgl ‏جدة - عمارة‎</w:t>
         <w:br/>
@@ -12525,9 +12525,9 @@
           <w:b w:val="0"/>
           <w:i w:val="0"/>
         </w:rPr>
-        <w:t>ريال الموافق + ‎155/٠9/08‏ اه</w:t>
-        <w:br/>
-        <w:t>يصرف الى المكرم : الشيخ أحمد زيني</w:t>
+        <w:t>ها ‏155/٠9/08‎ + قفاوملا لاير</w:t>
+        <w:br/>
+        <w:t>ينيز دمحأ خيشلا : مركملا ىلا فرصي</w:t>
       </w:r>
     </w:p>
     <w:p>
@@ -12585,9 +12585,9 @@
         </w:rPr>
         <w:t>[صفحة 3 - OCR]</w:t>
         <w:br/>
-        <w:t>شركة أوزكو المحدودة</w:t>
-        <w:br/>
-        <w:t>المخصصات والمساعدات الشهرية للشيوخ والاقارب وموظفين سابقين .... الخ</w:t>
+        <w:t>ةدودحملا وكزوأ ةكرش</w:t>
+        <w:br/>
+        <w:t>خلا .... نيقباس نيفظومو براقالاو خويشلل ةيرهشلا تادعاسملاو تاصصخملا</w:t>
         <w:br/>
         <w:t>مساعدات عن شهر ابريل ‎7١1١8‏</w:t>
       </w:r>
@@ -12615,22 +12615,22 @@
           <w:b w:val="0"/>
           <w:i w:val="0"/>
         </w:rPr>
-        <w:t>لام هدام ها &lt; ‎o&gt;‏</w:t>
-      </w:r>
-    </w:p>
-    <w:p>
-      <w:pPr>
-        <w:jc w:val="right"/>
-        <w:bidi/>
-      </w:pPr>
-      <w:r>
-        <w:rPr>
-          <w:b w:val="0"/>
-          <w:i w:val="0"/>
-        </w:rPr>
-        <w:t>الجمعية الخيرية لتحفيظ القران الكريم - دار ام حميد دف زيني</w:t>
-        <w:br/>
-        <w:t>الجمعية الخيرية لتحفيظ القران الكريم الجموم</w:t>
+        <w:t>‏&lt;o‎ &gt; اه ماده مال</w:t>
+      </w:r>
+    </w:p>
+    <w:p>
+      <w:pPr>
+        <w:jc w:val="right"/>
+        <w:bidi/>
+      </w:pPr>
+      <w:r>
+        <w:rPr>
+          <w:b w:val="0"/>
+          <w:i w:val="0"/>
+        </w:rPr>
+        <w:t>ينيز فد ديمح ما راد - ميركلا نارقلا ظيفحتل ةيريخلا ةيعمجلا</w:t>
+        <w:br/>
+        <w:t>مومجلا ميركلا نارقلا ظيفحتل ةيريخلا ةيعمجلا</w:t>
       </w:r>
     </w:p>
     <w:p>
@@ -12656,7 +12656,7 @@
           <w:b w:val="0"/>
           <w:i w:val="0"/>
         </w:rPr>
-        <w:t>نام هدام وان &lt; &gt; يي</w:t>
+        <w:t>يي &lt; &gt; ناو ماده مان</w:t>
       </w:r>
     </w:p>
     <w:p>
@@ -12712,7 +12712,7 @@
         <w:br/>
         <w:t>[صفحة 1 - OCR]</w:t>
         <w:br/>
-        <w:t>شركة أوزكو المحدودة التاريخ : 2015/5/27 ص 09:08:10</w:t>
+        <w:t>09:08:10 ص 2015/5/27 : خيراتلا ةدودحملا وكزوأ ةكرش</w:t>
         <w:br/>
         <w:t>صب 1"49ه ‎ban‏ 14 1١١1؟‏ ~= صفخةرقم:1</w:t>
       </w:r>
@@ -12766,7 +12766,7 @@
           <w:b w:val="0"/>
           <w:i w:val="0"/>
         </w:rPr>
-        <w:t>التاريخ :2015/5/27 اليوميةالفرعية : المسلسل :</w:t>
+        <w:t>: لسلسملا : ةيعرفلاةيمويلا :2015/5/27 خيراتلا</w:t>
         <w:br/>
         <w:t>شرح القيد: مصاريف منزل الشيخ/احمد زينى عن شهر مايوه ‎١ ١‏ 7</w:t>
       </w:r>
@@ -12802,7 +12802,7 @@
         <w:br/>
         <w:t>شهر مايو١١٠‏</w:t>
         <w:br/>
-        <w:t>الأجمالسى : | 50,700 50,700__ |</w:t>
+        <w:t>| 700__,50 700,50 | : ىسلامجألا</w:t>
         <w:br/>
         <w:t>‎sono sane a‏</w:t>
       </w:r>
@@ -12832,7 +12832,7 @@
         </w:rPr>
         <w:t>[صفحة 2 - OCR]</w:t>
         <w:br/>
-        <w:t>شركة أوزكو المحدودة</w:t>
+        <w:t>ةدودحملا وكزوأ ةكرش</w:t>
         <w:br/>
         <w:t>جدة - عمارة أوزكو</w:t>
       </w:r>
@@ -12873,7 +12873,7 @@
           <w:b w:val="0"/>
           <w:i w:val="0"/>
         </w:rPr>
-        <w:t>يصرف الى المكرم : الشيخ أحمدعباس زيني</w:t>
+        <w:t>ينيز سابعدمحأ خيشلا : مركملا ىلا فرصي</w:t>
         <w:br/>
         <w:t>مبلغ فقط وقدره : خمسون الف وسبعمانة ريال لاغير.</w:t>
         <w:br/>
@@ -12920,7 +12920,7 @@
         </w:rPr>
         <w:t>التاريخ ؛ 015/:0/97كم</w:t>
         <w:br/>
-        <w:t>الموافق : ‎657/١8/05‏ اه</w:t>
+        <w:t>ها ‏657/١8/05‎ : قفاوملا</w:t>
       </w:r>
     </w:p>
     <w:p>
@@ -12935,20 +12935,20 @@
         </w:rPr>
         <w:t>[صفحة 3 - OCR]</w:t>
         <w:br/>
-        <w:t>اشركة أوزكو المحدردة</w:t>
-      </w:r>
-    </w:p>
-    <w:p>
-      <w:pPr>
-        <w:jc w:val="right"/>
-        <w:bidi/>
-      </w:pPr>
-      <w:r>
-        <w:rPr>
-          <w:b w:val="0"/>
-          <w:i w:val="0"/>
-        </w:rPr>
-        <w:t>المخصصات والمساعدات الشهرية للشيوخ والاقارب وموظفين سابقين .... الخ</w:t>
+        <w:t>ةدردحملا وكزوأ ةكرشا</w:t>
+      </w:r>
+    </w:p>
+    <w:p>
+      <w:pPr>
+        <w:jc w:val="right"/>
+        <w:bidi/>
+      </w:pPr>
+      <w:r>
+        <w:rPr>
+          <w:b w:val="0"/>
+          <w:i w:val="0"/>
+        </w:rPr>
+        <w:t>خلا .... نيقباس نيفظومو براقالاو خويشلل ةيرهشلا تادعاسملاو تاصصخملا</w:t>
       </w:r>
     </w:p>
     <w:p>
@@ -13000,20 +13000,20 @@
           <w:b w:val="0"/>
           <w:i w:val="0"/>
         </w:rPr>
-        <w:t>‎fo‏ عمارة الروضة</w:t>
-      </w:r>
-    </w:p>
-    <w:p>
-      <w:pPr>
-        <w:jc w:val="right"/>
-        <w:bidi/>
-      </w:pPr>
-      <w:r>
-        <w:rPr>
-          <w:b w:val="0"/>
-          <w:i w:val="0"/>
-        </w:rPr>
-        <w:t>‏مدام مرزوقه</w:t>
+        <w:t>ةضورلا ةرامع ‏fo‎</w:t>
+      </w:r>
+    </w:p>
+    <w:p>
+      <w:pPr>
+        <w:jc w:val="right"/>
+        <w:bidi/>
+      </w:pPr>
+      <w:r>
+        <w:rPr>
+          <w:b w:val="0"/>
+          <w:i w:val="0"/>
+        </w:rPr>
+        <w:t>هقوزرم مادم‏</w:t>
       </w:r>
     </w:p>
     <w:p>
@@ -13039,7 +13039,7 @@
           <w:b w:val="0"/>
           <w:i w:val="0"/>
         </w:rPr>
-        <w:t>‏عائلة المرحوم محمد الخجلب</w:t>
+        <w:t>بلجخلا دمحم موحرملا ةلئاع‏</w:t>
         <w:br/>
         <w:t>السر احمد ادريس</w:t>
       </w:r>
@@ -13054,22 +13054,22 @@
           <w:b w:val="0"/>
           <w:i w:val="0"/>
         </w:rPr>
-        <w:t>‏ة المرحوم هارون انجي</w:t>
-      </w:r>
-    </w:p>
-    <w:p>
-      <w:pPr>
-        <w:jc w:val="right"/>
-        <w:bidi/>
-      </w:pPr>
-      <w:r>
-        <w:rPr>
-          <w:b w:val="0"/>
-          <w:i w:val="0"/>
-        </w:rPr>
-        <w:t>‏ة المرحوم علي جوجو</w:t>
-        <w:br/>
-        <w:t>المرحوم محمد سالم بافضل</w:t>
+        <w:t>يجنا نوراه موحرملا ة‏</w:t>
+      </w:r>
+    </w:p>
+    <w:p>
+      <w:pPr>
+        <w:jc w:val="right"/>
+        <w:bidi/>
+      </w:pPr>
+      <w:r>
+        <w:rPr>
+          <w:b w:val="0"/>
+          <w:i w:val="0"/>
+        </w:rPr>
+        <w:t>وجوج يلع موحرملا ة‏</w:t>
+        <w:br/>
+        <w:t>لضفاب ملاس دمحم موحرملا</w:t>
       </w:r>
     </w:p>
     <w:p>
@@ -13110,7 +13110,7 @@
         </w:rPr>
         <w:t>‏رحمة بنت عبدالرحمن حامد زيني</w:t>
         <w:br/>
-        <w:t>السيدة / سهام حسن زيني</w:t>
+        <w:t>ينيز نسح ماهس / ةديسلا</w:t>
       </w:r>
     </w:p>
     <w:p>
@@ -13177,9 +13177,9 @@
           <w:b w:val="0"/>
           <w:i w:val="0"/>
         </w:rPr>
-        <w:t>‏الجمعية الخيرية لتحفيظ القران الكريم - دار ام حميد دف زيني</w:t>
-        <w:br/>
-        <w:t>الجمعية الخيرية لتحفيظ القران الكريم الجموم</w:t>
+        <w:t>ينيز فد ديمح ما راد - ميركلا نارقلا ظيفحتل ةيريخلا ةيعمجلا‏</w:t>
+        <w:br/>
+        <w:t>مومجلا ميركلا نارقلا ظيفحتل ةيريخلا ةيعمجلا</w:t>
         <w:br/>
         <w:t>رحمة بنت محمد عثمان زيني</w:t>
       </w:r>
@@ -13194,7 +13194,7 @@
           <w:b w:val="0"/>
           <w:i w:val="0"/>
         </w:rPr>
-        <w:t>‏أحرم المرحوم فطين الحبيشي</w:t>
+        <w:t>يشيبحلا نيطف موحرملا مرحأ‏</w:t>
       </w:r>
     </w:p>
     <w:p>
@@ -13220,7 +13220,7 @@
           <w:b w:val="0"/>
           <w:i w:val="0"/>
         </w:rPr>
-        <w:t>‏عائلة المرحوم حامد رزق حسن رجب</w:t>
+        <w:t>بجر نسح قزر دماح موحرملا ةلئاع‏</w:t>
         <w:br/>
         <w:t>انور باحبيشان</w:t>
       </w:r>
@@ -13263,37 +13263,37 @@
           <w:b w:val="0"/>
           <w:i w:val="0"/>
         </w:rPr>
-        <w:t>‏عائلة المرحوم ‎eed‏ اليلبيسي</w:t>
-      </w:r>
-    </w:p>
-    <w:p>
-      <w:pPr>
-        <w:jc w:val="right"/>
-        <w:bidi/>
-      </w:pPr>
-      <w:r>
-        <w:rPr>
-          <w:b w:val="0"/>
-          <w:i w:val="0"/>
-        </w:rPr>
-        <w:t>‎As‏ المرحوم ابو بكر كنجو</w:t>
-      </w:r>
-    </w:p>
-    <w:p>
-      <w:pPr>
-        <w:jc w:val="right"/>
-        <w:bidi/>
-      </w:pPr>
-      <w:r>
-        <w:rPr>
-          <w:b w:val="0"/>
-          <w:i w:val="0"/>
-        </w:rPr>
-        <w:t>‏السيد / بندر الحرازي ‎yoy‏</w:t>
-        <w:br/>
-        <w:t>‏السيد / اشرف جابر خير الدين ‎Fores‏</w:t>
-        <w:br/>
-        <w:t>‏السيد / محمد بدر النهدي 000</w:t>
+        <w:t>يسيبليلا ‏eed‎ موحرملا ةلئاع‏</w:t>
+      </w:r>
+    </w:p>
+    <w:p>
+      <w:pPr>
+        <w:jc w:val="right"/>
+        <w:bidi/>
+      </w:pPr>
+      <w:r>
+        <w:rPr>
+          <w:b w:val="0"/>
+          <w:i w:val="0"/>
+        </w:rPr>
+        <w:t>وجنك ركب وبا موحرملا ‏As‎</w:t>
+      </w:r>
+    </w:p>
+    <w:p>
+      <w:pPr>
+        <w:jc w:val="right"/>
+        <w:bidi/>
+      </w:pPr>
+      <w:r>
+        <w:rPr>
+          <w:b w:val="0"/>
+          <w:i w:val="0"/>
+        </w:rPr>
+        <w:t>‏yoy‎ يزارحلا ردنب / ديسلا‏</w:t>
+        <w:br/>
+        <w:t>‏Fores‎ نيدلا ريخ رباج فرشا / ديسلا‏</w:t>
+        <w:br/>
+        <w:t>000 يدهنلا ردب دمحم / ديسلا‏</w:t>
         <w:br/>
         <w:t>السيد / علي عبدالله جمعة د</w:t>
       </w:r>
@@ -13334,7 +13334,7 @@
           <w:b w:val="0"/>
           <w:i w:val="0"/>
         </w:rPr>
-        <w:t>‏ارسوم تكاليف مصاريف الجامعة لاحفاد مرزوقه</w:t>
+        <w:t>هقوزرم دافحال ةعماجلا فيراصم فيلاكت موسرا‏</w:t>
       </w:r>
     </w:p>
     <w:p>
@@ -13377,7 +13377,7 @@
         <w:br/>
         <w:t>[صفحة 1 - OCR]</w:t>
         <w:br/>
-        <w:t>شركة أوزكو المحدودة التاريخ : 2015/6/8 م 12:00:13</w:t>
+        <w:t>12:00:13 م 2015/6/8 : خيراتلا ةدودحملا وكزوأ ةكرش</w:t>
         <w:br/>
         <w:t>ص,ب 047544 جدة ‎OVE‏ صحة رقم : 1</w:t>
       </w:r>
@@ -13392,9 +13392,9 @@
           <w:b w:val="0"/>
           <w:i w:val="0"/>
         </w:rPr>
-        <w:t>التاريخ :2015/6/8 اليوميةالفرعية:</w:t>
-        <w:br/>
-        <w:t>شر القيد: سداد اجرة وزيارة الممرضات عن الاشهر شعبان/رمضان/شوال&gt;47١‏</w:t>
+        <w:t>:ةيعرفلاةيمويلا :2015/6/8 خيراتلا</w:t>
+        <w:br/>
+        <w:t>‏47١&lt;لاوش/ناضمر/نابعش رهشالا نع تاضرمملا ةرايزو ةرجا دادس :ديقلا رش</w:t>
       </w:r>
     </w:p>
     <w:p>
@@ -13422,11 +13422,11 @@
         </w:rPr>
         <w:t>10095160 .الشيخ أحمد عباس زيني سداد اجرة وزيارة الممرضات عن الاشهر 175,220</w:t>
         <w:br/>
-        <w:t>اشعبان/رمضان/شوال575١‏ بشي</w:t>
-        <w:br/>
-        <w:t>10031100 سامبا ‏ الحساب الجاري سداد اجرة وزيارة الممرضات عن الاشهر 175,220</w:t>
-        <w:br/>
-        <w:t>شعبان/رمضان/شوال477 ‎١‏ بشي</w:t>
+        <w:t>يشب ‏575١لاوش/ناضمر/نابعشا</w:t>
+        <w:br/>
+        <w:t>220,175 رهشالا نع تاضرمملا ةرايزو ةرجا دادس يراجلا باسحلا ‏ ابماس 10031100</w:t>
+        <w:br/>
+        <w:t>يشب ‏١‎ 477لاوش/ناضمر/نابعش</w:t>
         <w:br/>
         <w:t>175,220 | 175,220 175,220[ 175</w:t>
       </w:r>
@@ -13469,7 +13469,7 @@
         </w:rPr>
         <w:t>[صفحة 2 - OCR]</w:t>
         <w:br/>
-        <w:t>‎vate: aYevofofy4 a‏ سامبا 06 ‎samba‏ د 00 ‎ma,‏ 00002323 دول</w:t>
+        <w:t>لود 00002323 ‏,ma‎ 00 د ‏samba‎ 06 ابماس ‏a aYevofofy4 vate:‎</w:t>
       </w:r>
     </w:p>
     <w:p>
@@ -13501,7 +13501,7 @@
         <w:br/>
         <w:t>‎Against this cheque 5 aoe 5‏</w:t>
         <w:br/>
-        <w:t>عوا بموجب هذا الشيك لأمر المركز الطبي الدولي ; ‎Pay to the order of ow.‏</w:t>
+        <w:t>‏ow. of order the to Pay‎ ; يلودلا يبطلا زكرملا رمأل كيشلا اذه بجومب اوع</w:t>
       </w:r>
     </w:p>
     <w:p>
@@ -13583,7 +13583,7 @@
           <w:b w:val="0"/>
           <w:i w:val="0"/>
         </w:rPr>
-        <w:t>‎OM a hae anc inte ‏,ممم جام‎ eee eer meme me tet</w:t>
+        <w:t>tet me meme eer eee ‎ماج ممم,‏ inte anc hae a OM‎</w:t>
       </w:r>
     </w:p>
     <w:p>
@@ -13609,7 +13609,7 @@
           <w:b w:val="0"/>
           <w:i w:val="0"/>
         </w:rPr>
-        <w:t>‏م ‎om‏ الشل ‎Ny‏ ب</w:t>
+        <w:t>ب ‏Ny‎ لشلا ‏om‎ م‏</w:t>
         <w:br/>
         <w:t>‎as as oo VOL e\ Ere‏</w:t>
         <w:br/>
@@ -13641,7 +13641,7 @@
           <w:b w:val="0"/>
           <w:i w:val="0"/>
         </w:rPr>
-        <w:t>‎١ | ‏نس امور‎ Oye</w:t>
+        <w:t>Oye ‎روما سن‏ | ١‎</w:t>
       </w:r>
     </w:p>
     <w:p>
@@ -13671,7 +13671,7 @@
         <w:br/>
         <w:t>[صفحة 1 - OCR]</w:t>
         <w:br/>
-        <w:t>شركة أوزكو المحدودة التاريخ : 2015/6/24 م 01:33:46</w:t>
+        <w:t>01:33:46 م 2015/6/24 : خيراتلا ةدودحملا وكزوأ ةكرش</w:t>
         <w:br/>
         <w:t>ص.ب 519*594 ‎baa‏ 4 ١51١؟‏ صفحة رقم : 1</w:t>
       </w:r>
@@ -13686,7 +13686,7 @@
           <w:b w:val="0"/>
           <w:i w:val="0"/>
         </w:rPr>
-        <w:t>التاريخ :2015/6/24 اليوميةالفرعية :0</w:t>
+        <w:t>:0 ةيعرفلاةيمويلا :2015/6/24 خيراتلا</w:t>
         <w:br/>
         <w:t>شرح القيد: : الدفعة الاخيرة من قيمة سجاد نيو زلندى لفيلا ش ‎٠‏ احمد زينى كالمرفق</w:t>
       </w:r>
@@ -13718,7 +13718,7 @@
         <w:br/>
         <w:t>لفيلا ش١٠‏ احمد زينى كالمر</w:t>
         <w:br/>
-        <w:t>10031100 ساميا ‏ الحساب الجاري الدفعة الاخيرة من قيمة سجاد نيوزلندى 26,100</w:t>
+        <w:t>100,26 ىدنلزوين داجس ةميق نم ةريخالا ةعفدلا يراجلا باسحلا ‏ ايماس 10031100</w:t>
         <w:br/>
         <w:t>لفيلا ش١٠‏ احمد زينى ‎JAS‏</w:t>
         <w:br/>
@@ -13765,20 +13765,20 @@
           <w:b w:val="0"/>
           <w:i w:val="0"/>
         </w:rPr>
-        <w:t>Nos 00002339 m4) samba ® ‏سامبا‎ Date: pVehofyyy au</w:t>
-      </w:r>
-    </w:p>
-    <w:p>
-      <w:pPr>
-        <w:jc w:val="right"/>
-        <w:bidi/>
-      </w:pPr>
-      <w:r>
-        <w:rPr>
-          <w:b w:val="0"/>
-          <w:i w:val="0"/>
-        </w:rPr>
-        <w:t>Samba Financlal Group  ةيناملا ‏مجموعة سامبا‎</w:t>
+        <w:t>au pVehofyyy Date: ‎ابماس‏ ® samba (m4 00002339 Nos</w:t>
+      </w:r>
+    </w:p>
+    <w:p>
+      <w:pPr>
+        <w:jc w:val="right"/>
+        <w:bidi/>
+      </w:pPr>
+      <w:r>
+        <w:rPr>
+          <w:b w:val="0"/>
+          <w:i w:val="0"/>
+        </w:rPr>
+        <w:t>‎ابماس ةعومجم‏ المانية  Group Financlal Samba</w:t>
       </w:r>
     </w:p>
     <w:p>
@@ -13851,7 +13851,7 @@
         <w:br/>
         <w:t>JEDDAH"</w:t>
         <w:br/>
-        <w:t>Do net we Délow ths Line ‏الاتكتب تحت هذا الخط‎ Signature ‏التوقيع‎</w:t>
+        <w:t>‎عيقوتلا‏ Signature ‎طخلا اذه تحت بتكتالا‏ Line ths lowéD we net Do</w:t>
         <w:br/>
         <w:t>‎wWwQO000 233905 200,008 genes wrasse o&gt; A</w:t>
         <w:br/>
@@ -13900,20 +13900,20 @@
           <w:b w:val="0"/>
           <w:i w:val="0"/>
         </w:rPr>
-        <w:t>المحاسبة :</w:t>
-      </w:r>
-    </w:p>
-    <w:p>
-      <w:pPr>
-        <w:jc w:val="right"/>
-        <w:bidi/>
-      </w:pPr>
-      <w:r>
-        <w:rPr>
-          <w:b w:val="0"/>
-          <w:i w:val="0"/>
-        </w:rPr>
-        <w:t>نرجو التكرم بعمل شيك بمبلغ 26,100 ريال للسادة/ بلادست ديكور ‎alls Pladest decor‏</w:t>
+        <w:t>: ةبساحملا</w:t>
+      </w:r>
+    </w:p>
+    <w:p>
+      <w:pPr>
+        <w:jc w:val="right"/>
+        <w:bidi/>
+      </w:pPr>
+      <w:r>
+        <w:rPr>
+          <w:b w:val="0"/>
+          <w:i w:val="0"/>
+        </w:rPr>
+        <w:t>‏decor Pladest alls‎ روكيد تسدالب /ةداسلل لاير 100,26 غلبمب كيش لمعب مركتلا وجرن</w:t>
         <w:br/>
         <w:t>نسبة 9630 من قيمة 70 متر مربع سجاد نيوزلندي لون واحد سماكة 11 ملم مع لباد إنجليزي وهي</w:t>
         <w:br/>
@@ -13945,7 +13945,7 @@
           <w:b w:val="0"/>
           <w:i w:val="0"/>
         </w:rPr>
-        <w:t>كر يوسف الصوري 6</w:t>
+        <w:t>6 يروصلا فسوي رك</w:t>
       </w:r>
     </w:p>
     <w:p>
@@ -13960,7 +13960,7 @@
         </w:rPr>
         <w:t>2“ سد</w:t>
         <w:br/>
-        <w:t>تعميد بالموافقة</w:t>
+        <w:t>ةقفاوملاب ديمعت</w:t>
       </w:r>
     </w:p>
     <w:p>
@@ -13975,7 +13975,7 @@
         </w:rPr>
         <w:t>[صفحة 4 - OCR]</w:t>
         <w:br/>
-        <w:t>التاريغ: 1436/06/13 اه</w:t>
+        <w:t>ها 1436/06/13 :غيراتلا</w:t>
         <w:br/>
         <w:t>2 م</w:t>
       </w:r>
@@ -14003,20 +14003,20 @@
           <w:b w:val="0"/>
           <w:i w:val="0"/>
         </w:rPr>
-        <w:t>المحاسبه :</w:t>
-      </w:r>
-    </w:p>
-    <w:p>
-      <w:pPr>
-        <w:jc w:val="right"/>
-        <w:bidi/>
-      </w:pPr>
-      <w:r>
-        <w:rPr>
-          <w:b w:val="0"/>
-          <w:i w:val="0"/>
-        </w:rPr>
-        <w:t>نرجو التكرم بعمل شيك بمبلغ 60,900 ‎Shy‏ للسادة/ بلادست ديكور ‎Pladest decor‏ وذلك</w:t>
+        <w:t>: هبساحملا</w:t>
+      </w:r>
+    </w:p>
+    <w:p>
+      <w:pPr>
+        <w:jc w:val="right"/>
+        <w:bidi/>
+      </w:pPr>
+      <w:r>
+        <w:rPr>
+          <w:b w:val="0"/>
+          <w:i w:val="0"/>
+        </w:rPr>
+        <w:t>كلذو ‏decor Pladest‎ روكيد تسدالب /ةداسلل ‏Shy‎ 900,60 غلبمب كيش لمعب مركتلا وجرن</w:t>
         <w:br/>
         <w:t>دفعة مقدمة لتوريد وتركيب 70 ‎ye‏ مربع من سجاد الصوف النيوزلندي لون واحد سماكة 11</w:t>
         <w:br/>
@@ -14048,7 +14048,7 @@
           <w:b w:val="0"/>
           <w:i w:val="0"/>
         </w:rPr>
-        <w:t>‎١‏ لرطضم ([2اءكم ‎c 34 Nee fe. afoph a‏ يوسف الصوري</w:t>
+        <w:t>يروصلا فسوي ‏a afoph fe. Nee 34 c‎ مكءا2]) مضطرل ‏١‎</w:t>
         <w:br/>
         <w:t>حل ‎OL, i‏</w:t>
       </w:r>
@@ -14065,7 +14065,7 @@
         </w:rPr>
         <w:t>[صفحة 5 - OCR]</w:t>
         <w:br/>
-        <w:t>الل يي ‎Ref.‏</w:t>
+        <w:t>‏Ref.‎ يي للا</w:t>
       </w:r>
     </w:p>
     <w:p>
@@ -14145,13 +14145,13 @@
         </w:rPr>
         <w:t>الشيخ ', أسامة زيني ‎small‏ م</w:t>
         <w:br/>
-        <w:t>بعد التحهة.</w:t>
+        <w:t>.ةهحتلا دعب</w:t>
         <w:br/>
         <w:t>إشمارة إلى الموصوع أعلاه وبناة على طلبكم يسرنا تقديم عرض أسعارنا وفق التالي :</w:t>
         <w:br/>
         <w:t>{ 0</w:t>
         <w:br/>
-        <w:t># الست | اشكب الوسية | 1 ‎fue‏</w:t>
+        <w:t>‏fue‎ 1 | ةيسولا بكشا | تسلا #</w:t>
         <w:br/>
         <w:t>‎lead | :‏</w:t>
         <w:br/>
@@ -14204,9 +14204,9 @@
         <w:br/>
         <w:t>أ 407000 ‎AN - Ante‏</w:t>
         <w:br/>
-        <w:t>ب لووك عد السليم ع ‎CA Ne.‏</w:t>
-        <w:br/>
-        <w:t>2- مدة التسليم : 11- 12 أسبوع من تاريخ الدققة</w:t>
+        <w:t>‏Ne. CA‎ ع ميلسلا دع كوول ب</w:t>
+        <w:br/>
+        <w:t>ةققدلا خيرات نم عوبسأ 12 11- : ميلستلا ةدم 2-</w:t>
       </w:r>
     </w:p>
     <w:p>
@@ -14221,20 +14221,20 @@
         </w:rPr>
         <w:t>ترجو أن ينال عرض أسعاريا هذا قبولكم</w:t>
         <w:br/>
-        <w:t>وتقبلوا وافر التحية ...</w:t>
-      </w:r>
-    </w:p>
-    <w:p>
-      <w:pPr>
-        <w:jc w:val="right"/>
-        <w:bidi/>
-      </w:pPr>
-      <w:r>
-        <w:rPr>
-          <w:b w:val="0"/>
-          <w:i w:val="0"/>
-        </w:rPr>
-        <w:t>‎pleat! a be‏ العملمك الى ‎ee PORTER‏ ل اكاك اعدو مره 61057 هذه ‎ARAL ١1١1615‏ المريبة السمودية</w:t>
+        <w:t>... ةيحتلا رفاو اولبقتو</w:t>
+      </w:r>
+    </w:p>
+    <w:p>
+      <w:pPr>
+        <w:jc w:val="right"/>
+        <w:bidi/>
+      </w:pPr>
+      <w:r>
+        <w:rPr>
+          <w:b w:val="0"/>
+          <w:i w:val="0"/>
+        </w:rPr>
+        <w:t>ةيدومسلا ةبيرملا ‏١1١1615 ARAL‎ هذه 61057 هرم ودعا كاكا ل ‏PORTER ee‎ ىلا كملمعلا ‏be a !pleat‎</w:t>
         <w:br/>
         <w:t>‎AVT Vere: vee She eAVTT The SR SS AA fe‏</w:t>
         <w:br/>
@@ -14296,7 +14296,7 @@
         <w:br/>
         <w:t>[صفحة 1 - OCR]</w:t>
         <w:br/>
-        <w:t>شركة أوز كو المحدودة التاريخ : 2015/7/1 م 12:46:34</w:t>
+        <w:t>12:46:34 م 2015/7/1 : خيراتلا ةدودحملا وك زوأ ةكرش</w:t>
         <w:br/>
         <w:t>ص.ب 4"95ه ‎VVOVE bap‏ صفحة رقم : [</w:t>
         <w:br/>
@@ -14313,7 +14313,7 @@
           <w:b w:val="0"/>
           <w:i w:val="0"/>
         </w:rPr>
-        <w:t>التاريخ :2015/7/1 اليوميةالفرعية:</w:t>
+        <w:t>:ةيعرفلاةيمويلا :2015/7/1 خيراتلا</w:t>
       </w:r>
     </w:p>
     <w:p>
@@ -14369,9 +14369,9 @@
           <w:b w:val="0"/>
           <w:i w:val="0"/>
         </w:rPr>
-        <w:t>الأجمالى : لد 39 لد 3</w:t>
-        <w:br/>
-        <w:t>الى لومي الع</w:t>
+        <w:t>3 دل 39 دل : ىلامجألا</w:t>
+        <w:br/>
+        <w:t>علا يمول ىلا</w:t>
       </w:r>
     </w:p>
     <w:p>
@@ -14386,7 +14386,7 @@
         </w:rPr>
         <w:t>[صفحة 2 - OCR]</w:t>
         <w:br/>
-        <w:t>OZCO CO. LTD. ‏شركة أوزكو المحدودة‎</w:t>
+        <w:t>‎ةدودحملا وكزوأ ةكرش‏ LTD. CO. OZCO</w:t>
         <w:br/>
         <w:t>JEDDAH - OZCO BUILDING ‏جدة - عمارة أوزكو‎</w:t>
       </w:r>
@@ -14429,7 +14429,7 @@
           <w:b w:val="0"/>
           <w:i w:val="0"/>
         </w:rPr>
-        <w:t>يصرف الى المكرم : مذكورين</w:t>
+        <w:t>نيروكذم : مركملا ىلا فرصي</w:t>
         <w:br/>
         <w:t>مبلغ فقط وقدره :ستة عشرة الف وخمسمائة وثمانية وسبعون ريال لاغير.</w:t>
         <w:br/>
@@ -14459,9 +14459,9 @@
           <w:b w:val="0"/>
           <w:i w:val="0"/>
         </w:rPr>
-        <w:t>المستلم ن الصن</w:t>
-        <w:br/>
-        <w:t>‎١‏ "امت رسييو به</w:t>
+        <w:t>نصلا ن ملتسملا</w:t>
+        <w:br/>
+        <w:t>هب وييسر تما" ‏١‎</w:t>
       </w:r>
     </w:p>
     <w:p>

--- a/zaini_case_audit_output/outputs/word/documents/118_المسحوبات 1436 (zip).docx
+++ b/zaini_case_audit_output/outputs/word/documents/118_المسحوبات 1436 (zip).docx
@@ -1448,7 +1448,7 @@
           <w:b w:val="0"/>
           <w:i w:val="0"/>
         </w:rPr>
-        <w:t>at we TAY ‎ةدج‏ FESS ‎ةيدوعسلا ةيبرعلا ةكليمملا‏ ell Ae Te ATS GA Se</w:t>
+        <w:t>Se GA ATS Te Ae ell ‏المميلكة العربية السعودية‎ FESS ‏جدة‎ TAY we at</w:t>
       </w:r>
     </w:p>
     <w:p>
@@ -2520,7 +2520,7 @@
         <w:br/>
         <w:t>‏١ O00AV1‎ لاوجلا مقر | ‏Ee‎</w:t>
         <w:br/>
-        <w:t>11 ةينطولا ةيوهلا | ‏Expt‎</w:t>
+        <w:t>‎Expt‏ | الهوية الوطنية 11</w:t>
         <w:br/>
         <w:t>معلومات العقار</w:t>
         <w:br/>
@@ -2556,7 +2556,7 @@
         <w:br/>
         <w:t>‏429.50-,SAR3 2 {SARO.00 429.50-,SAR3 SARO.00‎ عفدلا عطقم 14/11/1433 ‏Ce:‎</w:t>
         <w:br/>
-        <w:t>‏ey‎ "'ريتاوفلل يخيراتلا لجسلا“</w:t>
+        <w:t>“السجل التاريخي للفواتير'" ‎ey‏</w:t>
         <w:br/>
         <w:t>ةروتافلل ينايبلا مسرل*‏</w:t>
         <w:br/>
@@ -3267,7 +3267,7 @@
         </w:rPr>
         <w:t>ime.med.sa</w:t>
         <w:br/>
-        <w:t>‎ب ص‏ TIWY ‎ةدج‏ 5١441 ‎ةيدوعسلا ةيبرعلا ةكلمملا‏ e BTL ee Me Va ATT Ska Ns Moe PANDY</w:t>
+        <w:t>PANDY Moe Ns Ska ATT Va Me ee BTL e ‏المملكة العربية السعودية‎ 5١441 ‏جدة‎ TIWY ‏ص ب‎</w:t>
         <w:br/>
         <w:t>PO. Box 2172 Jeddah 21451, Saudi Arabia, Tel. +906 2 6509000 Fax: +966 2 6509001</w:t>
       </w:r>
@@ -7461,7 +7461,7 @@
           <w:b w:val="0"/>
           <w:i w:val="0"/>
         </w:rPr>
-        <w:t>‎روقغلادبع ةيوهلا مقر و مسألا‏ da ey ‎اراب‏ 90/589 ‎دد11١1 No.: ID &amp; Name</w:t>
+        <w:t>Name &amp; ID No.: 11١1دد‎ 90/589 ‏بارا‎ ey da ‏الأسم و رقم الهوية عبدالغقور‎</w:t>
         <w:br/>
         <w:t>ate and Place of Issuance sts ‏تاريخ ومكان الإصدار‎ 3</w:t>
         <w:br/>
@@ -8872,7 +8872,7 @@
           <w:b w:val="0"/>
           <w:i w:val="0"/>
         </w:rPr>
-        <w:t>‏ale 50:5١ 4557 Sl Tae ANT‎ ةيدوعسلا ةيبرعلا ةكلمملا ‏2١151‎ ةدج ؟172 ب ص</w:t>
+        <w:t>ص ب 172؟ جدة ‎2١151‏ المملكة العربية السعودية ‎ANT Tae Sl 4557 50:5١ ale‏</w:t>
       </w:r>
     </w:p>
     <w:p>
@@ -9171,7 +9171,7 @@
         </w:rPr>
         <w:t>ime.med.sa</w:t>
         <w:br/>
-        <w:t>‎ب ص‏ 11١5 ‎ةدج‏ 145١ ‎ةيدوعسلا ةيبرعلا ةكلمملا‏ هانف..0١: ‎١5د 4555 ySle Sy horde ATR</w:t>
+        <w:t>ATR horde Sy ySle 4555 د١5‎ ..0١:فناه ‏المملكة العربية السعودية‎ 145١ ‏جدة‎ 11١5 ‏ص ب‎</w:t>
         <w:br/>
         <w:t>P.O. Box 21</w:t>
       </w:r>
@@ -10259,7 +10259,7 @@
           <w:b w:val="0"/>
           <w:i w:val="0"/>
         </w:rPr>
-        <w:t>‏ANT‎ 56:56 سكاف ‏ike Ge a AST‎ ةيدوعسلا ةيبرعلا ةكلمملا ؟!!هأ ةده 510 55-589</w:t>
+        <w:t>55-589 510 هدة أه!!؟ المملكة العربية السعودية ‎AST a Ge ike‏ فاكس 56:56 ‎ANT‏</w:t>
       </w:r>
     </w:p>
     <w:p>
@@ -10335,7 +10335,7 @@
         <w:br/>
         <w:t>ime.med.sa</w:t>
         <w:br/>
-        <w:t>‎ب ص‏ TNT ‎ةدج‏ 1١48١ ‎ةيدوعسلا ةيبرعلا ةكلمملا‏ Bile hee Te AT al Ree ENO ‎فكك‏</w:t>
+        <w:t>‏ككف‎ ENO Ree al AT Te hee Bile ‏المملكة العربية السعودية‎ 1١48١ ‏جدة‎ TNT ‏ص ب‎</w:t>
       </w:r>
     </w:p>
     <w:p>
@@ -10656,7 +10656,7 @@
           <w:b w:val="0"/>
           <w:i w:val="0"/>
         </w:rPr>
-        <w:t>ةيدوعسلا ةيبرعلا ةلكمملا 516417 ‏+2٠ Zu‎ ديري قودنصم - 0235586 ‏abe ce‎ تيل</w:t>
+        <w:t>ليت ‎ce abe‏ 0235586 - مصندوق يريد ‎Zu 2٠+‏ 516417 الممكلة العربية السعودية</w:t>
       </w:r>
     </w:p>
     <w:p>
@@ -12305,7 +12305,7 @@
           <w:b w:val="0"/>
           <w:i w:val="0"/>
         </w:rPr>
-        <w:t>‎ب ص‏ 110١7 Bae VON ‎ةيدوعسلا ةيبرعلا ةكلمملا‏ Aho TYAN WSU AVION</w:t>
+        <w:t>AVION WSU TYAN Aho ‏المملكة العربية السعودية‎ VON Bae 110١7 ‏ص ب‎</w:t>
         <w:br/>
         <w:t>PO. Box 2172 Jeddah 21451, Saudi Arabia, Tel. +966 2 6509000 Fax: +966 2 6509001</w:t>
       </w:r>
@@ -12341,7 +12341,7 @@
         <w:br/>
         <w:t>زكرملا ىفشتسم يف (تاضرمملا) ينيز سابع دمحأ خيشلاب ةصاخلا ةيلزنملا ةياعرلا</w:t>
         <w:br/>
-        <w:t>.هتداعس باسح ىلع غلبملا ديقو دايز مأ /ةديسلا بلط ىلع ءانب يلودلا ىبطلا</w:t>
+        <w:t>الطبى الدولي بناء على طلب السيدة/ أم زياد وقيد المبلغ على حساب سعادته.</w:t>
       </w:r>
     </w:p>
     <w:p>

--- a/zaini_case_audit_output/outputs/word/documents/118_المسحوبات 1436 (zip).docx
+++ b/zaini_case_audit_output/outputs/word/documents/118_المسحوبات 1436 (zip).docx
@@ -3359,7 +3359,7 @@
         <w:br/>
         <w:t>مبلغ فقط وقدره :_ثلاثون الف ربد لاغير.</w:t>
         <w:br/>
-        <w:t>ينيز دمحأ خيشلا جالعب هصاخلا يلودلا يبطلا زكرملا ةروتاق : نع ةرابع كلذو</w:t>
+        <w:t>وذلك عبارة عن : قاتورة المركز الطبي الدولي الخاصه بعلاج الشيخ أحمد زيني</w:t>
       </w:r>
     </w:p>
     <w:p>
@@ -3400,7 +3400,7 @@
         </w:rPr>
         <w:t>‎Bs‏ بجت</w:t>
         <w:br/>
-        <w:t>دمحا خيشلا جالعب هصاخلا يلودلا يبطلا زكرملا ةروتاف 10095160 ينيز سابع دمحأ خيشلا</w:t>
+        <w:t>الشيخ أحمد عباس زيني 10095160 فاتورة المركز الطبي الدولي الخاصه بعلاج الشيخ احمد</w:t>
         <w:br/>
         <w:t>-</w:t>
       </w:r>
@@ -3473,7 +3473,7 @@
           <w:b w:val="0"/>
           <w:i w:val="0"/>
         </w:rPr>
-        <w:t>.هتداعس باسح ىلع غلبملا ديقو يلودلا ةيبطلا</w:t>
+        <w:t>الطبية الدولي وقيد المبلغ على حساب سعادته.</w:t>
         <w:br/>
         <w:t>‎coe Say‏ كر</w:t>
         <w:br/>
@@ -5478,7 +5478,7 @@
         </w:rPr>
         <w:t>‏بموجب هذا العقد أجر الطرف الأول للطرف الثاني فيلا رقم (6) للعائلات فقط من العين</w:t>
         <w:br/>
-        <w:t>ضرغل سيلو هيفرتلل ) اهلامعتسا ضرغب يناثلا فرطلا رقيو « ملاس لآ عمجم يف ةنتاكلا ةرجؤملا</w:t>
+        <w:t>المؤجرة الكاتنة في مجمع آل سالم » ويقر الطرف الثاني بغرض استعمالها ( للترفيه وليس لغرض</w:t>
         <w:br/>
         <w:t>سكني) ويلتزم الطرف الثاني بأن لا يستعمل العين المؤجرة إلا في الغرض المذكور وفي نطاق</w:t>
         <w:br/>
@@ -5893,7 +5893,7 @@
         </w:rPr>
         <w:t>١ ‎نع اهتلومح ديزت ةرجؤملا نيعلا ضرأ ىلع لاقثأ عضو مدعب يناثلا فرطلا مزتلي‏ Cc</w:t>
         <w:br/>
-        <w:t>٠ glSt Yala ‎ةيلوئسم ًالوئسم يناثلا فرطلا نوكيو ىنبملاب ةصاخلا تافصاوملل ًاقبط كلذو‏</w:t>
+        <w:t>‏وذلك طبقاً للمواصفات الخاصة بالمبنى ويكون الطرف الثاني مسئولاً مسئولية‎ Yala glSt ٠</w:t>
         <w:br/>
         <w:t>‎دودحلا نع ديزت لاقثأ عضوب همايق ببسب صاخشألا وأ ىنبملاب رارضأ وأ تايفلت يأ نع ةلماك‏</w:t>
         <w:br/>
@@ -7414,7 +7414,7 @@
           <w:b w:val="0"/>
           <w:i w:val="0"/>
         </w:rPr>
-        <w:t>‎انتيلوئسم / يتيلوئسمو انباسح / يباسح ىلع هالعأ ةروكذملا ةلماعملا ءارجإ ءاجرلا‏ gay ,subject and risk and account my/our for transaction above the effect Please</w:t>
+        <w:t>Please effect the above transaction for my/our account and risk and subject, gay ‏الرجاء إجراء المعاملة المذكورة أعلاه على حسابي / حسابنا ومسئوليتي / مسئوليتنا‎</w:t>
         <w:br/>
         <w:t>to the conditions on the reverse of this form which /we have read and understood ‏أخذنا علما بها‎ / ously ‏قرأتها / قرأناها‎ ally ‏الشروط المبينة على ظهر هذا التموذج‎</w:t>
       </w:r>
@@ -9816,7 +9816,7 @@
         <w:br/>
         <w:t>مبلغ فقط وقدره : عشرون الف رياد لاغير.</w:t>
         <w:br/>
-        <w:t>.قفرملا بسح ةيلزنملا ةياعرلا باسح تحت يلودلا يبطلا زكرمل ادقن ةعفد : نع ةرابع كلذو</w:t>
+        <w:t>وذلك عبارة عن : دفعة نقدا لمركز الطبي الدولي تحت حساب الرعاية المنزلية حسب المرفق.</w:t>
       </w:r>
     </w:p>
     <w:p>
@@ -9894,7 +9894,7 @@
           <w:b w:val="0"/>
           <w:i w:val="0"/>
         </w:rPr>
-        <w:t>ةيلزنملا ةياعرلا باسح تحت يلودلا زكزمل ادقن ةعفد</w:t>
+        <w:t>دفعة نقدا لمزكز الدولي تحت حساب الرعاية المنزلية</w:t>
       </w:r>
     </w:p>
     <w:p>
@@ -10699,7 +10699,7 @@
         </w:rPr>
         <w:t>الموضوع :عرض أسعار توريد وتركيب سجاد صوف 100 50</w:t>
         <w:br/>
-        <w:t>مرتحملا ينيز ةماسأ / خيشلا</w:t>
+        <w:t>الشيخ / أسامة زيني المحترم</w:t>
         <w:br/>
         <w:t>.ةيحتلا دعي</w:t>
         <w:br/>

--- a/zaini_case_audit_output/outputs/word/documents/118_المسحوبات 1436 (zip).docx
+++ b/zaini_case_audit_output/outputs/word/documents/118_المسحوبات 1436 (zip).docx
@@ -78,7 +78,7 @@
           <w:b w:val="0"/>
           <w:i w:val="0"/>
         </w:rPr>
-        <w:t>[zip :ةقيرط - 20 :ةيلخادلا تافلملا ددع - 1LxIWcYRRnnGiCJpgxVhOvu7yLZC6Y0Pk.zip فيشرأ]</w:t>
+        <w:t>[أرشيف 1LxIWcYRRnnGiCJpgxVhOvu7yLZC6Y0Pk.zip - عدد الملفات الداخلية: 20 - طريقة: zip]</w:t>
       </w:r>
     </w:p>
     <w:p>
@@ -95,7 +95,7 @@
         <w:br/>
         <w:t>[صفحة 1 - OCR]</w:t>
         <w:br/>
-        <w:t>01:28:46 م 2015/7/1 : خيراتلا ‏١‎ ةدودحملاوكزوأ ةكرش</w:t>
+        <w:t>شركة أوزكوالمحدودة ‎١‏ التاريخ : 2015/7/1 م 01:28:46</w:t>
         <w:br/>
         <w:t>‎Le‏ 55"؛ ه جدة ‎VVOVE‏ صفحة رقم : 1 3</w:t>
       </w:r>
@@ -123,11 +123,11 @@
           <w:b w:val="0"/>
           <w:i w:val="0"/>
         </w:rPr>
-        <w:t>: لسلسملا : ةيعرفلاةيمويلا :2015/7/1 خيراتلا 971 :لسلسم</w:t>
+        <w:t>مسلسل: 971 التاريخ :2015/7/1 اليوميةالفرعية : المسلسل :</w:t>
         <w:br/>
         <w:t>رقم القيد: 971 شرح القيد: مصاريف منزل الشيخ/ احمد زينى عن شهر يونيه ‎٠١1‏</w:t>
         <w:br/>
-        <w:t>حمرشلا‏</w:t>
+        <w:t>‏الشرمح</w:t>
         <w:br/>
         <w:t>‏10095160 .الشيخ أحمد عباس زيني مصاريف منزل الشيخ/ احمد زينى عن</w:t>
         <w:br/>
@@ -161,7 +161,7 @@
           <w:b w:val="0"/>
           <w:i w:val="0"/>
         </w:rPr>
-        <w:t>عجارملا</w:t>
+        <w:t>المراجع</w:t>
       </w:r>
     </w:p>
     <w:p>
@@ -189,7 +189,7 @@
         </w:rPr>
         <w:t>[صفحة 2 - OCR]</w:t>
         <w:br/>
-        <w:t>‎ةدودحملا وكزوأ ةكرش‏ LTD. CO. 0260</w:t>
+        <w:t>0260 CO. LTD. ‏شركة أوزكو المحدودة‎</w:t>
         <w:br/>
         <w:t>JEDDAH - OZCO BUILDING ‏جدة - عمارة أوزكو‎</w:t>
         <w:br/>
@@ -219,9 +219,9 @@
           <w:b w:val="0"/>
           <w:i w:val="0"/>
         </w:rPr>
-        <w:t>ها14155/:4/14 : ققاوملا لاي</w:t>
-        <w:br/>
-        <w:t>ينيز دمحأ خيشلا : مركملا ىلا فرصي</w:t>
+        <w:t>يال المواقق : 14155/:4/14اه</w:t>
+        <w:br/>
+        <w:t>يصرف الى المكرم : الشيخ أحمد زيني</w:t>
         <w:br/>
         <w:t>مبلغ فقط وقدره : خمسون الف وسبعمائة ريل لاغير.</w:t>
         <w:br/>
@@ -253,7 +253,7 @@
         </w:rPr>
         <w:t>[صفحة 3 - OCR]</w:t>
         <w:br/>
-        <w:t>ةدودحملا وكزوأ ةكرشا</w:t>
+        <w:t>اشركة أوزكو المحدودة</w:t>
       </w:r>
     </w:p>
     <w:p>
@@ -305,50 +305,50 @@
           <w:b w:val="0"/>
           <w:i w:val="0"/>
         </w:rPr>
-        <w:t>ما جا &gt; ىف ‏om‎ مه ‏a‎</w:t>
-      </w:r>
-    </w:p>
-    <w:p>
-      <w:pPr>
-        <w:jc w:val="right"/>
-        <w:bidi/>
-      </w:pPr>
-      <w:r>
-        <w:rPr>
-          <w:b w:val="0"/>
-          <w:i w:val="0"/>
-        </w:rPr>
-        <w:t>بلجخلا دمحم موحرملا ةلئاع‏</w:t>
-        <w:br/>
-        <w:t>سيردا ‏deal‎ رسلا</w:t>
-      </w:r>
-    </w:p>
-    <w:p>
-      <w:pPr>
-        <w:jc w:val="right"/>
-        <w:bidi/>
-      </w:pPr>
-      <w:r>
-        <w:rPr>
-          <w:b w:val="0"/>
-          <w:i w:val="0"/>
-        </w:rPr>
-        <w:t>يجنا نوراه موحرملا ةلئاع‏</w:t>
-        <w:br/>
-        <w:t>وجوج يلع موحرملا ةلتاع</w:t>
-      </w:r>
-    </w:p>
-    <w:p>
-      <w:pPr>
-        <w:jc w:val="right"/>
-        <w:bidi/>
-      </w:pPr>
-      <w:r>
-        <w:rPr>
-          <w:b w:val="0"/>
-          <w:i w:val="0"/>
-        </w:rPr>
-        <w:t>لضفاب ‏alls‎ دمحم موحرملا ةلئاع‏</w:t>
+        <w:t>‎a‏ هم ‎om‏ فى &lt; اج ام</w:t>
+      </w:r>
+    </w:p>
+    <w:p>
+      <w:pPr>
+        <w:jc w:val="right"/>
+        <w:bidi/>
+      </w:pPr>
+      <w:r>
+        <w:rPr>
+          <w:b w:val="0"/>
+          <w:i w:val="0"/>
+        </w:rPr>
+        <w:t>‏عائلة المرحوم محمد الخجلب</w:t>
+        <w:br/>
+        <w:t>السر ‎deal‏ ادريس</w:t>
+      </w:r>
+    </w:p>
+    <w:p>
+      <w:pPr>
+        <w:jc w:val="right"/>
+        <w:bidi/>
+      </w:pPr>
+      <w:r>
+        <w:rPr>
+          <w:b w:val="0"/>
+          <w:i w:val="0"/>
+        </w:rPr>
+        <w:t>‏عائلة المرحوم هارون انجي</w:t>
+        <w:br/>
+        <w:t>عاتلة المرحوم علي جوجو</w:t>
+      </w:r>
+    </w:p>
+    <w:p>
+      <w:pPr>
+        <w:jc w:val="right"/>
+        <w:bidi/>
+      </w:pPr>
+      <w:r>
+        <w:rPr>
+          <w:b w:val="0"/>
+          <w:i w:val="0"/>
+        </w:rPr>
+        <w:t>‏عائلة المرحوم محمد ‎alls‏ بافضل</w:t>
       </w:r>
     </w:p>
     <w:p>
@@ -378,7 +378,7 @@
           <w:b w:val="0"/>
           <w:i w:val="0"/>
         </w:rPr>
-        <w:t>ينيز نسح ماهس / ةديسلا‏</w:t>
+        <w:t>‏السيدة / سهام حسن زيني</w:t>
         <w:br/>
         <w:t>بنات / علياء محمد راجح</w:t>
         <w:br/>
@@ -421,9 +421,9 @@
           <w:b w:val="0"/>
           <w:i w:val="0"/>
         </w:rPr>
-        <w:t>ينيز فد ديمح ما راد - ميركلا نإرقلا ظيفحتل ةيريخلا ةيعمجلا‏</w:t>
-        <w:br/>
-        <w:t>مومجلا ميركلا نارقلا ظيفحتل ةيريخلا ةيعمجلا</w:t>
+        <w:t>‏الجمعية الخيرية لتحفيظ القرإن الكريم - دار ام حميد دف زيني</w:t>
+        <w:br/>
+        <w:t>الجمعية الخيرية لتحفيظ القران الكريم الجموم</w:t>
       </w:r>
     </w:p>
     <w:p>
@@ -449,7 +449,7 @@
           <w:b w:val="0"/>
           <w:i w:val="0"/>
         </w:rPr>
-        <w:t>يشيبحلا نيطف موحرملا مرح‏</w:t>
+        <w:t>‏حرم المرحوم فطين الحبيشي</w:t>
         <w:br/>
         <w:t>عائلة المرحوم يوسف لطفي</w:t>
       </w:r>
@@ -464,7 +464,7 @@
           <w:b w:val="0"/>
           <w:i w:val="0"/>
         </w:rPr>
-        <w:t>بجر نسح قزر دماح موحرملا ةلئاع‏</w:t>
+        <w:t>‏عائلة المرحوم حامد رزق حسن رجب</w:t>
       </w:r>
     </w:p>
     <w:p>
@@ -479,20 +479,20 @@
         </w:rPr>
         <w:t>‏انور باحبيشان</w:t>
         <w:br/>
-        <w:t>يجنا دوواد للادبع موحرملا ةلئاع</w:t>
-      </w:r>
-    </w:p>
-    <w:p>
-      <w:pPr>
-        <w:jc w:val="right"/>
-        <w:bidi/>
-      </w:pPr>
-      <w:r>
-        <w:rPr>
-          <w:b w:val="0"/>
-          <w:i w:val="0"/>
-        </w:rPr>
-        <w:t>هقوزرم دافحال ةعماجلا فيراصم فيلاكت موسر‏</w:t>
+        <w:t>عائلة المرحوم عبدالل داوود انجي</w:t>
+      </w:r>
+    </w:p>
+    <w:p>
+      <w:pPr>
+        <w:jc w:val="right"/>
+        <w:bidi/>
+      </w:pPr>
+      <w:r>
+        <w:rPr>
+          <w:b w:val="0"/>
+          <w:i w:val="0"/>
+        </w:rPr>
+        <w:t>‏رسوم تكاليف مصاريف الجامعة لاحفاد مرزوقه</w:t>
       </w:r>
     </w:p>
     <w:p>
@@ -535,7 +535,7 @@
         <w:br/>
         <w:t>[صفحة 1 - OCR]</w:t>
         <w:br/>
-        <w:t>02:55:46 م 2015/7/13 : خيراتلا ةدودحملا وكزوأ ةكرش</w:t>
+        <w:t>شركة أوزكو المحدودة التاريخ : 2015/7/13 م 02:55:46</w:t>
         <w:br/>
         <w:t>ص.ب 15" ؛ ه جدة ‎YVOVE‏ صفحةرقم: 1[ | 0</w:t>
         <w:br/>
@@ -552,9 +552,9 @@
           <w:b w:val="0"/>
           <w:i w:val="0"/>
         </w:rPr>
-        <w:t>: ةيعرفلاةيمويلا :2015/7/13 خيراتلا</w:t>
-        <w:br/>
-        <w:t>ريشب لضف ةطساوب ىنيز دمحا/خيشلل_هيودا فيراصم ءديقلا</w:t>
+        <w:t>التاريخ :2015/7/13 اليوميةالفرعية :</w:t>
+        <w:br/>
+        <w:t>القيدء مصاريف ادويه_للشيخ/احمد زينى بواسطة فضل بشير</w:t>
       </w:r>
     </w:p>
     <w:p>
@@ -580,7 +580,7 @@
           <w:b w:val="0"/>
           <w:i w:val="0"/>
         </w:rPr>
-        <w:t>‎ىلامجألا‏ : | 312,2 312,2</w:t>
+        <w:t>2,312 2,312 | : ‏الأجمالى‎</w:t>
         <w:br/>
         <w:t>‎sash</w:t>
       </w:r>
@@ -597,7 +597,7 @@
         </w:rPr>
         <w:t>[صفحة 2 - OCR]</w:t>
         <w:br/>
-        <w:t>‏LTD. CO. OZCO‎ ةدودحملا وكزوأ ةكرش</w:t>
+        <w:t>شركة أوزكو المحدودة ‎OZCO CO. LTD.‏</w:t>
         <w:br/>
         <w:t>جدة - عمارة أوزكو ‎JEDDAH - 0200 BUILDING‏</w:t>
       </w:r>
@@ -614,11 +614,11 @@
         </w:rPr>
         <w:t>قف : ‎"50587١15‏ فاكس : 50558415 ‎TEL. 6065216 FAX‏</w:t>
         <w:br/>
-        <w:t>‏ما1501/17١ : خيراتلا</w:t>
+        <w:t>التاريخ : 1501/17١ام‏</w:t>
         <w:br/>
         <w:t>ريال 0 افو تالاه</w:t>
         <w:br/>
-        <w:t>ريشب لضف : مركملا ىلا فرصي</w:t>
+        <w:t>يصرف الى المكرم : فضل بشير</w:t>
       </w:r>
     </w:p>
     <w:p>
@@ -680,7 +680,7 @@
         </w:rPr>
         <w:t>[صفحة 3 - OCR]</w:t>
         <w:br/>
-        <w:t>‎ةدودحملا وكزوأ ةكرش‏ LTD. CO. OZCO</w:t>
+        <w:t>OZCO CO. LTD. ‏شركة أوزكو المحدودة‎</w:t>
         <w:br/>
         <w:t>JEDDAH - 0260 BUILDING ‏جدة - عمارة أوزكو‎</w:t>
         <w:br/>
@@ -712,7 +712,7 @@
           <w:b w:val="0"/>
           <w:i w:val="0"/>
         </w:rPr>
-        <w:t>ه11457/:5/57 : ققاوملا ا</w:t>
+        <w:t>ا المواقق : 11457/:5/57ه</w:t>
       </w:r>
     </w:p>
     <w:p>
@@ -738,7 +738,7 @@
           <w:b w:val="0"/>
           <w:i w:val="0"/>
         </w:rPr>
-        <w:t>ريشب لضف : مركملا ىلا فرصي</w:t>
+        <w:t>يصرف الى المكرم : فضل بشير</w:t>
         <w:br/>
         <w:t>مبلغ فقط وقدره : الفان وثلاثمائة واثنا عشرة ربد لاغير.</w:t>
         <w:br/>
@@ -789,7 +789,7 @@
         <w:br/>
         <w:t>Alnafidi Pharmacy *</w:t>
         <w:br/>
-        <w:t>‎يدهنلا ةةلديص‏</w:t>
+        <w:t>‏صيدلةة النهدي‎</w:t>
         <w:br/>
         <w:t>Jeddah, Saudi. Arabia</w:t>
         <w:br/>
@@ -906,7 +906,7 @@
         </w:rPr>
         <w:t>46.90 18 30659</w:t>
         <w:br/>
-        <w:t>ةفملا ‏pte‎ مصخلا 40, %00 )18.76(</w:t>
+        <w:t>)18.76( 00% ,40 الخصم ‎pte‏ المفة</w:t>
       </w:r>
     </w:p>
     <w:p>
@@ -938,7 +938,7 @@
         </w:rPr>
         <w:t>Contour Gluco Monitor Strips. 50P 360. 00</w:t>
         <w:br/>
-        <w:t>‎سما‏ Jo yank ty geist ‎لاو دفق‏ Sa 03</w:t>
+        <w:t>03 Sa ‏قفد وال‎ geist ty yank Jo ‏امس‎</w:t>
       </w:r>
     </w:p>
     <w:p>
@@ -989,9 +989,9 @@
         <w:br/>
         <w:t>484.19</w:t>
         <w:br/>
-        <w:t>484.19 عفدلا قرط يلامجا</w:t>
-        <w:br/>
-        <w:t>0.00 قحشسملا غلبمإلا</w:t>
+        <w:t>اجمالي طرق الدفع 484.19</w:t>
+        <w:br/>
+        <w:t>الإمبلغ المسشحق 0.00</w:t>
         <w:br/>
         <w:t>رقم بطاقة نهديك ‏ 101586773</w:t>
       </w:r>
@@ -1036,13 +1036,13 @@
           <w:b w:val="0"/>
           <w:i w:val="0"/>
         </w:rPr>
-        <w:t>‏OT‎ طقف عردسأ لالخ ىف لاديتسالا</w:t>
-        <w:br/>
-        <w:t>ةروئافلا دوجر طرتشي‏</w:t>
+        <w:t>الاستيدال فى خلال أسدرع فقط ‎OT‏</w:t>
+        <w:br/>
+        <w:t>‏يشترط رجود الفائورة</w:t>
         <w:br/>
         <w:t>البضاعة ‎FH‏ الاترد ولا ‎os dew‏</w:t>
         <w:br/>
-        <w:t>‏ok Gy Gade Tale aged ,apn‎ .ج ‏Gua‎ ىلا”</w:t>
+        <w:t>”الى ‎Gua‏ ج. ‎apn, aged Tale Gade Gy ok‏</w:t>
       </w:r>
     </w:p>
     <w:p>
@@ -1111,7 +1111,7 @@
         </w:rPr>
         <w:t>wow .nahdt . sa’</w:t>
         <w:br/>
-        <w:t>adh ‎يناجملا‏</w:t>
+        <w:t>‏المجاني‎ adh</w:t>
         <w:br/>
         <w:t>8001191198</w:t>
       </w:r>
@@ -1317,7 +1317,7 @@
         <w:br/>
         <w:t>auSh</w:t>
         <w:br/>
-        <w:t>‎لرد هللا ركرملا‏</w:t>
+        <w:t>‏المركر الله درل‎</w:t>
         <w:br/>
         <w:t>International Medical Center</w:t>
       </w:r>
@@ -1347,7 +1347,7 @@
           <w:b w:val="0"/>
           <w:i w:val="0"/>
         </w:rPr>
-        <w:t>‎ةروتافلا مهر‏ : 13984676 : No Invoice ((, ‎يبطلا فلملا‏ : 022723 : No. MR</w:t>
+        <w:t>MR No. : 022723 : ‏الملف الطبي‎ ,)) Invoice No : 13984676 : ‏رهم الفاتورة‎</w:t>
         <w:br/>
         <w:t>Patient Name : AHMED ABASS ZAINY Invoice Date : 14/06/2015 : ‏تاريخ الغاتورة‎</w:t>
         <w:br/>
@@ -1379,7 +1379,7 @@
         <w:br/>
         <w:t>{ATROVENT 500 mcg)</w:t>
         <w:br/>
-        <w:t>|00‘ 00 05,17 1.90 17.08 25 EUTHYROX) Tablet ‎معو‏ 25 levoTHYROXINE | PHO1001623</w:t>
+        <w:t>PHO1001623 | levoTHYROXINE 25 ‏وعم‎ Tablet (EUTHYROX 25 17.08 1.90 17,05 00 ‘00|</w:t>
         <w:br/>
         <w:t>| meq)</w:t>
         <w:br/>
@@ -1399,7 +1399,7 @@
         <w:br/>
         <w:t>Total Invoice Amount 2,195.75 ‘00 669.75</w:t>
         <w:br/>
-        <w:t>‎يلامحإلا‏</w:t>
+        <w:t>‏الإحمالي‎</w:t>
         <w:br/>
         <w:t>‎Created Date 26/14/2015 21:17:25</w:t>
         <w:br/>
@@ -1476,7 +1476,7 @@
         </w:rPr>
         <w:t>[صفحة 7 - OCR]</w:t>
         <w:br/>
-        <w:t>يلوصلا يبطلا زكرملا</w:t>
+        <w:t>المركز الطبي الصولي</w:t>
         <w:br/>
         <w:t>‎International Medical Center‏</w:t>
         <w:br/>
@@ -1525,20 +1525,20 @@
         <w:br/>
         <w:t>تاريخ الفاتورة :</w:t>
         <w:br/>
-        <w:t>فسوي قراط بيبطلا</w:t>
-      </w:r>
-    </w:p>
-    <w:p>
-      <w:pPr>
-        <w:jc w:val="right"/>
-        <w:bidi/>
-      </w:pPr>
-      <w:r>
-        <w:rPr>
-          <w:b w:val="0"/>
-          <w:i w:val="0"/>
-        </w:rPr>
-        <w:t>: No Invoice 1,05 ‎يبطلا فلملا‏ : 194187</w:t>
+        <w:t>الطبيب طارق يوسف</w:t>
+      </w:r>
+    </w:p>
+    <w:p>
+      <w:pPr>
+        <w:jc w:val="right"/>
+        <w:bidi/>
+      </w:pPr>
+      <w:r>
+        <w:rPr>
+          <w:b w:val="0"/>
+          <w:i w:val="0"/>
+        </w:rPr>
+        <w:t>194187 : ‏الملف الطبي‎ 05,1 Invoice No :</w:t>
         <w:br/>
         <w:t>AATEQAH MOHAMAD ALHARAZI Invoice Date :</w:t>
       </w:r>
@@ -1553,7 +1553,7 @@
           <w:b w:val="0"/>
           <w:i w:val="0"/>
         </w:rPr>
-        <w:t>يزارحلا دمحم هقتاع : ضيرملا مسألا ‏YOUSEF T. : Physician‎</w:t>
+        <w:t>‎Physician : T. YOUSEF‏ الأسم المريض : عاتقه محمد الحرازي</w:t>
         <w:br/>
         <w:t>‎Clinic Name: NEUROLOGY CLINIC‏</w:t>
       </w:r>
@@ -1666,7 +1666,7 @@
         <w:br/>
         <w:t>Total Invoice Amount 663.70 00] 56.70</w:t>
         <w:br/>
-        <w:t>‎يلامحإلا‏</w:t>
+        <w:t>‏الإحمالي‎</w:t>
       </w:r>
     </w:p>
     <w:p>
@@ -1795,7 +1795,7 @@
         </w:rPr>
         <w:t>[صفحة 8 - OCR]</w:t>
         <w:br/>
-        <w:t>يلودلا يبطلا ‏al‎</w:t>
+        <w:t>‎al‏ الطبي الدولي</w:t>
         <w:br/>
         <w:t>‎International Medical Center‏</w:t>
       </w:r>
@@ -1879,7 +1879,7 @@
         </w:rPr>
         <w:t>‎١ Total Invoice Amount 53.13</w:t>
         <w:br/>
-        <w:t>‎يلامحإلا‏</w:t>
+        <w:t>‏الإحمالي‎</w:t>
       </w:r>
     </w:p>
     <w:p>
@@ -2003,7 +2003,7 @@
           <w:b w:val="0"/>
           <w:i w:val="0"/>
         </w:rPr>
-        <w:t>11:03:39 ص 2015/1/7 : خيراتلا ‏Coa‎ ةدودحملا وكزوأ ةكرش</w:t>
+        <w:t>شركة أوزكو المحدودة ‎Coa‏ التاريخ : 2015/1/7 ص 11:03:39</w:t>
         <w:br/>
         <w:t>ص.ب 2495955 جدة 4 ‎VON‏ صفحة رقم : 1 ’</w:t>
       </w:r>
@@ -2018,20 +2018,20 @@
           <w:b w:val="0"/>
           <w:i w:val="0"/>
         </w:rPr>
-        <w:t>نازل 13 لا</w:t>
-      </w:r>
-    </w:p>
-    <w:p>
-      <w:pPr>
-        <w:jc w:val="right"/>
-        <w:bidi/>
-      </w:pPr>
-      <w:r>
-        <w:rPr>
-          <w:b w:val="0"/>
-          <w:i w:val="0"/>
-        </w:rPr>
-        <w:t>| : : لسلسملا : ةيعرفلاةيمويلا 2015/1/7 : خيرالتلا</w:t>
+        <w:t>ال 13 لزان</w:t>
+      </w:r>
+    </w:p>
+    <w:p>
+      <w:pPr>
+        <w:jc w:val="right"/>
+        <w:bidi/>
+      </w:pPr>
+      <w:r>
+        <w:rPr>
+          <w:b w:val="0"/>
+          <w:i w:val="0"/>
+        </w:rPr>
+        <w:t>التلاريخ : 2015/1/7 اليوميةالفرعية : المسلسل : : |</w:t>
         <w:br/>
         <w:t>|</w:t>
       </w:r>
@@ -2074,7 +2074,7 @@
         </w:rPr>
         <w:t>سداد فاتورة مياه فيلا ش ‎٠‏ احمد زينى 25,096 ا</w:t>
         <w:br/>
-        <w:t>ةقفرملاةروتافلا بسح</w:t>
+        <w:t>حسب الفاتورةالمرفقة</w:t>
       </w:r>
     </w:p>
     <w:p>
@@ -2100,33 +2100,33 @@
           <w:b w:val="0"/>
           <w:i w:val="0"/>
         </w:rPr>
-        <w:t>ةقفرملاةروتافلا بسحا</w:t>
-      </w:r>
-    </w:p>
-    <w:p>
-      <w:pPr>
-        <w:jc w:val="right"/>
-        <w:bidi/>
-      </w:pPr>
-      <w:r>
-        <w:rPr>
-          <w:b w:val="0"/>
-          <w:i w:val="0"/>
-        </w:rPr>
-        <w:t>096,25 096,25 | : ىلامجألا</w:t>
-      </w:r>
-    </w:p>
-    <w:p>
-      <w:pPr>
-        <w:jc w:val="right"/>
-        <w:bidi/>
-      </w:pPr>
-      <w:r>
-        <w:rPr>
-          <w:b w:val="0"/>
-          <w:i w:val="0"/>
-        </w:rPr>
-        <w:t>096,25 096,25 || :ةماعلا ةيمويلا ىلامجإ</w:t>
+        <w:t>احسب الفاتورةالمرفقة</w:t>
+      </w:r>
+    </w:p>
+    <w:p>
+      <w:pPr>
+        <w:jc w:val="right"/>
+        <w:bidi/>
+      </w:pPr>
+      <w:r>
+        <w:rPr>
+          <w:b w:val="0"/>
+          <w:i w:val="0"/>
+        </w:rPr>
+        <w:t>الأجمالى : | 25,096 25,096</w:t>
+      </w:r>
+    </w:p>
+    <w:p>
+      <w:pPr>
+        <w:jc w:val="right"/>
+        <w:bidi/>
+      </w:pPr>
+      <w:r>
+        <w:rPr>
+          <w:b w:val="0"/>
+          <w:i w:val="0"/>
+        </w:rPr>
+        <w:t>إجمالى اليومية العامة: || 25,096 25,096</w:t>
       </w:r>
     </w:p>
     <w:p>
@@ -2141,7 +2141,7 @@
         </w:rPr>
         <w:t>[صفحة 2 - OCR]</w:t>
         <w:br/>
-        <w:t>0260 ‏LTD. CO.‎ ةدودحملا وكزوأ ةكرش</w:t>
+        <w:t>شركة أوزكو المحدودة ‎CO. LTD.‏ 0260</w:t>
       </w:r>
     </w:p>
     <w:p>
@@ -2193,20 +2193,20 @@
           <w:b w:val="0"/>
           <w:i w:val="0"/>
         </w:rPr>
-        <w:t>ه1157/:5/11 : قفاوملا ‏Jew‎</w:t>
-      </w:r>
-    </w:p>
-    <w:p>
-      <w:pPr>
-        <w:jc w:val="right"/>
-        <w:bidi/>
-      </w:pPr>
-      <w:r>
-        <w:rPr>
-          <w:b w:val="0"/>
-          <w:i w:val="0"/>
-        </w:rPr>
-        <w:t>ةينطولا ةايملا ةكرش بودنم : مركملا ىلا فرصي‏</w:t>
+        <w:t>‎Jew‏ الموافق : 1157/:5/11ه</w:t>
+      </w:r>
+    </w:p>
+    <w:p>
+      <w:pPr>
+        <w:jc w:val="right"/>
+        <w:bidi/>
+      </w:pPr>
+      <w:r>
+        <w:rPr>
+          <w:b w:val="0"/>
+          <w:i w:val="0"/>
+        </w:rPr>
+        <w:t>‏يصرف الى المكرم : مندوب شركة المياة الوطنية</w:t>
         <w:br/>
         <w:t>مبلغ فقط وقدره : خمسة وعشرون الف وستة وتسعون ريل لاغير.</w:t>
         <w:br/>
@@ -2238,7 +2238,7 @@
           <w:b w:val="0"/>
           <w:i w:val="0"/>
         </w:rPr>
-        <w:t>‎ابماس‏ (@ samba</w:t>
+        <w:t>samba @) ‏سامبا‎</w:t>
       </w:r>
     </w:p>
     <w:p>
@@ -2253,17 +2253,17 @@
         </w:rPr>
         <w:t>ne</w:t>
         <w:br/>
-        <w:t>‎دادس تاعوفدم -ةيلمعلا ليصافت نم ةخسن‏ 1</w:t>
-        <w:br/>
-        <w:t>‎ةيلمعلا خيرات‏ : 2015-01-07</w:t>
+        <w:t>1 ‏نسخة من تفاصيل العملية- مدفوعات سداد‎</w:t>
+        <w:br/>
+        <w:t>2015-01-07 : ‏تاريخ العملية‎</w:t>
         <w:br/>
         <w:t>‏من حاب رقم ووم مر‎</w:t>
         <w:br/>
-        <w:t>‎دمحا خيشلا ! يزمرلا مسإلا‏ ve</w:t>
+        <w:t>ve ‏الإسم الرمزي ! الشيخ احمد‎</w:t>
         <w:br/>
         <w:t>0468112222 : ied ‏رقم‎ 0:</w:t>
         <w:br/>
-        <w:t>: ‎ةينطولا ءايملا ةكرش ةكرشلا مسا‏ ©</w:t>
+        <w:t>© ‏اسم الشركة شركة المياء الوطنية‎ :</w:t>
         <w:br/>
         <w:t>‏ينا‎ ٍْ</w:t>
       </w:r>
@@ -2301,7 +2301,7 @@
         <w:br/>
         <w:t>0</w:t>
         <w:br/>
-        <w:t>‎ٍإ‏ Lola ‎كنتم برغلاب‏</w:t>
+        <w:t>‏بالغرب متنك‎ Lola ‏إٍ‎</w:t>
         <w:br/>
         <w:t>‎i</w:t>
         <w:br/>
@@ -2369,7 +2369,7 @@
           <w:b w:val="0"/>
           <w:i w:val="0"/>
         </w:rPr>
-        <w:t>: هةبيساحملا</w:t>
+        <w:t>المحاسيبةه :</w:t>
       </w:r>
     </w:p>
     <w:p>
@@ -2395,7 +2395,7 @@
           <w:b w:val="0"/>
           <w:i w:val="0"/>
         </w:rPr>
-        <w:t>ىلع ةروتافلا دادسب مركتلا وجرن « ‏Shy‎ 096,25 غلبمب هايملا ةروتاف مكتداعسل قفرم</w:t>
+        <w:t>مرفق لسعادتكم فاتورة المياه بمبلغ 25,096 ‎Shy‏ » نرجو التكرم بسداد الفاتورة على</w:t>
       </w:r>
     </w:p>
     <w:p>
@@ -2410,7 +2410,7 @@
         </w:rPr>
         <w:t>وشكراً ».» 4ك</w:t>
         <w:br/>
-        <w:t>يروصلا فسوي</w:t>
+        <w:t>يوسف الصوري</w:t>
         <w:br/>
         <w:t>‎Pree Cok‏</w:t>
       </w:r>
@@ -2470,35 +2470,35 @@
         <w:br/>
         <w:t>‏ف الحساب  ‎FB‏ ع ‎١538(1855+‏ عدنان احمد ‎ani‏ سكنيء 0468112222 ,25,096.00 ‎SAR‏ ©</w:t>
         <w:br/>
-        <w:t>20010 يلاحلا ديصرلا</w:t>
-        <w:br/>
-        <w:t>@ راقعلا ةليصوت مقر) ‏ik) 21111 ,Jeddah ,1 RAWDHAH AL ,AL-HADER NAHDAT‎ راقعلا</w:t>
+        <w:t>الرصيد الحالي 20010</w:t>
+        <w:br/>
+        <w:t>العقار ‎NAHDAT AL-HADER, AL RAWDHAH 1, Jeddah, 21111 (ik‏ (رقم توصيلة العقار @</w:t>
         <w:br/>
         <w:t>‎-NK000880012900005‏ +(</w:t>
         <w:br/>
         <w:t>-المعلومات المالية -معلومات العميل</w:t>
         <w:br/>
-        <w:t>‏١٠م ل باسحلا فرعم | ‏SAR EBs‎ 00,096,25 يلاحلا ديصرلا</w:t>
-        <w:br/>
-        <w:t>‏ows“‎ اسم ‏ie‎ يسيئرلا ليمعلا | ‏\o/¥s \. 445.00,17 SAR Es‎ 7 عفد رخآ</w:t>
+        <w:t>الرصيد الحالي 25,096,00 ‎EBs SAR‏ | معرف الحساب ل م١٠‏</w:t>
+        <w:br/>
+        <w:t>آخر دفع 7 ‎Es SAR 17,445.00 .\ s¥o/\‏ | العميل الرئيسي ‎ie‏ مسا ‎“ows‏</w:t>
         <w:br/>
         <w:t>‏آخر فوترة ‎SAR 2,671.00 1576/٠١/7‏ تاريخ الاستحقاق ‎/1١/5١‏ هنا | تاريخ الإعداد ل</w:t>
         <w:br/>
         <w:t>‎lene‏ م | قسم خدمة جدة</w:t>
         <w:br/>
-        <w:t>ءالمعلا تامولعم ‏SAR‎ 298.00,16 »1 570/03/55 ةقباسلا ةروتافلا</w:t>
-        <w:br/>
-        <w:t>ينكس ليمعلا ةئف | :6 ‏١‎</w:t>
+        <w:t>الفاتورة السابقة 570/03/55 1« 16,298.00 ‎SAR‏ معلومات العملاء</w:t>
+        <w:br/>
+        <w:t>‎١‏ :6 | فئة العميل سكني</w:t>
         <w:br/>
         <w:t>نكما | دورة الفاتورة ‎Jeddah Quarterly - Day10‏</w:t>
         <w:br/>
         <w:t>‘ تصنيف الائتمان</w:t>
         <w:br/>
-        <w:t>‏Vers‎ يلاحلا | 6 ‏ah‎ رارس ‏\p‎</w:t>
+        <w:t>‎p\‏ سرار ‎ah‏ 6 | الحالي ‎Vers‏</w:t>
         <w:br/>
         <w:t>‎\N, Ue 7‏ بيهم | تاريخ مراجعة ‎HVT‏ فل</w:t>
         <w:br/>
-        <w:t>يلاتلا نامتئالا , م</w:t>
+        <w:t>م , الائتمان التالي</w:t>
         <w:br/>
         <w:t>سما ‎Ce‏ بع | رقم الحساب لل</w:t>
         <w:br/>
@@ -2508,57 +2508,57 @@
         <w:br/>
         <w:t>‏“8 رسا م مم</w:t>
         <w:br/>
-        <w:t>‏Outbound Upload Bill Sadad ,Upload Bill‎ مت ةلاسر رخآ | مي.</w:t>
-        <w:br/>
-        <w:t>مامتإ ‏XAI ,Type Message»‎ دادسل اهلاسرا</w:t>
+        <w:t>.يم | آخر رسالة تم ‎Bill Upload, Sadad Bill Upload Outbound‏</w:t>
+        <w:br/>
+        <w:t>ارسالها لسداد ‎«Message Type, XAI‏ إتمام</w:t>
         <w:br/>
         <w:t>اخر تحديث ‎Au‏</w:t>
         <w:br/>
-        <w:t>ن0 ل لا ‏Gr cing en oO‎</w:t>
+        <w:t>‎oO en cing Gr‏ ال ل 0ن</w:t>
         <w:br/>
         <w:t>‎pe‏ ارقم اشمتراك ‎YeVITV4+ + S0¥E‏</w:t>
         <w:br/>
-        <w:t>‏١ O00AV1‎ لاوجلا مقر | ‏Ee‎</w:t>
+        <w:t>‎Ee‏ | رقم الجوال ‎O00AV1 ١‏</w:t>
         <w:br/>
         <w:t>‎Expt‏ | الهوية الوطنية 11</w:t>
         <w:br/>
         <w:t>معلومات العقار</w:t>
         <w:br/>
-        <w:t>باسحلل يلاملا خيراتلا-</w:t>
-        <w:br/>
-        <w:t>قحتسملا ديصرلا قحتسملا غلبملا يلاحلا ديصرلا يلاحلا غلبملا ةيلاملا ةلماعملا عون تارخأتملا خيرات</w:t>
-        <w:br/>
-        <w:t>‏165.00,SAR25  096.00/,SAR25  |165.00,SAR25 096.00,SAR25‎ ةروتافلا عطقم عج</w:t>
-        <w:br/>
-        <w:t>‏229.00,SAR16  |SAR69.00- 229.00,SAR16 SAR69.00-‎ ةروتافلا عطقم ‏Be‎</w:t>
-        <w:br/>
-        <w:t>‏445.00-,SAR17 |298.00-,SAR16 {445.00-,SAR17 298.00-,SAR16‎ عفدلا عطقم 02/11/1435 م</w:t>
-        <w:br/>
-        <w:t>2010 ‏671.00-,SAR2  147.00/,SAR1 671.00-,SAR2‎ ةروتافلا عطقم ءاغلإ | 02/10/1435 ‏ee‎</w:t>
-        <w:br/>
-        <w:t>‏671.00,SAR2  [818.00,SAR3 671.00,SAR2 00,818,SAR3‎ ةروتافلا عطقم | 02/10/1435</w:t>
-        <w:br/>
-        <w:t>‏147.00,SAR1 298.00-,SAR16 147.00,SAR1‎ ةروتافلا عطقم ءاغلإ | 23/06/1435 ‏eng‎</w:t>
-        <w:br/>
-        <w:t>‏xX 445.00,SAR17  [298.00,SAR16 445.00,SAR17‎ ةروتافلا عطقم 23/06/1435 0</w:t>
+        <w:t>-التاريخ المالي للحساب</w:t>
+        <w:br/>
+        <w:t>تاريخ المتأخرات نوع المعاملة المالية المبلغ الحالي الرصيد الحالي المبلغ المستحق الرصيد المستحق</w:t>
+        <w:br/>
+        <w:t>جع مقطع الفاتورة ‎SAR25,096.00 SAR25,165.00|  SAR25,096.00/  SAR25,165.00‏</w:t>
+        <w:br/>
+        <w:t>‎Be‏ مقطع الفاتورة ‎SAR69.00- SAR16,229.00 SAR69.00-|  SAR16,229.00‏</w:t>
+        <w:br/>
+        <w:t>م 02/11/1435 مقطع الدفع ‎SAR16,298.00- SAR17,445.00-} SAR16,298.00-| SAR17,445.00-‏</w:t>
+        <w:br/>
+        <w:t>‎ee‏ 02/10/1435 | إلغاء مقطع الفاتورة ‎SAR2,671.00- SAR1,147.00/  SAR2,671.00-‏ 2010</w:t>
+        <w:br/>
+        <w:t>02/10/1435 | مقطع الفاتورة ‎SAR3,818,00 SAR2,671.00 SAR3,818.00]  SAR2,671.00‏</w:t>
+        <w:br/>
+        <w:t>‎eng‏ 23/06/1435 | إلغاء مقطع الفاتورة ‎SAR1,147.00 SAR16,298.00- SAR1,147.00‏</w:t>
+        <w:br/>
+        <w:t>0 23/06/1435 مقطع الفاتورة ‎SAR17,445.00 SAR16,298.00]  SAR17,445.00 xX‏</w:t>
         <w:br/>
         <w:t>&amp; 20/03/1435 | مقطع ‎SAR1,147.00 SAR1,147.00 SAR1,147.00|  SART;147.00 d,gilall‏</w:t>
         <w:br/>
         <w:t>‎By‏ 1 | مقطع ‎SARO.0O SAR11,426.00- -SARQ.00] SAR11,426.00- gall‏</w:t>
         <w:br/>
-        <w:t>‏839.00,SAR5 [426.00 SAR11 839.00,SAR5 426.00,SAR11‎ ةروتافلا عطقم | 08/02/1435 ‏Ee‎</w:t>
-        <w:br/>
-        <w:t>‏587.00,SAR5  {587.00,SARS 2050 587.00,SAR5‎ ةروتافلا عطقم 25/12/1434 م</w:t>
-        <w:br/>
-        <w:t>‏860.00-,SAR4 — [SARO.00 860.00-,SAR4 SARO.00‎ عفدلا عطقم | 08/04/1434 ‏Qe‎</w:t>
-        <w:br/>
-        <w:t>‏860.00,SAR4  [860.00,SAR4 860.00,SAR4 860.00,SAR4‎ ةروتافلا عطقم | 12/03/1434 6</w:t>
-        <w:br/>
-        <w:t>‏429.50-,SAR3 2 {SARO.00 429.50-,SAR3 SARO.00‎ عفدلا عطقم 14/11/1433 ‏Ce:‎</w:t>
+        <w:t>‎Ee‏ 08/02/1435 | مقطع الفاتورة ‎SAR11,426.00 SAR5,839.00 SAR11 426.00] SAR5,839.00‏</w:t>
+        <w:br/>
+        <w:t>م 25/12/1434 مقطع الفاتورة ‎SAR5,587.00 2050 SARS,587.00}  SAR5,587.00‏</w:t>
+        <w:br/>
+        <w:t>‎Qe‏ 08/04/1434 | مقطع الدفع ‎SARO.00 SAR4,860.00- SARO.00] — SAR4,860.00-‏</w:t>
+        <w:br/>
+        <w:t>6 12/03/1434 | مقطع الفاتورة ‎SAR4,860.00 SAR4,860.00 SAR4,860.00]  SAR4,860.00‏</w:t>
+        <w:br/>
+        <w:t>‎Ce:‏ 14/11/1433 مقطع الدفع ‎SARO.00 SAR3,429.50- SARO.00} 2 SAR3,429.50-‏</w:t>
         <w:br/>
         <w:t>“السجل التاريخي للفواتير'" ‎ey‏</w:t>
         <w:br/>
-        <w:t>ةروتافلل ينايبلا مسرل*‏</w:t>
+        <w:t>‏*لرسم البياني للفاتورة</w:t>
         <w:br/>
         <w:t>+الاستهلاك المفوتر</w:t>
         <w:br/>
@@ -2592,7 +2592,7 @@
         <w:br/>
         <w:t>[صفحة 1 - OCR]</w:t>
         <w:br/>
-        <w:t>ةدودحملا ووكزوا ةكرش</w:t>
+        <w:t>شركة اوزكوو المحدودة</w:t>
         <w:br/>
         <w:t>ص.ب 549455 ‎VVONE Bae‏</w:t>
       </w:r>
@@ -2650,20 +2650,20 @@
           <w:b w:val="0"/>
           <w:i w:val="0"/>
         </w:rPr>
-        <w:t>. ‏a‎ ىليصفت ةيمويلا</w:t>
-      </w:r>
-    </w:p>
-    <w:p>
-      <w:pPr>
-        <w:jc w:val="right"/>
-        <w:bidi/>
-      </w:pPr>
-      <w:r>
-        <w:rPr>
-          <w:b w:val="0"/>
-          <w:i w:val="0"/>
-        </w:rPr>
-        <w:t>: ةيعرفلاةيمويلا :2015/1/29 خيراتلا</w:t>
+        <w:t>اليومية تفصيلى ‎a‏ .</w:t>
+      </w:r>
+    </w:p>
+    <w:p>
+      <w:pPr>
+        <w:jc w:val="right"/>
+        <w:bidi/>
+      </w:pPr>
+      <w:r>
+        <w:rPr>
+          <w:b w:val="0"/>
+          <w:i w:val="0"/>
+        </w:rPr>
+        <w:t>التاريخ :2015/1/29 اليوميةالفرعية :</w:t>
         <w:br/>
         <w:t>شرح القيد؛ مصاريف منزل الشيخ/احمد زينى عن شهر يناير ‎7١14‏</w:t>
       </w:r>
@@ -2725,7 +2725,7 @@
         </w:rPr>
         <w:t>ل م 50,700 507000 ا</w:t>
         <w:br/>
-        <w:t>‏a‎ ىلا</w:t>
+        <w:t>الى ‎a‏</w:t>
       </w:r>
     </w:p>
     <w:p>
@@ -2753,7 +2753,7 @@
           <w:b w:val="0"/>
           <w:i w:val="0"/>
         </w:rPr>
-        <w:t>ةدودحملا وكزوأ ةكرش</w:t>
+        <w:t>شركة أوزكو المحدودة</w:t>
         <w:br/>
         <w:t>جدة - عمارة أوزكو</w:t>
       </w:r>
@@ -2781,7 +2781,7 @@
           <w:b w:val="0"/>
           <w:i w:val="0"/>
         </w:rPr>
-        <w:t>ينيز دمحأ هماسأ خيشلا : مركملا ىلا فرصي</w:t>
+        <w:t>يصرف الى المكرم : الشيخ أسامه أحمد زيني</w:t>
         <w:br/>
         <w:t>مبلغ فقط وقدره : خمسون الف وسبعمائة ريل لاغير.</w:t>
         <w:br/>
@@ -2798,7 +2798,7 @@
           <w:b w:val="0"/>
           <w:i w:val="0"/>
         </w:rPr>
-        <w:t>ملتسملا</w:t>
+        <w:t>المستلم</w:t>
       </w:r>
     </w:p>
     <w:p>
@@ -2837,7 +2837,7 @@
           <w:b w:val="0"/>
           <w:i w:val="0"/>
         </w:rPr>
-        <w:t>باسحلا مسا</w:t>
+        <w:t>اسم الحساب</w:t>
       </w:r>
     </w:p>
     <w:p>
@@ -2878,9 +2878,9 @@
           <w:b w:val="0"/>
           <w:i w:val="0"/>
         </w:rPr>
-        <w:t>ماء ‏eu‎</w:t>
-        <w:br/>
-        <w:t>ها :/41 4/07 قفاوملا</w:t>
+        <w:t>‎eu‏ ءام</w:t>
+        <w:br/>
+        <w:t>الموافق 4/07 :/41 اه</w:t>
       </w:r>
     </w:p>
     <w:p>
@@ -2897,7 +2897,7 @@
         <w:br/>
         <w:t>[صفحة 1 - OCR]</w:t>
         <w:br/>
-        <w:t>09:02:52 ص 2015/2/10 : خيراتلا ةدودحملا وكزوأ ةكرش</w:t>
+        <w:t>شركة أوزكو المحدودة التاريخ : 2015/2/10 ص 09:02:52</w:t>
         <w:br/>
         <w:t>ص.ب 5147956 ‎baa‏ 54 181؟ صفحةرقم !و</w:t>
       </w:r>
@@ -2912,9 +2912,9 @@
           <w:b w:val="0"/>
           <w:i w:val="0"/>
         </w:rPr>
-        <w:t>: لسلسملا : ةيعرفلاةيمويلا :2015/2/10 خيراقلا</w:t>
-        <w:br/>
-        <w:t>ةقفرملاو ىنيز دمحا/خيشلا جالعب ةصاخلاو ىلودلا ىبطلا زكرملا ةروتاف: ديقلا عرش رش</w:t>
+        <w:t>القاريخ :2015/2/10 اليوميةالفرعية : المسلسل :</w:t>
+        <w:br/>
+        <w:t>شر شرع القيد :فاتورة المركز الطبى الدولى والخاصة بعلاج الشيخ/احمد زينى والمرفقة</w:t>
       </w:r>
     </w:p>
     <w:p>
@@ -2940,11 +2940,11 @@
           <w:b w:val="0"/>
           <w:i w:val="0"/>
         </w:rPr>
-        <w:t>000,30 ةصاخلاو ىلودلا ىبطلا ‏pall 5S‎ ةروتاف بيز ساب ‏10095160 ,pull‎</w:t>
+        <w:t>‎pull, 10095160‏ باس زيب فاتورة ‎5S pall‏ الطبى الدولى والخاصة 30,000</w:t>
         <w:br/>
         <w:t>بعلاج الشيخ/احمد زينى وال</w:t>
         <w:br/>
-        <w:t>000,30 ةصاخلاو ىلودلا ىبطلا ‏yall 5S‎ ةروتاف ةدج - يسيئر قودن 10011000</w:t>
+        <w:t>10011000 ندوق رئيسي - جدة فاتورة ‎5S yall‏ الطبى الدولى والخاصة 30,000</w:t>
         <w:br/>
         <w:t>بعلاج الشيخ/احمد زينى وال</w:t>
         <w:br/>
@@ -3030,7 +3030,7 @@
         </w:rPr>
         <w:t>oC)</w:t>
         <w:br/>
-        <w:t>‎يبطلا زكرملا‏ yall</w:t>
+        <w:t>yall ‏المركز الطبي‎</w:t>
       </w:r>
     </w:p>
     <w:p>
@@ -3312,7 +3312,7 @@
           <w:b w:val="0"/>
           <w:i w:val="0"/>
         </w:rPr>
-        <w:t>ةدودحملا وكزوأ ةكرش</w:t>
+        <w:t>شركة أوزكو المحدودة</w:t>
         <w:br/>
         <w:t>جدة - عمارة أوزكو</w:t>
       </w:r>
@@ -3355,7 +3355,7 @@
           <w:b w:val="0"/>
           <w:i w:val="0"/>
         </w:rPr>
-        <w:t>لافوك دلاخ : مركملا ىلا فرصي</w:t>
+        <w:t>يصرف الى المكرم : خالد كوفال</w:t>
         <w:br/>
         <w:t>مبلغ فقط وقدره :_ثلاثون الف ربد لاغير.</w:t>
         <w:br/>
@@ -3385,7 +3385,7 @@
           <w:b w:val="0"/>
           <w:i w:val="0"/>
         </w:rPr>
-        <w:t>باسحلا مقر باسحلا مسا</w:t>
+        <w:t>اسم الحساب رقم الحساب</w:t>
       </w:r>
     </w:p>
     <w:p>
@@ -3445,7 +3445,7 @@
           <w:b w:val="0"/>
           <w:i w:val="0"/>
         </w:rPr>
-        <w:t>‎ةبساحملا‏ ٠</w:t>
+        <w:t>٠ ‏المحاسبة‎</w:t>
       </w:r>
     </w:p>
     <w:p>
@@ -3460,7 +3460,7 @@
         </w:rPr>
         <w:t>نرجو التكرم بصرف مبلغ 30,000 ‎Sy‏ (ثلاثون ألف ‎(Sy‏ 1285 تحت</w:t>
         <w:br/>
-        <w:t>زكرملا ىفشتسم يف ينيز سابع دمحأ خيشلاب ةصاخلا ةيلزنملا ةياعرلا باسح</w:t>
+        <w:t>حساب الرعاية المنزلية الخاصة بالشيخ أحمد عباس زيني في مستشفى المركز</w:t>
       </w:r>
     </w:p>
     <w:p>
@@ -3490,7 +3490,7 @@
           <w:b w:val="0"/>
           <w:i w:val="0"/>
         </w:rPr>
-        <w:t>ةقفاوملاب ديمعت</w:t>
+        <w:t>تعميد بالموافقة</w:t>
         <w:br/>
         <w:t>2 4</w:t>
       </w:r>
@@ -3509,7 +3509,7 @@
         <w:br/>
         <w:t>[صفحة 1 - OCR]</w:t>
         <w:br/>
-        <w:t>10:30:35 ص 2015/2/25 : خّيرابتلا ةدودصحملا وكزوأ ةكرش</w:t>
+        <w:t>شركة أوزكو المحصدودة التباريّخ : 2015/2/25 ص 10:30:35</w:t>
         <w:br/>
         <w:t>ص.ب 5495 جدة ‎٠ VVOVE‏ صفحة رقم : 1</w:t>
         <w:br/>
@@ -3526,9 +3526,9 @@
           <w:b w:val="0"/>
           <w:i w:val="0"/>
         </w:rPr>
-        <w:t>: لسلسملا : ةيعرفلاةيمويلا 2015/2/25 : خيرالتلا</w:t>
-        <w:br/>
-        <w:t>‏ce a 7 ts‎ فيراصم دبل رش</w:t>
+        <w:t>التلاريخ : 2015/2/25 اليوميةالفرعية : المسلسل :</w:t>
+        <w:br/>
+        <w:t>شر لبد مصاريف ‎ts 7 a ce‏</w:t>
       </w:r>
     </w:p>
     <w:p>
@@ -3549,7 +3549,7 @@
         <w:br/>
         <w:t>شهر فبرايره01؟</w:t>
         <w:br/>
-        <w:t>أ 507001 7001 50700] : ىلابجألا</w:t>
+        <w:t>الأجبالى : [50700 7001 507001 أ</w:t>
         <w:br/>
         <w:t>‎ET‏</w:t>
       </w:r>
@@ -3579,7 +3579,7 @@
         </w:rPr>
         <w:t>[صفحة 2 - OCR]</w:t>
         <w:br/>
-        <w:t>‎ةدودحملا وكزوأ ةكرش‏ LTD. CO. OZCO</w:t>
+        <w:t>OZCO CO. LTD. ‏شركة أوزكو المحدودة‎</w:t>
         <w:br/>
         <w:t>JEDDAH - OZCO BUILDING ‏جدة - عمارة أوزكو‎</w:t>
       </w:r>
@@ -3620,20 +3620,20 @@
           <w:b w:val="0"/>
           <w:i w:val="0"/>
         </w:rPr>
-        <w:t>‏١5:‎ ىفاوملا لاسر‏</w:t>
-      </w:r>
-    </w:p>
-    <w:p>
-      <w:pPr>
-        <w:jc w:val="right"/>
-        <w:bidi/>
-      </w:pPr>
-      <w:r>
-        <w:rPr>
-          <w:b w:val="0"/>
-          <w:i w:val="0"/>
-        </w:rPr>
-        <w:t>ينيز دمحأ خيشلا : مركملا ىلا فرصي‏</w:t>
+        <w:t>‏رسال الموافى ‎١5:‏</w:t>
+      </w:r>
+    </w:p>
+    <w:p>
+      <w:pPr>
+        <w:jc w:val="right"/>
+        <w:bidi/>
+      </w:pPr>
+      <w:r>
+        <w:rPr>
+          <w:b w:val="0"/>
+          <w:i w:val="0"/>
+        </w:rPr>
+        <w:t>‏يصرف الى المكرم : الشيخ أحمد زيني</w:t>
         <w:br/>
         <w:t>مبلغ فقط وقدرد : خمسون الف وسبعمانة ريال لاغير.</w:t>
       </w:r>
@@ -3691,7 +3691,7 @@
         </w:rPr>
         <w:t>[صفحة 3 - OCR]</w:t>
         <w:br/>
-        <w:t>ةدودحملا ‏Si‎ ةكرش</w:t>
+        <w:t>شركة ‎Si‏ المحدودة</w:t>
         <w:br/>
         <w:t>خلا .... نيقباس نيفظومو براقالاو خويشلل ةيرهشلا تادعاسملاو تاصصخملا</w:t>
       </w:r>
@@ -3747,7 +3747,7 @@
           <w:b w:val="0"/>
           <w:i w:val="0"/>
         </w:rPr>
-        <w:t>6م اخ _ &lt; مان ماده ماش</w:t>
+        <w:t>شام هدام نام &gt; _ خا م6</w:t>
       </w:r>
     </w:p>
     <w:p>
@@ -3775,20 +3775,20 @@
         </w:rPr>
         <w:t>‏عن طريق علي زيذ</w:t>
         <w:br/>
-        <w:t>ينيز فد ديمح مأ راد - ميركلا نارقلا ظيفحتل ةيريخلا ةيعمجلا</w:t>
-      </w:r>
-    </w:p>
-    <w:p>
-      <w:pPr>
-        <w:jc w:val="right"/>
-        <w:bidi/>
-      </w:pPr>
-      <w:r>
-        <w:rPr>
-          <w:b w:val="0"/>
-          <w:i w:val="0"/>
-        </w:rPr>
-        <w:t>يسيبلبلا مساب موحرملا ةلئاع‏</w:t>
+        <w:t>الجمعية الخيرية لتحفيظ القران الكريم - دار أم حميد دف زيني</w:t>
+      </w:r>
+    </w:p>
+    <w:p>
+      <w:pPr>
+        <w:jc w:val="right"/>
+        <w:bidi/>
+      </w:pPr>
+      <w:r>
+        <w:rPr>
+          <w:b w:val="0"/>
+          <w:i w:val="0"/>
+        </w:rPr>
+        <w:t>‏عائلة المرحوم باسم البلبيسي</w:t>
         <w:br/>
         <w:t>إورتة المرحوم أبو بكر كنجو أمصساعدة شهرية ‎55٠0‏ يك تفع في نهاية ‎NV gh‏</w:t>
       </w:r>
@@ -3820,7 +3820,7 @@
         <w:br/>
         <w:t>[صفحة 1 - OCR]</w:t>
         <w:br/>
-        <w:t>11:05:57 ص 2015/2/25 : خيرافتلا , ةدودحملاوكزوأ ةكرش</w:t>
+        <w:t>شركة أوزكوالمحدودة , التفاريخ : 2015/2/25 ص 11:05:57</w:t>
         <w:br/>
         <w:t>‎ge‏ 5459 جدة ‎١114‏ ١؟‏ صفحة رقم : 1</w:t>
         <w:br/>
@@ -3837,7 +3837,7 @@
           <w:b w:val="0"/>
           <w:i w:val="0"/>
         </w:rPr>
-        <w:t>: ةيعرفلاةيمويلا :2015/2/25 خيراسستلا 0202020202022 280</w:t>
+        <w:t>280 0202020202022 التسساريخ :2015/2/25 اليوميةالفرعية :</w:t>
         <w:br/>
         <w:t>شرح القيد:رواتب العاملين بفيلا ش ‎٠‏ احمد زينى عن شهر فبرايره 1؟</w:t>
       </w:r>
@@ -3914,7 +3914,7 @@
         </w:rPr>
         <w:t>[صفحة 2 - OCR]</w:t>
         <w:br/>
-        <w:t>ةدودحملا وكزوأ ةكرش</w:t>
+        <w:t>شركة أوزكو المحدودة</w:t>
       </w:r>
     </w:p>
     <w:p>
@@ -3968,20 +3968,20 @@
           <w:b w:val="0"/>
           <w:i w:val="0"/>
         </w:rPr>
-        <w:t>لاسسير</w:t>
-      </w:r>
-    </w:p>
-    <w:p>
-      <w:pPr>
-        <w:jc w:val="right"/>
-        <w:bidi/>
-      </w:pPr>
-      <w:r>
-        <w:rPr>
-          <w:b w:val="0"/>
-          <w:i w:val="0"/>
-        </w:rPr>
-        <w:t>نيروكذم : مركملا ىلا فرصي</w:t>
+        <w:t>ريسسال</w:t>
+      </w:r>
+    </w:p>
+    <w:p>
+      <w:pPr>
+        <w:jc w:val="right"/>
+        <w:bidi/>
+      </w:pPr>
+      <w:r>
+        <w:rPr>
+          <w:b w:val="0"/>
+          <w:i w:val="0"/>
+        </w:rPr>
+        <w:t>يصرف الى المكرم : مذكورين</w:t>
         <w:br/>
         <w:t>مبلغ فقط وقدره : ستة عشرة الف وسبعمانة وأربعة وعشرون ربال لاغير.</w:t>
         <w:br/>
@@ -3998,7 +3998,7 @@
           <w:b w:val="0"/>
           <w:i w:val="0"/>
         </w:rPr>
-        <w:t>ققرملا بسح اليفلاب نيلماعلل ‏م75١٠ رياربف رهش بتاور 10095160</w:t>
+        <w:t>10095160 رواتب شهر فبراير 75١٠م‏ للعاملين بالفيلا حسب المرقق</w:t>
       </w:r>
     </w:p>
     <w:p>
@@ -4295,7 +4295,7 @@
           <w:b w:val="0"/>
           <w:i w:val="0"/>
         </w:rPr>
-        <w:t>iat ‎مع‏ he ?npr</w:t>
+        <w:t>npr? he ‏عم‎ iat</w:t>
       </w:r>
     </w:p>
     <w:p>
@@ -4489,7 +4489,7 @@
         <w:br/>
         <w:t>[صفحة 1 - OCR]</w:t>
         <w:br/>
-        <w:t>08:58:05 ص 2015/3/3 : خيراتلا ةدودحملا وكزوأ ةكرش</w:t>
+        <w:t>شركة أوزكو المحدودة التاريخ : 2015/3/3 ص 08:58:05</w:t>
         <w:br/>
         <w:t>‎Sap 08144 ge‏ 5186114 &gt; صفحة رقم : 1</w:t>
       </w:r>
@@ -4517,7 +4517,7 @@
           <w:b w:val="0"/>
           <w:i w:val="0"/>
         </w:rPr>
-        <w:t>: ةيعرفلاةيمويلا :2015/3/3 خيرالتتلا</w:t>
+        <w:t>التتلاريخ :2015/3/3 اليوميةالفرعية :</w:t>
         <w:br/>
         <w:t>شرح الفيد: تحويل الى ام القرى عقد ايجار فيلا ابحر من</w:t>
       </w:r>
@@ -4538,7 +4538,7 @@
         <w:br/>
         <w:t>/من ‎7١15/17/86‏ الى5 ‎7١0‏</w:t>
         <w:br/>
-        <w:t>000,150 رحبا اليف راجيا دقع ىرقلا ما ىلا ليوحت يراجلا باسحلا - ابماس 10031100‏</w:t>
+        <w:t>‏10031100 سامبا - الحساب الجاري تحويل الى ام القرى عقد ايجار فيلا ابحر 150,000</w:t>
         <w:br/>
         <w:t>‎VAVO MVD ENING Cal‏</w:t>
       </w:r>
@@ -4553,7 +4553,7 @@
           <w:b w:val="0"/>
           <w:i w:val="0"/>
         </w:rPr>
-        <w:t>‎ىسسلامجألا‏ : | 000,150 000,150</w:t>
+        <w:t>150,000 150,000 | : ‏الأجمالسسى‎</w:t>
         <w:br/>
         <w:t>‎So</w:t>
       </w:r>
@@ -4576,23 +4576,23 @@
         <w:br/>
         <w:t>“MONEY TR. APPLICATION ‏استمارة طلب تحويل / شيك مصرفى‎</w:t>
         <w:br/>
-        <w:t>a 0 cane ‎ةيراتلا‏ : 5 a Date:</w:t>
+        <w:t>Date: a 5 : ‏التارية‎ cane 0 a</w:t>
         <w:br/>
         <w:t>gia tet ‏لتاريخ‎ Branch — want .: ‏الفرع‎</w:t>
         <w:br/>
-        <w:t>‎رادصا ءاجرلا‏ : Issue: Please &lt; !alu Amount ‎صحح ةلمعلا‏ (‎</w:t>
-        <w:br/>
-        <w:t>‎عيرس هلاوح | ل‏ Sarte -</w:t>
+        <w:t>‎) ‏العملة ححص‎ Amount alu! &gt; Please Issue: : ‏الرجاء اصدار‎</w:t>
+        <w:br/>
+        <w:t>- Sarte ‏ل | حواله سريع‎</w:t>
         <w:br/>
         <w:t>| Draft ‏شيك مصرفي‎ ![</w:t>
         <w:br/>
-        <w:t>[7 ‎كلتلاب ةئاوح‏ Transfer Telex yee Von 5515000</w:t>
-        <w:br/>
-        <w:t>:: ‎رخآ باسح ىلا باسح نم ليوحت‏ transfer account to Account ‎فرحألاب غلبملا‏ words in Amount</w:t>
-        <w:br/>
-        <w:t>‎دلا ةقيرط‏ By: Payment Against | ag a ed shoe ae a</w:t>
-        <w:br/>
-        <w:t>3 3 ‎إل لاي قلا نوسمحو ةئام طقف‏ ace</w:t>
+        <w:t>5515000 Von yee Telex Transfer ‏حوائة بالتلك‎ 7]</w:t>
+        <w:br/>
+        <w:t>Amount in words ‏المبلغ بالأحرف‎ Account to account transfer ‏تحويل من حساب الى حساب آخر‎ ::</w:t>
+        <w:br/>
+        <w:t>a ae shoe ed a ag | Against Payment By: ‏طريقة الد‎</w:t>
+        <w:br/>
+        <w:t>ace ‏فقط مائة وحمسون الق يال لإ‎ 3 3</w:t>
         <w:br/>
         <w:t>7 No.: : ‏بواسطة شيك رقم‎</w:t>
         <w:br/>
@@ -4661,7 +4661,7 @@
           <w:b w:val="0"/>
           <w:i w:val="0"/>
         </w:rPr>
-        <w:t>ديفتسملا ليوحتلا ليصافت</w:t>
+        <w:t>تفاصيل التحويل المستفيد</w:t>
       </w:r>
     </w:p>
     <w:p>
@@ -4713,7 +4713,7 @@
           <w:b w:val="0"/>
           <w:i w:val="0"/>
         </w:rPr>
-        <w:t>‏IBAN s'Benceficiary‎ : : كرصملا باسحلل ىملاعلا مقرلا</w:t>
+        <w:t>الرقم العالمى للحساب المصرك : : ‎Benceficiary's IBAN‏</w:t>
       </w:r>
     </w:p>
     <w:p>
@@ -4754,7 +4754,7 @@
         </w:rPr>
         <w:t>‏voll‎ ذلخ ةدراولا ماكحألاو طورشلا قبطت</w:t>
         <w:br/>
-        <w:t>زجلا ةعجارم نكمي .ليصافتلا ‏pal aa‎</w:t>
+        <w:t>‎aa pal‏ التفاصيل. يمكن مراجعة الجز</w:t>
         <w:br/>
         <w:t>‎ww samba.com Lele‏</w:t>
       </w:r>
@@ -4771,7 +4771,7 @@
         </w:rPr>
         <w:t>اقر بأتني على علم وأوافق على الر</w:t>
         <w:br/>
-        <w:t>‏velit‎ ةصاخلا موسرلا</w:t>
+        <w:t>الرسوم الخاصة ‎velit‏</w:t>
       </w:r>
     </w:p>
     <w:p>
@@ -4786,7 +4786,7 @@
         </w:rPr>
         <w:t>‎wid!‏ وذح و ه اتشافية تح أئ</w:t>
         <w:br/>
-        <w:t>عقوم &amp; ماكحألاو طورشلاب صاخلا ع</w:t>
+        <w:t>ع الخاص بالشروط والأحكام &amp; موقع</w:t>
       </w:r>
     </w:p>
     <w:p>
@@ -4825,7 +4825,7 @@
           <w:b w:val="0"/>
           <w:i w:val="0"/>
         </w:rPr>
-        <w:t>!oun ‎:لوجملا‏ 9‎</w:t>
+        <w:t>‎9 ‏المجول:‎ oun!</w:t>
       </w:r>
     </w:p>
     <w:p>
@@ -4864,7 +4864,7 @@
           <w:b w:val="0"/>
           <w:i w:val="0"/>
         </w:rPr>
-        <w:t>4 يراحتلا لجسلا . يدوعس لاير نويلم ‏ocr‎ لاملا سار ةيدوعس ةمهاسم ةكرش ةيلاملا ابماس ةعومجم‏</w:t>
+        <w:t>‏مجموعة سامبا المالية شركة مساهمة سعودية راس المال ‎ocr‏ مليون ريال سعودي . السجل التحاري 4</w:t>
         <w:br/>
         <w:t>‎PO Box 833. Riyadh 11421 Kingdom of Saudi Arabea Tel: +908 11 477 4770 Fax: 4986 11 479.9402‏</w:t>
       </w:r>
@@ -4908,9 +4908,9 @@
         <w:br/>
         <w:t>‎1</w:t>
         <w:br/>
-        <w:t>‎طقف كنبلا مادختسال‏ Only Use Bank For ‎ليوحتلا نم ضرغلا‏ Remittance of Purpose‎</w:t>
-        <w:br/>
-        <w:t>‎ةميقلا‏ !ALLEL ‎فرصلا رعس (ىدوعس لاير)‏ 3 8 sas 50 tect</w:t>
+        <w:t>‎Purpose of Remittance ‏الغرض من التحويل‎ For Bank Use Only ‏لاستخدام البنك فقط‎</w:t>
+        <w:br/>
+        <w:t>tect 50 sas 8 3 ‏(ريال سعودى) سعر الصرف‎ ALLEL! ‏القيمة‎</w:t>
         <w:br/>
         <w:t>‎1 05700 se 1 ab ‏ته‎ ١ ‏ت لأغراض‎ te: 5 ‏سعودي‎</w:t>
         <w:br/>
@@ -4918,11 +4918,11 @@
         <w:br/>
         <w:t>..١ ‎.تادراولا ليومت تاعوفدم‏ Payment Finance Import (1.23</w:t>
         <w:br/>
-        <w:t>7 [0.9 ‎داريتسا جراخلل ةيبلجألا تاكرشلا ليواحت‏ Lay ,Imports For Firms Foreign by Remitunce 2.11</w:t>
-        <w:br/>
-        <w:t>*_... ‎ضارغأ جراخلل ةيبنجألا تاكرشلا ليواحت‏ !&lt; Purposes..g Other Firms Foreign by Remittance 3.77</w:t>
-        <w:br/>
-        <w:t>‎ةلوانم فيلاكت‏ ot Sales ‎دارفألا لبق نم ةيصحخحش‏ - gages Saudi. - Individuals by Remittances Personal ‎4ك‏</w:t>
+        <w:t>2.11 Remitunce by Foreign Firms For Imports, Lay ‏تحاويل الشركات الأجلبية للخارج استيراد‎ 0.9] 7</w:t>
+        <w:br/>
+        <w:t>3.77 Remittance by Foreign Firms Other Purposes..g &gt;! ‏تحاويل الشركات الأجنبية للخارج أغراض‎ _...*</w:t>
+        <w:br/>
+        <w:t>‏ك4‎ Personal Remittances by Individuals - Saudi. gages - ‏شحخحصية من قبل الأفراد‎ Sales ot ‏تكاليف مناولة‎</w:t>
         <w:br/>
         <w:t>30 Personal Remittances by Individuals - Non-Saudi.. sagen ‏شخصية من قبل الأفراك - غير‎ bab Soe Handing ‏كمض‎</w:t>
         <w:br/>
@@ -5197,7 +5197,7 @@
           <w:b w:val="0"/>
           <w:i w:val="0"/>
         </w:rPr>
-        <w:t>غلبمب ليوحت لمعب مركتلا ‏ie ge‎ ينيز دمحأ خيشلا مادم بلط ىلع ‏ely‎</w:t>
+        <w:t>‎ely‏ على طلب مدام الشيخ أحمد زيني ‎ge ie‏ التكرم بعمل تحويل بمبلغ</w:t>
         <w:br/>
         <w:t>0 ريال بإسم ‎alls; UM ALQURA DEVELOPMENT CO‏ قيمة</w:t>
         <w:br/>
@@ -5242,7 +5242,7 @@
           <w:b w:val="0"/>
           <w:i w:val="0"/>
         </w:rPr>
-        <w:t>يروصلا فسوي‏</w:t>
+        <w:t>‏يوسف الصوري</w:t>
       </w:r>
     </w:p>
     <w:p>
@@ -5281,7 +5281,7 @@
           <w:b w:val="0"/>
           <w:i w:val="0"/>
         </w:rPr>
-        <w:t>ةقفاوملاب ديمعت‏</w:t>
+        <w:t>‏تعميد بالموافقة</w:t>
       </w:r>
     </w:p>
     <w:p>
@@ -5328,7 +5328,7 @@
           <w:b w:val="0"/>
           <w:i w:val="0"/>
         </w:rPr>
-        <w:t>عراش - ةدج اهناونع و « : مقر يراجت لجس ةدودحملا رامعإلل ىرقلا مأ ةكرش/ةداسلا ‏.١‎</w:t>
+        <w:t>‎.١‏ السادة/شركة أم القرى للإعمار المحدودة سجل تجاري رقم : » و عنوانها جدة - شارع</w:t>
         <w:br/>
         <w:t>الميناء برج أبار وزيني ص.ب. ‎٠‏ جدة ‎5١4577‏ هاتف ‎TEVef ee‏ فاكس ‎1١4517‏</w:t>
       </w:r>
@@ -5360,7 +5360,7 @@
         <w:br/>
         <w:t>‏/ ....... هفل صادر من ‎Baa‏ وعنوانه: ‎Gye‏ ب ....... رمز بريدي ....... مدينة جدة ‎G‏</w:t>
         <w:br/>
-        <w:t>ص011 : لاوج ....................... :سكاقس .............. : فتاه‏</w:t>
+        <w:t>‏هاتف : .............. سقاكس: ....................... جوال : 011ص</w:t>
       </w:r>
     </w:p>
     <w:p>
@@ -5497,7 +5497,7 @@
           <w:b w:val="0"/>
           <w:i w:val="0"/>
         </w:rPr>
-        <w:t>‏١‎ ةيبونجلا رحبأب ملاسلا عمجم ريجأت دقع‏</w:t>
+        <w:t>‏عقد تأجير مجمع السالم بأبحر الجنوبية ‎١‏</w:t>
       </w:r>
     </w:p>
     <w:p>
@@ -5523,7 +5523,7 @@
           <w:b w:val="0"/>
           <w:i w:val="0"/>
         </w:rPr>
-        <w:t>10501507105 ‏STE + ce‎ :1215855 سكاف - + 33017 ‏LLYOAOY‎ : نوفيلت - ةيدودسلا ةيبرعلا ةكلملا - ‏Sue 5١455‎ 6الد+ ب - عساتلا رودلا ‏ed:‎ راب' جري‏</w:t>
+        <w:t>‏يرج 'بار ‎ed:‏ الدور التاسع - ب +دلا6 ‎5١455 Sue‏ - الملكة العربية السدودية - تليفون : ‎LLYOAOY‏ 33017 + - فاكس :1215855 ‎ce + STE‏ 10501507105</w:t>
       </w:r>
     </w:p>
     <w:p>
@@ -5579,22 +5579,22 @@
           <w:b w:val="0"/>
           <w:i w:val="0"/>
         </w:rPr>
-        <w:t>ةرجؤملا نيعلا ةنياعم :اثلاث</w:t>
-        <w:br/>
-        <w:t>هل ةرواجملا نكامألا كلذكو ةلاهجلل ةيفان ةمات ةنياعم ةرجؤملا نيعلا نياع هنأب يناثلا فرطلا رقي</w:t>
-      </w:r>
-    </w:p>
-    <w:p>
-      <w:pPr>
-        <w:jc w:val="right"/>
-        <w:bidi/>
-      </w:pPr>
-      <w:r>
-        <w:rPr>
-          <w:b w:val="0"/>
-          <w:i w:val="0"/>
-        </w:rPr>
-        <w:t>ةصصخملا ةكرتشملا ءازجألاو تامدخلاو ماسقألاو عفانملاو قفارملاو هيلإ هيدؤملا تارمملاو</w:t>
+        <w:t>ثالثا: معاينة العين المؤجرة</w:t>
+        <w:br/>
+        <w:t>يقر الطرف الثاني بأنه عاين العين المؤجرة معاينة تامة نافية للجهالة وكذلك الأماكن المجاورة له</w:t>
+      </w:r>
+    </w:p>
+    <w:p>
+      <w:pPr>
+        <w:jc w:val="right"/>
+        <w:bidi/>
+      </w:pPr>
+      <w:r>
+        <w:rPr>
+          <w:b w:val="0"/>
+          <w:i w:val="0"/>
+        </w:rPr>
+        <w:t>والممرات المؤديه إليه والمرافق والمنافع والأقسام والخدمات والأجزاء المشتركة المخصصة</w:t>
         <w:br/>
         <w:t>للخدمات والمناقع داخل المجمع وخارجه؛ كما أنه قد تأكد من مساحته وحدوده وأوصافه وتجهيزاته</w:t>
       </w:r>
@@ -5609,22 +5609,22 @@
           <w:b w:val="0"/>
           <w:i w:val="0"/>
         </w:rPr>
-        <w:t>‏ceo‎ ةقباطم اهدجو دقو هلامعتسإل ةمزاللا ةيساسألا رصانعلا نم كلذ ريغو ةيجراخلاو ةيلخادلا هقفارمو</w:t>
-      </w:r>
-    </w:p>
-    <w:p>
-      <w:pPr>
-        <w:jc w:val="right"/>
-        <w:bidi/>
-      </w:pPr>
-      <w:r>
-        <w:rPr>
-          <w:b w:val="0"/>
-          <w:i w:val="0"/>
-        </w:rPr>
-        <w:t>هلجأ نم نيعلا راجئتسإ مت يذلا ضرغلا قيقحتل هوجولا ةفاك نم ةمئالمو ةبسانمو ةحلاصو هتابغرل</w:t>
-        <w:br/>
-        <w:t>. تاظحالم ةيأ نود اهميلست ىلع قفتملا فاصوألاو ةلاحلاب ةرجؤملا نيعلا لبقيس هنأو</w:t>
+        <w:t>ومرافقه الداخلية والخارجية وغير ذلك من العناصر الأساسية اللازمة لإستعماله وقد وجدها مطابقة ‎ceo‏</w:t>
+      </w:r>
+    </w:p>
+    <w:p>
+      <w:pPr>
+        <w:jc w:val="right"/>
+        <w:bidi/>
+      </w:pPr>
+      <w:r>
+        <w:rPr>
+          <w:b w:val="0"/>
+          <w:i w:val="0"/>
+        </w:rPr>
+        <w:t>لرغباته وصالحة ومناسبة وملائمة من كافة الوجوه لتحقيق الغرض الذي تم إستئجار العين من أجله</w:t>
+        <w:br/>
+        <w:t>وأنه سيقبل العين المؤجرة بالحالة والأوصاف المتفق على تسليمها دون أية ملاحظات .</w:t>
       </w:r>
     </w:p>
     <w:p>
@@ -5652,11 +5652,11 @@
         </w:rPr>
         <w:t>مدة العقد هي سنة ميلاديه تبدأ من ‎٠:‏ 5١11/17/1١1م‏ + وتنتهي بنهاية : ‎01١7/17/15‏ 7م. ويلتزم</w:t>
         <w:br/>
-        <w:t>يتلا ةلاحلابو ميلست رضحم بجومب ةرجؤملا نيعلا ميلستب دقعلا ةدم ءاهتنإ لاح يف يناثلا فرطلا</w:t>
+        <w:t>الطرف الثاني في حال إنتهاء مدة العقد بتسليم العين المؤجرة بموجب محضر تسليم وبالحالة التي</w:t>
         <w:br/>
         <w:t>إستلمها عليهاء وفي حال تأخر الطرف الثاني في تسليم العين المؤجرة إلى الطرف الأول بعد مدة</w:t>
         <w:br/>
-        <w:t>أمايأ) دقعلا ةدم ءاهتنإ دعب ةرجؤملا نيعلا يناثلا فرطلا اهلالخ لغشي ةدم يأ باستحإ متيسف دقعلا</w:t>
+        <w:t>العقد فسيتم إحتساب أي مدة يشغل خلالها الطرف الثاني العين المؤجرة بعد إنتهاء مدة العقد (أيامأ</w:t>
         <w:br/>
         <w:t>أو شهوراً) بضعف القيمة المنصوص عليها في المادة ‎Ladle‏ من هذا ‎ciel‏ بالإضافة إلى</w:t>
         <w:br/>
@@ -5675,20 +5675,20 @@
           <w:b w:val="0"/>
           <w:i w:val="0"/>
         </w:rPr>
-        <w:t>ةيراجيإلا ةميقلا : ًاسماخ</w:t>
-      </w:r>
-    </w:p>
-    <w:p>
-      <w:pPr>
-        <w:jc w:val="right"/>
-        <w:bidi/>
-      </w:pPr>
-      <w:r>
-        <w:rPr>
-          <w:b w:val="0"/>
-          <w:i w:val="0"/>
-        </w:rPr>
-        <w:t>نوسمخو ةئام ‏)١15١٠٠٠(‎ يه ةرجؤملا نيعلل ةيونسلا ةيراجيإلا ةميقلا نأ نيفرطلا نيب قافتإلا مت</w:t>
+        <w:t>خامساً : القيمة الإيجارية</w:t>
+      </w:r>
+    </w:p>
+    <w:p>
+      <w:pPr>
+        <w:jc w:val="right"/>
+        <w:bidi/>
+      </w:pPr>
+      <w:r>
+        <w:rPr>
+          <w:b w:val="0"/>
+          <w:i w:val="0"/>
+        </w:rPr>
+        <w:t>تم الإتفاق بين الطرفين أن القيمة الإيجارية السنوية للعين المؤجرة هي ‎)١15١٠٠٠(‏ مائة وخمسون</w:t>
         <w:br/>
         <w:t>ألف ‎hy‏ . بالإضافة إلى )+ 461( من قيمة العقد تأمين مسترد .</w:t>
       </w:r>
@@ -5705,9 +5705,9 @@
         </w:rPr>
         <w:t>وتستحق هذه المبالغ قبل بداية كل سنة إيجارية بثلاثون يوماً.</w:t>
         <w:br/>
-        <w:t>درتسملا نيمأتلا :ًاسداس</w:t>
-        <w:br/>
-        <w:t>ةدحاو ةرم دقعلا اذه نم سماخلا دنبلا يف هحضوملا هبسنلا لوألا فرطلل يناثلا فرطلا عفدي</w:t>
+        <w:t>سادساً: التأمين المسترد</w:t>
+        <w:br/>
+        <w:t>يدفع الطرف الثاني للطرف الأول النسبه الموضحه في البند الخامس من هذا العقد مرة واحدة</w:t>
       </w:r>
     </w:p>
     <w:p>
@@ -5735,20 +5735,20 @@
           <w:b w:val="0"/>
           <w:i w:val="0"/>
         </w:rPr>
-        <w:t>0 ةيبونجلا رحباب ملاسلا عمجم ريجأت دقع</w:t>
-      </w:r>
-    </w:p>
-    <w:p>
-      <w:pPr>
-        <w:jc w:val="right"/>
-        <w:bidi/>
-      </w:pPr>
-      <w:r>
-        <w:rPr>
-          <w:b w:val="0"/>
-          <w:i w:val="0"/>
-        </w:rPr>
-        <w:t>‎ب.ص - عساتلا رودلا - يتيزو رابأ جرب‏ 67٠١ ‎تاس - + 4735 711/1857 : سكاف - + 4337 741/0481 : نوفيلت - ةيدوعسلا ةيبرعلا ةكلمملا - 51575 ةدج‏ 103501551537</w:t>
+        <w:t>عقد تأجير مجمع السالم بابحر الجنوبية 0</w:t>
+      </w:r>
+    </w:p>
+    <w:p>
+      <w:pPr>
+        <w:jc w:val="right"/>
+        <w:bidi/>
+      </w:pPr>
+      <w:r>
+        <w:rPr>
+          <w:b w:val="0"/>
+          <w:i w:val="0"/>
+        </w:rPr>
+        <w:t>103501551537 ‏جدة 51575 - المملكة العربية السعودية - تليفون : 741/0481 4337 + - فاكس : 711/1857 4735 + - سات‎ 67٠١ ‏برج أبار وزيتي - الدور التاسع - ص.ب‎</w:t>
         <w:br/>
         <w:t>Abbar &amp; Zainy Tower 9th Floor - P.O. Box 5700 Jeddah 21432 - Kingdom of Saudi Arabia - Tel. : +966 2 6475857 - Fax : +966 2 6472622 - C.R. 4030162266</w:t>
       </w:r>
@@ -5778,9 +5778,9 @@
           <w:b w:val="0"/>
           <w:i w:val="0"/>
         </w:rPr>
-        <w:t>دادسلا ةقيرطو تاعفدلا : ًاعباس</w:t>
-        <w:br/>
-        <w:t>نيمأتلا موسر و لماكلاب ةيراجيإلا ةميقلا دادس متي نأ ىلع نيفرطلا نيب قافتإلا مت ‏.١‎</w:t>
+        <w:t>سابعاً : الدفعات وطريقة السداد</w:t>
+        <w:br/>
+        <w:t>‎.١‏ تم الإتفاق بين الطرفين على أن يتم سداد القيمة الإيجارية بالكامل و رسوم التأمين</w:t>
         <w:br/>
         <w:t>بشيكات بنكية بإسم الطرف الأول عند توقيع العقد :</w:t>
       </w:r>
@@ -5808,7 +5808,7 @@
           <w:b w:val="0"/>
           <w:i w:val="0"/>
         </w:rPr>
-        <w:t>نع لزانتلا وأ نطابلا نم اهليبقت وأ هيلع ةرجؤملا نيعلا ريجأت يف هتيقحأ مدعب يناثلا فرطلا رقي</w:t>
+        <w:t>يقر الطرف الثاني بعدم أحقيته في تأجير العين المؤجرة عليه أو تقبيلها من الباطن أو التنازل عن</w:t>
       </w:r>
     </w:p>
     <w:p>
@@ -5834,7 +5834,7 @@
           <w:b w:val="0"/>
           <w:i w:val="0"/>
         </w:rPr>
-        <w:t>اذهل يناثلا فرطلا ةفلاخم ةلاح يفو «لوألا فرطلا نم ةيباتك ةقفاوم ىلع لوصحلاو قافتإلا</w:t>
+        <w:t>الإتفاق والحصول على موافقة كتابية من الطرف الأول» وفي حالة مخالفة الطرف الثاني لهذا</w:t>
         <w:br/>
         <w:t>الإلتزام الجوهري فأنه يحق للطرف الأول فسخ هذا العقد دون الحاجة إلى توجيه إنذار للطرف</w:t>
         <w:br/>
@@ -5866,15 +5866,15 @@
           <w:b w:val="0"/>
           <w:i w:val="0"/>
         </w:rPr>
-        <w:t>وأ يلخادلا اهبيترت وأ ةرجؤملا نيعلا فاصوأ يف تاليدعت ةيأ لاخدإ مدعب يناثلا فرطلا مزتلي _-</w:t>
+        <w:t>_- يلتزم الطرف الثاني بعدم إدخال أية تعديلات في أوصاف العين المؤجرة أو ترتيبها الداخلي أو</w:t>
         <w:br/>
         <w:t>عمل نوافذ أو أبواب أو أن يسد شيئا مما هو قائم آو يبني أو يركب إنشاءات جديدة أو يعدل في</w:t>
         <w:br/>
         <w:t>إنشاءات وتمديدات الماء والكهرباء إلا بالموافقة الخطية المسبقة من الطرف ‎SSVI‏ وعليه فإن</w:t>
         <w:br/>
-        <w:t>دعب ةرجؤملا نيعلاب يناثلا فرطلا اهلمعب موقي يتلا تازيهجتلا وأ تاريغتلا وأ تآءاشنإلا لك</w:t>
-        <w:br/>
-        <w:t>يناثلا فرطلا ىلع رظحيو لوألا فرطلل اكلم ربتعت ءلوألا فرطلا نم ةيطخ ةقفاوم ذخأ</w:t>
+        <w:t>كل الإنشاءآت أو التغيرات أو التجهيزات التي يقوم بعملها الطرف الثاني بالعين المؤجرة بعد</w:t>
+        <w:br/>
+        <w:t>أخذ موافقة خطية من الطرف الأولء تعتبر ملكا للطرف الأول ويحظر على الطرف الثاني</w:t>
         <w:br/>
         <w:t>نزعها أو تغييرها بدون موافقة الطرف الأول الخطية وال كان مسئولا عن تصرفهه مما يلزمه</w:t>
         <w:br/>
@@ -5891,13 +5891,13 @@
           <w:b w:val="0"/>
           <w:i w:val="0"/>
         </w:rPr>
-        <w:t>١ ‎نع اهتلومح ديزت ةرجؤملا نيعلا ضرأ ىلع لاقثأ عضو مدعب يناثلا فرطلا مزتلي‏ Cc</w:t>
+        <w:t>Cc ‏يلتزم الطرف الثاني بعدم وضع أثقال على أرض العين المؤجرة تزيد حمولتها عن‎ ١</w:t>
         <w:br/>
         <w:t>‏وذلك طبقاً للمواصفات الخاصة بالمبنى ويكون الطرف الثاني مسئولاً مسئولية‎ Yala glSt ٠</w:t>
         <w:br/>
-        <w:t>‎دودحلا نع ديزت لاقثأ عضوب همايق ببسب صاخشألا وأ ىنبملاب رارضأ وأ تايفلت يأ نع ةلماك‏</w:t>
-        <w:br/>
-        <w:t>‎تازازتهإ ببست ةزهجأ يأ وأ اهب حومسملا‏ gan ol ‎وأ حالصإ فيلاكت لثمت ةيلوئسملا هذه تناك‏</w:t>
+        <w:t>‏كاملة عن أي تلفيات أو أضرار بالمبنى أو الأشخاص بسبب قيامه بوضع أثقال تزيد عن الحدود‎</w:t>
+        <w:br/>
+        <w:t>‏كانت هذه المسئولية تمثل تكاليف إصلاح أو‎ ol gan ‏المسموح بها أو أي أجهزة تسبب إهتزازات‎</w:t>
         <w:br/>
         <w:t>‏تعويضات أو مسائلة قانونية أو أي مستولية أخرى.‎</w:t>
       </w:r>
@@ -5912,65 +5912,65 @@
           <w:b w:val="0"/>
           <w:i w:val="0"/>
         </w:rPr>
-        <w:t>ًايلخاد ماعلا رهظملاو ةفاظنلا ثيح نم ةرجؤملا نيعلا ىلع ةظفاحملاب يناثلا فرطلا مزتليا -؟</w:t>
-        <w:br/>
-        <w:t>هل نيعباتلا نيلماعلا دوهجو هدهج ىراصق لذبي ‏Gly‎ هدقعلا اذه نايرس ةدم ‏igh‎ ًايجراخو</w:t>
-        <w:br/>
-        <w:t>.اهب اهملست يتلا ةزاتمملا ةلاحلاب اهرارمتسإ نامضل</w:t>
-      </w:r>
-    </w:p>
-    <w:p>
-      <w:pPr>
-        <w:jc w:val="right"/>
-        <w:bidi/>
-      </w:pPr>
-      <w:r>
-        <w:rPr>
-          <w:b w:val="0"/>
-          <w:i w:val="0"/>
-        </w:rPr>
-        <w:t>ةيدوعسلا هيبرعلا ةكلمملا يف ةدئاسلا نيناوقلاو تاميلعتلاو ةمظنألاب ديقتلاب يناثلا فرطلا مزتلي 4-</w:t>
-      </w:r>
-    </w:p>
-    <w:p>
-      <w:pPr>
-        <w:jc w:val="right"/>
-        <w:bidi/>
-      </w:pPr>
-      <w:r>
-        <w:rPr>
-          <w:b w:val="0"/>
-          <w:i w:val="0"/>
-        </w:rPr>
-        <w:t>(هيدل نيلماعلا وأ وه) هباكترإ وأ مهيلإ ةءاسإلا وأ ناريجلا جاعزإ مدعب يناثلا فرطلا مزتلي 0-</w:t>
-        <w:br/>
-        <w:t>؛دالبلا يف ةدئاسلا ديلاقتلاو تاداعلاو قالخألاو بادآلا عم ىفانتت ةرجؤملا نيعلا يف لامعأ</w:t>
-      </w:r>
-    </w:p>
-    <w:p>
-      <w:pPr>
-        <w:jc w:val="right"/>
-        <w:bidi/>
-      </w:pPr>
-      <w:r>
-        <w:rPr>
-          <w:b w:val="0"/>
-          <w:i w:val="0"/>
-        </w:rPr>
-        <w:t>0 ةيبونجلا ‏jal‎ ملاسلا عمجم ريجأت دقع</w:t>
-      </w:r>
-    </w:p>
-    <w:p>
-      <w:pPr>
-        <w:jc w:val="right"/>
-        <w:bidi/>
-      </w:pPr>
-      <w:r>
-        <w:rPr>
-          <w:b w:val="0"/>
-          <w:i w:val="0"/>
-        </w:rPr>
-        <w:t>‎باص - عيماتلا رودلا - ينميز‏ 57٠0 ‎نوفيلت - ةيدوعسلا ةيبرعلا ةكلسملا - 51451 ةدجا‏ : 35418461 1 ATV = - ‎تاس حج 43017 3617/57 : سكاف‏ 1057115580</w:t>
+        <w:t>؟- ايلتزم الطرف الثاني بالمحافظة على العين المؤجرة من حيث النظافة والمظهر العام داخلياً</w:t>
+        <w:br/>
+        <w:t>وخارجياً ‎igh‏ مدة سريان هذا العقده ‎Gly‏ يبذل قصارى جهده وجهود العاملين التابعين له</w:t>
+        <w:br/>
+        <w:t>لضمان إستمرارها بالحالة الممتازة التي تسلمها بها.</w:t>
+      </w:r>
+    </w:p>
+    <w:p>
+      <w:pPr>
+        <w:jc w:val="right"/>
+        <w:bidi/>
+      </w:pPr>
+      <w:r>
+        <w:rPr>
+          <w:b w:val="0"/>
+          <w:i w:val="0"/>
+        </w:rPr>
+        <w:t>4- يلتزم الطرف الثاني بالتقيد بالأنظمة والتعليمات والقوانين السائدة في المملكة العربيه السعودية</w:t>
+      </w:r>
+    </w:p>
+    <w:p>
+      <w:pPr>
+        <w:jc w:val="right"/>
+        <w:bidi/>
+      </w:pPr>
+      <w:r>
+        <w:rPr>
+          <w:b w:val="0"/>
+          <w:i w:val="0"/>
+        </w:rPr>
+        <w:t>0- يلتزم الطرف الثاني بعدم إزعاج الجيران أو الإساءة إليهم أو إرتكابه (هو أو العاملين لديه)</w:t>
+        <w:br/>
+        <w:t>أعمال في العين المؤجرة تتنافى مع الآداب والأخلاق والعادات والتقاليد السائدة في البلاد؛</w:t>
+      </w:r>
+    </w:p>
+    <w:p>
+      <w:pPr>
+        <w:jc w:val="right"/>
+        <w:bidi/>
+      </w:pPr>
+      <w:r>
+        <w:rPr>
+          <w:b w:val="0"/>
+          <w:i w:val="0"/>
+        </w:rPr>
+        <w:t>عقد تأجير مجمع السالم ‎jal‏ الجنوبية 0</w:t>
+      </w:r>
+    </w:p>
+    <w:p>
+      <w:pPr>
+        <w:jc w:val="right"/>
+        <w:bidi/>
+      </w:pPr>
+      <w:r>
+        <w:rPr>
+          <w:b w:val="0"/>
+          <w:i w:val="0"/>
+        </w:rPr>
+        <w:t>1057115580 ‏فاكس : 3617/57 43017 جح سات‎ - = ATV 1 35418461 : ‏اجدة 51451 - المسلكة العربية السعودية - تليفون‎ 57٠0 ‏زيمني - الدور التاميع - صاب‎</w:t>
         <w:br/>
         <w:t>Abbar &amp; Zainy Tower Sth Fioor - 5.0. Box 5700 Jeddizh 21432 - Kingdom of Saudi Arabia - Tel. : +966 2 6475657 - Fer. . +866 2 6472522 - CR. 40301</w:t>
       </w:r>
@@ -5991,7 +5991,7 @@
         <w:br/>
         <w:t>‏في إعتبار هذا العقد‎ Gall ‏وللطرف الأول في حالة مخالفة الطرف الثاني لأحكام هذه المادة‎</w:t>
         <w:br/>
-        <w:t>‎نيعلا ءالخإ بلطو اخوسفمو ايغال‏ gall cds ‎امع هضيوعتو ةفلاخملا بابسأ ةلازإ بلط وأ‏</w:t>
+        <w:t>‏أو طلب إزالة أسباب المخالفة وتعويضه عما‎ cds gall ‏لاغيا ومفسوخا وطلب إخلاء العين‎</w:t>
         <w:br/>
         <w:t>‏يكون قد ترتب عليها من أضرارء كما يكون الطرف الثاني مسئولا أيضا عن كل ماقد يقع من‎</w:t>
       </w:r>
@@ -6021,20 +6021,20 @@
         </w:rPr>
         <w:t>5 يلتزم الطرف الثاني بعدم إستعمال مكبرات الصوت أو أية أجهزة إذاعية أو موسيقى بحيث</w:t>
         <w:br/>
-        <w:t>.ةرجؤملا نيعلا جراخ عمست</w:t>
-      </w:r>
-    </w:p>
-    <w:p>
-      <w:pPr>
-        <w:jc w:val="right"/>
-        <w:bidi/>
-      </w:pPr>
-      <w:r>
-        <w:rPr>
-          <w:b w:val="0"/>
-          <w:i w:val="0"/>
-        </w:rPr>
-        <w:t>وأ نيرجأتسملا يقاب عم ةكرتشملا قفارملاو عمجملا تارمم لغش مدعب يناثلا فرطلا مزتلي 5</w:t>
+        <w:t>تسمع خارج العين المؤجرة.</w:t>
+      </w:r>
+    </w:p>
+    <w:p>
+      <w:pPr>
+        <w:jc w:val="right"/>
+        <w:bidi/>
+      </w:pPr>
+      <w:r>
+        <w:rPr>
+          <w:b w:val="0"/>
+          <w:i w:val="0"/>
+        </w:rPr>
+        <w:t>5 يلتزم الطرف الثاني بعدم شغل ممرات المجمع والمرافق المشتركة مع باقي المستأجرين أو</w:t>
         <w:br/>
         <w:t>غير ذلك من الأماكن أو إعاقة الحركة الطبيعية فيها .</w:t>
       </w:r>
@@ -6049,7 +6049,7 @@
           <w:b w:val="0"/>
           <w:i w:val="0"/>
         </w:rPr>
-        <w:t>نم ناكم يإ وأ جردلا وأ تارمملا وأ ةرجؤملا نيعلا يف ظافتحالا مدعب ذاثلا فرطلا مزتلي ‏A=‎</w:t>
+        <w:t>‎=A‏ يلتزم الطرف الثاذ بعدم الاحتفاظ في العين المؤجرة أو الممرات أو الدرج أو إي مكان من</w:t>
         <w:br/>
         <w:t>المجمع بالأسلحة ‎af‏ أنواعها أو بمواد ملتهبة أو متفجرة أو مواد قابلة للاشتعال أو ضارة</w:t>
       </w:r>
@@ -6064,22 +6064,22 @@
           <w:b w:val="0"/>
           <w:i w:val="0"/>
         </w:rPr>
-        <w:t>يي مامأ لوؤسملا هدحو نوكي كلذ ريغ تبث اذإو «هيدل نيلماعلا دحأ ملعب وأ هملعب ءاوس ةحصلاب‏</w:t>
-      </w:r>
-    </w:p>
-    <w:p>
-      <w:pPr>
-        <w:jc w:val="right"/>
-        <w:bidi/>
-      </w:pPr>
-      <w:r>
-        <w:rPr>
-          <w:b w:val="0"/>
-          <w:i w:val="0"/>
-        </w:rPr>
-        <w:t>ةيلوؤسم يناثلا فرطلا يلخيو «كلذ ءارج ارربض اهب ‏Gal‎ ةهج ةيأ وأ ةيمسرلا تاهجلا‏</w:t>
-        <w:br/>
-        <w:t>.دلبلا اذه ةفلاخم ببسب أشنت دق ةماع وأ ةصاخ ةيلام وأ ةينوناق قوقح ةيأ نم لوألا فرطلا</w:t>
+        <w:t>‏بالصحة سواء بعلمه أو بعلم أحد العاملين لديه» وإذا ثبت غير ذلك يكون وحده المسؤول أمام يي</w:t>
+      </w:r>
+    </w:p>
+    <w:p>
+      <w:pPr>
+        <w:jc w:val="right"/>
+        <w:bidi/>
+      </w:pPr>
+      <w:r>
+        <w:rPr>
+          <w:b w:val="0"/>
+          <w:i w:val="0"/>
+        </w:rPr>
+        <w:t>‏الجهات الرسمية أو أية جهة ‎Gal‏ بها ضبررا جراء ذلك» ويخلي الطرف الثاني مسؤولية</w:t>
+        <w:br/>
+        <w:t>الطرف الأول من أية حقوق قانونية أو مالية خاصة أو عامة قد تنشأ بسبب مخالفة هذا البلد.</w:t>
       </w:r>
     </w:p>
     <w:p>
@@ -6096,20 +6096,20 @@
         <w:br/>
         <w:t>أضرار تصيب العين المؤجرة أو أي جزء من المجمع تسبب فيه هو أو أي من تابعيه سواء</w:t>
         <w:br/>
-        <w:t>.لامهإلا وأ أطخ وأ دمعلا قيرط نع</w:t>
-      </w:r>
-    </w:p>
-    <w:p>
-      <w:pPr>
-        <w:jc w:val="right"/>
-        <w:bidi/>
-      </w:pPr>
-      <w:r>
-        <w:rPr>
-          <w:b w:val="0"/>
-          <w:i w:val="0"/>
-        </w:rPr>
-        <w:t>نم اهريغو ةيئابرهكلاو ةيكيناكيملا تازيهجتلا عيمج ىلع ةظفاحملاب يناثلا فرطلا مزتلي ‏٠‎</w:t>
+        <w:t>عن طريق العمد أو خطأ أو الإهمال.</w:t>
+      </w:r>
+    </w:p>
+    <w:p>
+      <w:pPr>
+        <w:jc w:val="right"/>
+        <w:bidi/>
+      </w:pPr>
+      <w:r>
+        <w:rPr>
+          <w:b w:val="0"/>
+          <w:i w:val="0"/>
+        </w:rPr>
+        <w:t>‎٠‏ يلتزم الطرف الثاني بالمحافظة على جميع التجهيزات الميكانيكية والكهربائية وغيرها من</w:t>
         <w:br/>
         <w:t>‏pall ym‎ نيعلا يف تدجو نإ تاهجاولاو تازيهجتلا</w:t>
       </w:r>
@@ -6124,7 +6124,7 @@
           <w:b w:val="0"/>
           <w:i w:val="0"/>
         </w:rPr>
-        <w:t>يف ةرجؤملا نيعلا ىلإ لوخدلاب هنع بوني نم وأ لوألا فرطلل حامسلاب يناثلا فرطلا مزتلي ‏١‎</w:t>
+        <w:t>‎١‏ يلتزم الطرف الثاني بالسماح للطرف الأول أو من ينوب عنه بالدخول إلى العين المؤجرة في</w:t>
         <w:br/>
         <w:t>أوقات الدوام الرسمي للمعاينة والفحص عن أي خالل لإجراء أي إصلاحات لازمة أو تعديلات</w:t>
         <w:br/>
@@ -6138,7 +6138,7 @@
         <w:br/>
         <w:t>وفي حالة عدم تنفيذ هذه التعديلات من قبل الطرف الثاني فانه يحق للطرف الأول إرسال</w:t>
         <w:br/>
-        <w:t>‏Cc‎ يناثلا فرطلا راطخإ دعب يناثلا فرطلا ةقفن ىلع لامعألا هذهب مايقلل هفرط نم نيبودنم</w:t>
+        <w:t>مندوبين من طرفه للقيام بهذه الأعمال على نفقة الطرف الثاني بعد إخطار الطرف الثاني ‎Cc‏</w:t>
         <w:br/>
         <w:t>‏كتابيا بذلك»</w:t>
       </w:r>
@@ -6168,7 +6168,7 @@
           <w:b w:val="0"/>
           <w:i w:val="0"/>
         </w:rPr>
-        <w:t>قحيو ةقحتسملا تارخأتملا لماك دادسل انامضو انهر ةرجؤملا نيعلاب ةدوجوملا ءايشألا نم هفالخو‏</w:t>
+        <w:t>‏وخلافه من الأشياء الموجودة بالعين المؤجرة رهنا وضمانا لسداد كامل المتأخرات المستحقة ويحق</w:t>
       </w:r>
     </w:p>
     <w:p>
@@ -6194,20 +6194,20 @@
           <w:b w:val="0"/>
           <w:i w:val="0"/>
         </w:rPr>
-        <w:t>-١ ‎عمجملا يف هدجاوت مدع لاح يف راوزلا لوخدب حامسلا مدعب يناثلا فرطلا مزتلي‏ .‎</w:t>
-      </w:r>
-    </w:p>
-    <w:p>
-      <w:pPr>
-        <w:jc w:val="right"/>
-        <w:bidi/>
-      </w:pPr>
-      <w:r>
-        <w:rPr>
-          <w:b w:val="0"/>
-          <w:i w:val="0"/>
-        </w:rPr>
-        <w:t>. ةصاخلا هترايس فاقيإل عمجملا فقاوم نم طقف دحاو فقوم مادختسإب يناثلا فرطلا مزتلي 1- 5‏</w:t>
+        <w:t>‎. ‏يلتزم الطرف الثاني بعدم السماح بدخول الزوار في حال عدم تواجده في المجمع‎ -١</w:t>
+      </w:r>
+    </w:p>
+    <w:p>
+      <w:pPr>
+        <w:jc w:val="right"/>
+        <w:bidi/>
+      </w:pPr>
+      <w:r>
+        <w:rPr>
+          <w:b w:val="0"/>
+          <w:i w:val="0"/>
+        </w:rPr>
+        <w:t>‏5 1- يلتزم الطرف الثاني بإستخدام موقف واحد فقط من مواقف المجمع لإيقاف سيارته الخاصة .</w:t>
       </w:r>
     </w:p>
     <w:p>
@@ -6235,20 +6235,20 @@
           <w:b w:val="0"/>
           <w:i w:val="0"/>
         </w:rPr>
-        <w:t>0 ةيبونجلا رحباب ملاسلا عمجم ريجأت دقع‏</w:t>
-      </w:r>
-    </w:p>
-    <w:p>
-      <w:pPr>
-        <w:jc w:val="right"/>
-        <w:bidi/>
-      </w:pPr>
-      <w:r>
-        <w:rPr>
-          <w:b w:val="0"/>
-          <w:i w:val="0"/>
-        </w:rPr>
-        <w:t>we !ay ‎ب.نح - عساتلا رودلا - يتيزو‏ 01٠١ Bee +147 - ‎تاس دج 53317 :51105877 سكأف = 2 537 3 5416/6801 : نوغيلت - ةيدوعسلا ةيبرعلا ةكلمملا‏ 101115550‎</w:t>
+        <w:t>‏عقد تأجير مجمع السالم بابحر الجنوبية 0</w:t>
+      </w:r>
+    </w:p>
+    <w:p>
+      <w:pPr>
+        <w:jc w:val="right"/>
+        <w:bidi/>
+      </w:pPr>
+      <w:r>
+        <w:rPr>
+          <w:b w:val="0"/>
+          <w:i w:val="0"/>
+        </w:rPr>
+        <w:t>‎101115550 ‏المملكة العربية السعودية - تليغون : 5416/6801 3 537 2 = فأكس :51105877 53317 جد سات‎ - 147+ Bee 01٠١ ‏وزيتي - الدور التاسع - حن.ب‎ ay! we</w:t>
       </w:r>
     </w:p>
     <w:p>
@@ -6291,9 +6291,9 @@
         </w:rPr>
         <w:t>208 يلتزم الطرف الثاني في حالة نشوب حريق لا سمح الله بسببه أو بسبب أحد تابعيه وتسبب في</w:t>
         <w:br/>
-        <w:t>تاضيوعتلا عيمج عقدب عمجملاب هل هرواجملا ‏yall ail‎ نم ريغلاو لوألا فرطلل رئاسخو ررض</w:t>
-        <w:br/>
-        <w:t>.ريغلاو لوألا فرطلل ةقحتسملا ةيداملا</w:t>
+        <w:t>ضرر وخسائر للطرف الأول والغير من ‎ail yall‏ المجاوره له بالمجمع بدقع جميع التعويضات</w:t>
+        <w:br/>
+        <w:t>المادية المستحقة للطرف الأول والغير.</w:t>
       </w:r>
     </w:p>
     <w:p>
@@ -6321,46 +6321,46 @@
           <w:b w:val="0"/>
           <w:i w:val="0"/>
         </w:rPr>
-        <w:t>لوألا فرطلا تامازتلإ : أرشاع</w:t>
-      </w:r>
-    </w:p>
-    <w:p>
-      <w:pPr>
-        <w:jc w:val="right"/>
-        <w:bidi/>
-      </w:pPr>
-      <w:r>
-        <w:rPr>
-          <w:b w:val="0"/>
-          <w:i w:val="0"/>
-        </w:rPr>
-        <w:t>ةماعلا قطانملل ةفاظنلاو ةنايصلاو ةماعلا تامدخلا لامعأ لماكب مايقلاب لوألا فرطلا مزتلي ‏-١‎</w:t>
-      </w:r>
-    </w:p>
-    <w:p>
-      <w:pPr>
-        <w:jc w:val="right"/>
-        <w:bidi/>
-      </w:pPr>
-      <w:r>
-        <w:rPr>
-          <w:b w:val="0"/>
-          <w:i w:val="0"/>
-        </w:rPr>
-        <w:t>‏ce‎ عيمج ةحلصمل ةاعارم كلذو يخارت نود هكرتشملاو هماعلا قفارملاو تارمملاك عمجملاب‏</w:t>
-      </w:r>
-    </w:p>
-    <w:p>
-      <w:pPr>
-        <w:jc w:val="right"/>
-        <w:bidi/>
-      </w:pPr>
-      <w:r>
-        <w:rPr>
-          <w:b w:val="0"/>
-          <w:i w:val="0"/>
-        </w:rPr>
-        <w:t>.نيرجأتسملا‏</w:t>
+        <w:t>عاشرأ : إلتزامات الطرف الأول</w:t>
+      </w:r>
+    </w:p>
+    <w:p>
+      <w:pPr>
+        <w:jc w:val="right"/>
+        <w:bidi/>
+      </w:pPr>
+      <w:r>
+        <w:rPr>
+          <w:b w:val="0"/>
+          <w:i w:val="0"/>
+        </w:rPr>
+        <w:t>‎-١‏ يلتزم الطرف الأول بالقيام بكامل أعمال الخدمات العامة والصيانة والنظافة للمناطق العامة</w:t>
+      </w:r>
+    </w:p>
+    <w:p>
+      <w:pPr>
+        <w:jc w:val="right"/>
+        <w:bidi/>
+      </w:pPr>
+      <w:r>
+        <w:rPr>
+          <w:b w:val="0"/>
+          <w:i w:val="0"/>
+        </w:rPr>
+        <w:t>‏بالمجمع كالممرات والمرافق العامه والمشتركه دون تراخي وذلك مراعاة لمصلحة جميع ‎ce‏</w:t>
+      </w:r>
+    </w:p>
+    <w:p>
+      <w:pPr>
+        <w:jc w:val="right"/>
+        <w:bidi/>
+      </w:pPr>
+      <w:r>
+        <w:rPr>
+          <w:b w:val="0"/>
+          <w:i w:val="0"/>
+        </w:rPr>
+        <w:t>‏المستأجرين.</w:t>
       </w:r>
     </w:p>
     <w:p>
@@ -6386,7 +6386,7 @@
           <w:b w:val="0"/>
           <w:i w:val="0"/>
         </w:rPr>
-        <w:t>فييكتلا اهيف امب ةيكيناكيملاو ةيئابرهكلا ةزهجألا ةنايص نيمأتب لوألا فرطلا مزتلي -؟‏</w:t>
+        <w:t>‏؟- يلتزم الطرف الأول بتأمين صيانة الأجهزة الكهربائية والميكانيكية بما فيها التكييف</w:t>
         <w:br/>
         <w:t>.ةماعلا تامدخلاو نكامألل يحصلا فرصلاو هايملا تاكبشو تانوفيلتلاو</w:t>
       </w:r>
@@ -6401,7 +6401,7 @@
           <w:b w:val="0"/>
           <w:i w:val="0"/>
         </w:rPr>
-        <w:t>اهريغو فقاوملا ميظنتو هايملا تارودك ةماعلا تامدخلا ليغشت نيمأتب لوألا فرطلا مزتلي 4-‏</w:t>
+        <w:t>‏4- يلتزم الطرف الأول بتأمين تشغيل الخدمات العامة كدورات المياه وتنظيم المواقف وغيرها</w:t>
         <w:br/>
         <w:t>من الخدمات الضرورية.</w:t>
       </w:r>
@@ -6416,7 +6416,7 @@
           <w:b w:val="0"/>
           <w:i w:val="0"/>
         </w:rPr>
-        <w:t>. ريخأت نود اهديعاوم يف هايملاو ءابرهكلا تاقحتسم دادسب لوألا فرطلا مزتلي م‏</w:t>
+        <w:t>‏م يلتزم الطرف الأول بسداد مستحقات الكهرباء والمياه في مواعيدها دون تأخير .</w:t>
       </w:r>
     </w:p>
     <w:p>
@@ -6446,36 +6446,36 @@
         <w:br/>
         <w:t>دون إتخاذ أي أجراءات قضائية أو نظامية فسخ هذا العقد ويعتبر توقيع الطرف الثاني على العقد</w:t>
         <w:br/>
-        <w:t>بترتي بلطم وأ قح يأب ءاعدإلا قحل طاقسإو ةرجؤملا نيعلا لوألا فرطلا لوخدب ‏aie‎ ًاحيرصت</w:t>
+        <w:t>تصريحاً ‎aie‏ بدخول الطرف الأول العين المؤجرة وإسقاط لحق الإدعاء بأي حق أو مطلب يترتب</w:t>
         <w:br/>
         <w:t>على دخول الطرف الأول أو أحد ممثليه إلى العين المؤجرة لإستلامها وفي هذه الحالة يجب على</w:t>
         <w:br/>
-        <w:t>ةتباثلا اهتاياوتحم نوكتو نيدهاش روضحب ةرجؤملا نيعلا تايوتحم درجب مايقلا لوألا فرطلا</w:t>
+        <w:t>الطرف الأول القيام بجرد محتويات العين المؤجرة بحضور شاهدين وتكون محتواياتها الثابتة</w:t>
         <w:br/>
         <w:t>بالجرد تحت يد الطرف الأول كضمان للحقوق المستمدة من العقدء ويعتبر التوقيع على هذا العقد</w:t>
         <w:br/>
-        <w:t>ةفاك ءافيتسإ دعب يناثلا فرطلا ىلإ اهميلست وأ عيبلاب تايوتحملا يف فرصتلاب لوألا فرطلل )1</w:t>
-        <w:br/>
-        <w:t>ةيرادإلا تافورصملاو رارضألا عيمج لمحتب يناثلا فرطلا مزتليو «هيلع ةقحستملا تامازتلإلا</w:t>
+        <w:t>1( للطرف الأول بالتصرف في المحتويات بالبيع أو تسليمها إلى الطرف الثاني بعد إستيفاء كافة</w:t>
+        <w:br/>
+        <w:t>الإلتزامات المتسحقة عليه» ويلتزم الطرف الثاني بتحمل جميع الأضرار والمصروفات الإدارية</w:t>
         <w:br/>
         <w:t>والقضاتية التي تكبدها الطرف الأول من جراء إخلال الطرف الثاني بمواد العقد مع عدم أحقية</w:t>
         <w:br/>
-        <w:t>يأ دادرتسإ وأ ةداعإب ةبلاطملا وأ تاضيوعت يأب لوألا فرطلا ىلع عوجرلا يف يناثلا فرطلا</w:t>
-        <w:br/>
-        <w:t>.لوألا فرطلل اهعفد دق نوكي غلابم</w:t>
-      </w:r>
-    </w:p>
-    <w:p>
-      <w:pPr>
-        <w:jc w:val="right"/>
-        <w:bidi/>
-      </w:pPr>
-      <w:r>
-        <w:rPr>
-          <w:b w:val="0"/>
-          <w:i w:val="0"/>
-        </w:rPr>
-        <w:t>3 ةيبونجلا رحبأب ملاسلا عمجم ريجأت دقع‏</w:t>
+        <w:t>الطرف الثاني في الرجوع على الطرف الأول بأي تعويضات أو المطالبة بإعادة أو إسترداد أي</w:t>
+        <w:br/>
+        <w:t>مبالغ يكون قد دفعها للطرف الأول.</w:t>
+      </w:r>
+    </w:p>
+    <w:p>
+      <w:pPr>
+        <w:jc w:val="right"/>
+        <w:bidi/>
+      </w:pPr>
+      <w:r>
+        <w:rPr>
+          <w:b w:val="0"/>
+          <w:i w:val="0"/>
+        </w:rPr>
+        <w:t>‏عقد تأجير مجمع السالم بأبحر الجنوبية 3</w:t>
       </w:r>
     </w:p>
     <w:p>
@@ -6518,7 +6518,7 @@
           <w:b w:val="0"/>
           <w:i w:val="0"/>
         </w:rPr>
-        <w:t>نم ‏pedi‎ رارضأ وأ لاطعأ يأ نع هقوقح ةفاكب هئافيإو لوألا فرطلا ضيوعت دعب ةرجؤيلا*نيقلا 12</w:t>
+        <w:t>12 القين*اليؤجرة بعد تعويض الطرف الأول وإيفائه بكافة حقوقه عن أي أعطال أو أضرار ‎pedi‏ من</w:t>
         <w:br/>
         <w:t>فسخ العقد وذلك إذا وقع أي من الأمور التالية:</w:t>
       </w:r>
@@ -6584,20 +6584,20 @@
         <w:br/>
         <w:t>العقد للمدة الباقية من العقد لأي شخص آخر وبالأجرة التي يراها ولا يحق للطرف الثاني</w:t>
         <w:br/>
-        <w:t>.ةيقابلا ةدملا نع نيعلا ةرجأ نم ضيوعت يأب ةبلاطملا</w:t>
-      </w:r>
-    </w:p>
-    <w:p>
-      <w:pPr>
-        <w:jc w:val="right"/>
-        <w:bidi/>
-      </w:pPr>
-      <w:r>
-        <w:rPr>
-          <w:b w:val="0"/>
-          <w:i w:val="0"/>
-        </w:rPr>
-        <w:t>ةماع ماكحأ :رشع ‏it‎</w:t>
+        <w:t>المطالبة بأي تعويض من أجرة العين عن المدة الباقية.</w:t>
+      </w:r>
+    </w:p>
+    <w:p>
+      <w:pPr>
+        <w:jc w:val="right"/>
+        <w:bidi/>
+      </w:pPr>
+      <w:r>
+        <w:rPr>
+          <w:b w:val="0"/>
+          <w:i w:val="0"/>
+        </w:rPr>
+        <w:t>‎it‏ عشر: أحكام عامة</w:t>
       </w:r>
     </w:p>
     <w:p>
@@ -6651,7 +6651,7 @@
         </w:rPr>
         <w:t>‏يبقى هذا العقد ساري المفعول وملزم للطرف الثاني بكافة بنوده وأحكامه في حال إنتقال ملكية</w:t>
         <w:br/>
-        <w:t>.ددج ءاكرش لوخد وأ رخآ كلام ىلإ ةرجؤملا نيعلا</w:t>
+        <w:t>العين المؤجرة إلى مالك آخر أو دخول شركاء جدد.</w:t>
       </w:r>
     </w:p>
     <w:p>
@@ -6666,13 +6666,13 @@
         </w:rPr>
         <w:t>‏عند فسخ العقد أو انتهاء مدته يؤول للطرف الأول كل ما يكون قد أدخله الطرف الثاني في</w:t>
         <w:br/>
-        <w:t>فرطلل تاضيوعت يأ نودب كلذو ةتياث تانيسحت وأ تادايزو تافاضإ نم ةرجؤملا نيعلا</w:t>
-        <w:br/>
-        <w:t>ةروكذملا تانيسحتلاو تادايزلاو تافاضإلا عيمج عم ةرجؤملا نيعلا ميلست هيلع يذلاو يناثلا</w:t>
-        <w:br/>
-        <w:t>فرطلاب ةصاخلا تالوقنملاو ةكرحتملا تاروكيدلا ادع اميف مادختسالل ةحلاصو ةديج ةلاحب</w:t>
-        <w:br/>
-        <w:t>و ةرجؤملا نيعلاب هثدحأ ررض وأ فلت وأ صقن يأ حالصإب لوألا فرطلا موقي فوسو يناثلا</w:t>
+        <w:t>العين المؤجرة من إضافات وزيادات أو تحسينات ثايتة وذلك بدون أي تعويضات للطرف</w:t>
+        <w:br/>
+        <w:t>الثاني والذي عليه تسليم العين المؤجرة مع جميع الإضافات والزيادات والتحسينات المذكورة</w:t>
+        <w:br/>
+        <w:t>بحالة جيدة وصالحة للاستخدام فيما عدا الديكورات المتحركة والمنقولات الخاصة بالطرف</w:t>
+        <w:br/>
+        <w:t>الثاني وسوف يقوم الطرف الأول بإصلاح أي نقص أو تلف أو ضرر أحدثه بالعين المؤجرة و</w:t>
         <w:br/>
         <w:t>يحسم ما أنفقه في هذا الصدد من مبلغ الضمان المقبوض من الطرف الثاني والمنصوص عليه</w:t>
         <w:br/>
@@ -6689,19 +6689,19 @@
           <w:b w:val="0"/>
           <w:i w:val="0"/>
         </w:rPr>
-        <w:t>وأ لوألا فرطلا ضرعت بنجتل ةمزاللا تاطايتحإلاو ريبادتلا عيمج ذاختإ يناثلا فرطلا ىلع‏</w:t>
+        <w:t>‏على الطرف الثاني إتخاذ جميع التدابير والإحتياطات اللازمة لتجنب تعرض الطرف الأول أو</w:t>
         <w:br/>
         <w:t>العين المؤجرة أو الغير لأي توع من أنواع الضررء وفي حالة نشوب حريق أو أي ضرر (لا</w:t>
         <w:br/>
-        <w:t>«هيدروم وأ هيعبات وأ ىناثلا فرطلل عجري بابسألا نم ببس ‏GY‎ ةرجؤملا نيعلاب (هللا ردق</w:t>
-        <w:br/>
-        <w:t>بيصت دق يتلا رئاسخلاو رارضألا هذه عيمج نع ةلماكلا ةيلوئسملا يناثلا فرطلا لمحتي</w:t>
-        <w:br/>
-        <w:t>ةيداملا تاضيوعتلا ةفاكب يناثلا فرطلا مزتليو كلذ ءارج نم ريغلاو لوألا فرطلا</w:t>
-        <w:br/>
-        <w:t>نيعلل همالتسإ روف يناثلا فرطلا ىلع مازتلإلا اذه أشنيو ؛كلذ نع ةقحتسملا ةيرابتعإلاو</w:t>
-        <w:br/>
-        <w:t>.ةرجؤملا</w:t>
+        <w:t>قدر الله) بالعين المؤجرة ‎GY‏ سبب من الأسباب يرجع للطرف الثانى أو تابعيه أو مورديه»</w:t>
+        <w:br/>
+        <w:t>يتحمل الطرف الثاني المسئولية الكاملة عن جميع هذه الأضرار والخسائر التي قد تصيب</w:t>
+        <w:br/>
+        <w:t>الطرف الأول والغير من جراء ذلك ويلتزم الطرف الثاني بكافة التعويضات المادية</w:t>
+        <w:br/>
+        <w:t>والإعتبارية المستحقة عن ذلك؛ وينشأ هذا الإلتزام على الطرف الثاني فور إستلامه للعين</w:t>
+        <w:br/>
+        <w:t>المؤجرة.</w:t>
       </w:r>
     </w:p>
     <w:p>
@@ -6729,33 +6729,33 @@
           <w:b w:val="0"/>
           <w:i w:val="0"/>
         </w:rPr>
-        <w:t>‏١‎ ةيبونجلا رحباب ملاسلا عمجم ريجأت دقع‏</w:t>
-      </w:r>
-    </w:p>
-    <w:p>
-      <w:pPr>
-        <w:jc w:val="right"/>
-        <w:bidi/>
-      </w:pPr>
-      <w:r>
-        <w:rPr>
-          <w:b w:val="0"/>
-          <w:i w:val="0"/>
-        </w:rPr>
-        <w:t>‏soso‎ عساتلا رودلا - ينيزو رابا جرب‏</w:t>
-      </w:r>
-    </w:p>
-    <w:p>
-      <w:pPr>
-        <w:jc w:val="right"/>
-        <w:bidi/>
-      </w:pPr>
-      <w:r>
-        <w:rPr>
-          <w:b w:val="0"/>
-          <w:i w:val="0"/>
-        </w:rPr>
-        <w:t>ave bug 51457 - ‎نوفيلت - ةيدوعسلا ةيبرعلا ةكلسلا‏ 511762881: 9335 + - GaSe 341/1871: 4317 cae 1071015130‎</w:t>
+        <w:t>‏عقد تأجير مجمع السالم بابحر الجنوبية ‎١‏</w:t>
+      </w:r>
+    </w:p>
+    <w:p>
+      <w:pPr>
+        <w:jc w:val="right"/>
+        <w:bidi/>
+      </w:pPr>
+      <w:r>
+        <w:rPr>
+          <w:b w:val="0"/>
+          <w:i w:val="0"/>
+        </w:rPr>
+        <w:t>‏برج ابار وزيني - الدور التاسع ‎soso‏</w:t>
+      </w:r>
+    </w:p>
+    <w:p>
+      <w:pPr>
+        <w:jc w:val="right"/>
+        <w:bidi/>
+      </w:pPr>
+      <w:r>
+        <w:rPr>
+          <w:b w:val="0"/>
+          <w:i w:val="0"/>
+        </w:rPr>
+        <w:t>‎1071015130 cae 4317 341/1871: GaSe - + 9335 511762881: ‏السلكة العربية السعودية - تليفون‎ - 51457 bug ave</w:t>
       </w:r>
     </w:p>
     <w:p>
@@ -6785,7 +6785,7 @@
         <w:br/>
         <w:t>2 بنتونلوف) عن تنفيذ جميع الإلتزامات الواردة في هذا العقد ولا يجوز بأي حال من الأحوال تجزئة</w:t>
         <w:br/>
-        <w:t>.ءاكرشلا وأ ةثرولا لبق نم ةرجؤملا نيعلا</w:t>
+        <w:t>العين المؤجرة من قبل الورثة أو الشركاء.</w:t>
       </w:r>
     </w:p>
     <w:p>
@@ -6850,13 +6850,13 @@
           <w:b w:val="0"/>
           <w:i w:val="0"/>
         </w:rPr>
-        <w:t>ىنبملا ةمالس سمت يتلا ةيرورضلا ةنايصلا لامعأب مايقلا يف لوألا فرطلا ةيلوئسم رصحنت</w:t>
-        <w:br/>
-        <w:t>الو ءزكرملل ةماعلا ةينمألا ةسارحلا رفوي امك ةكرتشملا تارمملاو تاحاسلل ةفاظنلا لامعأو</w:t>
+        <w:t>تنحصر مسئولية الطرف الأول في القيام بأعمال الصيانة الضرورية التي تمس سلامة المبنى</w:t>
+        <w:br/>
+        <w:t>وأعمال النظافة للساحات والممرات المشتركة كما يوفر الحراسة الأمنية العامة للمركزء ولا</w:t>
         <w:br/>
         <w:t>يلزم ذلك الطرف الأول بأي مسئوليته مباشرة عن تعرض الطرف الثاني لأي تلف أو فقدان</w:t>
         <w:br/>
-        <w:t>. هل ةرجؤملا نيعلا لخاد</w:t>
+        <w:t>داخل العين المؤجرة له .</w:t>
       </w:r>
     </w:p>
     <w:p>
@@ -6875,7 +6875,7 @@
         <w:br/>
         <w:t>‏مكتسباً للطرف الثاني» كما لا يعتبر مواققة ضمنية لما وقع من مخالفة بأحكام هذا العقد من</w:t>
         <w:br/>
-        <w:t>.لوألا فرطلا نم ةيطخ ةقفاوم ةفلاخملا هذه لثمب ردصي ملام «يناثلا فرطلا لبق</w:t>
+        <w:t>قبل الطرف الثاني» مالم يصدر بمثل هذه المخالفة موافقة خطية من الطرف الأول.</w:t>
       </w:r>
     </w:p>
     <w:p>
@@ -6890,9 +6890,9 @@
         </w:rPr>
         <w:t>من المتفق عليه بين الطرفين أن الطرف الأول غير مسئول تجاه الطرف الثاني أو تابعية عن</w:t>
         <w:br/>
-        <w:t>فييكت ةزهجأ فقول وأ هايملا وأ يئابرهكلا رايتلا عاطقنإ ةجيتن عقت نأ نكمي رارضأ يأ</w:t>
-        <w:br/>
-        <w:t>.تقؤم يئاجف ثداح وأ ةرهاق ةوق ةجيتن عقت رارضأ يأ وأ «ءاوهلا</w:t>
+        <w:t>أي أضرار يمكن أن تقع نتيجة إنقطاع التيار الكهربائي أو المياه أو لوقف أجهزة تكييف</w:t>
+        <w:br/>
+        <w:t>الهواء» أو أي أضرار تقع نتيجة قوة قاهرة أو حادث فجائي مؤقت.</w:t>
       </w:r>
     </w:p>
     <w:p>
@@ -6939,61 +6939,61 @@
           <w:b w:val="0"/>
           <w:i w:val="0"/>
         </w:rPr>
-        <w:t>يتلا تارارقلا ذاختاو اهنم ءزج يأ وأ ةماعلا تاحاسملا مادختسإ يف قحلا لوألا فرطلل ‏٠‎</w:t>
-      </w:r>
-    </w:p>
-    <w:p>
-      <w:pPr>
-        <w:jc w:val="right"/>
-        <w:bidi/>
-      </w:pPr>
-      <w:r>
-        <w:rPr>
-          <w:b w:val="0"/>
-          <w:i w:val="0"/>
-        </w:rPr>
-        <w:t>مادختسا يناثلا فرطلل زوجي الو ءزكرملا طيشنتب ةقلعتملا كلت ةصاخبو اهمادختسا صخت‏</w:t>
-        <w:br/>
-        <w:t>.كلذ ىلع ةيطخلا لوألا فرطلا ةقفاومب الإ ةرجؤملا نيعلا قاطن جراخ ةماعلا تاحاسملا</w:t>
-      </w:r>
-    </w:p>
-    <w:p>
-      <w:pPr>
-        <w:jc w:val="right"/>
-        <w:bidi/>
-      </w:pPr>
-      <w:r>
-        <w:rPr>
-          <w:b w:val="0"/>
-          <w:i w:val="0"/>
-        </w:rPr>
-        <w:t>تازيهجتلا وأ ءاشنإلا لامعأ يف هفالخ وأ ةفاضإ وأ ليدعت يأب مايقلا يف ‏Gall‎ لوألا فرطلل ‏١‎</w:t>
-      </w:r>
-    </w:p>
-    <w:p>
-      <w:pPr>
-        <w:jc w:val="right"/>
-        <w:bidi/>
-      </w:pPr>
-      <w:r>
-        <w:rPr>
-          <w:b w:val="0"/>
-          <w:i w:val="0"/>
-        </w:rPr>
-        <w:t>.جراخلاو لخادلا يف عمجملاب ةدوجوملا‏</w:t>
-      </w:r>
-    </w:p>
-    <w:p>
-      <w:pPr>
-        <w:jc w:val="right"/>
-        <w:bidi/>
-      </w:pPr>
-      <w:r>
-        <w:rPr>
-          <w:b w:val="0"/>
-          <w:i w:val="0"/>
-        </w:rPr>
-        <w:t>ليغشتو ةرادإو لامعأ ميظنتب ةصاخلا تاميلعتلاو حئاوللا عضو يف ‏Goll‎ لوألا فرطلل 7-‏</w:t>
+        <w:t>‎٠‏ للطرف الأول الحق في إستخدام المساحات العامة أو أي جزء منها واتخاذ القرارات التي</w:t>
+      </w:r>
+    </w:p>
+    <w:p>
+      <w:pPr>
+        <w:jc w:val="right"/>
+        <w:bidi/>
+      </w:pPr>
+      <w:r>
+        <w:rPr>
+          <w:b w:val="0"/>
+          <w:i w:val="0"/>
+        </w:rPr>
+        <w:t>‏تخص استخدامها وبخاصة تلك المتعلقة بتنشيط المركزء ولا يجوز للطرف الثاني استخدام</w:t>
+        <w:br/>
+        <w:t>المساحات العامة خارج نطاق العين المؤجرة إلا بموافقة الطرف الأول الخطية على ذلك.</w:t>
+      </w:r>
+    </w:p>
+    <w:p>
+      <w:pPr>
+        <w:jc w:val="right"/>
+        <w:bidi/>
+      </w:pPr>
+      <w:r>
+        <w:rPr>
+          <w:b w:val="0"/>
+          <w:i w:val="0"/>
+        </w:rPr>
+        <w:t>‎١‏ للطرف الأول ‎Gall‏ في القيام بأي تعديل أو إضافة أو خلافه في أعمال الإنشاء أو التجهيزات</w:t>
+      </w:r>
+    </w:p>
+    <w:p>
+      <w:pPr>
+        <w:jc w:val="right"/>
+        <w:bidi/>
+      </w:pPr>
+      <w:r>
+        <w:rPr>
+          <w:b w:val="0"/>
+          <w:i w:val="0"/>
+        </w:rPr>
+        <w:t>‏الموجودة بالمجمع في الداخل والخارج.</w:t>
+      </w:r>
+    </w:p>
+    <w:p>
+      <w:pPr>
+        <w:jc w:val="right"/>
+        <w:bidi/>
+      </w:pPr>
+      <w:r>
+        <w:rPr>
+          <w:b w:val="0"/>
+          <w:i w:val="0"/>
+        </w:rPr>
+        <w:t>‏7- للطرف الأول ‎Goll‏ في وضع اللوائح والتعليمات الخاصة بتنظيم أعمال وإدارة وتشغيل</w:t>
       </w:r>
     </w:p>
     <w:p>
@@ -7032,15 +7032,15 @@
           <w:b w:val="0"/>
           <w:i w:val="0"/>
         </w:rPr>
-        <w:t>نايرس ةرتف لالخ تقو يأ يف ةفاضإلا وأ فذحلاب اهرييغتو اهليدعتو عمجملا ةفاظنو ةنايصو‏</w:t>
+        <w:t>‏وصيانة ونظافة المجمع وتعديلها وتغييرها بالحذف أو الإضافة في أي وقت خلال فترة سريان</w:t>
         <w:br/>
         <w:t>العقد كما له ‎Gall‏ في إصدار أي تعليمات أو توجيهات أو رسوم بين الحين والآخر</w:t>
         <w:br/>
         <w:t>للمستأجرين قد يراها ضرورية لضمان حسن تشغيل وإدارة المجمع وعلى الطرف الثاني</w:t>
         <w:br/>
-        <w:t>فرطلا ‏cule‎ نم ضارتعإ يأ نود اهل همالتسإ درجمب تاهيجوتلا وأ تاميلعتلا هذهب ديقتلا</w:t>
-        <w:br/>
-        <w:t>ذاثلا</w:t>
+        <w:t>التقيد بهذه التعليمات أو التوجيهات بمجرد إستلامه لها دون أي إعتراض من ‎cule‏ الطرف</w:t>
+        <w:br/>
+        <w:t>الثاذ</w:t>
       </w:r>
     </w:p>
     <w:p>
@@ -7068,9 +7068,9 @@
           <w:b w:val="0"/>
           <w:i w:val="0"/>
         </w:rPr>
-        <w:t>تاقوأ يف ةرجؤملا نيعلا ةنياعمل ددجلا نيرجأتسملا دافيإ يف ‏Gall‎ هيلثمم وأ لوألا فرطلل‏</w:t>
-        <w:br/>
-        <w:t>لوألا فرطلا نم ًاباطخ نولمحي املاط يناثلا فرطلا نم ضارتعإ يأ نود ةداتعملا لمعلا</w:t>
+        <w:t>‏للطرف الأول أو ممثليه ‎Gall‏ في إيفاد المستأجرين الجدد لمعاينة العين المؤجرة في أوقات</w:t>
+        <w:br/>
+        <w:t>العمل المعتادة دون أي إعتراض من الطرف الثاني طالما يحملون خطاباً من الطرف الأول</w:t>
         <w:br/>
         <w:t>وذلك في في حالة إنتهاء العقد أو عدم الرغبة في تجديده أو فسخه أو إنهائه لأي سبب من</w:t>
       </w:r>
@@ -7085,33 +7085,33 @@
           <w:b w:val="0"/>
           <w:i w:val="0"/>
         </w:rPr>
-        <w:t>4 ةيبونجلا رحبأب ملاسلا عمجم ‏ald‎ دقع‏</w:t>
-      </w:r>
-    </w:p>
-    <w:p>
-      <w:pPr>
-        <w:jc w:val="right"/>
-        <w:bidi/>
-      </w:pPr>
-      <w:r>
-        <w:rPr>
-          <w:b w:val="0"/>
-          <w:i w:val="0"/>
-        </w:rPr>
-        <w:t>1015157155 تس حج 5337 :5111857 سكاف - + 43305 331028407 : نوفيلت - ةيدوعسلا ةيبرعلا ةكلملا - 31157 ‏07٠١ Sue‎ بءص - عمساتلا رودلا - ينيزو رابأ جرب‏</w:t>
-      </w:r>
-    </w:p>
-    <w:p>
-      <w:pPr>
-        <w:jc w:val="right"/>
-        <w:bidi/>
-      </w:pPr>
-      <w:r>
-        <w:rPr>
-          <w:b w:val="0"/>
-          <w:i w:val="0"/>
-        </w:rPr>
-        <w:t>4950162266 CR. - 6572322 2 966+ | Fax - 6475857 2 966+ ١ Tel. - Arabia Saudi of Kingdom - 21432 Jeddah 5700 Box ‎عنب‏ - Floor 9th Tower Zainy &amp; Abbar‎</w:t>
+        <w:t>‏عقد ‎ald‏ مجمع السالم بأبحر الجنوبية 4</w:t>
+      </w:r>
+    </w:p>
+    <w:p>
+      <w:pPr>
+        <w:jc w:val="right"/>
+        <w:bidi/>
+      </w:pPr>
+      <w:r>
+        <w:rPr>
+          <w:b w:val="0"/>
+          <w:i w:val="0"/>
+        </w:rPr>
+        <w:t>‏برج أبار وزيني - الدور التاسمع - صءب ‎Sue 07٠١‏ 31157 - الملكة العربية السعودية - تليفون : 331028407 43305 + - فاكس :5111857 5337 جح ست 1015157155</w:t>
+      </w:r>
+    </w:p>
+    <w:p>
+      <w:pPr>
+        <w:jc w:val="right"/>
+        <w:bidi/>
+      </w:pPr>
+      <w:r>
+        <w:rPr>
+          <w:b w:val="0"/>
+          <w:i w:val="0"/>
+        </w:rPr>
+        <w:t>‎Abbar &amp; Zainy Tower 9th Floor - ‏بنع‎ Box 5700 Jeddah 21432 - Kingdom of Saudi Arabia - Tel. ١ +966 2 6475857 - Fax | +966 2 6572322 - CR. 4950162266</w:t>
       </w:r>
     </w:p>
     <w:p>
@@ -7139,20 +7139,20 @@
           <w:b w:val="0"/>
           <w:i w:val="0"/>
         </w:rPr>
-        <w:t>«هعيب ضرغب ىنبملا ةنياعم ةلاح يف ةرجؤملا نيعلا لوخد ىلع طورشلا هذه سفن يرستو بابسألا</w:t>
-      </w:r>
-    </w:p>
-    <w:p>
-      <w:pPr>
-        <w:jc w:val="right"/>
-        <w:bidi/>
-      </w:pPr>
-      <w:r>
-        <w:rPr>
-          <w:b w:val="0"/>
-          <w:i w:val="0"/>
-        </w:rPr>
-        <w:t>.كلذ ىلع ةبترتملا رارضألا ةفاك لمحتي يناثلا فرطلا ضارتعإ لاح يفو</w:t>
+        <w:t>الأسباب وتسري نفس هذه الشروط على دخول العين المؤجرة في حالة معاينة المبنى بغرض بيعه»</w:t>
+      </w:r>
+    </w:p>
+    <w:p>
+      <w:pPr>
+        <w:jc w:val="right"/>
+        <w:bidi/>
+      </w:pPr>
+      <w:r>
+        <w:rPr>
+          <w:b w:val="0"/>
+          <w:i w:val="0"/>
+        </w:rPr>
+        <w:t>وفي حال إعتراض الطرف الثاني يتحمل كافة الأضرار المترتبة على ذلك.</w:t>
       </w:r>
     </w:p>
     <w:p>
@@ -7233,11 +7233,11 @@
         </w:rPr>
         <w:t>4 حرر هذا العقد من نسختين بيد كل طرف نسخة منه للعمل بموجبها. وقد وقع الطرفان على</w:t>
         <w:br/>
-        <w:t>نيدهاشلا ريخ ‏ably‎ دهشي نمل انذأو ‏coded‎ نيتبثملا خيراتلاو مويلا يف ةروكذملا خسنلا عيمج</w:t>
+        <w:t>جميع النسخ المذكورة في اليوم والتاريخ المثبتين ‎coded‏ وأذنا لمن يشهد ‎ably‏ خير الشاهدين</w:t>
         <w:br/>
         <w:t>وعلى ذلك جرى التوقيع بتوفيق الله ..</w:t>
         <w:br/>
-        <w:t>يناثلا فرطلا لوألا فرطلا</w:t>
+        <w:t>الطرف الأول الطرف الثاني</w:t>
       </w:r>
     </w:p>
     <w:p>
@@ -7276,7 +7276,7 @@
           <w:b w:val="0"/>
           <w:i w:val="0"/>
         </w:rPr>
-        <w:t>‏A‎ ةيبونجلا رحبأب ملاسلا عمجم ريجات دقع</w:t>
+        <w:t>عقد تاجير مجمع السالم بأبحر الجنوبية ‎A‏</w:t>
       </w:r>
     </w:p>
     <w:p>
@@ -7332,50 +7332,50 @@
         </w:rPr>
         <w:t>١ MONEY-TRANGFER / DRAFT JSSUANCE APPLICATION ‏استمارة طلب تحويل / شيك مصرفي‎</w:t>
         <w:br/>
-        <w:t>‎رمل دنألا : عرفلا‏ Branch ‎خيراتلا‏ : id shh Al A ate Date:"</w:t>
+        <w:t>"Date: ate A Al shh id : ‏التاريخ‎ Branch ‏الفرع : الأند لمر‎</w:t>
         <w:br/>
         <w:t>Currency lest Amount | itll Please Issue: rghtuatele Mo.</w:t>
         <w:br/>
-        <w:t>”Le ‎عيرس هلاوح‏ Sarie ©</w:t>
+        <w:t>© Sarie ‏حواله سريع‎ Le”</w:t>
         <w:br/>
         <w:t>‏شيك مصرفي ألما 1“ كل‎ ][</w:t>
         <w:br/>
-        <w:t>‎ةلاوح [ل‏ WSL Transter Telex 3) - ~ ‎ي دوعس لاير‏</w:t>
+        <w:t>‏ريال سعود ي‎ ~ - (3 Telex Transter WSL ‏ل] حوالة‎</w:t>
         <w:br/>
         <w:t>Amount in words ‏[آ المبلغ بالأحرف‎ Account to account transfer ‏تحويل من حساب إلى حساب آخر‎ £1</w:t>
         <w:br/>
-        <w:t>‎عفدلا ةقيرط‏ : By: Payment Against ‎طقف‏ Atle ‎ذو‏ be we ets</w:t>
+        <w:t>ets we be ‏وذ‎ Atle ‏فقط‎ Against Payment By: : ‏طريقة الدفع‎</w:t>
         <w:br/>
         <w:t>Cj Cheek No.: ‏بواسطة شيك رقم‎ 1</w:t>
         <w:br/>
         <w:t>‏لا‎ Debit Account No.: f¥s 65 ‏بالقيد على حساب رقم‎ 7</w:t>
         <w:br/>
-        <w:t>‎ديفتسملا ليوحتلا ليصافت‏ Details Remittance</w:t>
-        <w:br/>
-        <w:t>‎:ديفتسملا كنب‏ Bayt ‎ىيراجتلا يلهألا‏ Bank: s'Beneficiary | ‎:ديفتسملا مسا‏ Name: s'Beneficiary</w:t>
+        <w:t>Remittance Details ‏تفاصيل التحويل المستفيد‎</w:t>
+        <w:br/>
+        <w:t>Beneficiary's Name: ‏اسم المستفيد:‎ | Beneficiary's Bank: ‏الأهلي التجاريى‎ Bayt ‏بنك المستفيد:‎</w:t>
         <w:br/>
         <w:t>WMM AL QURA DEVELOPMENT CO_ LED. a -</w:t>
         <w:br/>
-        <w:t>‎باسحلل يملاعلا مقرلا‏ peal BZ : IBAN s'Beneficiary | ‎:فتاهلا مقر‏ No.: Tel.</w:t>
+        <w:t>Tel. No.: ‏رقم الهاتف:‎ | Beneficiary's IBAN : BZ peal ‏الرقم العالمي للحساب‎</w:t>
         <w:br/>
         <w:t>Address: ‏العنوان:‎ 1 1 1</w:t>
         <w:br/>
-        <w:t>‎كنبلا ناون‏ : Address: s'Bank</w:t>
-        <w:br/>
-        <w:t>‎كنبلا ناونع‏ : Address s'ank City______atnatl ‎زمرلا‏ gaat Zipcode</w:t>
-      </w:r>
-    </w:p>
-    <w:p>
-      <w:pPr>
-        <w:jc w:val="right"/>
-        <w:bidi/>
-      </w:pPr>
-      <w:r>
-        <w:rPr>
-          <w:b w:val="0"/>
-          <w:i w:val="0"/>
-        </w:rPr>
-        <w:t>‎ةيدوعمملا دبا‏ Country ‎هدج ةنيدملا‏ City | !sayy ‎طه‏ State ‎دلبلا‏ staal 44 Country:</w:t>
+        <w:t>Bank's Address: : ‏نوان البنك‎</w:t>
+        <w:br/>
+        <w:t>Zipcode gaat ‏الرمز‎ City______atnatl ank's Address : ‏عنوان البنك‎</w:t>
+      </w:r>
+    </w:p>
+    <w:p>
+      <w:pPr>
+        <w:jc w:val="right"/>
+        <w:bidi/>
+      </w:pPr>
+      <w:r>
+        <w:rPr>
+          <w:b w:val="0"/>
+          <w:i w:val="0"/>
+        </w:rPr>
+        <w:t>Country: 44 staal ‏البلد‎ State ‏هط‎ sayy! | City ‏المدينة جده‎ Country ‏ابد الممعودية‎</w:t>
       </w:r>
     </w:p>
     <w:p>
@@ -7433,7 +7433,7 @@
         <w:br/>
         <w:t>Remitter's Name: ‏وأولاده‎ wa ‏إسم المحول: شركة أحمد‎</w:t>
         <w:br/>
-        <w:t>‎يب :لوحملا عيقوت‏ NN ca 1 Signature: s'Remitter</w:t>
+        <w:t>Remitter's Signature: 1 ca NN ‏توقيع المحول: بي‎</w:t>
         <w:br/>
         <w:t>Telephone No.: ‏رقم الهاتف:‎</w:t>
       </w:r>
@@ -7467,11 +7467,11 @@
         <w:br/>
         <w:t>“Address : a 3 1 ‏العنوان:‎ 5</w:t>
         <w:br/>
-        <w:t>3 ‎ةيدلاخلا يح وكزوأ ةرامع :ليفكلا فتاهو ناونع‏ No.: Telephone and Address s'Sponsor</w:t>
-        <w:br/>
-        <w:t>‎طقف كنبلا مادختسإل د‏ Only Use Bank For ‎ليوحتلا نم ضرغلا‏ Remittance of Purpose</w:t>
-        <w:br/>
-        <w:t>&lt; ‎اير) ةلباقملا ةميقلا‏ 1 2 woe 50 a</w:t>
+        <w:t>Sponsor's Address and Telephone No.: ‏عنوان وهاتف الكفيل: عمارة أوزكو حي الخالدية‎ 3</w:t>
+        <w:br/>
+        <w:t>Purpose of Remittance ‏الغرض من التحويل‎ For Bank Use Only ‏د لإستخدام البنك فقط‎</w:t>
+        <w:br/>
+        <w:t>a 50 woe 2 1 ‏القيمة المقابلة (ريا‎ &gt;</w:t>
         <w:br/>
         <w:t>This information is for ~*~ ‏(ريال سعودي) سعر الصرف‎ ab 9</w:t>
         <w:br/>
@@ -7499,7 +7499,7 @@
         <w:br/>
         <w:t>0-1 1</w:t>
         <w:br/>
-        <w:t>3 ] ‎ةيموكحلا تائيهلل تاعيبم‏ Agencies Government to Sales ‎ل‏ =</w:t>
+        <w:t>= ‏ل‎ Sales to Government Agencies ‏مبيعات للهيئات الحكومية‎ [ 3</w:t>
         <w:br/>
         <w:t>G Others ‏جح أخرى‎ 3</w:t>
         <w:br/>
@@ -7516,7 +7516,7 @@
           <w:b w:val="0"/>
           <w:i w:val="0"/>
         </w:rPr>
-        <w:t>‎ةعومجم‏ lial ‎ةيدوعس ةمهاسم ةكرش ةيلاملا‏ ty ‎لاملا‏ 4.0٠٠ ‎يراجتلا لجسلا . يدوعس لاير نوبلم‏ ٠١1٠١80514 ‎ضايرلا : يسيئرلا زكرملا:‏ ye STARE Gab ١!4!! ‎فتاه ةيدوعسلا ةيبرعلا ةكلمملا‏ : 477١ 229 1 133 + ‎سكاف‏ ET AVIVA</w:t>
+        <w:t>AVIVA ET ‏فاكس‎ + 133 1 229 477١ : ‏المملكة العربية السعودية هاتف‎ !!4!١ Gab STARE ye ‏:المركز الرئيسي : الرياض‎ ٠١1٠١80514 ‏ملبون ريال سعودي . السجل التجاري‎ 4.0٠٠ ‏المال‎ ty ‏المالية شركة مساهمة سعودية‎ lial ‏مجموعة‎</w:t>
         <w:br/>
         <w:t>‎‘Samba Financial Group Saudi Joint Stock Company Capital SR. 9,000 Million, Commercial Reg. No 1010035319 ‏لمعا‎ Office : Riyadh P.O Box 833, Riyadh 11421 Kingdom of Saudi Arabia Tel: +966 1477 4770 Fax #966 14792</w:t>
       </w:r>
@@ -7548,7 +7548,7 @@
         <w:br/>
         <w:t>[صفحة 1 - OCR]</w:t>
         <w:br/>
-        <w:t>ةدودحملا وكزوأ ةكرش</w:t>
+        <w:t>شركة أوزكو المحدودة</w:t>
         <w:br/>
         <w:t>‎151١8114 Bae 5455 ye‏</w:t>
       </w:r>
@@ -7621,7 +7621,7 @@
           <w:b w:val="0"/>
           <w:i w:val="0"/>
         </w:rPr>
-        <w:t>: ةيعرفلاةيمويلا :2015/3/18 خيراتلا</w:t>
+        <w:t>التاريخ :2015/3/18 اليوميةالفرعية :</w:t>
         <w:br/>
         <w:t>شرح القيد :اجرة تركيب قماش كنب وكراسى فيلا ش ‎٠‏ احمد زينى ‎ao‏</w:t>
       </w:r>
@@ -7663,7 +7663,7 @@
         </w:rPr>
         <w:t>[صفحة 2 - OCR]</w:t>
         <w:br/>
-        <w:t>0200 ‏LTD. CO.‎ ةدودحملا وكزوأ ةكرش</w:t>
+        <w:t>شركة أوزكو المحدودة ‎CO. LTD.‏ 0200</w:t>
         <w:br/>
         <w:t>جدة - عمارة أوزكو ‎JEDDAH - 0260 BUILDING‏</w:t>
       </w:r>
@@ -7691,7 +7691,7 @@
           <w:b w:val="0"/>
           <w:i w:val="0"/>
         </w:rPr>
-        <w:t>ماء كرم , ‏tanh‎</w:t>
+        <w:t>‎tanh‏ , مرك ءام</w:t>
       </w:r>
     </w:p>
     <w:p>
@@ -7706,7 +7706,7 @@
         </w:rPr>
         <w:t>‏ريال لموافق : 451/:5/14اه</w:t>
         <w:br/>
-        <w:t>يلع رباب : مركملا ىلا فرصي</w:t>
+        <w:t>يصرف الى المكرم : بابر علي</w:t>
         <w:br/>
         <w:t>مبلغ ‎bid‏ وقدره : ثمانية عشرة الف وستمائة ريال لاغير.</w:t>
         <w:br/>
@@ -7935,7 +7935,7 @@
         <w:br/>
         <w:t>[صفحة 1 - OCR]</w:t>
         <w:br/>
-        <w:t>:01:42 02م 4/25,2015 : خيراتلا ‏١‎ ةدودحملا وكزوأ ةكرش</w:t>
+        <w:t>شركة أوزكو المحدودة ‎١‏ التاريخ : 2015,4/25 م02 :01:42</w:t>
         <w:br/>
         <w:t>ص_ ب 14"49ه جدة ‎YVOVE‏ |" صفحةرقم:1 ‎٠‏</w:t>
       </w:r>
@@ -7963,7 +7963,7 @@
           <w:b w:val="0"/>
           <w:i w:val="0"/>
         </w:rPr>
-        <w:t>ةيعرفلاةيمويلا :2015/3/25 خيراتلا</w:t>
+        <w:t>التاريخ :2015/3/25 اليوميةالفرعية</w:t>
         <w:br/>
         <w:t>‎say a‏ دفعة نقدا ت كل ‎an‏ لميزلية ‎Laan‏ بالشيخ)احمد زيني في</w:t>
       </w:r>
@@ -8027,7 +8027,7 @@
         </w:rPr>
         <w:t>[صفحة 2 - OCR]</w:t>
         <w:br/>
-        <w:t>0260 ‏LTD. CO.‎ ةدودحملا وكزوأ ةكرش</w:t>
+        <w:t>شركة أوزكو المحدودة ‎CO. LTD.‏ 0260</w:t>
         <w:br/>
         <w:t>جدة - عمارة أوزكو ‎JEDDAH - OZCO BUILDING‏</w:t>
       </w:r>
@@ -8055,65 +8055,65 @@
           <w:b w:val="0"/>
           <w:i w:val="0"/>
         </w:rPr>
-        <w:t>مادا ه7 , خيراتلا</w:t>
-      </w:r>
-    </w:p>
-    <w:p>
-      <w:pPr>
-        <w:jc w:val="right"/>
-        <w:bidi/>
-      </w:pPr>
-      <w:r>
-        <w:rPr>
-          <w:b w:val="0"/>
-          <w:i w:val="0"/>
-        </w:rPr>
-        <w:t>ها ‏4535/07/٠5‎ : قفاوملا لاير</w:t>
-      </w:r>
-    </w:p>
-    <w:p>
-      <w:pPr>
-        <w:jc w:val="right"/>
-        <w:bidi/>
-      </w:pPr>
-      <w:r>
-        <w:rPr>
-          <w:b w:val="0"/>
-          <w:i w:val="0"/>
-        </w:rPr>
-        <w:t>لافوك دلاخ ةلوانم يلودلا ةيبطلا زكرملا يفشتسم : مركملا ىلا فرصي</w:t>
+        <w:t>التاريخ , 7ه ادام</w:t>
+      </w:r>
+    </w:p>
+    <w:p>
+      <w:pPr>
+        <w:jc w:val="right"/>
+        <w:bidi/>
+      </w:pPr>
+      <w:r>
+        <w:rPr>
+          <w:b w:val="0"/>
+          <w:i w:val="0"/>
+        </w:rPr>
+        <w:t>ريال الموافق : ‎4535/07/٠5‏ اه</w:t>
+      </w:r>
+    </w:p>
+    <w:p>
+      <w:pPr>
+        <w:jc w:val="right"/>
+        <w:bidi/>
+      </w:pPr>
+      <w:r>
+        <w:rPr>
+          <w:b w:val="0"/>
+          <w:i w:val="0"/>
+        </w:rPr>
+        <w:t>يصرف الى المكرم : مستشفي المركز الطبية الدولي مناولة خالد كوفال</w:t>
         <w:br/>
         <w:t>مبلغ فقط وقدره : ثلاثون الف ربال لاغير.</w:t>
         <w:br/>
-        <w:t>. ‏ قفرملاك ينودلا ةيبطلا زكرملا يفشتسم ةيحصلا ةياعرلا فيراصم : نع ةرابع كلذو</w:t>
-      </w:r>
-    </w:p>
-    <w:p>
-      <w:pPr>
-        <w:jc w:val="right"/>
-        <w:bidi/>
-      </w:pPr>
-      <w:r>
-        <w:rPr>
-          <w:b w:val="0"/>
-          <w:i w:val="0"/>
-        </w:rPr>
-        <w:t>ملتسملا</w:t>
-      </w:r>
-    </w:p>
-    <w:p>
-      <w:pPr>
-        <w:jc w:val="right"/>
-        <w:bidi/>
-      </w:pPr>
-      <w:r>
-        <w:rPr>
-          <w:b w:val="0"/>
-          <w:i w:val="0"/>
-        </w:rPr>
-        <w:t>را ايلا قرت ‏117 af PSII‎</w:t>
-        <w:br/>
-        <w:t>عومجملا</w:t>
+        <w:t>وذلك عبارة عن : مصاريف الرعاية الصحية مستشفي المركز الطبية الدوني كالمرفق ‏ .</w:t>
+      </w:r>
+    </w:p>
+    <w:p>
+      <w:pPr>
+        <w:jc w:val="right"/>
+        <w:bidi/>
+      </w:pPr>
+      <w:r>
+        <w:rPr>
+          <w:b w:val="0"/>
+          <w:i w:val="0"/>
+        </w:rPr>
+        <w:t>المستلم</w:t>
+      </w:r>
+    </w:p>
+    <w:p>
+      <w:pPr>
+        <w:jc w:val="right"/>
+        <w:bidi/>
+      </w:pPr>
+      <w:r>
+        <w:rPr>
+          <w:b w:val="0"/>
+          <w:i w:val="0"/>
+        </w:rPr>
+        <w:t>‎PSII af 117‏ ترق اليا ار</w:t>
+        <w:br/>
+        <w:t>المجموع</w:t>
       </w:r>
     </w:p>
     <w:p>
@@ -8156,7 +8156,7 @@
           <w:b w:val="0"/>
           <w:i w:val="0"/>
         </w:rPr>
-        <w:t>: ةهيساحملا</w:t>
+        <w:t>المحاسيهة :</w:t>
       </w:r>
     </w:p>
     <w:p>
@@ -8171,7 +8171,7 @@
         </w:rPr>
         <w:t>نرجو التكرم بصرف مبلغ 30,000 ريال (ثلاثون ألف ‎(Shy‏ نقداً تحت حساب</w:t>
         <w:br/>
-        <w:t>يلودلا ةيبطلا زكرملا ىفشتسم يف ينيز سابع دمحأ خيشلاب ةصاخلا ةيلزنملا ةياعرلا</w:t>
+        <w:t>الرعاية المنزلية الخاصة بالشيخ أحمد عباس زيني في مستشفى المركز الطبية الدولي</w:t>
         <w:br/>
         <w:t>وقيد المبلغ على حساب سعادته.</w:t>
       </w:r>
@@ -8398,7 +8398,7 @@
           <w:b w:val="0"/>
           <w:i w:val="0"/>
         </w:rPr>
-        <w:t>يلوصلا يبطلا ركرملا</w:t>
+        <w:t>المركر الطبي الصولي</w:t>
       </w:r>
     </w:p>
     <w:p>
@@ -9090,7 +9090,7 @@
           <w:b w:val="0"/>
           <w:i w:val="0"/>
         </w:rPr>
-        <w:t>هي ماا جيب</w:t>
+        <w:t>بيج اام يه</w:t>
       </w:r>
     </w:p>
     <w:p>
@@ -9116,7 +9116,7 @@
           <w:b w:val="0"/>
           <w:i w:val="0"/>
         </w:rPr>
-        <w:t>يلوصلا يبطلا زكرملا</w:t>
+        <w:t>المركز الطبي الصولي</w:t>
       </w:r>
     </w:p>
     <w:p>
@@ -9203,7 +9203,7 @@
         <w:br/>
         <w:t>[صفحة 1 - OCR]</w:t>
         <w:br/>
-        <w:t>10:58:18 ص 2015/3/26 : خيراتلا ةدودحملا وكزوأ ةكرش</w:t>
+        <w:t>شركة أوزكو المحدودة التاريخ : 2015/3/26 ص 10:58:18</w:t>
         <w:br/>
         <w:t>ص.ب 54854 جدة 51514 صفكة رقم : 1</w:t>
         <w:br/>
@@ -9237,7 +9237,7 @@
           <w:b w:val="0"/>
           <w:i w:val="0"/>
         </w:rPr>
-        <w:t>: ةيعرفلاةيمويلا :2015/3/26 خيراسللتلا</w:t>
+        <w:t>التللساريخ :2015/3/26 اليوميةالفرعية :</w:t>
         <w:br/>
         <w:t>شرح القبد:,مصاريف منزل الشيخ/احمد زينى عن شهر مارس5١١٠‏</w:t>
       </w:r>
@@ -9271,7 +9271,7 @@
           <w:b w:val="0"/>
           <w:i w:val="0"/>
         </w:rPr>
-        <w:t>700,50 700,50 | : ىلامجألا</w:t>
+        <w:t>الأجمالى : | 50,700 50,700</w:t>
         <w:br/>
         <w:t>ل اديعس</w:t>
       </w:r>
@@ -9290,20 +9290,20 @@
         <w:br/>
         <w:t>‎eu‏ ; للم</w:t>
         <w:br/>
-        <w:t>‏YY SET‎ : قفاوملا</w:t>
-      </w:r>
-    </w:p>
-    <w:p>
-      <w:pPr>
-        <w:jc w:val="right"/>
-        <w:bidi/>
-      </w:pPr>
-      <w:r>
-        <w:rPr>
-          <w:b w:val="0"/>
-          <w:i w:val="0"/>
-        </w:rPr>
-        <w:t>ينيز دمحأ خيشلا :.. مركملا ىلا فرصي‏</w:t>
+        <w:t>الموافق : ‎SET YY‏</w:t>
+      </w:r>
+    </w:p>
+    <w:p>
+      <w:pPr>
+        <w:jc w:val="right"/>
+        <w:bidi/>
+      </w:pPr>
+      <w:r>
+        <w:rPr>
+          <w:b w:val="0"/>
+          <w:i w:val="0"/>
+        </w:rPr>
+        <w:t>‏يصرف الى المكرم :.. الشيخ أحمد زيني</w:t>
         <w:br/>
         <w:t>مبلغ فقط وقدره : خمسون آلف وسبعمائة ربك لاغير.</w:t>
         <w:br/>
@@ -9324,7 +9324,7 @@
         <w:br/>
         <w:t>[صفحة 1 - OCR]</w:t>
         <w:br/>
-        <w:t>11:15:04 ص 2015/3/26 : خيراتلا : * ةدودحملا وكزوأ ةكرش</w:t>
+        <w:t>شركة أوزكو المحدودة * : التاريخ : 2015/3/26 ص 11:15:04</w:t>
         <w:br/>
         <w:t>‎٠ 7 1186114 ban 5417955 ga‏ صفحة رقم : 1</w:t>
       </w:r>
@@ -9339,7 +9339,7 @@
           <w:b w:val="0"/>
           <w:i w:val="0"/>
         </w:rPr>
-        <w:t>: ةيعرفلاةيمويلا 2015/3/26 : خسيراتلا</w:t>
+        <w:t>التاريسخ : 2015/3/26 اليوميةالفرعية :</w:t>
       </w:r>
     </w:p>
     <w:p>
@@ -9436,7 +9436,7 @@
         </w:rPr>
         <w:t>[صفحة 2 - OCR]</w:t>
         <w:br/>
-        <w:t>‎ةدودحملا وكزوأ ةكرش‏ LTD. CO. OZCO</w:t>
+        <w:t>OZCO CO. LTD. ‏شركة أوزكو المحدودة‎</w:t>
         <w:br/>
         <w:t>JEDDAH - 0260 BUILDING ‏جدة - عمارة أوزكو‎</w:t>
         <w:br/>
@@ -9455,22 +9455,22 @@
         </w:rPr>
         <w:t>أمر صرف نقدي</w:t>
         <w:br/>
-        <w:t>مارا : خيراتلا</w:t>
-      </w:r>
-    </w:p>
-    <w:p>
-      <w:pPr>
-        <w:jc w:val="right"/>
-        <w:bidi/>
-      </w:pPr>
-      <w:r>
-        <w:rPr>
-          <w:b w:val="0"/>
-          <w:i w:val="0"/>
-        </w:rPr>
-        <w:t>‏ه١ 451/01/07 + قفاوملا ندي</w:t>
-        <w:br/>
-        <w:t>نيروكذم : مركملا ىلا فرصي</w:t>
+        <w:t>التاريخ : ارام</w:t>
+      </w:r>
+    </w:p>
+    <w:p>
+      <w:pPr>
+        <w:jc w:val="right"/>
+        <w:bidi/>
+      </w:pPr>
+      <w:r>
+        <w:rPr>
+          <w:b w:val="0"/>
+          <w:i w:val="0"/>
+        </w:rPr>
+        <w:t>يدن الموافق + 451/01/07 ١ه‏</w:t>
+        <w:br/>
+        <w:t>يصرف الى المكرم : مذكورين</w:t>
       </w:r>
     </w:p>
     <w:p>
@@ -9509,7 +9509,7 @@
           <w:b w:val="0"/>
           <w:i w:val="0"/>
         </w:rPr>
-        <w:t>باسحلا مسا</w:t>
+        <w:t>اسم الحساب</w:t>
         <w:br/>
         <w:t>‎ere‏</w:t>
       </w:r>
@@ -9556,7 +9556,7 @@
         <w:br/>
         <w:t>“ 0 4 J 0</w:t>
         <w:br/>
-        <w:t>‎ك1 ك1 1591 1 ه1‏ ee i en] ‎لل كلا‏ mf]</w:t>
+        <w:t>[mf ‏الك لل‎ [en i ee ‏1ه 1 1591 1ك 1ك‎</w:t>
         <w:br/>
         <w:t>eus</w:t>
         <w:br/>
@@ -9586,7 +9586,7 @@
         <w:br/>
         <w:t>STP TD ‏مرحم صمب عشم وي‎</w:t>
         <w:br/>
-        <w:t>Aas Ie ‎مم‏ yor ‎معيب ميسي‏ 0</w:t>
+        <w:t>0 ‏يسيم بيعم‎ yor ‏مم‎ Ie Aas</w:t>
         <w:br/>
         <w:t>‏لياس‎</w:t>
       </w:r>
@@ -9648,7 +9648,7 @@
           <w:b w:val="0"/>
           <w:i w:val="0"/>
         </w:rPr>
-        <w:t>2 2 801009 مار ريرقت = —</w:t>
+        <w:t>— = تقرير رام 801009 2 2</w:t>
         <w:br/>
         <w:t>لشفا 0</w:t>
       </w:r>
@@ -9717,7 +9717,7 @@
         </w:rPr>
         <w:t>[صفحة 2 - OCR]</w:t>
         <w:br/>
-        <w:t>‎ةدودحملا وكزوأ ةكرش‏ LTD. CO. 0260</w:t>
+        <w:t>0260 CO. LTD. ‏شركة أوزكو المحدودة‎</w:t>
         <w:br/>
         <w:t>JEDDAH - 0260 BUILDING</w:t>
       </w:r>
@@ -9812,7 +9812,7 @@
           <w:b w:val="0"/>
           <w:i w:val="0"/>
         </w:rPr>
-        <w:t>لافوك دئاخ ةلوانم يلودلا يفشتسم : مركملا ىلا فرصي</w:t>
+        <w:t>يصرف الى المكرم : مستشفي الدولي مناولة خائد كوفال</w:t>
         <w:br/>
         <w:t>مبلغ فقط وقدره : عشرون الف رياد لاغير.</w:t>
         <w:br/>
@@ -9829,7 +9829,7 @@
           <w:b w:val="0"/>
           <w:i w:val="0"/>
         </w:rPr>
-        <w:t>ملتسملا</w:t>
+        <w:t>المستلم</w:t>
       </w:r>
     </w:p>
     <w:p>
@@ -9963,11 +9963,11 @@
           <w:b w:val="0"/>
           <w:i w:val="0"/>
         </w:rPr>
-        <w:t>: ةيساحملا</w:t>
+        <w:t>المحاسية :</w:t>
         <w:br/>
         <w:t>نرجو التكرم بصرف مبلغ 20,000 ‎Jk‏ (عشرون ألف ‎(Sky‏ نقد تحت حساب</w:t>
         <w:br/>
-        <w:t>يلودلا ةيبطلا زكرملا ىفشتسم يف ينيز سابع دمحأ خيشلاب ةصاخلا ةيلزنملا ةياعرلا</w:t>
+        <w:t>الرعاية المنزلية الخاصة بالشيخ أحمد عباس زيني في مستشفى المركز الطبية الدولي</w:t>
       </w:r>
     </w:p>
     <w:p>
@@ -9995,7 +9995,7 @@
         </w:rPr>
         <w:t>[صفحة 4 - OCR]</w:t>
         <w:br/>
-        <w:t>يلودلا يبطلا زكرملا</w:t>
+        <w:t>المركز الطبي الدولي</w:t>
         <w:br/>
         <w:t>‎International Medical Center‏</w:t>
         <w:br/>
@@ -10287,7 +10287,7 @@
         </w:rPr>
         <w:t>[صفحة 5 - OCR]</w:t>
         <w:br/>
-        <w:t>يلوحلا يبطلا زكرملا</w:t>
+        <w:t>المركز الطبي الحولي</w:t>
       </w:r>
     </w:p>
     <w:p>
@@ -10365,9 +10365,9 @@
         <w:br/>
         <w:t>[صفحة 1 - OCR]</w:t>
         <w:br/>
-        <w:t>09:15:33 ص 2015/4/12 : خيراستلا ةدودحملا وكزوأ ةكرش</w:t>
-        <w:br/>
-        <w:t>: 1 ,ممرةمنص ‏؟١1١ 4 ‏Bap‎ 0744 بص</w:t>
+        <w:t>شركة أوزكو المحدودة التساريخ : 2015/4/12 ص 09:15:33</w:t>
+        <w:br/>
+        <w:t>صب 0744 ‎Bap‏ 4 ١1١؟‏ صنمةرمم, 1 :</w:t>
         <w:br/>
         <w:t>ال ‎ff‏ رقم , 2401009</w:t>
       </w:r>
@@ -10408,7 +10408,7 @@
           <w:b w:val="0"/>
           <w:i w:val="0"/>
         </w:rPr>
-        <w:t>‎ىلا‏ sah</w:t>
+        <w:t>sah ‏الى‎</w:t>
       </w:r>
     </w:p>
     <w:p>
@@ -10457,7 +10457,7 @@
         <w:br/>
         <w:t>‎Against this cheque 1 5000 . ehochange .‏</w:t>
         <w:br/>
-        <w:t>‏of ofder to-the Pay‎ روكيد تبملالب / ةداسلا رمأل كيشلا اذه بجومب اوعفدإ</w:t>
+        <w:t>إدفعوا بموجب هذا الشيك لأمر السادة / بلالمبت ديكور ‎Pay to-the ofder of‏</w:t>
         <w:br/>
         <w:t>ميل 0259 فقط ستون الف وتسعمائة ‎diy‏ لاغير 46 ‎The amount of‏</w:t>
       </w:r>
@@ -10500,7 +10500,7 @@
         </w:rPr>
         <w:t>OZCO COMPANY LTD</w:t>
         <w:br/>
-        <w:t>‎ةيقوتلا‏ Signature a JEDDAH</w:t>
+        <w:t>JEDDAH a Signature ‏التوقية‎</w:t>
         <w:br/>
         <w:t>‎8 ١</w:t>
       </w:r>
@@ -10562,20 +10562,20 @@
         <w:br/>
         <w:t>‏بإادست ديكور‎ ١</w:t>
         <w:br/>
-        <w:t>Hs ‎مق ها لايد‏ 2070 deco: Pladest</w:t>
-      </w:r>
-    </w:p>
-    <w:p>
-      <w:pPr>
-        <w:jc w:val="right"/>
-        <w:bidi/>
-      </w:pPr>
-      <w:r>
-        <w:rPr>
-          <w:b w:val="0"/>
-          <w:i w:val="0"/>
-        </w:rPr>
-        <w:t>مااض/ ب / ‏Q‎ خيباتلا 0 اما</w:t>
+        <w:t>Pladest deco: 2070 ‏ديال اه قم‎ Hs</w:t>
+      </w:r>
+    </w:p>
+    <w:p>
+      <w:pPr>
+        <w:jc w:val="right"/>
+        <w:bidi/>
+      </w:pPr>
+      <w:r>
+        <w:rPr>
+          <w:b w:val="0"/>
+          <w:i w:val="0"/>
+        </w:rPr>
+        <w:t>اما 0 التابيخ ‎Q‏ / ب /ضاام</w:t>
         <w:br/>
         <w:t>528 ل ‎TT‏ — &amp; ,~~</w:t>
         <w:br/>
@@ -10701,7 +10701,7 @@
         <w:br/>
         <w:t>الشيخ / أسامة زيني المحترم</w:t>
         <w:br/>
-        <w:t>.ةيحتلا دعي</w:t>
+        <w:t>يعد التحية.</w:t>
         <w:br/>
         <w:t>إشارة إلى الموضوع أعلاه وبناءً على طلبكم يسرنا تقديم عرض أسعارنا وفق التالي :</w:t>
       </w:r>
@@ -10783,7 +10783,7 @@
           <w:b w:val="0"/>
           <w:i w:val="0"/>
         </w:rPr>
-        <w:t>:طورشلا</w:t>
+        <w:t>الشروط:</w:t>
         <w:br/>
         <w:t>أ- 9670 مقدما.</w:t>
         <w:br/>
@@ -10815,20 +10815,20 @@
         </w:rPr>
         <w:t>نرجو أن ينال عرض أسعارنا هذا قبولكم</w:t>
         <w:br/>
-        <w:t>‏&lt;go‎ ةيحتلا رفاو اولبقتو</w:t>
-      </w:r>
-    </w:p>
-    <w:p>
-      <w:pPr>
-        <w:jc w:val="right"/>
-        <w:bidi/>
-      </w:pPr>
-      <w:r>
-        <w:rPr>
-          <w:b w:val="0"/>
-          <w:i w:val="0"/>
-        </w:rPr>
-        <w:t>ةيدوعسلا ةيبرعلا ةلكمملا ‏5١9415‎ ةدج ‏OVW‎ ديرب قودتص - 578 ‏os rca. VVEAV LV E BECK‎ - ططخملا ريوطتلا ةسسؤم</w:t>
+        <w:t>وتقبلوا وافر التحية ‎go&gt;‏</w:t>
+      </w:r>
+    </w:p>
+    <w:p>
+      <w:pPr>
+        <w:jc w:val="right"/>
+        <w:bidi/>
+      </w:pPr>
+      <w:r>
+        <w:rPr>
+          <w:b w:val="0"/>
+          <w:i w:val="0"/>
+        </w:rPr>
+        <w:t>مؤسسة التطوير المخطط - ‎BECK E LV VVEAV rca. os‏ 578 - صتدوق بريد ‎OVW‏ جدة ‎5١9415‏ الممكلة العربية السعودية</w:t>
         <w:br/>
         <w:t>هاتف: ‎FAMILY UY OVAL yu Sh - FATTY VY OLNA / FATVY VY SM‏</w:t>
         <w:br/>
@@ -11123,7 +11123,7 @@
           <w:b w:val="0"/>
           <w:i w:val="0"/>
         </w:rPr>
-        <w:t>. دلاولا لزنمل فوصلا داجس :عوضوملا</w:t>
+        <w:t>الموضوع: سجاد الصوف لمنزل الوالد .</w:t>
       </w:r>
     </w:p>
     <w:p>
@@ -11138,7 +11138,7 @@
         </w:rPr>
         <w:t>[صفحة 6 - OCR]</w:t>
         <w:br/>
-        <w:t>زعس ىلع قافتإلا مت نأ دعب دلاولا لزنمل فوصلا داجس راعسأ ضرع مكتداعسل قفرأ</w:t>
+        <w:t>أرفق لسعادتكم عرض أسعار سجاد الصوف لمنزل الوالد بعد أن تم الإتفاق على سعز</w:t>
       </w:r>
     </w:p>
     <w:p>
@@ -11190,48 +11190,48 @@
           <w:b w:val="0"/>
           <w:i w:val="0"/>
         </w:rPr>
-        <w:t>هبيكرتو داجسلا لمعب عارسإلل كلذو هللا ءاش نإ مداقلا دحألا موي كيشلا مهميلست متي</w:t>
-        <w:br/>
-        <w:t>.نكمملا ةعرسلاب</w:t>
-      </w:r>
-    </w:p>
-    <w:p>
-      <w:pPr>
-        <w:jc w:val="right"/>
-        <w:bidi/>
-      </w:pPr>
-      <w:r>
-        <w:rPr>
-          <w:b w:val="0"/>
-          <w:i w:val="0"/>
-        </w:rPr>
-        <w:t>ملعلا وجرن</w:t>
-      </w:r>
-    </w:p>
-    <w:p>
-      <w:pPr>
-        <w:jc w:val="right"/>
-        <w:bidi/>
-      </w:pPr>
-      <w:r>
-        <w:rPr>
-          <w:b w:val="0"/>
-          <w:i w:val="0"/>
-        </w:rPr>
-        <w:t>انتايحت صلاخ اولبقتو</w:t>
-      </w:r>
-    </w:p>
-    <w:p>
-      <w:pPr>
-        <w:jc w:val="right"/>
-        <w:bidi/>
-      </w:pPr>
-      <w:r>
-        <w:rPr>
-          <w:b w:val="0"/>
-          <w:i w:val="0"/>
-        </w:rPr>
-        <w:t>يروصلا فسوي</w:t>
+        <w:t>يتم تسليمهم الشيك يوم الأحد القادم إن شاء الله وذلك للإسراع بعمل السجاد وتركيبه</w:t>
+        <w:br/>
+        <w:t>بالسرعة الممكن.</w:t>
+      </w:r>
+    </w:p>
+    <w:p>
+      <w:pPr>
+        <w:jc w:val="right"/>
+        <w:bidi/>
+      </w:pPr>
+      <w:r>
+        <w:rPr>
+          <w:b w:val="0"/>
+          <w:i w:val="0"/>
+        </w:rPr>
+        <w:t>نرجو العلم</w:t>
+      </w:r>
+    </w:p>
+    <w:p>
+      <w:pPr>
+        <w:jc w:val="right"/>
+        <w:bidi/>
+      </w:pPr>
+      <w:r>
+        <w:rPr>
+          <w:b w:val="0"/>
+          <w:i w:val="0"/>
+        </w:rPr>
+        <w:t>وتقبلوا خالص تحياتنا</w:t>
+      </w:r>
+    </w:p>
+    <w:p>
+      <w:pPr>
+        <w:jc w:val="right"/>
+        <w:bidi/>
+      </w:pPr>
+      <w:r>
+        <w:rPr>
+          <w:b w:val="0"/>
+          <w:i w:val="0"/>
+        </w:rPr>
+        <w:t>يوسف الصوري</w:t>
       </w:r>
     </w:p>
     <w:p>
@@ -11304,7 +11304,7 @@
           <w:b w:val="0"/>
           <w:i w:val="0"/>
         </w:rPr>
-        <w:t>يروصلا فسوي‏</w:t>
+        <w:t>‏يوسف الصوري</w:t>
       </w:r>
     </w:p>
     <w:p>
@@ -11334,7 +11334,7 @@
           <w:b w:val="0"/>
           <w:i w:val="0"/>
         </w:rPr>
-        <w:t>كلذو ‏decor Pladest‎ روكيد تسدالب /ةداسلل ‏Abe 900,60 Sky‎ كيش لمعب مركتلا ‏ga‎</w:t>
+        <w:t>‎ga‏ التكرم بعمل شيك ‎Sky 60,900 Abe‏ للسادة/ بلادست ديكور ‎Pladest decor‏ وذلك</w:t>
         <w:br/>
         <w:t>دفعة مقدمة لتوريد وتركيب 70 متر مربع من سجاد الصوف النيوزلندي لون واحد سماكة 11</w:t>
         <w:br/>
@@ -11368,7 +11368,7 @@
         </w:rPr>
         <w:t>‏= سف | 3</w:t>
         <w:br/>
-        <w:t>يروصلا فسوي ‏ST‎</w:t>
+        <w:t>‎ST‏ يوسف الصوري</w:t>
       </w:r>
     </w:p>
     <w:p>
@@ -11411,7 +11411,7 @@
         </w:rPr>
         <w:t>الموضوع :عرض أسعار توريد وتركيب سجاد صوف 100 20</w:t>
         <w:br/>
-        <w:t>مرتحملا ‏we‎ ةماسأ / خيشلا</w:t>
+        <w:t>الشيخ / أسامة ‎we‏ المحترم</w:t>
         <w:br/>
         <w:t>بعد ‎Aged‏</w:t>
       </w:r>
@@ -11511,15 +11511,15 @@
         <w:br/>
         <w:t>خصم 5,150 -</w:t>
         <w:br/>
-        <w:t>000,9$ (يدوعسلا ‏(Susy‎ عومجملا</w:t>
+        <w:t>المجموع ‎Susy)‏ السعودي) $9,000</w:t>
         <w:br/>
         <w:t>***فقط تسعة ومانون ألف لف ريال لا ' غير ***</w:t>
         <w:br/>
         <w:t>‎a re ee — eee‏ 00</w:t>
         <w:br/>
-        <w:t>‏Leer‎ روحا قاع &lt; :طورشلا</w:t>
-        <w:br/>
-        <w:t>نهم - 7 : تاعفدلا 1-]‏</w:t>
+        <w:t>الشروط: &gt; عاق احور ‎Leer‏</w:t>
+        <w:br/>
+        <w:t>‏[1- الدفعات : 7 - مهن</w:t>
         <w:br/>
         <w:t>‎sly NN Bei IN «I‏ لوص ‎Stee‏</w:t>
         <w:br/>
@@ -11529,7 +11529,7 @@
         <w:br/>
         <w:t>نرجو أن ينال عرض أسعارنا هذا قبولكم ‎Zan‏</w:t>
         <w:br/>
-        <w:t>., ةيحتلا رفاو اولبقتو‏</w:t>
+        <w:t>‏وتقبلوا وافر التحية ,.</w:t>
         <w:br/>
         <w:t>‎(tam 0‏</w:t>
         <w:br/>
@@ -11539,7 +11539,7 @@
         <w:br/>
         <w:t>‏كر تسر</w:t>
         <w:br/>
-        <w:t>ةيدومسلا ‏pall Ay‎ ةلكمملا ‏5١1015‎ مدح ‏51١55‎ ديرب قودتص ‏OWA‎ .:حاثعل 1050131433 : انس - لمطخملا ‏aah‎ ةسسؤم</w:t>
+        <w:t>مؤسسة ‎aah‏ المخطمل - سنا : 1050131433 لعثاح.: ‎OWA‏ صتدوق بريد ‎51١55‏ حدم ‎5١1015‏ الممكلة ‎Ay pall‏ السمودية</w:t>
         <w:br/>
         <w:t>‎Sls eA Ve yuo? Vor Va SAN Lo bo‏ | لوت ‎4VlVY VIN‏</w:t>
       </w:r>
@@ -11573,7 +11573,7 @@
         <w:br/>
         <w:t>[صفحة 1 - OCR]</w:t>
         <w:br/>
-        <w:t>wants ia ‎ص 2015/4/16 : خيراستلا‏ 08:11:01</w:t>
+        <w:t>08:11:01 ‏التساريخ : 2015/4/16 ص‎ ia wants</w:t>
       </w:r>
     </w:p>
     <w:p>
@@ -11601,22 +11601,22 @@
           <w:b w:val="0"/>
           <w:i w:val="0"/>
         </w:rPr>
-        <w:t>: : ةيعرفلاةيمويلا 2015/4/16 : خسيراستلا</w:t>
-        <w:br/>
-        <w:t>دمحا/خيشلل ةيلزنملا ةيانعلا لباقم ىلودلا ىبطلا زكرملا ىف غلبملا عاديا ؛ديقلا</w:t>
-      </w:r>
-    </w:p>
-    <w:p>
-      <w:pPr>
-        <w:jc w:val="right"/>
-        <w:bidi/>
-      </w:pPr>
-      <w:r>
-        <w:rPr>
-          <w:b w:val="0"/>
-          <w:i w:val="0"/>
-        </w:rPr>
-        <w:t>باقم ىلودلا ىبطلا زكرملا ىف غلبملا عاديا</w:t>
+        <w:t>التساريسخ : 2015/4/16 اليوميةالفرعية : :</w:t>
+        <w:br/>
+        <w:t>القيد؛ ايداع المبلغ فى المركز الطبى الدولى مقابل العناية المنزلية للشيخ/احمد</w:t>
+      </w:r>
+    </w:p>
+    <w:p>
+      <w:pPr>
+        <w:jc w:val="right"/>
+        <w:bidi/>
+      </w:pPr>
+      <w:r>
+        <w:rPr>
+          <w:b w:val="0"/>
+          <w:i w:val="0"/>
+        </w:rPr>
+        <w:t>ايداع المبلغ فى المركز الطبى الدولى مقاب</w:t>
         <w:br/>
         <w:t>العناية المنزلية ل</w:t>
       </w:r>
@@ -11633,7 +11633,7 @@
         </w:rPr>
         <w:t>[صفحة 2 - OCR]</w:t>
         <w:br/>
-        <w:t>‎ةدودحملا وكزوأ ةكرش‏ LTD. CO. OZCO</w:t>
+        <w:t>OZCO CO. LTD. ‏شركة أوزكو المحدودة‎</w:t>
         <w:br/>
         <w:t>JEDDAH - 0200 BUILDING</w:t>
       </w:r>
@@ -11678,7 +11678,7 @@
           <w:b w:val="0"/>
           <w:i w:val="0"/>
         </w:rPr>
-        <w:t>‎قفاوملا‏ ,yy ayers</w:t>
+        <w:t>ayers yy, ‏الموافق‎</w:t>
       </w:r>
     </w:p>
     <w:p>
@@ -11719,7 +11719,7 @@
         </w:rPr>
         <w:t>Veceeeyes</w:t>
         <w:br/>
-        <w:t>‎يلودلا يبطلا زكرملا بودنم : مركملا ىلا فرصي‏</w:t>
+        <w:t>‏يصرف الى المكرم : مندوب المركز الطبي الدولي‎</w:t>
       </w:r>
     </w:p>
     <w:p>
@@ -11745,7 +11745,7 @@
           <w:b w:val="0"/>
           <w:i w:val="0"/>
         </w:rPr>
-        <w:t>قفرملا بسح ةيلزنملا ةيانعلا لباقم ينودلا يبطلا زكرملا يف غلبملا عاديا : نع ةرابع كلذو</w:t>
+        <w:t>وذلك عبارة عن : ايداع المبلغ في المركز الطبي الدوني مقابل العناية المنزلية حسب المرفق</w:t>
       </w:r>
     </w:p>
     <w:p>
@@ -11760,7 +11760,7 @@
         </w:rPr>
         <w:t>pa</w:t>
         <w:br/>
-        <w:t>‎#ملا اتت‏ pe</w:t>
+        <w:t>pe ‏تتا الم#‎</w:t>
       </w:r>
     </w:p>
     <w:p>
@@ -11788,7 +11788,7 @@
         </w:rPr>
         <w:t>[صفحة 3 - OCR]</w:t>
         <w:br/>
-        <w:t>يلوحلا يبطحلا زكرملا</w:t>
+        <w:t>المركز الحطبي الحولي</w:t>
       </w:r>
     </w:p>
     <w:p>
@@ -12339,7 +12339,7 @@
         </w:rPr>
         <w:t>نرجو التكرم بصرف مبلغ 60,000 ‎Shy‏ (ستون ألف ‎(Shy‏ نقداً تحت حساب</w:t>
         <w:br/>
-        <w:t>زكرملا ىفشتسم يف (تاضرمملا) ينيز سابع دمحأ خيشلاب ةصاخلا ةيلزنملا ةياعرلا</w:t>
+        <w:t>الرعاية المنزلية الخاصة بالشيخ أحمد عباس زيني (الممرضات) في مستشفى المركز</w:t>
         <w:br/>
         <w:t>الطبى الدولي بناء على طلب السيدة/ أم زياد وقيد المبلغ على حساب سعادته.</w:t>
       </w:r>
@@ -12356,7 +12356,7 @@
         </w:rPr>
         <w:t>وشكراً ‎ace‏</w:t>
         <w:br/>
-        <w:t>يروصلا فسوي‏</w:t>
+        <w:t>‏يوسف الصوري</w:t>
         <w:br/>
         <w:t>‎ea‏ ©</w:t>
       </w:r>
@@ -12388,7 +12388,7 @@
           <w:b w:val="0"/>
           <w:i w:val="0"/>
         </w:rPr>
-        <w:t>ةدودحملاوكزوأ ةكرش</w:t>
+        <w:t>شركة أوزكوالمحدودة</w:t>
         <w:br/>
         <w:t>.ب 0498455 جدة ‎١4‏</w:t>
         <w:br/>
@@ -12407,7 +12407,7 @@
           <w:b w:val="0"/>
           <w:i w:val="0"/>
         </w:rPr>
-        <w:t>: ةيعرفلاةيموبلا :00427</w:t>
+        <w:t>:00427 البوميةالفرعية :</w:t>
       </w:r>
     </w:p>
     <w:p>
@@ -12467,7 +12467,7 @@
           <w:b w:val="0"/>
           <w:i w:val="0"/>
         </w:rPr>
-        <w:t>يرقتلا ةياهن -</w:t>
+        <w:t>- نهاية التقري</w:t>
       </w:r>
     </w:p>
     <w:p>
@@ -12482,7 +12482,7 @@
         </w:rPr>
         <w:t>[صفحة 2 - OCR]</w:t>
         <w:br/>
-        <w:t>‎ةدودحملا وكزوأ ةكرش‏ LTD. CO. OZCO</w:t>
+        <w:t>OZCO CO. LTD. ‏شركة أوزكو المحدودة‎</w:t>
         <w:br/>
         <w:t>JEDDAH - 0200 BUILDING sgl ‏جدة - عمارة‎</w:t>
         <w:br/>
@@ -12525,9 +12525,9 @@
           <w:b w:val="0"/>
           <w:i w:val="0"/>
         </w:rPr>
-        <w:t>ها ‏155/٠9/08‎ + قفاوملا لاير</w:t>
-        <w:br/>
-        <w:t>ينيز دمحأ خيشلا : مركملا ىلا فرصي</w:t>
+        <w:t>ريال الموافق + ‎155/٠9/08‏ اه</w:t>
+        <w:br/>
+        <w:t>يصرف الى المكرم : الشيخ أحمد زيني</w:t>
       </w:r>
     </w:p>
     <w:p>
@@ -12585,7 +12585,7 @@
         </w:rPr>
         <w:t>[صفحة 3 - OCR]</w:t>
         <w:br/>
-        <w:t>ةدودحملا وكزوأ ةكرش</w:t>
+        <w:t>شركة أوزكو المحدودة</w:t>
         <w:br/>
         <w:t>خلا .... نيقباس نيفظومو براقالاو خويشلل ةيرهشلا تادعاسملاو تاصصخملا</w:t>
         <w:br/>
@@ -12615,22 +12615,22 @@
           <w:b w:val="0"/>
           <w:i w:val="0"/>
         </w:rPr>
-        <w:t>‏&lt;o‎ &gt; اه ماده مال</w:t>
-      </w:r>
-    </w:p>
-    <w:p>
-      <w:pPr>
-        <w:jc w:val="right"/>
-        <w:bidi/>
-      </w:pPr>
-      <w:r>
-        <w:rPr>
-          <w:b w:val="0"/>
-          <w:i w:val="0"/>
-        </w:rPr>
-        <w:t>ينيز فد ديمح ما راد - ميركلا نارقلا ظيفحتل ةيريخلا ةيعمجلا</w:t>
-        <w:br/>
-        <w:t>مومجلا ميركلا نارقلا ظيفحتل ةيريخلا ةيعمجلا</w:t>
+        <w:t>لام هدام ها &lt; ‎o&gt;‏</w:t>
+      </w:r>
+    </w:p>
+    <w:p>
+      <w:pPr>
+        <w:jc w:val="right"/>
+        <w:bidi/>
+      </w:pPr>
+      <w:r>
+        <w:rPr>
+          <w:b w:val="0"/>
+          <w:i w:val="0"/>
+        </w:rPr>
+        <w:t>الجمعية الخيرية لتحفيظ القران الكريم - دار ام حميد دف زيني</w:t>
+        <w:br/>
+        <w:t>الجمعية الخيرية لتحفيظ القران الكريم الجموم</w:t>
       </w:r>
     </w:p>
     <w:p>
@@ -12656,7 +12656,7 @@
           <w:b w:val="0"/>
           <w:i w:val="0"/>
         </w:rPr>
-        <w:t>يي &lt; &gt; ناو ماده مان</w:t>
+        <w:t>نام هدام وان &lt; &gt; يي</w:t>
       </w:r>
     </w:p>
     <w:p>
@@ -12712,7 +12712,7 @@
         <w:br/>
         <w:t>[صفحة 1 - OCR]</w:t>
         <w:br/>
-        <w:t>09:08:10 ص 2015/5/27 : خيراتلا ةدودحملا وكزوأ ةكرش</w:t>
+        <w:t>شركة أوزكو المحدودة التاريخ : 2015/5/27 ص 09:08:10</w:t>
         <w:br/>
         <w:t>صب 1"49ه ‎ban‏ 14 1١١1؟‏ ~= صفخةرقم:1</w:t>
       </w:r>
@@ -12766,7 +12766,7 @@
           <w:b w:val="0"/>
           <w:i w:val="0"/>
         </w:rPr>
-        <w:t>: لسلسملا : ةيعرفلاةيمويلا :2015/5/27 خيراتلا</w:t>
+        <w:t>التاريخ :2015/5/27 اليوميةالفرعية : المسلسل :</w:t>
         <w:br/>
         <w:t>شرح القيد: مصاريف منزل الشيخ/احمد زينى عن شهر مايوه ‎١ ١‏ 7</w:t>
       </w:r>
@@ -12802,7 +12802,7 @@
         <w:br/>
         <w:t>شهر مايو١١٠‏</w:t>
         <w:br/>
-        <w:t>| 700__,50 700,50 | : ىسلامجألا</w:t>
+        <w:t>الأجمالسى : | 50,700 50,700__ |</w:t>
         <w:br/>
         <w:t>‎sono sane a‏</w:t>
       </w:r>
@@ -12832,7 +12832,7 @@
         </w:rPr>
         <w:t>[صفحة 2 - OCR]</w:t>
         <w:br/>
-        <w:t>ةدودحملا وكزوأ ةكرش</w:t>
+        <w:t>شركة أوزكو المحدودة</w:t>
         <w:br/>
         <w:t>جدة - عمارة أوزكو</w:t>
       </w:r>
@@ -12873,7 +12873,7 @@
           <w:b w:val="0"/>
           <w:i w:val="0"/>
         </w:rPr>
-        <w:t>ينيز سابعدمحأ خيشلا : مركملا ىلا فرصي</w:t>
+        <w:t>يصرف الى المكرم : الشيخ أحمدعباس زيني</w:t>
         <w:br/>
         <w:t>مبلغ فقط وقدره : خمسون الف وسبعمانة ريال لاغير.</w:t>
         <w:br/>
@@ -12920,7 +12920,7 @@
         </w:rPr>
         <w:t>التاريخ ؛ 015/:0/97كم</w:t>
         <w:br/>
-        <w:t>ها ‏657/١8/05‎ : قفاوملا</w:t>
+        <w:t>الموافق : ‎657/١8/05‏ اه</w:t>
       </w:r>
     </w:p>
     <w:p>
@@ -12935,7 +12935,7 @@
         </w:rPr>
         <w:t>[صفحة 3 - OCR]</w:t>
         <w:br/>
-        <w:t>ةدردحملا وكزوأ ةكرشا</w:t>
+        <w:t>اشركة أوزكو المحدردة</w:t>
       </w:r>
     </w:p>
     <w:p>
@@ -13000,20 +13000,20 @@
           <w:b w:val="0"/>
           <w:i w:val="0"/>
         </w:rPr>
-        <w:t>ةضورلا ةرامع ‏fo‎</w:t>
-      </w:r>
-    </w:p>
-    <w:p>
-      <w:pPr>
-        <w:jc w:val="right"/>
-        <w:bidi/>
-      </w:pPr>
-      <w:r>
-        <w:rPr>
-          <w:b w:val="0"/>
-          <w:i w:val="0"/>
-        </w:rPr>
-        <w:t>هقوزرم مادم‏</w:t>
+        <w:t>‎fo‏ عمارة الروضة</w:t>
+      </w:r>
+    </w:p>
+    <w:p>
+      <w:pPr>
+        <w:jc w:val="right"/>
+        <w:bidi/>
+      </w:pPr>
+      <w:r>
+        <w:rPr>
+          <w:b w:val="0"/>
+          <w:i w:val="0"/>
+        </w:rPr>
+        <w:t>‏مدام مرزوقه</w:t>
       </w:r>
     </w:p>
     <w:p>
@@ -13039,7 +13039,7 @@
           <w:b w:val="0"/>
           <w:i w:val="0"/>
         </w:rPr>
-        <w:t>بلجخلا دمحم موحرملا ةلئاع‏</w:t>
+        <w:t>‏عائلة المرحوم محمد الخجلب</w:t>
         <w:br/>
         <w:t>السر احمد ادريس</w:t>
       </w:r>
@@ -13054,22 +13054,22 @@
           <w:b w:val="0"/>
           <w:i w:val="0"/>
         </w:rPr>
-        <w:t>يجنا نوراه موحرملا ة‏</w:t>
-      </w:r>
-    </w:p>
-    <w:p>
-      <w:pPr>
-        <w:jc w:val="right"/>
-        <w:bidi/>
-      </w:pPr>
-      <w:r>
-        <w:rPr>
-          <w:b w:val="0"/>
-          <w:i w:val="0"/>
-        </w:rPr>
-        <w:t>وجوج يلع موحرملا ة‏</w:t>
-        <w:br/>
-        <w:t>لضفاب ملاس دمحم موحرملا</w:t>
+        <w:t>‏ة المرحوم هارون انجي</w:t>
+      </w:r>
+    </w:p>
+    <w:p>
+      <w:pPr>
+        <w:jc w:val="right"/>
+        <w:bidi/>
+      </w:pPr>
+      <w:r>
+        <w:rPr>
+          <w:b w:val="0"/>
+          <w:i w:val="0"/>
+        </w:rPr>
+        <w:t>‏ة المرحوم علي جوجو</w:t>
+        <w:br/>
+        <w:t>المرحوم محمد سالم بافضل</w:t>
       </w:r>
     </w:p>
     <w:p>
@@ -13110,7 +13110,7 @@
         </w:rPr>
         <w:t>‏رحمة بنت عبدالرحمن حامد زيني</w:t>
         <w:br/>
-        <w:t>ينيز نسح ماهس / ةديسلا</w:t>
+        <w:t>السيدة / سهام حسن زيني</w:t>
       </w:r>
     </w:p>
     <w:p>
@@ -13177,9 +13177,9 @@
           <w:b w:val="0"/>
           <w:i w:val="0"/>
         </w:rPr>
-        <w:t>ينيز فد ديمح ما راد - ميركلا نارقلا ظيفحتل ةيريخلا ةيعمجلا‏</w:t>
-        <w:br/>
-        <w:t>مومجلا ميركلا نارقلا ظيفحتل ةيريخلا ةيعمجلا</w:t>
+        <w:t>‏الجمعية الخيرية لتحفيظ القران الكريم - دار ام حميد دف زيني</w:t>
+        <w:br/>
+        <w:t>الجمعية الخيرية لتحفيظ القران الكريم الجموم</w:t>
         <w:br/>
         <w:t>رحمة بنت محمد عثمان زيني</w:t>
       </w:r>
@@ -13194,7 +13194,7 @@
           <w:b w:val="0"/>
           <w:i w:val="0"/>
         </w:rPr>
-        <w:t>يشيبحلا نيطف موحرملا مرحأ‏</w:t>
+        <w:t>‏أحرم المرحوم فطين الحبيشي</w:t>
       </w:r>
     </w:p>
     <w:p>
@@ -13220,7 +13220,7 @@
           <w:b w:val="0"/>
           <w:i w:val="0"/>
         </w:rPr>
-        <w:t>بجر نسح قزر دماح موحرملا ةلئاع‏</w:t>
+        <w:t>‏عائلة المرحوم حامد رزق حسن رجب</w:t>
         <w:br/>
         <w:t>انور باحبيشان</w:t>
       </w:r>
@@ -13263,37 +13263,37 @@
           <w:b w:val="0"/>
           <w:i w:val="0"/>
         </w:rPr>
-        <w:t>يسيبليلا ‏eed‎ موحرملا ةلئاع‏</w:t>
-      </w:r>
-    </w:p>
-    <w:p>
-      <w:pPr>
-        <w:jc w:val="right"/>
-        <w:bidi/>
-      </w:pPr>
-      <w:r>
-        <w:rPr>
-          <w:b w:val="0"/>
-          <w:i w:val="0"/>
-        </w:rPr>
-        <w:t>وجنك ركب وبا موحرملا ‏As‎</w:t>
-      </w:r>
-    </w:p>
-    <w:p>
-      <w:pPr>
-        <w:jc w:val="right"/>
-        <w:bidi/>
-      </w:pPr>
-      <w:r>
-        <w:rPr>
-          <w:b w:val="0"/>
-          <w:i w:val="0"/>
-        </w:rPr>
-        <w:t>‏yoy‎ يزارحلا ردنب / ديسلا‏</w:t>
-        <w:br/>
-        <w:t>‏Fores‎ نيدلا ريخ رباج فرشا / ديسلا‏</w:t>
-        <w:br/>
-        <w:t>000 يدهنلا ردب دمحم / ديسلا‏</w:t>
+        <w:t>‏عائلة المرحوم ‎eed‏ اليلبيسي</w:t>
+      </w:r>
+    </w:p>
+    <w:p>
+      <w:pPr>
+        <w:jc w:val="right"/>
+        <w:bidi/>
+      </w:pPr>
+      <w:r>
+        <w:rPr>
+          <w:b w:val="0"/>
+          <w:i w:val="0"/>
+        </w:rPr>
+        <w:t>‎As‏ المرحوم ابو بكر كنجو</w:t>
+      </w:r>
+    </w:p>
+    <w:p>
+      <w:pPr>
+        <w:jc w:val="right"/>
+        <w:bidi/>
+      </w:pPr>
+      <w:r>
+        <w:rPr>
+          <w:b w:val="0"/>
+          <w:i w:val="0"/>
+        </w:rPr>
+        <w:t>‏السيد / بندر الحرازي ‎yoy‏</w:t>
+        <w:br/>
+        <w:t>‏السيد / اشرف جابر خير الدين ‎Fores‏</w:t>
+        <w:br/>
+        <w:t>‏السيد / محمد بدر النهدي 000</w:t>
         <w:br/>
         <w:t>السيد / علي عبدالله جمعة د</w:t>
       </w:r>
@@ -13334,7 +13334,7 @@
           <w:b w:val="0"/>
           <w:i w:val="0"/>
         </w:rPr>
-        <w:t>هقوزرم دافحال ةعماجلا فيراصم فيلاكت موسرا‏</w:t>
+        <w:t>‏ارسوم تكاليف مصاريف الجامعة لاحفاد مرزوقه</w:t>
       </w:r>
     </w:p>
     <w:p>
@@ -13377,7 +13377,7 @@
         <w:br/>
         <w:t>[صفحة 1 - OCR]</w:t>
         <w:br/>
-        <w:t>12:00:13 م 2015/6/8 : خيراتلا ةدودحملا وكزوأ ةكرش</w:t>
+        <w:t>شركة أوزكو المحدودة التاريخ : 2015/6/8 م 12:00:13</w:t>
         <w:br/>
         <w:t>ص,ب 047544 جدة ‎OVE‏ صحة رقم : 1</w:t>
       </w:r>
@@ -13392,9 +13392,9 @@
           <w:b w:val="0"/>
           <w:i w:val="0"/>
         </w:rPr>
-        <w:t>:ةيعرفلاةيمويلا :2015/6/8 خيراتلا</w:t>
-        <w:br/>
-        <w:t>‏47١&lt;لاوش/ناضمر/نابعش رهشالا نع تاضرمملا ةرايزو ةرجا دادس :ديقلا رش</w:t>
+        <w:t>التاريخ :2015/6/8 اليوميةالفرعية:</w:t>
+        <w:br/>
+        <w:t>شر القيد: سداد اجرة وزيارة الممرضات عن الاشهر شعبان/رمضان/شوال&gt;47١‏</w:t>
       </w:r>
     </w:p>
     <w:p>
@@ -13422,11 +13422,11 @@
         </w:rPr>
         <w:t>10095160 .الشيخ أحمد عباس زيني سداد اجرة وزيارة الممرضات عن الاشهر 175,220</w:t>
         <w:br/>
-        <w:t>يشب ‏575١لاوش/ناضمر/نابعشا</w:t>
-        <w:br/>
-        <w:t>220,175 رهشالا نع تاضرمملا ةرايزو ةرجا دادس يراجلا باسحلا ‏ ابماس 10031100</w:t>
-        <w:br/>
-        <w:t>يشب ‏١‎ 477لاوش/ناضمر/نابعش</w:t>
+        <w:t>اشعبان/رمضان/شوال575١‏ بشي</w:t>
+        <w:br/>
+        <w:t>10031100 سامبا ‏ الحساب الجاري سداد اجرة وزيارة الممرضات عن الاشهر 175,220</w:t>
+        <w:br/>
+        <w:t>شعبان/رمضان/شوال477 ‎١‏ بشي</w:t>
         <w:br/>
         <w:t>175,220 | 175,220 175,220[ 175</w:t>
       </w:r>
@@ -13469,7 +13469,7 @@
         </w:rPr>
         <w:t>[صفحة 2 - OCR]</w:t>
         <w:br/>
-        <w:t>لود 00002323 ‏,ma‎ 00 د ‏samba‎ 06 ابماس ‏a aYevofofy4 vate:‎</w:t>
+        <w:t>‎vate: aYevofofy4 a‏ سامبا 06 ‎samba‏ د 00 ‎ma,‏ 00002323 دول</w:t>
       </w:r>
     </w:p>
     <w:p>
@@ -13501,7 +13501,7 @@
         <w:br/>
         <w:t>‎Against this cheque 5 aoe 5‏</w:t>
         <w:br/>
-        <w:t>‏ow. of order the to Pay‎ ; يلودلا يبطلا زكرملا رمأل كيشلا اذه بجومب اوع</w:t>
+        <w:t>عوا بموجب هذا الشيك لأمر المركز الطبي الدولي ; ‎Pay to the order of ow.‏</w:t>
       </w:r>
     </w:p>
     <w:p>
@@ -13583,7 +13583,7 @@
           <w:b w:val="0"/>
           <w:i w:val="0"/>
         </w:rPr>
-        <w:t>tet me meme eer eee ‎ماج ممم,‏ inte anc hae a OM‎</w:t>
+        <w:t>‎OM a hae anc inte ‏,ممم جام‎ eee eer meme me tet</w:t>
       </w:r>
     </w:p>
     <w:p>
@@ -13609,7 +13609,7 @@
           <w:b w:val="0"/>
           <w:i w:val="0"/>
         </w:rPr>
-        <w:t>ب ‏Ny‎ لشلا ‏om‎ م‏</w:t>
+        <w:t>‏م ‎om‏ الشل ‎Ny‏ ب</w:t>
         <w:br/>
         <w:t>‎as as oo VOL e\ Ere‏</w:t>
         <w:br/>
@@ -13641,7 +13641,7 @@
           <w:b w:val="0"/>
           <w:i w:val="0"/>
         </w:rPr>
-        <w:t>Oye ‎روما سن‏ | ١‎</w:t>
+        <w:t>‎١ | ‏نس امور‎ Oye</w:t>
       </w:r>
     </w:p>
     <w:p>
@@ -13671,7 +13671,7 @@
         <w:br/>
         <w:t>[صفحة 1 - OCR]</w:t>
         <w:br/>
-        <w:t>01:33:46 م 2015/6/24 : خيراتلا ةدودحملا وكزوأ ةكرش</w:t>
+        <w:t>شركة أوزكو المحدودة التاريخ : 2015/6/24 م 01:33:46</w:t>
         <w:br/>
         <w:t>ص.ب 519*594 ‎baa‏ 4 ١51١؟‏ صفحة رقم : 1</w:t>
       </w:r>
@@ -13686,7 +13686,7 @@
           <w:b w:val="0"/>
           <w:i w:val="0"/>
         </w:rPr>
-        <w:t>:0 ةيعرفلاةيمويلا :2015/6/24 خيراتلا</w:t>
+        <w:t>التاريخ :2015/6/24 اليوميةالفرعية :0</w:t>
         <w:br/>
         <w:t>شرح القيد: : الدفعة الاخيرة من قيمة سجاد نيو زلندى لفيلا ش ‎٠‏ احمد زينى كالمرفق</w:t>
       </w:r>
@@ -13718,7 +13718,7 @@
         <w:br/>
         <w:t>لفيلا ش١٠‏ احمد زينى كالمر</w:t>
         <w:br/>
-        <w:t>100,26 ىدنلزوين داجس ةميق نم ةريخالا ةعفدلا يراجلا باسحلا ‏ ايماس 10031100</w:t>
+        <w:t>10031100 ساميا ‏ الحساب الجاري الدفعة الاخيرة من قيمة سجاد نيوزلندى 26,100</w:t>
         <w:br/>
         <w:t>لفيلا ش١٠‏ احمد زينى ‎JAS‏</w:t>
         <w:br/>
@@ -13765,20 +13765,20 @@
           <w:b w:val="0"/>
           <w:i w:val="0"/>
         </w:rPr>
-        <w:t>au pVehofyyy Date: ‎ابماس‏ ® samba (m4 00002339 Nos</w:t>
-      </w:r>
-    </w:p>
-    <w:p>
-      <w:pPr>
-        <w:jc w:val="right"/>
-        <w:bidi/>
-      </w:pPr>
-      <w:r>
-        <w:rPr>
-          <w:b w:val="0"/>
-          <w:i w:val="0"/>
-        </w:rPr>
-        <w:t>‎ابماس ةعومجم‏ المانية  Group Financlal Samba</w:t>
+        <w:t>Nos 00002339 m4) samba ® ‏سامبا‎ Date: pVehofyyy au</w:t>
+      </w:r>
+    </w:p>
+    <w:p>
+      <w:pPr>
+        <w:jc w:val="right"/>
+        <w:bidi/>
+      </w:pPr>
+      <w:r>
+        <w:rPr>
+          <w:b w:val="0"/>
+          <w:i w:val="0"/>
+        </w:rPr>
+        <w:t>Samba Financlal Group  ةيناملا ‏مجموعة سامبا‎</w:t>
       </w:r>
     </w:p>
     <w:p>
@@ -13851,7 +13851,7 @@
         <w:br/>
         <w:t>JEDDAH"</w:t>
         <w:br/>
-        <w:t>‎عيقوتلا‏ Signature ‎طخلا اذه تحت بتكتالا‏ Line ths lowéD we net Do</w:t>
+        <w:t>Do net we Délow ths Line ‏الاتكتب تحت هذا الخط‎ Signature ‏التوقيع‎</w:t>
         <w:br/>
         <w:t>‎wWwQO000 233905 200,008 genes wrasse o&gt; A</w:t>
         <w:br/>
@@ -13900,20 +13900,20 @@
           <w:b w:val="0"/>
           <w:i w:val="0"/>
         </w:rPr>
-        <w:t>: ةبساحملا</w:t>
-      </w:r>
-    </w:p>
-    <w:p>
-      <w:pPr>
-        <w:jc w:val="right"/>
-        <w:bidi/>
-      </w:pPr>
-      <w:r>
-        <w:rPr>
-          <w:b w:val="0"/>
-          <w:i w:val="0"/>
-        </w:rPr>
-        <w:t>‏decor Pladest alls‎ روكيد تسدالب /ةداسلل لاير 100,26 غلبمب كيش لمعب مركتلا وجرن</w:t>
+        <w:t>المحاسبة :</w:t>
+      </w:r>
+    </w:p>
+    <w:p>
+      <w:pPr>
+        <w:jc w:val="right"/>
+        <w:bidi/>
+      </w:pPr>
+      <w:r>
+        <w:rPr>
+          <w:b w:val="0"/>
+          <w:i w:val="0"/>
+        </w:rPr>
+        <w:t>نرجو التكرم بعمل شيك بمبلغ 26,100 ريال للسادة/ بلادست ديكور ‎alls Pladest decor‏</w:t>
         <w:br/>
         <w:t>نسبة 9630 من قيمة 70 متر مربع سجاد نيوزلندي لون واحد سماكة 11 ملم مع لباد إنجليزي وهي</w:t>
         <w:br/>
@@ -13945,7 +13945,7 @@
           <w:b w:val="0"/>
           <w:i w:val="0"/>
         </w:rPr>
-        <w:t>6 يروصلا فسوي رك</w:t>
+        <w:t>كر يوسف الصوري 6</w:t>
       </w:r>
     </w:p>
     <w:p>
@@ -13960,7 +13960,7 @@
         </w:rPr>
         <w:t>2“ سد</w:t>
         <w:br/>
-        <w:t>ةقفاوملاب ديمعت</w:t>
+        <w:t>تعميد بالموافقة</w:t>
       </w:r>
     </w:p>
     <w:p>
@@ -13975,7 +13975,7 @@
         </w:rPr>
         <w:t>[صفحة 4 - OCR]</w:t>
         <w:br/>
-        <w:t>ها 1436/06/13 :غيراتلا</w:t>
+        <w:t>التاريغ: 1436/06/13 اه</w:t>
         <w:br/>
         <w:t>2 م</w:t>
       </w:r>
@@ -14003,20 +14003,20 @@
           <w:b w:val="0"/>
           <w:i w:val="0"/>
         </w:rPr>
-        <w:t>: هبساحملا</w:t>
-      </w:r>
-    </w:p>
-    <w:p>
-      <w:pPr>
-        <w:jc w:val="right"/>
-        <w:bidi/>
-      </w:pPr>
-      <w:r>
-        <w:rPr>
-          <w:b w:val="0"/>
-          <w:i w:val="0"/>
-        </w:rPr>
-        <w:t>كلذو ‏decor Pladest‎ روكيد تسدالب /ةداسلل ‏Shy‎ 900,60 غلبمب كيش لمعب مركتلا وجرن</w:t>
+        <w:t>المحاسبه :</w:t>
+      </w:r>
+    </w:p>
+    <w:p>
+      <w:pPr>
+        <w:jc w:val="right"/>
+        <w:bidi/>
+      </w:pPr>
+      <w:r>
+        <w:rPr>
+          <w:b w:val="0"/>
+          <w:i w:val="0"/>
+        </w:rPr>
+        <w:t>نرجو التكرم بعمل شيك بمبلغ 60,900 ‎Shy‏ للسادة/ بلادست ديكور ‎Pladest decor‏ وذلك</w:t>
         <w:br/>
         <w:t>دفعة مقدمة لتوريد وتركيب 70 ‎ye‏ مربع من سجاد الصوف النيوزلندي لون واحد سماكة 11</w:t>
         <w:br/>
@@ -14048,7 +14048,7 @@
           <w:b w:val="0"/>
           <w:i w:val="0"/>
         </w:rPr>
-        <w:t>يروصلا فسوي ‏a afoph fe. Nee 34 c‎ مكءا2]) مضطرل ‏١‎</w:t>
+        <w:t>‎١‏ لرطضم ([2اءكم ‎c 34 Nee fe. afoph a‏ يوسف الصوري</w:t>
         <w:br/>
         <w:t>حل ‎OL, i‏</w:t>
       </w:r>
@@ -14065,7 +14065,7 @@
         </w:rPr>
         <w:t>[صفحة 5 - OCR]</w:t>
         <w:br/>
-        <w:t>‏Ref.‎ يي للا</w:t>
+        <w:t>الل يي ‎Ref.‏</w:t>
       </w:r>
     </w:p>
     <w:p>
@@ -14145,7 +14145,7 @@
         </w:rPr>
         <w:t>الشيخ ', أسامة زيني ‎small‏ م</w:t>
         <w:br/>
-        <w:t>.ةهحتلا دعب</w:t>
+        <w:t>بعد التحهة.</w:t>
         <w:br/>
         <w:t>إشمارة إلى الموصوع أعلاه وبناة على طلبكم يسرنا تقديم عرض أسعارنا وفق التالي :</w:t>
         <w:br/>
@@ -14204,9 +14204,9 @@
         <w:br/>
         <w:t>أ 407000 ‎AN - Ante‏</w:t>
         <w:br/>
-        <w:t>‏Ne. CA‎ ع ميلسلا دع كوول ب</w:t>
-        <w:br/>
-        <w:t>ةققدلا خيرات نم عوبسأ 12 11- : ميلستلا ةدم 2-</w:t>
+        <w:t>ب لووك عد السليم ع ‎CA Ne.‏</w:t>
+        <w:br/>
+        <w:t>2- مدة التسليم : 11- 12 أسبوع من تاريخ الدققة</w:t>
       </w:r>
     </w:p>
     <w:p>
@@ -14221,20 +14221,20 @@
         </w:rPr>
         <w:t>ترجو أن ينال عرض أسعاريا هذا قبولكم</w:t>
         <w:br/>
-        <w:t>... ةيحتلا رفاو اولبقتو</w:t>
-      </w:r>
-    </w:p>
-    <w:p>
-      <w:pPr>
-        <w:jc w:val="right"/>
-        <w:bidi/>
-      </w:pPr>
-      <w:r>
-        <w:rPr>
-          <w:b w:val="0"/>
-          <w:i w:val="0"/>
-        </w:rPr>
-        <w:t>ةيدومسلا ةبيرملا ‏١1١1615 ARAL‎ هذه 61057 هرم ودعا كاكا ل ‏PORTER ee‎ ىلا كملمعلا ‏be a !pleat‎</w:t>
+        <w:t>وتقبلوا وافر التحية ...</w:t>
+      </w:r>
+    </w:p>
+    <w:p>
+      <w:pPr>
+        <w:jc w:val="right"/>
+        <w:bidi/>
+      </w:pPr>
+      <w:r>
+        <w:rPr>
+          <w:b w:val="0"/>
+          <w:i w:val="0"/>
+        </w:rPr>
+        <w:t>‎pleat! a be‏ العملمك الى ‎ee PORTER‏ ل اكاك اعدو مره 61057 هذه ‎ARAL ١1١1615‏ المريبة السمودية</w:t>
         <w:br/>
         <w:t>‎AVT Vere: vee She eAVTT The SR SS AA fe‏</w:t>
         <w:br/>
@@ -14296,7 +14296,7 @@
         <w:br/>
         <w:t>[صفحة 1 - OCR]</w:t>
         <w:br/>
-        <w:t>12:46:34 م 2015/7/1 : خيراتلا ةدودحملا وك زوأ ةكرش</w:t>
+        <w:t>شركة أوز كو المحدودة التاريخ : 2015/7/1 م 12:46:34</w:t>
         <w:br/>
         <w:t>ص.ب 4"95ه ‎VVOVE bap‏ صفحة رقم : [</w:t>
         <w:br/>
@@ -14313,7 +14313,7 @@
           <w:b w:val="0"/>
           <w:i w:val="0"/>
         </w:rPr>
-        <w:t>:ةيعرفلاةيمويلا :2015/7/1 خيراتلا</w:t>
+        <w:t>التاريخ :2015/7/1 اليوميةالفرعية:</w:t>
       </w:r>
     </w:p>
     <w:p>
@@ -14369,9 +14369,9 @@
           <w:b w:val="0"/>
           <w:i w:val="0"/>
         </w:rPr>
-        <w:t>3 دل 39 دل : ىلامجألا</w:t>
-        <w:br/>
-        <w:t>علا يمول ىلا</w:t>
+        <w:t>الأجمالى : لد 39 لد 3</w:t>
+        <w:br/>
+        <w:t>الى لومي الع</w:t>
       </w:r>
     </w:p>
     <w:p>
@@ -14386,7 +14386,7 @@
         </w:rPr>
         <w:t>[صفحة 2 - OCR]</w:t>
         <w:br/>
-        <w:t>‎ةدودحملا وكزوأ ةكرش‏ LTD. CO. OZCO</w:t>
+        <w:t>OZCO CO. LTD. ‏شركة أوزكو المحدودة‎</w:t>
         <w:br/>
         <w:t>JEDDAH - OZCO BUILDING ‏جدة - عمارة أوزكو‎</w:t>
       </w:r>
@@ -14429,7 +14429,7 @@
           <w:b w:val="0"/>
           <w:i w:val="0"/>
         </w:rPr>
-        <w:t>نيروكذم : مركملا ىلا فرصي</w:t>
+        <w:t>يصرف الى المكرم : مذكورين</w:t>
         <w:br/>
         <w:t>مبلغ فقط وقدره :ستة عشرة الف وخمسمائة وثمانية وسبعون ريال لاغير.</w:t>
         <w:br/>
@@ -14459,9 +14459,9 @@
           <w:b w:val="0"/>
           <w:i w:val="0"/>
         </w:rPr>
-        <w:t>نصلا ن ملتسملا</w:t>
-        <w:br/>
-        <w:t>هب وييسر تما" ‏١‎</w:t>
+        <w:t>المستلم ن الصن</w:t>
+        <w:br/>
+        <w:t>‎١‏ "امت رسييو به</w:t>
       </w:r>
     </w:p>
     <w:p>

--- a/zaini_case_audit_output/outputs/word/documents/118_المسحوبات 1436 (zip).docx
+++ b/zaini_case_audit_output/outputs/word/documents/118_المسحوبات 1436 (zip).docx
@@ -266,7 +266,7 @@
           <w:b w:val="0"/>
           <w:i w:val="0"/>
         </w:rPr>
-        <w:t>خلا .... نيقباس نيفظومو براقالاو خويشلل ةيرهشلا تادعاسملاو تاصصخملا</w:t>
+        <w:t>المخصصات والمساعدات الشهرية للشيوخ والاقارب وموظفين سابقين .... الخ</w:t>
       </w:r>
     </w:p>
     <w:p>
@@ -1357,7 +1357,7 @@
         <w:br/>
         <w:t>Code Description Discount Patient Total</w:t>
         <w:br/>
-        <w:t>‎زمرلا فصولا ء يىلامحإإلا‏</w:t>
+        <w:t>‏الإإحمالىي ء الوصف الرمز‎</w:t>
         <w:br/>
         <w:t>PHO: 31 | Ascorbic Acid (Vitamin © 1 g Effervescent Tablet 9.45 3.00 28.35 00 28.35</w:t>
         <w:br/>
@@ -2824,7 +2824,7 @@
           <w:b w:val="0"/>
           <w:i w:val="0"/>
         </w:rPr>
-        <w:t>«اأمكيءءأ|</w:t>
+        <w:t>|أءءيكمأا»</w:t>
       </w:r>
     </w:p>
     <w:p>
@@ -3693,7 +3693,7 @@
         <w:br/>
         <w:t>شركة ‎Si‏ المحدودة</w:t>
         <w:br/>
-        <w:t>خلا .... نيقباس نيفظومو براقالاو خويشلل ةيرهشلا تادعاسملاو تاصصخملا</w:t>
+        <w:t>المخصصات والمساعدات الشهرية للشيوخ والاقارب وموظفين سابقين .... الخ</w:t>
       </w:r>
     </w:p>
     <w:p>
@@ -3998,7 +3998,7 @@
           <w:b w:val="0"/>
           <w:i w:val="0"/>
         </w:rPr>
-        <w:t>10095160 رواتب شهر فبراير 75١٠م‏ للعاملين بالفيلا حسب المرقق</w:t>
+        <w:t>ققرملا بسح اليفلاب نيلماعلل ‏م75١٠ رياربف رهش بتاور 10095160</w:t>
       </w:r>
     </w:p>
     <w:p>
@@ -6126,7 +6126,7 @@
         </w:rPr>
         <w:t>‎١‏ يلتزم الطرف الثاني بالسماح للطرف الأول أو من ينوب عنه بالدخول إلى العين المؤجرة في</w:t>
         <w:br/>
-        <w:t>أوقات الدوام الرسمي للمعاينة والفحص عن أي خالل لإجراء أي إصلاحات لازمة أو تعديلات</w:t>
+        <w:t>تاليدعت وأ ةمزال تاحالصإ يأ ءارجإل للاخ يأ نع صحفلاو ةنياعملل يمسرلا ماودلا تاقوأ</w:t>
         <w:br/>
         <w:t>أو إضافات تتطلبها إجراءآت الأمن والسلامة أو الصيانة أو ما قد يراه الطرف الأول</w:t>
         <w:br/>
@@ -7485,7 +7485,7 @@
         <w:br/>
         <w:t>() Other Purpe SARI-W-20131222-14 3</w:t>
         <w:br/>
-        <w:t>‏نت‎ Personal Remitta ١ ‏د جرت لست‎ gu ‏تكائيف مناولة د:  تحاويل شخصية من‎ 3</w:t>
+        <w:t>3 ‎نم ةيصخش ليواحت  :د ةلوانم فيئاكت‏ gu ‎تسل ترج د‏ ١ Remitta Personal ‎تن‏</w:t>
         <w:br/>
         <w:t>)( Saudi ‏سعودى‎ ) ( Handing Charges</w:t>
         <w:br/>
@@ -10436,7 +10436,7 @@
           <w:b w:val="0"/>
           <w:i w:val="0"/>
         </w:rPr>
-        <w:t>Samba Financlal Group  ةيلاملا ‏مجموعة سامبا‎</w:t>
+        <w:t>‎ابماس ةعومجم‏ المالية  Group Financlal Samba</w:t>
       </w:r>
     </w:p>
     <w:p>
@@ -12587,7 +12587,7 @@
         <w:br/>
         <w:t>شركة أوزكو المحدودة</w:t>
         <w:br/>
-        <w:t>خلا .... نيقباس نيفظومو براقالاو خويشلل ةيرهشلا تادعاسملاو تاصصخملا</w:t>
+        <w:t>المخصصات والمساعدات الشهرية للشيوخ والاقارب وموظفين سابقين .... الخ</w:t>
         <w:br/>
         <w:t>مساعدات عن شهر ابريل ‎7١1١8‏</w:t>
       </w:r>
@@ -12948,7 +12948,7 @@
           <w:b w:val="0"/>
           <w:i w:val="0"/>
         </w:rPr>
-        <w:t>خلا .... نيقباس نيفظومو براقالاو خويشلل ةيرهشلا تادعاسملاو تاصصخملا</w:t>
+        <w:t>المخصصات والمساعدات الشهرية للشيوخ والاقارب وموظفين سابقين .... الخ</w:t>
       </w:r>
     </w:p>
     <w:p>
@@ -13482,7 +13482,7 @@
           <w:b w:val="0"/>
           <w:i w:val="0"/>
         </w:rPr>
-        <w:t>‎Samba Financial Group  ةيلاملا ‏مجموعة سامبا‎ Prace of toguet</w:t>
+        <w:t>toguet of Prace ‎ابماس ةعومجم‏ المالية  Group Financial Samba‎</w:t>
       </w:r>
     </w:p>
     <w:p>
@@ -14035,7 +14035,7 @@
           <w:b w:val="0"/>
           <w:i w:val="0"/>
         </w:rPr>
-        <w:t>i VAS ie LJ ‏الرمعة‎</w:t>
+        <w:t>‎ةعمرلا‏ LJ ie VAS i</w:t>
       </w:r>
     </w:p>
     <w:p>
